--- a/MF0964_3 Desarrollo de elementos software para gestión de/JAVA/JAVADOC Y JUNIT/Ejercicio junit.docx
+++ b/MF0964_3 Desarrollo de elementos software para gestión de/JAVA/JAVADOC Y JUNIT/Ejercicio junit.docx
@@ -1569,8 +1569,19 @@
           <w:szCs w:val="22"/>
           <w:lang w:val="en-GB"/>
         </w:rPr>
-        <w:t>(2, 3));</w:t>
-      </w:r>
+        <w:t>(2, 3)</w:t>
+      </w:r>
+      <w:proofErr w:type="gramStart"/>
+      <w:r>
+        <w:rPr>
+          <w:rFonts w:ascii="Consolas" w:eastAsia="Verdana" w:hAnsi="Consolas" w:cs="Verdana"/>
+          <w:sz w:val="22"/>
+          <w:szCs w:val="22"/>
+          <w:lang w:val="en-GB"/>
+        </w:rPr>
+        <w:t>);</w:t>
+      </w:r>
+      <w:proofErr w:type="gramEnd"/>
     </w:p>
     <w:p>
       <w:pPr>
@@ -2159,6 +2170,739 @@
           <w:szCs w:val="22"/>
           <w:lang w:val="en-GB"/>
         </w:rPr>
+        <w:t xml:space="preserve"> = {"Alberto", "Eva", "Cristina"</w:t>
+      </w:r>
+      <w:proofErr w:type="gramStart"/>
+      <w:r>
+        <w:rPr>
+          <w:rFonts w:ascii="Consolas" w:eastAsia="Verdana" w:hAnsi="Consolas" w:cs="Verdana"/>
+          <w:sz w:val="22"/>
+          <w:szCs w:val="22"/>
+          <w:lang w:val="en-GB"/>
+        </w:rPr>
+        <w:t>};</w:t>
+      </w:r>
+      <w:proofErr w:type="gramEnd"/>
+    </w:p>
+    <w:p>
+      <w:pPr>
+        <w:shd w:val="clear" w:color="auto" w:fill="E2EFD9" w:themeFill="accent6" w:themeFillTint="33"/>
+        <w:spacing w:after="0"/>
+        <w:rPr>
+          <w:rFonts w:ascii="Consolas" w:eastAsia="Verdana" w:hAnsi="Consolas" w:cs="Verdana"/>
+          <w:sz w:val="22"/>
+          <w:szCs w:val="22"/>
+          <w:lang w:val="en-GB"/>
+        </w:rPr>
+      </w:pPr>
+    </w:p>
+    <w:p>
+      <w:pPr>
+        <w:shd w:val="clear" w:color="auto" w:fill="E2EFD9" w:themeFill="accent6" w:themeFillTint="33"/>
+        <w:spacing w:after="0"/>
+        <w:rPr>
+          <w:rFonts w:ascii="Consolas" w:eastAsia="Verdana" w:hAnsi="Consolas" w:cs="Verdana"/>
+          <w:sz w:val="22"/>
+          <w:szCs w:val="22"/>
+          <w:lang w:val="en-GB"/>
+        </w:rPr>
+      </w:pPr>
+      <w:r>
+        <w:rPr>
+          <w:rFonts w:ascii="Consolas" w:eastAsia="Verdana" w:hAnsi="Consolas" w:cs="Verdana"/>
+          <w:sz w:val="22"/>
+          <w:szCs w:val="22"/>
+          <w:lang w:val="en-GB"/>
+        </w:rPr>
+        <w:t xml:space="preserve">    public </w:t>
+      </w:r>
+      <w:proofErr w:type="gramStart"/>
+      <w:r>
+        <w:rPr>
+          <w:rFonts w:ascii="Consolas" w:eastAsia="Verdana" w:hAnsi="Consolas" w:cs="Verdana"/>
+          <w:sz w:val="22"/>
+          <w:szCs w:val="22"/>
+          <w:lang w:val="en-GB"/>
+        </w:rPr>
+        <w:t>String[</w:t>
+      </w:r>
+      <w:proofErr w:type="gramEnd"/>
+      <w:r>
+        <w:rPr>
+          <w:rFonts w:ascii="Consolas" w:eastAsia="Verdana" w:hAnsi="Consolas" w:cs="Verdana"/>
+          <w:sz w:val="22"/>
+          <w:szCs w:val="22"/>
+          <w:lang w:val="en-GB"/>
+        </w:rPr>
+        <w:t xml:space="preserve">] </w:t>
+      </w:r>
+      <w:proofErr w:type="spellStart"/>
+      <w:proofErr w:type="gramStart"/>
+      <w:r>
+        <w:rPr>
+          <w:rFonts w:ascii="Consolas" w:eastAsia="Verdana" w:hAnsi="Consolas" w:cs="Verdana"/>
+          <w:sz w:val="22"/>
+          <w:szCs w:val="22"/>
+          <w:lang w:val="en-GB"/>
+        </w:rPr>
+        <w:t>getNombres</w:t>
+      </w:r>
+      <w:proofErr w:type="spellEnd"/>
+      <w:r>
+        <w:rPr>
+          <w:rFonts w:ascii="Consolas" w:eastAsia="Verdana" w:hAnsi="Consolas" w:cs="Verdana"/>
+          <w:sz w:val="22"/>
+          <w:szCs w:val="22"/>
+          <w:lang w:val="en-GB"/>
+        </w:rPr>
+        <w:t>(</w:t>
+      </w:r>
+      <w:proofErr w:type="gramEnd"/>
+      <w:r>
+        <w:rPr>
+          <w:rFonts w:ascii="Consolas" w:eastAsia="Verdana" w:hAnsi="Consolas" w:cs="Verdana"/>
+          <w:sz w:val="22"/>
+          <w:szCs w:val="22"/>
+          <w:lang w:val="en-GB"/>
+        </w:rPr>
+        <w:t>) {</w:t>
+      </w:r>
+    </w:p>
+    <w:p>
+      <w:pPr>
+        <w:shd w:val="clear" w:color="auto" w:fill="E2EFD9" w:themeFill="accent6" w:themeFillTint="33"/>
+        <w:spacing w:after="0"/>
+        <w:rPr>
+          <w:rFonts w:ascii="Consolas" w:eastAsia="Verdana" w:hAnsi="Consolas" w:cs="Verdana"/>
+          <w:sz w:val="22"/>
+          <w:szCs w:val="22"/>
+          <w:lang w:val="en-GB"/>
+        </w:rPr>
+      </w:pPr>
+      <w:r>
+        <w:rPr>
+          <w:rFonts w:ascii="Consolas" w:eastAsia="Verdana" w:hAnsi="Consolas" w:cs="Verdana"/>
+          <w:sz w:val="22"/>
+          <w:szCs w:val="22"/>
+          <w:lang w:val="en-GB"/>
+        </w:rPr>
+        <w:t xml:space="preserve">        return </w:t>
+      </w:r>
+      <w:proofErr w:type="spellStart"/>
+      <w:r>
+        <w:rPr>
+          <w:rFonts w:ascii="Consolas" w:eastAsia="Verdana" w:hAnsi="Consolas" w:cs="Verdana"/>
+          <w:sz w:val="22"/>
+          <w:szCs w:val="22"/>
+          <w:lang w:val="en-GB"/>
+        </w:rPr>
+        <w:t>nombres</w:t>
+      </w:r>
+      <w:proofErr w:type="spellEnd"/>
+      <w:r>
+        <w:rPr>
+          <w:rFonts w:ascii="Consolas" w:eastAsia="Verdana" w:hAnsi="Consolas" w:cs="Verdana"/>
+          <w:sz w:val="22"/>
+          <w:szCs w:val="22"/>
+          <w:lang w:val="en-GB"/>
+        </w:rPr>
+        <w:t>;</w:t>
+      </w:r>
+    </w:p>
+    <w:p>
+      <w:pPr>
+        <w:shd w:val="clear" w:color="auto" w:fill="E2EFD9" w:themeFill="accent6" w:themeFillTint="33"/>
+        <w:spacing w:after="0"/>
+        <w:rPr>
+          <w:rFonts w:ascii="Consolas" w:eastAsia="Verdana" w:hAnsi="Consolas" w:cs="Verdana"/>
+          <w:sz w:val="22"/>
+          <w:szCs w:val="22"/>
+          <w:lang w:val="en-GB"/>
+        </w:rPr>
+      </w:pPr>
+      <w:r>
+        <w:rPr>
+          <w:rFonts w:ascii="Consolas" w:eastAsia="Verdana" w:hAnsi="Consolas" w:cs="Verdana"/>
+          <w:sz w:val="22"/>
+          <w:szCs w:val="22"/>
+          <w:lang w:val="en-GB"/>
+        </w:rPr>
+        <w:t xml:space="preserve">    }</w:t>
+      </w:r>
+    </w:p>
+    <w:p>
+      <w:pPr>
+        <w:shd w:val="clear" w:color="auto" w:fill="E2EFD9" w:themeFill="accent6" w:themeFillTint="33"/>
+        <w:spacing w:after="0"/>
+        <w:rPr>
+          <w:rFonts w:ascii="Consolas" w:eastAsia="Verdana" w:hAnsi="Consolas" w:cs="Verdana"/>
+          <w:sz w:val="22"/>
+          <w:szCs w:val="22"/>
+          <w:lang w:val="en-GB"/>
+        </w:rPr>
+      </w:pPr>
+      <w:r>
+        <w:rPr>
+          <w:rFonts w:ascii="Consolas" w:eastAsia="Verdana" w:hAnsi="Consolas" w:cs="Verdana"/>
+          <w:sz w:val="22"/>
+          <w:szCs w:val="22"/>
+          <w:lang w:val="en-GB"/>
+        </w:rPr>
+        <w:t xml:space="preserve">    </w:t>
+      </w:r>
+    </w:p>
+    <w:p>
+      <w:pPr>
+        <w:shd w:val="clear" w:color="auto" w:fill="E2EFD9" w:themeFill="accent6" w:themeFillTint="33"/>
+        <w:spacing w:after="0"/>
+        <w:rPr>
+          <w:rFonts w:ascii="Consolas" w:eastAsia="Verdana" w:hAnsi="Consolas" w:cs="Verdana"/>
+          <w:sz w:val="22"/>
+          <w:szCs w:val="22"/>
+          <w:lang w:val="en-GB"/>
+        </w:rPr>
+      </w:pPr>
+      <w:r>
+        <w:rPr>
+          <w:rFonts w:ascii="Consolas" w:eastAsia="Verdana" w:hAnsi="Consolas" w:cs="Verdana"/>
+          <w:sz w:val="22"/>
+          <w:szCs w:val="22"/>
+          <w:lang w:val="en-GB"/>
+        </w:rPr>
+        <w:t>}</w:t>
+      </w:r>
+    </w:p>
+    <w:p/>
+    <w:p>
+      <w:r>
+        <w:t xml:space="preserve">Y ahora realizamos el </w:t>
+      </w:r>
+      <w:proofErr w:type="gramStart"/>
+      <w:r>
+        <w:t>siguiente test</w:t>
+      </w:r>
+      <w:proofErr w:type="gramEnd"/>
+    </w:p>
+    <w:p>
+      <w:pPr>
+        <w:shd w:val="clear" w:color="auto" w:fill="E2EFD9" w:themeFill="accent6" w:themeFillTint="33"/>
+        <w:spacing w:after="0"/>
+        <w:rPr>
+          <w:rFonts w:ascii="Consolas" w:eastAsia="Verdana" w:hAnsi="Consolas" w:cs="Verdana"/>
+          <w:sz w:val="22"/>
+          <w:szCs w:val="22"/>
+          <w:lang w:val="en-GB"/>
+        </w:rPr>
+      </w:pPr>
+      <w:r>
+        <w:rPr>
+          <w:rFonts w:ascii="Consolas" w:eastAsia="Verdana" w:hAnsi="Consolas" w:cs="Verdana"/>
+          <w:sz w:val="22"/>
+          <w:szCs w:val="22"/>
+          <w:lang w:val="en-GB"/>
+        </w:rPr>
+        <w:t xml:space="preserve">package </w:t>
+      </w:r>
+      <w:proofErr w:type="spellStart"/>
+      <w:proofErr w:type="gramStart"/>
+      <w:r>
+        <w:rPr>
+          <w:rFonts w:ascii="Consolas" w:eastAsia="Verdana" w:hAnsi="Consolas" w:cs="Verdana"/>
+          <w:sz w:val="22"/>
+          <w:szCs w:val="22"/>
+          <w:lang w:val="en-GB"/>
+        </w:rPr>
+        <w:t>testjunit</w:t>
+      </w:r>
+      <w:proofErr w:type="spellEnd"/>
+      <w:r>
+        <w:rPr>
+          <w:rFonts w:ascii="Consolas" w:eastAsia="Verdana" w:hAnsi="Consolas" w:cs="Verdana"/>
+          <w:sz w:val="22"/>
+          <w:szCs w:val="22"/>
+          <w:lang w:val="en-GB"/>
+        </w:rPr>
+        <w:t>;</w:t>
+      </w:r>
+      <w:proofErr w:type="gramEnd"/>
+    </w:p>
+    <w:p>
+      <w:pPr>
+        <w:shd w:val="clear" w:color="auto" w:fill="E2EFD9" w:themeFill="accent6" w:themeFillTint="33"/>
+        <w:spacing w:after="0"/>
+        <w:rPr>
+          <w:rFonts w:ascii="Consolas" w:eastAsia="Verdana" w:hAnsi="Consolas" w:cs="Verdana"/>
+          <w:sz w:val="22"/>
+          <w:szCs w:val="22"/>
+          <w:lang w:val="en-GB"/>
+        </w:rPr>
+      </w:pPr>
+    </w:p>
+    <w:p>
+      <w:pPr>
+        <w:shd w:val="clear" w:color="auto" w:fill="E2EFD9" w:themeFill="accent6" w:themeFillTint="33"/>
+        <w:spacing w:after="0"/>
+        <w:rPr>
+          <w:rFonts w:ascii="Consolas" w:eastAsia="Verdana" w:hAnsi="Consolas" w:cs="Verdana"/>
+          <w:sz w:val="22"/>
+          <w:szCs w:val="22"/>
+          <w:lang w:val="en-GB"/>
+        </w:rPr>
+      </w:pPr>
+      <w:r>
+        <w:rPr>
+          <w:rFonts w:ascii="Consolas" w:eastAsia="Verdana" w:hAnsi="Consolas" w:cs="Verdana"/>
+          <w:sz w:val="22"/>
+          <w:szCs w:val="22"/>
+          <w:lang w:val="en-GB"/>
+        </w:rPr>
+        <w:t xml:space="preserve">import static </w:t>
+      </w:r>
+      <w:proofErr w:type="spellStart"/>
+      <w:proofErr w:type="gramStart"/>
+      <w:r>
+        <w:rPr>
+          <w:rFonts w:ascii="Consolas" w:eastAsia="Verdana" w:hAnsi="Consolas" w:cs="Verdana"/>
+          <w:sz w:val="22"/>
+          <w:szCs w:val="22"/>
+          <w:lang w:val="en-GB"/>
+        </w:rPr>
+        <w:t>org.junit.jupiter.api.Assertions</w:t>
+      </w:r>
+      <w:proofErr w:type="spellEnd"/>
+      <w:proofErr w:type="gramEnd"/>
+      <w:r>
+        <w:rPr>
+          <w:rFonts w:ascii="Consolas" w:eastAsia="Verdana" w:hAnsi="Consolas" w:cs="Verdana"/>
+          <w:sz w:val="22"/>
+          <w:szCs w:val="22"/>
+          <w:lang w:val="en-GB"/>
+        </w:rPr>
+        <w:t>.</w:t>
+      </w:r>
+      <w:proofErr w:type="gramStart"/>
+      <w:r>
+        <w:rPr>
+          <w:rFonts w:ascii="Consolas" w:eastAsia="Verdana" w:hAnsi="Consolas" w:cs="Verdana"/>
+          <w:sz w:val="22"/>
+          <w:szCs w:val="22"/>
+          <w:lang w:val="en-GB"/>
+        </w:rPr>
+        <w:t>*;</w:t>
+      </w:r>
+      <w:proofErr w:type="gramEnd"/>
+    </w:p>
+    <w:p>
+      <w:pPr>
+        <w:shd w:val="clear" w:color="auto" w:fill="E2EFD9" w:themeFill="accent6" w:themeFillTint="33"/>
+        <w:spacing w:after="0"/>
+        <w:rPr>
+          <w:rFonts w:ascii="Consolas" w:eastAsia="Verdana" w:hAnsi="Consolas" w:cs="Verdana"/>
+          <w:sz w:val="22"/>
+          <w:szCs w:val="22"/>
+          <w:lang w:val="en-GB"/>
+        </w:rPr>
+      </w:pPr>
+    </w:p>
+    <w:p>
+      <w:pPr>
+        <w:shd w:val="clear" w:color="auto" w:fill="E2EFD9" w:themeFill="accent6" w:themeFillTint="33"/>
+        <w:spacing w:after="0"/>
+        <w:rPr>
+          <w:rFonts w:ascii="Consolas" w:eastAsia="Verdana" w:hAnsi="Consolas" w:cs="Verdana"/>
+          <w:sz w:val="22"/>
+          <w:szCs w:val="22"/>
+          <w:lang w:val="en-GB"/>
+        </w:rPr>
+      </w:pPr>
+      <w:r>
+        <w:rPr>
+          <w:rFonts w:ascii="Consolas" w:eastAsia="Verdana" w:hAnsi="Consolas" w:cs="Verdana"/>
+          <w:sz w:val="22"/>
+          <w:szCs w:val="22"/>
+          <w:lang w:val="en-GB"/>
+        </w:rPr>
+        <w:t xml:space="preserve">import </w:t>
+      </w:r>
+      <w:proofErr w:type="spellStart"/>
+      <w:proofErr w:type="gramStart"/>
+      <w:r>
+        <w:rPr>
+          <w:rFonts w:ascii="Consolas" w:eastAsia="Verdana" w:hAnsi="Consolas" w:cs="Verdana"/>
+          <w:sz w:val="22"/>
+          <w:szCs w:val="22"/>
+          <w:lang w:val="en-GB"/>
+        </w:rPr>
+        <w:t>org.junit.jupiter.api.Test</w:t>
+      </w:r>
+      <w:proofErr w:type="spellEnd"/>
+      <w:proofErr w:type="gramEnd"/>
+      <w:r>
+        <w:rPr>
+          <w:rFonts w:ascii="Consolas" w:eastAsia="Verdana" w:hAnsi="Consolas" w:cs="Verdana"/>
+          <w:sz w:val="22"/>
+          <w:szCs w:val="22"/>
+          <w:lang w:val="en-GB"/>
+        </w:rPr>
+        <w:t>;</w:t>
+      </w:r>
+    </w:p>
+    <w:p>
+      <w:pPr>
+        <w:shd w:val="clear" w:color="auto" w:fill="E2EFD9" w:themeFill="accent6" w:themeFillTint="33"/>
+        <w:spacing w:after="0"/>
+        <w:rPr>
+          <w:rFonts w:ascii="Consolas" w:eastAsia="Verdana" w:hAnsi="Consolas" w:cs="Verdana"/>
+          <w:sz w:val="22"/>
+          <w:szCs w:val="22"/>
+          <w:lang w:val="en-GB"/>
+        </w:rPr>
+      </w:pPr>
+    </w:p>
+    <w:p>
+      <w:pPr>
+        <w:shd w:val="clear" w:color="auto" w:fill="E2EFD9" w:themeFill="accent6" w:themeFillTint="33"/>
+        <w:spacing w:after="0"/>
+        <w:rPr>
+          <w:rFonts w:ascii="Consolas" w:eastAsia="Verdana" w:hAnsi="Consolas" w:cs="Verdana"/>
+          <w:sz w:val="22"/>
+          <w:szCs w:val="22"/>
+          <w:lang w:val="en-GB"/>
+        </w:rPr>
+      </w:pPr>
+      <w:r>
+        <w:rPr>
+          <w:rFonts w:ascii="Consolas" w:eastAsia="Verdana" w:hAnsi="Consolas" w:cs="Verdana"/>
+          <w:sz w:val="22"/>
+          <w:szCs w:val="22"/>
+          <w:lang w:val="en-GB"/>
+        </w:rPr>
+        <w:t xml:space="preserve">import </w:t>
+      </w:r>
+      <w:proofErr w:type="spellStart"/>
+      <w:proofErr w:type="gramStart"/>
+      <w:r>
+        <w:rPr>
+          <w:rFonts w:ascii="Consolas" w:eastAsia="Verdana" w:hAnsi="Consolas" w:cs="Verdana"/>
+          <w:sz w:val="22"/>
+          <w:szCs w:val="22"/>
+          <w:lang w:val="en-GB"/>
+        </w:rPr>
+        <w:t>junit.framework</w:t>
+      </w:r>
+      <w:proofErr w:type="gramEnd"/>
+      <w:r>
+        <w:rPr>
+          <w:rFonts w:ascii="Consolas" w:eastAsia="Verdana" w:hAnsi="Consolas" w:cs="Verdana"/>
+          <w:sz w:val="22"/>
+          <w:szCs w:val="22"/>
+          <w:lang w:val="en-GB"/>
+        </w:rPr>
+        <w:t>.</w:t>
+      </w:r>
+      <w:proofErr w:type="gramStart"/>
+      <w:r>
+        <w:rPr>
+          <w:rFonts w:ascii="Consolas" w:eastAsia="Verdana" w:hAnsi="Consolas" w:cs="Verdana"/>
+          <w:sz w:val="22"/>
+          <w:szCs w:val="22"/>
+          <w:lang w:val="en-GB"/>
+        </w:rPr>
+        <w:t>TestCase</w:t>
+      </w:r>
+      <w:proofErr w:type="spellEnd"/>
+      <w:r>
+        <w:rPr>
+          <w:rFonts w:ascii="Consolas" w:eastAsia="Verdana" w:hAnsi="Consolas" w:cs="Verdana"/>
+          <w:sz w:val="22"/>
+          <w:szCs w:val="22"/>
+          <w:lang w:val="en-GB"/>
+        </w:rPr>
+        <w:t>;</w:t>
+      </w:r>
+      <w:proofErr w:type="gramEnd"/>
+    </w:p>
+    <w:p>
+      <w:pPr>
+        <w:shd w:val="clear" w:color="auto" w:fill="E2EFD9" w:themeFill="accent6" w:themeFillTint="33"/>
+        <w:spacing w:after="0"/>
+        <w:rPr>
+          <w:rFonts w:ascii="Consolas" w:eastAsia="Verdana" w:hAnsi="Consolas" w:cs="Verdana"/>
+          <w:sz w:val="22"/>
+          <w:szCs w:val="22"/>
+          <w:lang w:val="en-GB"/>
+        </w:rPr>
+      </w:pPr>
+    </w:p>
+    <w:p>
+      <w:pPr>
+        <w:shd w:val="clear" w:color="auto" w:fill="E2EFD9" w:themeFill="accent6" w:themeFillTint="33"/>
+        <w:spacing w:after="0"/>
+        <w:rPr>
+          <w:rFonts w:ascii="Consolas" w:eastAsia="Verdana" w:hAnsi="Consolas" w:cs="Verdana"/>
+          <w:sz w:val="22"/>
+          <w:szCs w:val="22"/>
+          <w:lang w:val="en-GB"/>
+        </w:rPr>
+      </w:pPr>
+      <w:r>
+        <w:rPr>
+          <w:rFonts w:ascii="Consolas" w:eastAsia="Verdana" w:hAnsi="Consolas" w:cs="Verdana"/>
+          <w:sz w:val="22"/>
+          <w:szCs w:val="22"/>
+          <w:lang w:val="en-GB"/>
+        </w:rPr>
+        <w:t xml:space="preserve">class </w:t>
+      </w:r>
+      <w:proofErr w:type="spellStart"/>
+      <w:r>
+        <w:rPr>
+          <w:rFonts w:ascii="Consolas" w:eastAsia="Verdana" w:hAnsi="Consolas" w:cs="Verdana"/>
+          <w:sz w:val="22"/>
+          <w:szCs w:val="22"/>
+          <w:lang w:val="en-GB"/>
+        </w:rPr>
+        <w:t>TestArrayPersonas</w:t>
+      </w:r>
+      <w:proofErr w:type="spellEnd"/>
+      <w:r>
+        <w:rPr>
+          <w:rFonts w:ascii="Consolas" w:eastAsia="Verdana" w:hAnsi="Consolas" w:cs="Verdana"/>
+          <w:sz w:val="22"/>
+          <w:szCs w:val="22"/>
+          <w:lang w:val="en-GB"/>
+        </w:rPr>
+        <w:t xml:space="preserve"> {</w:t>
+      </w:r>
+    </w:p>
+    <w:p>
+      <w:pPr>
+        <w:shd w:val="clear" w:color="auto" w:fill="E2EFD9" w:themeFill="accent6" w:themeFillTint="33"/>
+        <w:spacing w:after="0"/>
+        <w:rPr>
+          <w:rFonts w:ascii="Consolas" w:eastAsia="Verdana" w:hAnsi="Consolas" w:cs="Verdana"/>
+          <w:sz w:val="22"/>
+          <w:szCs w:val="22"/>
+          <w:lang w:val="en-GB"/>
+        </w:rPr>
+      </w:pPr>
+      <w:r>
+        <w:rPr>
+          <w:rFonts w:ascii="Consolas" w:eastAsia="Verdana" w:hAnsi="Consolas" w:cs="Verdana"/>
+          <w:sz w:val="22"/>
+          <w:szCs w:val="22"/>
+          <w:lang w:val="en-GB"/>
+        </w:rPr>
+        <w:tab/>
+      </w:r>
+      <w:r>
+        <w:rPr>
+          <w:rFonts w:ascii="Consolas" w:eastAsia="Verdana" w:hAnsi="Consolas" w:cs="Verdana"/>
+          <w:sz w:val="22"/>
+          <w:szCs w:val="22"/>
+          <w:lang w:val="en-GB"/>
+        </w:rPr>
+        <w:tab/>
+      </w:r>
+    </w:p>
+    <w:p>
+      <w:pPr>
+        <w:shd w:val="clear" w:color="auto" w:fill="E2EFD9" w:themeFill="accent6" w:themeFillTint="33"/>
+        <w:spacing w:after="0"/>
+        <w:rPr>
+          <w:rFonts w:ascii="Consolas" w:eastAsia="Verdana" w:hAnsi="Consolas" w:cs="Verdana"/>
+          <w:sz w:val="22"/>
+          <w:szCs w:val="22"/>
+        </w:rPr>
+      </w:pPr>
+      <w:r>
+        <w:rPr>
+          <w:rFonts w:ascii="Consolas" w:eastAsia="Verdana" w:hAnsi="Consolas" w:cs="Verdana"/>
+          <w:sz w:val="22"/>
+          <w:szCs w:val="22"/>
+          <w:lang w:val="en-GB"/>
+        </w:rPr>
+        <w:tab/>
+      </w:r>
+      <w:r>
+        <w:rPr>
+          <w:rFonts w:ascii="Consolas" w:eastAsia="Verdana" w:hAnsi="Consolas" w:cs="Verdana"/>
+          <w:sz w:val="22"/>
+          <w:szCs w:val="22"/>
+        </w:rPr>
+        <w:t>@Test</w:t>
+      </w:r>
+    </w:p>
+    <w:p>
+      <w:pPr>
+        <w:shd w:val="clear" w:color="auto" w:fill="E2EFD9" w:themeFill="accent6" w:themeFillTint="33"/>
+        <w:spacing w:after="0"/>
+        <w:rPr>
+          <w:rFonts w:ascii="Consolas" w:eastAsia="Verdana" w:hAnsi="Consolas" w:cs="Verdana"/>
+          <w:sz w:val="22"/>
+          <w:szCs w:val="22"/>
+        </w:rPr>
+      </w:pPr>
+      <w:r>
+        <w:rPr>
+          <w:rFonts w:ascii="Consolas" w:eastAsia="Verdana" w:hAnsi="Consolas" w:cs="Verdana"/>
+          <w:sz w:val="22"/>
+          <w:szCs w:val="22"/>
+        </w:rPr>
+        <w:tab/>
+      </w:r>
+      <w:proofErr w:type="spellStart"/>
+      <w:r>
+        <w:rPr>
+          <w:rFonts w:ascii="Consolas" w:eastAsia="Verdana" w:hAnsi="Consolas" w:cs="Verdana"/>
+          <w:sz w:val="22"/>
+          <w:szCs w:val="22"/>
+        </w:rPr>
+        <w:t>void</w:t>
+      </w:r>
+      <w:proofErr w:type="spellEnd"/>
+      <w:r>
+        <w:rPr>
+          <w:rFonts w:ascii="Consolas" w:eastAsia="Verdana" w:hAnsi="Consolas" w:cs="Verdana"/>
+          <w:sz w:val="22"/>
+          <w:szCs w:val="22"/>
+        </w:rPr>
+        <w:t xml:space="preserve"> </w:t>
+      </w:r>
+      <w:proofErr w:type="gramStart"/>
+      <w:r>
+        <w:rPr>
+          <w:rFonts w:ascii="Consolas" w:eastAsia="Verdana" w:hAnsi="Consolas" w:cs="Verdana"/>
+          <w:sz w:val="22"/>
+          <w:szCs w:val="22"/>
+        </w:rPr>
+        <w:t>test(</w:t>
+      </w:r>
+      <w:proofErr w:type="gramEnd"/>
+      <w:r>
+        <w:rPr>
+          <w:rFonts w:ascii="Consolas" w:eastAsia="Verdana" w:hAnsi="Consolas" w:cs="Verdana"/>
+          <w:sz w:val="22"/>
+          <w:szCs w:val="22"/>
+        </w:rPr>
+        <w:t>) {</w:t>
+      </w:r>
+    </w:p>
+    <w:p>
+      <w:pPr>
+        <w:shd w:val="clear" w:color="auto" w:fill="E2EFD9" w:themeFill="accent6" w:themeFillTint="33"/>
+        <w:spacing w:after="0"/>
+        <w:rPr>
+          <w:rFonts w:ascii="Consolas" w:eastAsia="Verdana" w:hAnsi="Consolas" w:cs="Verdana"/>
+          <w:sz w:val="22"/>
+          <w:szCs w:val="22"/>
+        </w:rPr>
+      </w:pPr>
+      <w:r>
+        <w:rPr>
+          <w:rFonts w:ascii="Consolas" w:eastAsia="Verdana" w:hAnsi="Consolas" w:cs="Verdana"/>
+          <w:sz w:val="22"/>
+          <w:szCs w:val="22"/>
+        </w:rPr>
+        <w:tab/>
+      </w:r>
+      <w:r>
+        <w:rPr>
+          <w:rFonts w:ascii="Consolas" w:eastAsia="Verdana" w:hAnsi="Consolas" w:cs="Verdana"/>
+          <w:sz w:val="22"/>
+          <w:szCs w:val="22"/>
+        </w:rPr>
+        <w:tab/>
+      </w:r>
+      <w:proofErr w:type="spellStart"/>
+      <w:r>
+        <w:rPr>
+          <w:rFonts w:ascii="Consolas" w:eastAsia="Verdana" w:hAnsi="Consolas" w:cs="Verdana"/>
+          <w:sz w:val="22"/>
+          <w:szCs w:val="22"/>
+        </w:rPr>
+        <w:t>ArrayPersonas</w:t>
+      </w:r>
+      <w:proofErr w:type="spellEnd"/>
+      <w:r>
+        <w:rPr>
+          <w:rFonts w:ascii="Consolas" w:eastAsia="Verdana" w:hAnsi="Consolas" w:cs="Verdana"/>
+          <w:sz w:val="22"/>
+          <w:szCs w:val="22"/>
+        </w:rPr>
+        <w:t xml:space="preserve"> personas = new </w:t>
+      </w:r>
+      <w:proofErr w:type="spellStart"/>
+      <w:proofErr w:type="gramStart"/>
+      <w:r>
+        <w:rPr>
+          <w:rFonts w:ascii="Consolas" w:eastAsia="Verdana" w:hAnsi="Consolas" w:cs="Verdana"/>
+          <w:sz w:val="22"/>
+          <w:szCs w:val="22"/>
+        </w:rPr>
+        <w:t>ArrayPersonas</w:t>
+      </w:r>
+      <w:proofErr w:type="spellEnd"/>
+      <w:r>
+        <w:rPr>
+          <w:rFonts w:ascii="Consolas" w:eastAsia="Verdana" w:hAnsi="Consolas" w:cs="Verdana"/>
+          <w:sz w:val="22"/>
+          <w:szCs w:val="22"/>
+        </w:rPr>
+        <w:t>(</w:t>
+      </w:r>
+      <w:proofErr w:type="gramEnd"/>
+      <w:r>
+        <w:rPr>
+          <w:rFonts w:ascii="Consolas" w:eastAsia="Verdana" w:hAnsi="Consolas" w:cs="Verdana"/>
+          <w:sz w:val="22"/>
+          <w:szCs w:val="22"/>
+        </w:rPr>
+        <w:t>);</w:t>
+      </w:r>
+    </w:p>
+    <w:p>
+      <w:r>
+        <w:tab/>
+      </w:r>
+      <w:r>
+        <w:tab/>
+      </w:r>
+    </w:p>
+    <w:p>
+      <w:pPr>
+        <w:shd w:val="clear" w:color="auto" w:fill="E2EFD9" w:themeFill="accent6" w:themeFillTint="33"/>
+        <w:spacing w:after="0"/>
+        <w:rPr>
+          <w:rFonts w:ascii="Consolas" w:eastAsia="Verdana" w:hAnsi="Consolas" w:cs="Verdana"/>
+          <w:sz w:val="22"/>
+          <w:szCs w:val="22"/>
+        </w:rPr>
+      </w:pPr>
+      <w:r>
+        <w:rPr>
+          <w:rFonts w:ascii="Consolas" w:eastAsia="Verdana" w:hAnsi="Consolas" w:cs="Verdana"/>
+          <w:sz w:val="22"/>
+          <w:szCs w:val="22"/>
+        </w:rPr>
+        <w:t xml:space="preserve">        String[] </w:t>
+      </w:r>
+      <w:proofErr w:type="spellStart"/>
+      <w:r>
+        <w:rPr>
+          <w:rFonts w:ascii="Consolas" w:eastAsia="Verdana" w:hAnsi="Consolas" w:cs="Verdana"/>
+          <w:sz w:val="22"/>
+          <w:szCs w:val="22"/>
+        </w:rPr>
+        <w:t>nombresEsperados</w:t>
+      </w:r>
+      <w:proofErr w:type="spellEnd"/>
+      <w:r>
+        <w:rPr>
+          <w:rFonts w:ascii="Consolas" w:eastAsia="Verdana" w:hAnsi="Consolas" w:cs="Verdana"/>
+          <w:sz w:val="22"/>
+          <w:szCs w:val="22"/>
+        </w:rPr>
         <w:t xml:space="preserve"> = {"Alberto", "Eva", "Cristina"};</w:t>
       </w:r>
     </w:p>
@@ -2170,658 +2914,6 @@
           <w:rFonts w:ascii="Consolas" w:eastAsia="Verdana" w:hAnsi="Consolas" w:cs="Verdana"/>
           <w:sz w:val="22"/>
           <w:szCs w:val="22"/>
-          <w:lang w:val="en-GB"/>
-        </w:rPr>
-      </w:pPr>
-    </w:p>
-    <w:p>
-      <w:pPr>
-        <w:shd w:val="clear" w:color="auto" w:fill="E2EFD9" w:themeFill="accent6" w:themeFillTint="33"/>
-        <w:spacing w:after="0"/>
-        <w:rPr>
-          <w:rFonts w:ascii="Consolas" w:eastAsia="Verdana" w:hAnsi="Consolas" w:cs="Verdana"/>
-          <w:sz w:val="22"/>
-          <w:szCs w:val="22"/>
-          <w:lang w:val="en-GB"/>
-        </w:rPr>
-      </w:pPr>
-      <w:r>
-        <w:rPr>
-          <w:rFonts w:ascii="Consolas" w:eastAsia="Verdana" w:hAnsi="Consolas" w:cs="Verdana"/>
-          <w:sz w:val="22"/>
-          <w:szCs w:val="22"/>
-          <w:lang w:val="en-GB"/>
-        </w:rPr>
-        <w:t xml:space="preserve">    public </w:t>
-      </w:r>
-      <w:proofErr w:type="gramStart"/>
-      <w:r>
-        <w:rPr>
-          <w:rFonts w:ascii="Consolas" w:eastAsia="Verdana" w:hAnsi="Consolas" w:cs="Verdana"/>
-          <w:sz w:val="22"/>
-          <w:szCs w:val="22"/>
-          <w:lang w:val="en-GB"/>
-        </w:rPr>
-        <w:t>String[</w:t>
-      </w:r>
-      <w:proofErr w:type="gramEnd"/>
-      <w:r>
-        <w:rPr>
-          <w:rFonts w:ascii="Consolas" w:eastAsia="Verdana" w:hAnsi="Consolas" w:cs="Verdana"/>
-          <w:sz w:val="22"/>
-          <w:szCs w:val="22"/>
-          <w:lang w:val="en-GB"/>
-        </w:rPr>
-        <w:t xml:space="preserve">] </w:t>
-      </w:r>
-      <w:proofErr w:type="spellStart"/>
-      <w:r>
-        <w:rPr>
-          <w:rFonts w:ascii="Consolas" w:eastAsia="Verdana" w:hAnsi="Consolas" w:cs="Verdana"/>
-          <w:sz w:val="22"/>
-          <w:szCs w:val="22"/>
-          <w:lang w:val="en-GB"/>
-        </w:rPr>
-        <w:t>getNombres</w:t>
-      </w:r>
-      <w:proofErr w:type="spellEnd"/>
-      <w:r>
-        <w:rPr>
-          <w:rFonts w:ascii="Consolas" w:eastAsia="Verdana" w:hAnsi="Consolas" w:cs="Verdana"/>
-          <w:sz w:val="22"/>
-          <w:szCs w:val="22"/>
-          <w:lang w:val="en-GB"/>
-        </w:rPr>
-        <w:t>() {</w:t>
-      </w:r>
-    </w:p>
-    <w:p>
-      <w:pPr>
-        <w:shd w:val="clear" w:color="auto" w:fill="E2EFD9" w:themeFill="accent6" w:themeFillTint="33"/>
-        <w:spacing w:after="0"/>
-        <w:rPr>
-          <w:rFonts w:ascii="Consolas" w:eastAsia="Verdana" w:hAnsi="Consolas" w:cs="Verdana"/>
-          <w:sz w:val="22"/>
-          <w:szCs w:val="22"/>
-          <w:lang w:val="en-GB"/>
-        </w:rPr>
-      </w:pPr>
-      <w:r>
-        <w:rPr>
-          <w:rFonts w:ascii="Consolas" w:eastAsia="Verdana" w:hAnsi="Consolas" w:cs="Verdana"/>
-          <w:sz w:val="22"/>
-          <w:szCs w:val="22"/>
-          <w:lang w:val="en-GB"/>
-        </w:rPr>
-        <w:t xml:space="preserve">        return </w:t>
-      </w:r>
-      <w:proofErr w:type="spellStart"/>
-      <w:r>
-        <w:rPr>
-          <w:rFonts w:ascii="Consolas" w:eastAsia="Verdana" w:hAnsi="Consolas" w:cs="Verdana"/>
-          <w:sz w:val="22"/>
-          <w:szCs w:val="22"/>
-          <w:lang w:val="en-GB"/>
-        </w:rPr>
-        <w:t>nombres</w:t>
-      </w:r>
-      <w:proofErr w:type="spellEnd"/>
-      <w:r>
-        <w:rPr>
-          <w:rFonts w:ascii="Consolas" w:eastAsia="Verdana" w:hAnsi="Consolas" w:cs="Verdana"/>
-          <w:sz w:val="22"/>
-          <w:szCs w:val="22"/>
-          <w:lang w:val="en-GB"/>
-        </w:rPr>
-        <w:t>;</w:t>
-      </w:r>
-    </w:p>
-    <w:p>
-      <w:pPr>
-        <w:shd w:val="clear" w:color="auto" w:fill="E2EFD9" w:themeFill="accent6" w:themeFillTint="33"/>
-        <w:spacing w:after="0"/>
-        <w:rPr>
-          <w:rFonts w:ascii="Consolas" w:eastAsia="Verdana" w:hAnsi="Consolas" w:cs="Verdana"/>
-          <w:sz w:val="22"/>
-          <w:szCs w:val="22"/>
-          <w:lang w:val="en-GB"/>
-        </w:rPr>
-      </w:pPr>
-      <w:r>
-        <w:rPr>
-          <w:rFonts w:ascii="Consolas" w:eastAsia="Verdana" w:hAnsi="Consolas" w:cs="Verdana"/>
-          <w:sz w:val="22"/>
-          <w:szCs w:val="22"/>
-          <w:lang w:val="en-GB"/>
-        </w:rPr>
-        <w:t xml:space="preserve">    }</w:t>
-      </w:r>
-    </w:p>
-    <w:p>
-      <w:pPr>
-        <w:shd w:val="clear" w:color="auto" w:fill="E2EFD9" w:themeFill="accent6" w:themeFillTint="33"/>
-        <w:spacing w:after="0"/>
-        <w:rPr>
-          <w:rFonts w:ascii="Consolas" w:eastAsia="Verdana" w:hAnsi="Consolas" w:cs="Verdana"/>
-          <w:sz w:val="22"/>
-          <w:szCs w:val="22"/>
-          <w:lang w:val="en-GB"/>
-        </w:rPr>
-      </w:pPr>
-      <w:r>
-        <w:rPr>
-          <w:rFonts w:ascii="Consolas" w:eastAsia="Verdana" w:hAnsi="Consolas" w:cs="Verdana"/>
-          <w:sz w:val="22"/>
-          <w:szCs w:val="22"/>
-          <w:lang w:val="en-GB"/>
-        </w:rPr>
-        <w:t xml:space="preserve">    </w:t>
-      </w:r>
-    </w:p>
-    <w:p>
-      <w:pPr>
-        <w:shd w:val="clear" w:color="auto" w:fill="E2EFD9" w:themeFill="accent6" w:themeFillTint="33"/>
-        <w:spacing w:after="0"/>
-        <w:rPr>
-          <w:rFonts w:ascii="Consolas" w:eastAsia="Verdana" w:hAnsi="Consolas" w:cs="Verdana"/>
-          <w:sz w:val="22"/>
-          <w:szCs w:val="22"/>
-          <w:lang w:val="en-GB"/>
-        </w:rPr>
-      </w:pPr>
-      <w:r>
-        <w:rPr>
-          <w:rFonts w:ascii="Consolas" w:eastAsia="Verdana" w:hAnsi="Consolas" w:cs="Verdana"/>
-          <w:sz w:val="22"/>
-          <w:szCs w:val="22"/>
-          <w:lang w:val="en-GB"/>
-        </w:rPr>
-        <w:t>}</w:t>
-      </w:r>
-    </w:p>
-    <w:p/>
-    <w:p>
-      <w:r>
-        <w:t xml:space="preserve">Y ahora realizamos el </w:t>
-      </w:r>
-      <w:proofErr w:type="gramStart"/>
-      <w:r>
-        <w:t>siguiente test</w:t>
-      </w:r>
-      <w:proofErr w:type="gramEnd"/>
-    </w:p>
-    <w:p>
-      <w:pPr>
-        <w:shd w:val="clear" w:color="auto" w:fill="E2EFD9" w:themeFill="accent6" w:themeFillTint="33"/>
-        <w:spacing w:after="0"/>
-        <w:rPr>
-          <w:rFonts w:ascii="Consolas" w:eastAsia="Verdana" w:hAnsi="Consolas" w:cs="Verdana"/>
-          <w:sz w:val="22"/>
-          <w:szCs w:val="22"/>
-          <w:lang w:val="en-GB"/>
-        </w:rPr>
-      </w:pPr>
-      <w:r>
-        <w:rPr>
-          <w:rFonts w:ascii="Consolas" w:eastAsia="Verdana" w:hAnsi="Consolas" w:cs="Verdana"/>
-          <w:sz w:val="22"/>
-          <w:szCs w:val="22"/>
-          <w:lang w:val="en-GB"/>
-        </w:rPr>
-        <w:t xml:space="preserve">package </w:t>
-      </w:r>
-      <w:proofErr w:type="spellStart"/>
-      <w:proofErr w:type="gramStart"/>
-      <w:r>
-        <w:rPr>
-          <w:rFonts w:ascii="Consolas" w:eastAsia="Verdana" w:hAnsi="Consolas" w:cs="Verdana"/>
-          <w:sz w:val="22"/>
-          <w:szCs w:val="22"/>
-          <w:lang w:val="en-GB"/>
-        </w:rPr>
-        <w:t>testjunit</w:t>
-      </w:r>
-      <w:proofErr w:type="spellEnd"/>
-      <w:r>
-        <w:rPr>
-          <w:rFonts w:ascii="Consolas" w:eastAsia="Verdana" w:hAnsi="Consolas" w:cs="Verdana"/>
-          <w:sz w:val="22"/>
-          <w:szCs w:val="22"/>
-          <w:lang w:val="en-GB"/>
-        </w:rPr>
-        <w:t>;</w:t>
-      </w:r>
-      <w:proofErr w:type="gramEnd"/>
-    </w:p>
-    <w:p>
-      <w:pPr>
-        <w:shd w:val="clear" w:color="auto" w:fill="E2EFD9" w:themeFill="accent6" w:themeFillTint="33"/>
-        <w:spacing w:after="0"/>
-        <w:rPr>
-          <w:rFonts w:ascii="Consolas" w:eastAsia="Verdana" w:hAnsi="Consolas" w:cs="Verdana"/>
-          <w:sz w:val="22"/>
-          <w:szCs w:val="22"/>
-          <w:lang w:val="en-GB"/>
-        </w:rPr>
-      </w:pPr>
-    </w:p>
-    <w:p>
-      <w:pPr>
-        <w:shd w:val="clear" w:color="auto" w:fill="E2EFD9" w:themeFill="accent6" w:themeFillTint="33"/>
-        <w:spacing w:after="0"/>
-        <w:rPr>
-          <w:rFonts w:ascii="Consolas" w:eastAsia="Verdana" w:hAnsi="Consolas" w:cs="Verdana"/>
-          <w:sz w:val="22"/>
-          <w:szCs w:val="22"/>
-          <w:lang w:val="en-GB"/>
-        </w:rPr>
-      </w:pPr>
-      <w:r>
-        <w:rPr>
-          <w:rFonts w:ascii="Consolas" w:eastAsia="Verdana" w:hAnsi="Consolas" w:cs="Verdana"/>
-          <w:sz w:val="22"/>
-          <w:szCs w:val="22"/>
-          <w:lang w:val="en-GB"/>
-        </w:rPr>
-        <w:t xml:space="preserve">import static </w:t>
-      </w:r>
-      <w:proofErr w:type="spellStart"/>
-      <w:proofErr w:type="gramStart"/>
-      <w:r>
-        <w:rPr>
-          <w:rFonts w:ascii="Consolas" w:eastAsia="Verdana" w:hAnsi="Consolas" w:cs="Verdana"/>
-          <w:sz w:val="22"/>
-          <w:szCs w:val="22"/>
-          <w:lang w:val="en-GB"/>
-        </w:rPr>
-        <w:t>org.junit.jupiter.api.Assertions</w:t>
-      </w:r>
-      <w:proofErr w:type="spellEnd"/>
-      <w:proofErr w:type="gramEnd"/>
-      <w:r>
-        <w:rPr>
-          <w:rFonts w:ascii="Consolas" w:eastAsia="Verdana" w:hAnsi="Consolas" w:cs="Verdana"/>
-          <w:sz w:val="22"/>
-          <w:szCs w:val="22"/>
-          <w:lang w:val="en-GB"/>
-        </w:rPr>
-        <w:t>.*;</w:t>
-      </w:r>
-    </w:p>
-    <w:p>
-      <w:pPr>
-        <w:shd w:val="clear" w:color="auto" w:fill="E2EFD9" w:themeFill="accent6" w:themeFillTint="33"/>
-        <w:spacing w:after="0"/>
-        <w:rPr>
-          <w:rFonts w:ascii="Consolas" w:eastAsia="Verdana" w:hAnsi="Consolas" w:cs="Verdana"/>
-          <w:sz w:val="22"/>
-          <w:szCs w:val="22"/>
-          <w:lang w:val="en-GB"/>
-        </w:rPr>
-      </w:pPr>
-    </w:p>
-    <w:p>
-      <w:pPr>
-        <w:shd w:val="clear" w:color="auto" w:fill="E2EFD9" w:themeFill="accent6" w:themeFillTint="33"/>
-        <w:spacing w:after="0"/>
-        <w:rPr>
-          <w:rFonts w:ascii="Consolas" w:eastAsia="Verdana" w:hAnsi="Consolas" w:cs="Verdana"/>
-          <w:sz w:val="22"/>
-          <w:szCs w:val="22"/>
-          <w:lang w:val="en-GB"/>
-        </w:rPr>
-      </w:pPr>
-      <w:r>
-        <w:rPr>
-          <w:rFonts w:ascii="Consolas" w:eastAsia="Verdana" w:hAnsi="Consolas" w:cs="Verdana"/>
-          <w:sz w:val="22"/>
-          <w:szCs w:val="22"/>
-          <w:lang w:val="en-GB"/>
-        </w:rPr>
-        <w:t xml:space="preserve">import </w:t>
-      </w:r>
-      <w:proofErr w:type="spellStart"/>
-      <w:proofErr w:type="gramStart"/>
-      <w:r>
-        <w:rPr>
-          <w:rFonts w:ascii="Consolas" w:eastAsia="Verdana" w:hAnsi="Consolas" w:cs="Verdana"/>
-          <w:sz w:val="22"/>
-          <w:szCs w:val="22"/>
-          <w:lang w:val="en-GB"/>
-        </w:rPr>
-        <w:t>org.junit.jupiter.api.Test</w:t>
-      </w:r>
-      <w:proofErr w:type="spellEnd"/>
-      <w:proofErr w:type="gramEnd"/>
-      <w:r>
-        <w:rPr>
-          <w:rFonts w:ascii="Consolas" w:eastAsia="Verdana" w:hAnsi="Consolas" w:cs="Verdana"/>
-          <w:sz w:val="22"/>
-          <w:szCs w:val="22"/>
-          <w:lang w:val="en-GB"/>
-        </w:rPr>
-        <w:t>;</w:t>
-      </w:r>
-    </w:p>
-    <w:p>
-      <w:pPr>
-        <w:shd w:val="clear" w:color="auto" w:fill="E2EFD9" w:themeFill="accent6" w:themeFillTint="33"/>
-        <w:spacing w:after="0"/>
-        <w:rPr>
-          <w:rFonts w:ascii="Consolas" w:eastAsia="Verdana" w:hAnsi="Consolas" w:cs="Verdana"/>
-          <w:sz w:val="22"/>
-          <w:szCs w:val="22"/>
-          <w:lang w:val="en-GB"/>
-        </w:rPr>
-      </w:pPr>
-    </w:p>
-    <w:p>
-      <w:pPr>
-        <w:shd w:val="clear" w:color="auto" w:fill="E2EFD9" w:themeFill="accent6" w:themeFillTint="33"/>
-        <w:spacing w:after="0"/>
-        <w:rPr>
-          <w:rFonts w:ascii="Consolas" w:eastAsia="Verdana" w:hAnsi="Consolas" w:cs="Verdana"/>
-          <w:sz w:val="22"/>
-          <w:szCs w:val="22"/>
-          <w:lang w:val="en-GB"/>
-        </w:rPr>
-      </w:pPr>
-      <w:r>
-        <w:rPr>
-          <w:rFonts w:ascii="Consolas" w:eastAsia="Verdana" w:hAnsi="Consolas" w:cs="Verdana"/>
-          <w:sz w:val="22"/>
-          <w:szCs w:val="22"/>
-          <w:lang w:val="en-GB"/>
-        </w:rPr>
-        <w:t xml:space="preserve">import </w:t>
-      </w:r>
-      <w:proofErr w:type="spellStart"/>
-      <w:proofErr w:type="gramStart"/>
-      <w:r>
-        <w:rPr>
-          <w:rFonts w:ascii="Consolas" w:eastAsia="Verdana" w:hAnsi="Consolas" w:cs="Verdana"/>
-          <w:sz w:val="22"/>
-          <w:szCs w:val="22"/>
-          <w:lang w:val="en-GB"/>
-        </w:rPr>
-        <w:t>junit.framework</w:t>
-      </w:r>
-      <w:proofErr w:type="gramEnd"/>
-      <w:r>
-        <w:rPr>
-          <w:rFonts w:ascii="Consolas" w:eastAsia="Verdana" w:hAnsi="Consolas" w:cs="Verdana"/>
-          <w:sz w:val="22"/>
-          <w:szCs w:val="22"/>
-          <w:lang w:val="en-GB"/>
-        </w:rPr>
-        <w:t>.TestCase</w:t>
-      </w:r>
-      <w:proofErr w:type="spellEnd"/>
-      <w:r>
-        <w:rPr>
-          <w:rFonts w:ascii="Consolas" w:eastAsia="Verdana" w:hAnsi="Consolas" w:cs="Verdana"/>
-          <w:sz w:val="22"/>
-          <w:szCs w:val="22"/>
-          <w:lang w:val="en-GB"/>
-        </w:rPr>
-        <w:t>;</w:t>
-      </w:r>
-    </w:p>
-    <w:p>
-      <w:pPr>
-        <w:shd w:val="clear" w:color="auto" w:fill="E2EFD9" w:themeFill="accent6" w:themeFillTint="33"/>
-        <w:spacing w:after="0"/>
-        <w:rPr>
-          <w:rFonts w:ascii="Consolas" w:eastAsia="Verdana" w:hAnsi="Consolas" w:cs="Verdana"/>
-          <w:sz w:val="22"/>
-          <w:szCs w:val="22"/>
-          <w:lang w:val="en-GB"/>
-        </w:rPr>
-      </w:pPr>
-    </w:p>
-    <w:p>
-      <w:pPr>
-        <w:shd w:val="clear" w:color="auto" w:fill="E2EFD9" w:themeFill="accent6" w:themeFillTint="33"/>
-        <w:spacing w:after="0"/>
-        <w:rPr>
-          <w:rFonts w:ascii="Consolas" w:eastAsia="Verdana" w:hAnsi="Consolas" w:cs="Verdana"/>
-          <w:sz w:val="22"/>
-          <w:szCs w:val="22"/>
-          <w:lang w:val="en-GB"/>
-        </w:rPr>
-      </w:pPr>
-      <w:r>
-        <w:rPr>
-          <w:rFonts w:ascii="Consolas" w:eastAsia="Verdana" w:hAnsi="Consolas" w:cs="Verdana"/>
-          <w:sz w:val="22"/>
-          <w:szCs w:val="22"/>
-          <w:lang w:val="en-GB"/>
-        </w:rPr>
-        <w:t xml:space="preserve">class </w:t>
-      </w:r>
-      <w:proofErr w:type="spellStart"/>
-      <w:r>
-        <w:rPr>
-          <w:rFonts w:ascii="Consolas" w:eastAsia="Verdana" w:hAnsi="Consolas" w:cs="Verdana"/>
-          <w:sz w:val="22"/>
-          <w:szCs w:val="22"/>
-          <w:lang w:val="en-GB"/>
-        </w:rPr>
-        <w:t>TestArrayPersonas</w:t>
-      </w:r>
-      <w:proofErr w:type="spellEnd"/>
-      <w:r>
-        <w:rPr>
-          <w:rFonts w:ascii="Consolas" w:eastAsia="Verdana" w:hAnsi="Consolas" w:cs="Verdana"/>
-          <w:sz w:val="22"/>
-          <w:szCs w:val="22"/>
-          <w:lang w:val="en-GB"/>
-        </w:rPr>
-        <w:t xml:space="preserve"> {</w:t>
-      </w:r>
-    </w:p>
-    <w:p>
-      <w:pPr>
-        <w:shd w:val="clear" w:color="auto" w:fill="E2EFD9" w:themeFill="accent6" w:themeFillTint="33"/>
-        <w:spacing w:after="0"/>
-        <w:rPr>
-          <w:rFonts w:ascii="Consolas" w:eastAsia="Verdana" w:hAnsi="Consolas" w:cs="Verdana"/>
-          <w:sz w:val="22"/>
-          <w:szCs w:val="22"/>
-          <w:lang w:val="en-GB"/>
-        </w:rPr>
-      </w:pPr>
-      <w:r>
-        <w:rPr>
-          <w:rFonts w:ascii="Consolas" w:eastAsia="Verdana" w:hAnsi="Consolas" w:cs="Verdana"/>
-          <w:sz w:val="22"/>
-          <w:szCs w:val="22"/>
-          <w:lang w:val="en-GB"/>
-        </w:rPr>
-        <w:tab/>
-      </w:r>
-      <w:r>
-        <w:rPr>
-          <w:rFonts w:ascii="Consolas" w:eastAsia="Verdana" w:hAnsi="Consolas" w:cs="Verdana"/>
-          <w:sz w:val="22"/>
-          <w:szCs w:val="22"/>
-          <w:lang w:val="en-GB"/>
-        </w:rPr>
-        <w:tab/>
-      </w:r>
-    </w:p>
-    <w:p>
-      <w:pPr>
-        <w:shd w:val="clear" w:color="auto" w:fill="E2EFD9" w:themeFill="accent6" w:themeFillTint="33"/>
-        <w:spacing w:after="0"/>
-        <w:rPr>
-          <w:rFonts w:ascii="Consolas" w:eastAsia="Verdana" w:hAnsi="Consolas" w:cs="Verdana"/>
-          <w:sz w:val="22"/>
-          <w:szCs w:val="22"/>
-        </w:rPr>
-      </w:pPr>
-      <w:r>
-        <w:rPr>
-          <w:rFonts w:ascii="Consolas" w:eastAsia="Verdana" w:hAnsi="Consolas" w:cs="Verdana"/>
-          <w:sz w:val="22"/>
-          <w:szCs w:val="22"/>
-          <w:lang w:val="en-GB"/>
-        </w:rPr>
-        <w:tab/>
-      </w:r>
-      <w:r>
-        <w:rPr>
-          <w:rFonts w:ascii="Consolas" w:eastAsia="Verdana" w:hAnsi="Consolas" w:cs="Verdana"/>
-          <w:sz w:val="22"/>
-          <w:szCs w:val="22"/>
-        </w:rPr>
-        <w:t>@Test</w:t>
-      </w:r>
-    </w:p>
-    <w:p>
-      <w:pPr>
-        <w:shd w:val="clear" w:color="auto" w:fill="E2EFD9" w:themeFill="accent6" w:themeFillTint="33"/>
-        <w:spacing w:after="0"/>
-        <w:rPr>
-          <w:rFonts w:ascii="Consolas" w:eastAsia="Verdana" w:hAnsi="Consolas" w:cs="Verdana"/>
-          <w:sz w:val="22"/>
-          <w:szCs w:val="22"/>
-        </w:rPr>
-      </w:pPr>
-      <w:r>
-        <w:rPr>
-          <w:rFonts w:ascii="Consolas" w:eastAsia="Verdana" w:hAnsi="Consolas" w:cs="Verdana"/>
-          <w:sz w:val="22"/>
-          <w:szCs w:val="22"/>
-        </w:rPr>
-        <w:tab/>
-      </w:r>
-      <w:proofErr w:type="spellStart"/>
-      <w:r>
-        <w:rPr>
-          <w:rFonts w:ascii="Consolas" w:eastAsia="Verdana" w:hAnsi="Consolas" w:cs="Verdana"/>
-          <w:sz w:val="22"/>
-          <w:szCs w:val="22"/>
-        </w:rPr>
-        <w:t>void</w:t>
-      </w:r>
-      <w:proofErr w:type="spellEnd"/>
-      <w:r>
-        <w:rPr>
-          <w:rFonts w:ascii="Consolas" w:eastAsia="Verdana" w:hAnsi="Consolas" w:cs="Verdana"/>
-          <w:sz w:val="22"/>
-          <w:szCs w:val="22"/>
-        </w:rPr>
-        <w:t xml:space="preserve"> </w:t>
-      </w:r>
-      <w:proofErr w:type="gramStart"/>
-      <w:r>
-        <w:rPr>
-          <w:rFonts w:ascii="Consolas" w:eastAsia="Verdana" w:hAnsi="Consolas" w:cs="Verdana"/>
-          <w:sz w:val="22"/>
-          <w:szCs w:val="22"/>
-        </w:rPr>
-        <w:t>test(</w:t>
-      </w:r>
-      <w:proofErr w:type="gramEnd"/>
-      <w:r>
-        <w:rPr>
-          <w:rFonts w:ascii="Consolas" w:eastAsia="Verdana" w:hAnsi="Consolas" w:cs="Verdana"/>
-          <w:sz w:val="22"/>
-          <w:szCs w:val="22"/>
-        </w:rPr>
-        <w:t>) {</w:t>
-      </w:r>
-    </w:p>
-    <w:p>
-      <w:pPr>
-        <w:shd w:val="clear" w:color="auto" w:fill="E2EFD9" w:themeFill="accent6" w:themeFillTint="33"/>
-        <w:spacing w:after="0"/>
-        <w:rPr>
-          <w:rFonts w:ascii="Consolas" w:eastAsia="Verdana" w:hAnsi="Consolas" w:cs="Verdana"/>
-          <w:sz w:val="22"/>
-          <w:szCs w:val="22"/>
-        </w:rPr>
-      </w:pPr>
-      <w:r>
-        <w:rPr>
-          <w:rFonts w:ascii="Consolas" w:eastAsia="Verdana" w:hAnsi="Consolas" w:cs="Verdana"/>
-          <w:sz w:val="22"/>
-          <w:szCs w:val="22"/>
-        </w:rPr>
-        <w:tab/>
-      </w:r>
-      <w:r>
-        <w:rPr>
-          <w:rFonts w:ascii="Consolas" w:eastAsia="Verdana" w:hAnsi="Consolas" w:cs="Verdana"/>
-          <w:sz w:val="22"/>
-          <w:szCs w:val="22"/>
-        </w:rPr>
-        <w:tab/>
-      </w:r>
-      <w:proofErr w:type="spellStart"/>
-      <w:r>
-        <w:rPr>
-          <w:rFonts w:ascii="Consolas" w:eastAsia="Verdana" w:hAnsi="Consolas" w:cs="Verdana"/>
-          <w:sz w:val="22"/>
-          <w:szCs w:val="22"/>
-        </w:rPr>
-        <w:t>ArrayPersonas</w:t>
-      </w:r>
-      <w:proofErr w:type="spellEnd"/>
-      <w:r>
-        <w:rPr>
-          <w:rFonts w:ascii="Consolas" w:eastAsia="Verdana" w:hAnsi="Consolas" w:cs="Verdana"/>
-          <w:sz w:val="22"/>
-          <w:szCs w:val="22"/>
-        </w:rPr>
-        <w:t xml:space="preserve"> personas = new </w:t>
-      </w:r>
-      <w:proofErr w:type="spellStart"/>
-      <w:proofErr w:type="gramStart"/>
-      <w:r>
-        <w:rPr>
-          <w:rFonts w:ascii="Consolas" w:eastAsia="Verdana" w:hAnsi="Consolas" w:cs="Verdana"/>
-          <w:sz w:val="22"/>
-          <w:szCs w:val="22"/>
-        </w:rPr>
-        <w:t>ArrayPersonas</w:t>
-      </w:r>
-      <w:proofErr w:type="spellEnd"/>
-      <w:r>
-        <w:rPr>
-          <w:rFonts w:ascii="Consolas" w:eastAsia="Verdana" w:hAnsi="Consolas" w:cs="Verdana"/>
-          <w:sz w:val="22"/>
-          <w:szCs w:val="22"/>
-        </w:rPr>
-        <w:t>(</w:t>
-      </w:r>
-      <w:proofErr w:type="gramEnd"/>
-      <w:r>
-        <w:rPr>
-          <w:rFonts w:ascii="Consolas" w:eastAsia="Verdana" w:hAnsi="Consolas" w:cs="Verdana"/>
-          <w:sz w:val="22"/>
-          <w:szCs w:val="22"/>
-        </w:rPr>
-        <w:t>);</w:t>
-      </w:r>
-    </w:p>
-    <w:p>
-      <w:r>
-        <w:tab/>
-      </w:r>
-      <w:r>
-        <w:tab/>
-      </w:r>
-    </w:p>
-    <w:p>
-      <w:pPr>
-        <w:shd w:val="clear" w:color="auto" w:fill="E2EFD9" w:themeFill="accent6" w:themeFillTint="33"/>
-        <w:spacing w:after="0"/>
-        <w:rPr>
-          <w:rFonts w:ascii="Consolas" w:eastAsia="Verdana" w:hAnsi="Consolas" w:cs="Verdana"/>
-          <w:sz w:val="22"/>
-          <w:szCs w:val="22"/>
         </w:rPr>
       </w:pPr>
       <w:r>
@@ -2832,97 +2924,24 @@
         </w:rPr>
         <w:t xml:space="preserve">        </w:t>
       </w:r>
-      <w:proofErr w:type="spellStart"/>
-      <w:r>
-        <w:rPr>
-          <w:rFonts w:ascii="Consolas" w:eastAsia="Verdana" w:hAnsi="Consolas" w:cs="Verdana"/>
-          <w:sz w:val="22"/>
-          <w:szCs w:val="22"/>
-        </w:rPr>
-        <w:t>String</w:t>
-      </w:r>
-      <w:proofErr w:type="spellEnd"/>
-      <w:r>
-        <w:rPr>
-          <w:rFonts w:ascii="Consolas" w:eastAsia="Verdana" w:hAnsi="Consolas" w:cs="Verdana"/>
-          <w:sz w:val="22"/>
-          <w:szCs w:val="22"/>
-        </w:rPr>
-        <w:t xml:space="preserve">[] </w:t>
-      </w:r>
-      <w:proofErr w:type="spellStart"/>
-      <w:r>
-        <w:rPr>
-          <w:rFonts w:ascii="Consolas" w:eastAsia="Verdana" w:hAnsi="Consolas" w:cs="Verdana"/>
-          <w:sz w:val="22"/>
-          <w:szCs w:val="22"/>
-        </w:rPr>
-        <w:t>nombresEsperados</w:t>
-      </w:r>
-      <w:proofErr w:type="spellEnd"/>
-      <w:r>
-        <w:rPr>
-          <w:rFonts w:ascii="Consolas" w:eastAsia="Verdana" w:hAnsi="Consolas" w:cs="Verdana"/>
-          <w:sz w:val="22"/>
-          <w:szCs w:val="22"/>
-        </w:rPr>
-        <w:t xml:space="preserve"> = {"Alberto", "Eva", "Cristina"};</w:t>
-      </w:r>
-    </w:p>
-    <w:p>
-      <w:pPr>
-        <w:shd w:val="clear" w:color="auto" w:fill="E2EFD9" w:themeFill="accent6" w:themeFillTint="33"/>
-        <w:spacing w:after="0"/>
-        <w:rPr>
-          <w:rFonts w:ascii="Consolas" w:eastAsia="Verdana" w:hAnsi="Consolas" w:cs="Verdana"/>
-          <w:sz w:val="22"/>
-          <w:szCs w:val="22"/>
-        </w:rPr>
-      </w:pPr>
-      <w:r>
-        <w:rPr>
-          <w:rFonts w:ascii="Consolas" w:eastAsia="Verdana" w:hAnsi="Consolas" w:cs="Verdana"/>
-          <w:sz w:val="22"/>
-          <w:szCs w:val="22"/>
-        </w:rPr>
-        <w:t xml:space="preserve">        </w:t>
-      </w:r>
-    </w:p>
-    <w:p>
-      <w:pPr>
-        <w:shd w:val="clear" w:color="auto" w:fill="E2EFD9" w:themeFill="accent6" w:themeFillTint="33"/>
-        <w:spacing w:after="0"/>
-        <w:rPr>
-          <w:rFonts w:ascii="Consolas" w:eastAsia="Verdana" w:hAnsi="Consolas" w:cs="Verdana"/>
-          <w:sz w:val="22"/>
-          <w:szCs w:val="22"/>
-        </w:rPr>
-      </w:pPr>
-      <w:r>
-        <w:rPr>
-          <w:rFonts w:ascii="Consolas" w:eastAsia="Verdana" w:hAnsi="Consolas" w:cs="Verdana"/>
-          <w:sz w:val="22"/>
-          <w:szCs w:val="22"/>
-        </w:rPr>
-        <w:t xml:space="preserve">        </w:t>
-      </w:r>
-      <w:proofErr w:type="spellStart"/>
-      <w:r>
-        <w:rPr>
-          <w:rFonts w:ascii="Consolas" w:eastAsia="Verdana" w:hAnsi="Consolas" w:cs="Verdana"/>
-          <w:sz w:val="22"/>
-          <w:szCs w:val="22"/>
-        </w:rPr>
-        <w:t>String</w:t>
-      </w:r>
-      <w:proofErr w:type="spellEnd"/>
-      <w:r>
-        <w:rPr>
-          <w:rFonts w:ascii="Consolas" w:eastAsia="Verdana" w:hAnsi="Consolas" w:cs="Verdana"/>
-          <w:sz w:val="22"/>
-          <w:szCs w:val="22"/>
-        </w:rPr>
-        <w:t xml:space="preserve">[] </w:t>
+    </w:p>
+    <w:p>
+      <w:pPr>
+        <w:shd w:val="clear" w:color="auto" w:fill="E2EFD9" w:themeFill="accent6" w:themeFillTint="33"/>
+        <w:spacing w:after="0"/>
+        <w:rPr>
+          <w:rFonts w:ascii="Consolas" w:eastAsia="Verdana" w:hAnsi="Consolas" w:cs="Verdana"/>
+          <w:sz w:val="22"/>
+          <w:szCs w:val="22"/>
+        </w:rPr>
+      </w:pPr>
+      <w:r>
+        <w:rPr>
+          <w:rFonts w:ascii="Consolas" w:eastAsia="Verdana" w:hAnsi="Consolas" w:cs="Verdana"/>
+          <w:sz w:val="22"/>
+          <w:szCs w:val="22"/>
+        </w:rPr>
+        <w:t xml:space="preserve">        String[] </w:t>
       </w:r>
       <w:proofErr w:type="spellStart"/>
       <w:r>
@@ -3297,7 +3316,25 @@
           <w:sz w:val="22"/>
           <w:szCs w:val="22"/>
         </w:rPr>
-        <w:t xml:space="preserve"> para comprobar que el array que has creado en el test coincide con este array</w:t>
+        <w:t xml:space="preserve"> para comprobar que el array que has creado en </w:t>
+      </w:r>
+      <w:proofErr w:type="gramStart"/>
+      <w:r>
+        <w:rPr>
+          <w:rFonts w:ascii="Verdana" w:eastAsia="Verdana" w:hAnsi="Verdana" w:cs="Verdana"/>
+          <w:sz w:val="22"/>
+          <w:szCs w:val="22"/>
+        </w:rPr>
+        <w:t>el test</w:t>
+      </w:r>
+      <w:proofErr w:type="gramEnd"/>
+      <w:r>
+        <w:rPr>
+          <w:rFonts w:ascii="Verdana" w:eastAsia="Verdana" w:hAnsi="Verdana" w:cs="Verdana"/>
+          <w:sz w:val="22"/>
+          <w:szCs w:val="22"/>
+        </w:rPr>
+        <w:t xml:space="preserve"> coincide con este array</w:t>
       </w:r>
     </w:p>
     <w:p>
@@ -3605,7 +3642,17 @@
           <w:szCs w:val="22"/>
           <w:lang w:val="en-GB"/>
         </w:rPr>
-        <w:t>.Test</w:t>
+        <w:t>.</w:t>
+      </w:r>
+      <w:proofErr w:type="gramStart"/>
+      <w:r>
+        <w:rPr>
+          <w:rFonts w:ascii="Consolas" w:eastAsia="Verdana" w:hAnsi="Consolas" w:cs="Verdana"/>
+          <w:sz w:val="22"/>
+          <w:szCs w:val="22"/>
+          <w:lang w:val="en-GB"/>
+        </w:rPr>
+        <w:t>Test</w:t>
       </w:r>
       <w:proofErr w:type="spellEnd"/>
       <w:r>
@@ -3617,6 +3664,7 @@
         </w:rPr>
         <w:t>;</w:t>
       </w:r>
+      <w:proofErr w:type="gramEnd"/>
     </w:p>
     <w:p>
       <w:pPr>
@@ -3657,7 +3705,17 @@
           <w:szCs w:val="22"/>
           <w:lang w:val="en-GB"/>
         </w:rPr>
-        <w:t>.Assert.assertEquals</w:t>
+        <w:t>.Assert.</w:t>
+      </w:r>
+      <w:proofErr w:type="gramStart"/>
+      <w:r>
+        <w:rPr>
+          <w:rFonts w:ascii="Consolas" w:eastAsia="Verdana" w:hAnsi="Consolas" w:cs="Verdana"/>
+          <w:sz w:val="22"/>
+          <w:szCs w:val="22"/>
+          <w:lang w:val="en-GB"/>
+        </w:rPr>
+        <w:t>assertEquals</w:t>
       </w:r>
       <w:proofErr w:type="spellEnd"/>
       <w:r>
@@ -3669,6 +3727,7 @@
         </w:rPr>
         <w:t>;</w:t>
       </w:r>
+      <w:proofErr w:type="gramEnd"/>
     </w:p>
     <w:p>
       <w:pPr>
@@ -3919,27 +3978,48 @@
           <w:sz w:val="22"/>
           <w:szCs w:val="22"/>
         </w:rPr>
+        <w:t xml:space="preserve">        String resultado = </w:t>
+      </w:r>
+      <w:proofErr w:type="spellStart"/>
+      <w:proofErr w:type="gramStart"/>
+      <w:r>
+        <w:rPr>
+          <w:rFonts w:ascii="Consolas" w:eastAsia="Verdana" w:hAnsi="Consolas" w:cs="Verdana"/>
+          <w:sz w:val="22"/>
+          <w:szCs w:val="22"/>
+        </w:rPr>
+        <w:t>nota.calcularNivelNota</w:t>
+      </w:r>
+      <w:proofErr w:type="spellEnd"/>
+      <w:proofErr w:type="gramEnd"/>
+      <w:r>
+        <w:rPr>
+          <w:rFonts w:ascii="Consolas" w:eastAsia="Verdana" w:hAnsi="Consolas" w:cs="Verdana"/>
+          <w:sz w:val="22"/>
+          <w:szCs w:val="22"/>
+        </w:rPr>
+        <w:t>(4);</w:t>
+      </w:r>
+    </w:p>
+    <w:p>
+      <w:pPr>
+        <w:shd w:val="clear" w:color="auto" w:fill="E2EFD9" w:themeFill="accent6" w:themeFillTint="33"/>
+        <w:spacing w:after="0"/>
+        <w:rPr>
+          <w:rFonts w:ascii="Consolas" w:eastAsia="Verdana" w:hAnsi="Consolas" w:cs="Verdana"/>
+          <w:sz w:val="22"/>
+          <w:szCs w:val="22"/>
+        </w:rPr>
+      </w:pPr>
+      <w:r>
+        <w:rPr>
+          <w:rFonts w:ascii="Consolas" w:eastAsia="Verdana" w:hAnsi="Consolas" w:cs="Verdana"/>
+          <w:sz w:val="22"/>
+          <w:szCs w:val="22"/>
+        </w:rPr>
         <w:t xml:space="preserve">        </w:t>
       </w:r>
       <w:proofErr w:type="spellStart"/>
-      <w:r>
-        <w:rPr>
-          <w:rFonts w:ascii="Consolas" w:eastAsia="Verdana" w:hAnsi="Consolas" w:cs="Verdana"/>
-          <w:sz w:val="22"/>
-          <w:szCs w:val="22"/>
-        </w:rPr>
-        <w:t>String</w:t>
-      </w:r>
-      <w:proofErr w:type="spellEnd"/>
-      <w:r>
-        <w:rPr>
-          <w:rFonts w:ascii="Consolas" w:eastAsia="Verdana" w:hAnsi="Consolas" w:cs="Verdana"/>
-          <w:sz w:val="22"/>
-          <w:szCs w:val="22"/>
-        </w:rPr>
-        <w:t xml:space="preserve"> resultado = </w:t>
-      </w:r>
-      <w:proofErr w:type="spellStart"/>
       <w:proofErr w:type="gramStart"/>
       <w:r>
         <w:rPr>
@@ -3947,9 +4027,17 @@
           <w:sz w:val="22"/>
           <w:szCs w:val="22"/>
         </w:rPr>
-        <w:t>nota.calcularNivelNota</w:t>
-      </w:r>
-      <w:proofErr w:type="spellEnd"/>
+        <w:t>assertEquals</w:t>
+      </w:r>
+      <w:proofErr w:type="spellEnd"/>
+      <w:r>
+        <w:rPr>
+          <w:rFonts w:ascii="Consolas" w:eastAsia="Verdana" w:hAnsi="Consolas" w:cs="Verdana"/>
+          <w:sz w:val="22"/>
+          <w:szCs w:val="22"/>
+        </w:rPr>
+        <w:t>(</w:t>
+      </w:r>
       <w:proofErr w:type="gramEnd"/>
       <w:r>
         <w:rPr>
@@ -3957,53 +4045,6 @@
           <w:sz w:val="22"/>
           <w:szCs w:val="22"/>
         </w:rPr>
-        <w:t>(4);</w:t>
-      </w:r>
-    </w:p>
-    <w:p>
-      <w:pPr>
-        <w:shd w:val="clear" w:color="auto" w:fill="E2EFD9" w:themeFill="accent6" w:themeFillTint="33"/>
-        <w:spacing w:after="0"/>
-        <w:rPr>
-          <w:rFonts w:ascii="Consolas" w:eastAsia="Verdana" w:hAnsi="Consolas" w:cs="Verdana"/>
-          <w:sz w:val="22"/>
-          <w:szCs w:val="22"/>
-        </w:rPr>
-      </w:pPr>
-      <w:r>
-        <w:rPr>
-          <w:rFonts w:ascii="Consolas" w:eastAsia="Verdana" w:hAnsi="Consolas" w:cs="Verdana"/>
-          <w:sz w:val="22"/>
-          <w:szCs w:val="22"/>
-        </w:rPr>
-        <w:t xml:space="preserve">        </w:t>
-      </w:r>
-      <w:proofErr w:type="spellStart"/>
-      <w:proofErr w:type="gramStart"/>
-      <w:r>
-        <w:rPr>
-          <w:rFonts w:ascii="Consolas" w:eastAsia="Verdana" w:hAnsi="Consolas" w:cs="Verdana"/>
-          <w:sz w:val="22"/>
-          <w:szCs w:val="22"/>
-        </w:rPr>
-        <w:t>assertEquals</w:t>
-      </w:r>
-      <w:proofErr w:type="spellEnd"/>
-      <w:r>
-        <w:rPr>
-          <w:rFonts w:ascii="Consolas" w:eastAsia="Verdana" w:hAnsi="Consolas" w:cs="Verdana"/>
-          <w:sz w:val="22"/>
-          <w:szCs w:val="22"/>
-        </w:rPr>
-        <w:t>(</w:t>
-      </w:r>
-      <w:proofErr w:type="gramEnd"/>
-      <w:r>
-        <w:rPr>
-          <w:rFonts w:ascii="Consolas" w:eastAsia="Verdana" w:hAnsi="Consolas" w:cs="Verdana"/>
-          <w:sz w:val="22"/>
-          <w:szCs w:val="22"/>
-        </w:rPr>
         <w:t>"Suspenso", resultado);</w:t>
       </w:r>
     </w:p>
@@ -4044,6 +4085,36 @@
         </w:rPr>
         <w:t>}</w:t>
       </w:r>
+    </w:p>
+    <w:p>
+      <w:pPr>
+        <w:spacing w:after="0"/>
+        <w:rPr>
+          <w:rFonts w:ascii="Verdana" w:eastAsia="Verdana" w:hAnsi="Verdana" w:cs="Verdana"/>
+          <w:sz w:val="22"/>
+          <w:szCs w:val="22"/>
+        </w:rPr>
+      </w:pPr>
+    </w:p>
+    <w:p>
+      <w:pPr>
+        <w:spacing w:after="0"/>
+        <w:rPr>
+          <w:rFonts w:ascii="Verdana" w:eastAsia="Verdana" w:hAnsi="Verdana" w:cs="Verdana"/>
+          <w:sz w:val="22"/>
+          <w:szCs w:val="22"/>
+        </w:rPr>
+      </w:pPr>
+    </w:p>
+    <w:p>
+      <w:pPr>
+        <w:spacing w:after="0"/>
+        <w:rPr>
+          <w:rFonts w:ascii="Verdana" w:eastAsia="Verdana" w:hAnsi="Verdana" w:cs="Verdana"/>
+          <w:sz w:val="22"/>
+          <w:szCs w:val="22"/>
+        </w:rPr>
+      </w:pPr>
     </w:p>
     <w:p>
       <w:pPr>
@@ -4320,7 +4391,17 @@
           <w:szCs w:val="22"/>
           <w:lang w:val="en-GB"/>
         </w:rPr>
-        <w:t>.Scanner</w:t>
+        <w:t>.</w:t>
+      </w:r>
+      <w:proofErr w:type="gramStart"/>
+      <w:r>
+        <w:rPr>
+          <w:rFonts w:ascii="Consolas" w:eastAsia="Verdana" w:hAnsi="Consolas" w:cs="Verdana"/>
+          <w:sz w:val="22"/>
+          <w:szCs w:val="22"/>
+          <w:lang w:val="en-GB"/>
+        </w:rPr>
+        <w:t>Scanner</w:t>
       </w:r>
       <w:proofErr w:type="spellEnd"/>
       <w:r>
@@ -4332,6 +4413,7 @@
         </w:rPr>
         <w:t>;</w:t>
       </w:r>
+      <w:proofErr w:type="gramEnd"/>
     </w:p>
     <w:p>
       <w:pPr>
@@ -4384,7 +4466,6 @@
           <w:szCs w:val="22"/>
           <w:lang w:val="en-GB"/>
         </w:rPr>
-        <w:lastRenderedPageBreak/>
         <w:t xml:space="preserve">    private int </w:t>
       </w:r>
       <w:proofErr w:type="spellStart"/>
@@ -4801,38 +4882,36 @@
           <w:szCs w:val="22"/>
           <w:lang w:val="en-GB"/>
         </w:rPr>
-        <w:t>getEdad(</w:t>
+        <w:t>getEdad();</w:t>
       </w:r>
       <w:proofErr w:type="gramEnd"/>
-      <w:r>
-        <w:rPr>
-          <w:rFonts w:ascii="Consolas" w:eastAsia="Verdana" w:hAnsi="Consolas" w:cs="Verdana"/>
-          <w:sz w:val="22"/>
-          <w:szCs w:val="22"/>
-          <w:lang w:val="en-GB"/>
-        </w:rPr>
-        <w:t>);</w:t>
-      </w:r>
-    </w:p>
-    <w:p>
-      <w:pPr>
-        <w:shd w:val="clear" w:color="auto" w:fill="E2EFD9" w:themeFill="accent6" w:themeFillTint="33"/>
-        <w:spacing w:after="0"/>
-        <w:rPr>
-          <w:rFonts w:ascii="Consolas" w:eastAsia="Verdana" w:hAnsi="Consolas" w:cs="Verdana"/>
-          <w:sz w:val="22"/>
-          <w:szCs w:val="22"/>
-          <w:lang w:val="en-GB"/>
-        </w:rPr>
-      </w:pPr>
-      <w:r>
-        <w:rPr>
-          <w:rFonts w:ascii="Consolas" w:eastAsia="Verdana" w:hAnsi="Consolas" w:cs="Verdana"/>
-          <w:sz w:val="22"/>
-          <w:szCs w:val="22"/>
-          <w:lang w:val="en-GB"/>
-        </w:rPr>
-        <w:t xml:space="preserve">    }</w:t>
+    </w:p>
+    <w:p>
+      <w:pPr>
+        <w:shd w:val="clear" w:color="auto" w:fill="E2EFD9" w:themeFill="accent6" w:themeFillTint="33"/>
+        <w:spacing w:after="0"/>
+        <w:rPr>
+          <w:rFonts w:ascii="Consolas" w:eastAsia="Verdana" w:hAnsi="Consolas" w:cs="Verdana"/>
+          <w:sz w:val="22"/>
+          <w:szCs w:val="22"/>
+        </w:rPr>
+      </w:pPr>
+      <w:r>
+        <w:rPr>
+          <w:rFonts w:ascii="Consolas" w:eastAsia="Verdana" w:hAnsi="Consolas" w:cs="Verdana"/>
+          <w:sz w:val="22"/>
+          <w:szCs w:val="22"/>
+          <w:lang w:val="en-GB"/>
+        </w:rPr>
+        <w:t xml:space="preserve">    </w:t>
+      </w:r>
+      <w:r>
+        <w:rPr>
+          <w:rFonts w:ascii="Consolas" w:eastAsia="Verdana" w:hAnsi="Consolas" w:cs="Verdana"/>
+          <w:sz w:val="22"/>
+          <w:szCs w:val="22"/>
+        </w:rPr>
+        <w:t>}</w:t>
       </w:r>
     </w:p>
     <w:p>
@@ -4913,6 +4992,7 @@
         <w:t xml:space="preserve"> al 4%. 10%, 21%,</w:t>
       </w:r>
     </w:p>
+    <w:p/>
     <w:p>
       <w:pPr>
         <w:shd w:val="clear" w:color="auto" w:fill="DEEAF6" w:themeFill="accent5" w:themeFillTint="33"/>
@@ -5077,6 +5157,7 @@
         <w:t xml:space="preserve">) y </w:t>
       </w:r>
       <w:proofErr w:type="spellStart"/>
+      <w:proofErr w:type="gramStart"/>
       <w:r>
         <w:rPr>
           <w:rFonts w:ascii="Verdana" w:hAnsi="Verdana" w:cs="Arial"/>
@@ -5096,21 +5177,23 @@
           <w:szCs w:val="22"/>
           <w:lang w:val="en-GB"/>
         </w:rPr>
-        <w:t>()</w:t>
-      </w:r>
-    </w:p>
-    <w:p>
-      <w:pPr>
-        <w:spacing w:after="0"/>
+        <w:t>(</w:t>
+      </w:r>
+      <w:proofErr w:type="gramEnd"/>
+      <w:r>
         <w:rPr>
           <w:rFonts w:ascii="Verdana" w:hAnsi="Verdana" w:cs="Arial"/>
           <w:color w:val="000000"/>
           <w:sz w:val="22"/>
           <w:szCs w:val="22"/>
-          <w:shd w:val="clear" w:color="auto" w:fill="FFFFFF"/>
-        </w:rPr>
-      </w:pPr>
-      <w:r>
+          <w:lang w:val="en-GB"/>
+        </w:rPr>
+        <w:t>)</w:t>
+      </w:r>
+    </w:p>
+    <w:p>
+      <w:pPr>
+        <w:spacing w:after="0"/>
         <w:rPr>
           <w:rFonts w:ascii="Verdana" w:hAnsi="Verdana" w:cs="Arial"/>
           <w:color w:val="000000"/>
@@ -5118,6 +5201,15 @@
           <w:szCs w:val="22"/>
           <w:shd w:val="clear" w:color="auto" w:fill="FFFFFF"/>
         </w:rPr>
+      </w:pPr>
+      <w:r>
+        <w:rPr>
+          <w:rFonts w:ascii="Verdana" w:hAnsi="Verdana" w:cs="Arial"/>
+          <w:color w:val="000000"/>
+          <w:sz w:val="22"/>
+          <w:szCs w:val="22"/>
+          <w:shd w:val="clear" w:color="auto" w:fill="FFFFFF"/>
+        </w:rPr>
         <w:t>Los métodos </w:t>
       </w:r>
       <w:proofErr w:type="spellStart"/>
@@ -5183,6 +5275,7 @@
         <w:t> </w:t>
       </w:r>
       <w:proofErr w:type="spellStart"/>
+      <w:proofErr w:type="gramStart"/>
       <w:r>
         <w:rPr>
           <w:rFonts w:ascii="Verdana" w:hAnsi="Verdana" w:cs="Arial"/>
@@ -5206,7 +5299,20 @@
           <w:szCs w:val="22"/>
           <w:shd w:val="clear" w:color="auto" w:fill="FFFFFF"/>
         </w:rPr>
-        <w:t>()</w:t>
+        <w:t>(</w:t>
+      </w:r>
+      <w:proofErr w:type="gramEnd"/>
+      <w:r>
+        <w:rPr>
+          <w:rFonts w:ascii="Verdana" w:hAnsi="Verdana" w:cs="Arial"/>
+          <w:b/>
+          <w:bCs/>
+          <w:color w:val="000000"/>
+          <w:sz w:val="22"/>
+          <w:szCs w:val="22"/>
+          <w:shd w:val="clear" w:color="auto" w:fill="FFFFFF"/>
+        </w:rPr>
+        <w:t>)</w:t>
       </w:r>
       <w:r>
         <w:rPr>
@@ -5223,18 +5329,51 @@
       <w:pPr>
         <w:spacing w:after="0"/>
         <w:rPr>
-          <w:rFonts w:ascii="Verdana" w:hAnsi="Verdana" w:cs="Times New Roman"/>
-          <w:sz w:val="22"/>
-          <w:szCs w:val="22"/>
-        </w:rPr>
-      </w:pPr>
-      <w:r>
-        <w:rPr>
           <w:rFonts w:ascii="Verdana" w:hAnsi="Verdana" w:cs="Arial"/>
           <w:color w:val="000000"/>
           <w:sz w:val="22"/>
           <w:szCs w:val="22"/>
         </w:rPr>
+      </w:pPr>
+    </w:p>
+    <w:p>
+      <w:pPr>
+        <w:spacing w:after="0"/>
+        <w:rPr>
+          <w:rFonts w:ascii="Verdana" w:hAnsi="Verdana" w:cs="Arial"/>
+          <w:color w:val="000000"/>
+          <w:sz w:val="22"/>
+          <w:szCs w:val="22"/>
+        </w:rPr>
+      </w:pPr>
+    </w:p>
+    <w:p>
+      <w:pPr>
+        <w:spacing w:after="0"/>
+        <w:rPr>
+          <w:rFonts w:ascii="Verdana" w:hAnsi="Verdana" w:cs="Arial"/>
+          <w:color w:val="000000"/>
+          <w:sz w:val="22"/>
+          <w:szCs w:val="22"/>
+        </w:rPr>
+      </w:pPr>
+    </w:p>
+    <w:p>
+      <w:pPr>
+        <w:spacing w:after="0"/>
+        <w:rPr>
+          <w:rFonts w:ascii="Verdana" w:hAnsi="Verdana" w:cs="Times New Roman"/>
+          <w:sz w:val="22"/>
+          <w:szCs w:val="22"/>
+        </w:rPr>
+      </w:pPr>
+      <w:r>
+        <w:rPr>
+          <w:rFonts w:ascii="Verdana" w:hAnsi="Verdana" w:cs="Arial"/>
+          <w:color w:val="000000"/>
+          <w:sz w:val="22"/>
+          <w:szCs w:val="22"/>
+        </w:rPr>
         <w:br/>
       </w:r>
     </w:p>
@@ -5333,8 +5472,19 @@
           <w:szCs w:val="22"/>
           <w:lang w:val="en-GB"/>
         </w:rPr>
-        <w:t>.*;</w:t>
-      </w:r>
+        <w:t>.</w:t>
+      </w:r>
+      <w:proofErr w:type="gramStart"/>
+      <w:r>
+        <w:rPr>
+          <w:rFonts w:ascii="Consolas" w:eastAsia="Verdana" w:hAnsi="Consolas" w:cs="Verdana"/>
+          <w:sz w:val="22"/>
+          <w:szCs w:val="22"/>
+          <w:lang w:val="en-GB"/>
+        </w:rPr>
+        <w:t>*;</w:t>
+      </w:r>
+      <w:proofErr w:type="gramEnd"/>
     </w:p>
     <w:p>
       <w:pPr>
@@ -5529,6 +5679,7 @@
           <w:szCs w:val="22"/>
           <w:lang w:val="en-GB"/>
         </w:rPr>
+        <w:lastRenderedPageBreak/>
         <w:tab/>
         <w:t xml:space="preserve">void </w:t>
       </w:r>
@@ -5680,6 +5831,1606 @@
     </w:p>
     <w:p>
       <w:pPr>
+        <w:shd w:val="clear" w:color="auto" w:fill="FFFFFF" w:themeFill="background1"/>
+        <w:spacing w:after="0"/>
+        <w:rPr>
+          <w:rFonts w:ascii="Verdana" w:eastAsia="Verdana" w:hAnsi="Verdana" w:cs="Verdana"/>
+          <w:b/>
+          <w:color w:val="000000" w:themeColor="text1"/>
+          <w:sz w:val="22"/>
+          <w:szCs w:val="22"/>
+        </w:rPr>
+      </w:pPr>
+      <w:r>
+        <w:rPr>
+          <w:rFonts w:ascii="Verdana" w:eastAsia="Verdana" w:hAnsi="Verdana" w:cs="Verdana"/>
+          <w:b/>
+          <w:color w:val="000000" w:themeColor="text1"/>
+          <w:sz w:val="22"/>
+          <w:szCs w:val="22"/>
+        </w:rPr>
+        <w:t>Ejemplo</w:t>
+      </w:r>
+    </w:p>
+    <w:p>
+      <w:pPr>
+        <w:shd w:val="clear" w:color="auto" w:fill="FFFFFF" w:themeFill="background1"/>
+        <w:spacing w:after="0"/>
+        <w:rPr>
+          <w:rFonts w:ascii="Verdana" w:eastAsia="Verdana" w:hAnsi="Verdana" w:cs="Verdana"/>
+          <w:b/>
+          <w:color w:val="000000" w:themeColor="text1"/>
+          <w:sz w:val="22"/>
+          <w:szCs w:val="22"/>
+        </w:rPr>
+      </w:pPr>
+    </w:p>
+    <w:p>
+      <w:pPr>
+        <w:shd w:val="clear" w:color="auto" w:fill="FFFFFF" w:themeFill="background1"/>
+        <w:spacing w:after="0"/>
+        <w:rPr>
+          <w:rFonts w:ascii="Verdana" w:eastAsia="Verdana" w:hAnsi="Verdana" w:cs="Verdana"/>
+          <w:b/>
+          <w:color w:val="000000" w:themeColor="text1"/>
+          <w:sz w:val="22"/>
+          <w:szCs w:val="22"/>
+          <w:lang w:val="en-GB"/>
+        </w:rPr>
+      </w:pPr>
+      <w:r>
+        <w:rPr>
+          <w:rFonts w:ascii="Verdana" w:eastAsia="Verdana" w:hAnsi="Verdana" w:cs="Verdana"/>
+          <w:b/>
+          <w:color w:val="000000" w:themeColor="text1"/>
+          <w:sz w:val="22"/>
+          <w:szCs w:val="22"/>
+          <w:lang w:val="en-GB"/>
+        </w:rPr>
+        <w:t xml:space="preserve">package </w:t>
+      </w:r>
+      <w:proofErr w:type="spellStart"/>
+      <w:proofErr w:type="gramStart"/>
+      <w:r>
+        <w:rPr>
+          <w:rFonts w:ascii="Verdana" w:eastAsia="Verdana" w:hAnsi="Verdana" w:cs="Verdana"/>
+          <w:b/>
+          <w:color w:val="000000" w:themeColor="text1"/>
+          <w:sz w:val="22"/>
+          <w:szCs w:val="22"/>
+          <w:lang w:val="en-GB"/>
+        </w:rPr>
+        <w:t>testjunit</w:t>
+      </w:r>
+      <w:proofErr w:type="spellEnd"/>
+      <w:r>
+        <w:rPr>
+          <w:rFonts w:ascii="Verdana" w:eastAsia="Verdana" w:hAnsi="Verdana" w:cs="Verdana"/>
+          <w:b/>
+          <w:color w:val="000000" w:themeColor="text1"/>
+          <w:sz w:val="22"/>
+          <w:szCs w:val="22"/>
+          <w:lang w:val="en-GB"/>
+        </w:rPr>
+        <w:t>;</w:t>
+      </w:r>
+      <w:proofErr w:type="gramEnd"/>
+    </w:p>
+    <w:p>
+      <w:pPr>
+        <w:shd w:val="clear" w:color="auto" w:fill="FFFFFF" w:themeFill="background1"/>
+        <w:spacing w:after="0"/>
+        <w:rPr>
+          <w:rFonts w:ascii="Verdana" w:eastAsia="Verdana" w:hAnsi="Verdana" w:cs="Verdana"/>
+          <w:b/>
+          <w:color w:val="000000" w:themeColor="text1"/>
+          <w:sz w:val="22"/>
+          <w:szCs w:val="22"/>
+          <w:lang w:val="en-GB"/>
+        </w:rPr>
+      </w:pPr>
+    </w:p>
+    <w:p>
+      <w:pPr>
+        <w:shd w:val="clear" w:color="auto" w:fill="FFFFFF" w:themeFill="background1"/>
+        <w:spacing w:after="0"/>
+        <w:rPr>
+          <w:rFonts w:ascii="Verdana" w:eastAsia="Verdana" w:hAnsi="Verdana" w:cs="Verdana"/>
+          <w:b/>
+          <w:color w:val="000000" w:themeColor="text1"/>
+          <w:sz w:val="22"/>
+          <w:szCs w:val="22"/>
+          <w:lang w:val="en-GB"/>
+        </w:rPr>
+      </w:pPr>
+      <w:r>
+        <w:rPr>
+          <w:rFonts w:ascii="Verdana" w:eastAsia="Verdana" w:hAnsi="Verdana" w:cs="Verdana"/>
+          <w:b/>
+          <w:color w:val="000000" w:themeColor="text1"/>
+          <w:sz w:val="22"/>
+          <w:szCs w:val="22"/>
+          <w:lang w:val="en-GB"/>
+        </w:rPr>
+        <w:t>public class Persona {</w:t>
+      </w:r>
+    </w:p>
+    <w:p>
+      <w:pPr>
+        <w:shd w:val="clear" w:color="auto" w:fill="FFFFFF" w:themeFill="background1"/>
+        <w:spacing w:after="0"/>
+        <w:rPr>
+          <w:rFonts w:ascii="Verdana" w:eastAsia="Verdana" w:hAnsi="Verdana" w:cs="Verdana"/>
+          <w:b/>
+          <w:color w:val="000000" w:themeColor="text1"/>
+          <w:sz w:val="22"/>
+          <w:szCs w:val="22"/>
+          <w:lang w:val="en-GB"/>
+        </w:rPr>
+      </w:pPr>
+    </w:p>
+    <w:p>
+      <w:pPr>
+        <w:shd w:val="clear" w:color="auto" w:fill="FFFFFF" w:themeFill="background1"/>
+        <w:spacing w:after="0"/>
+        <w:rPr>
+          <w:rFonts w:ascii="Verdana" w:eastAsia="Verdana" w:hAnsi="Verdana" w:cs="Verdana"/>
+          <w:b/>
+          <w:color w:val="000000" w:themeColor="text1"/>
+          <w:sz w:val="22"/>
+          <w:szCs w:val="22"/>
+          <w:lang w:val="en-GB"/>
+        </w:rPr>
+      </w:pPr>
+      <w:r>
+        <w:rPr>
+          <w:rFonts w:ascii="Verdana" w:eastAsia="Verdana" w:hAnsi="Verdana" w:cs="Verdana"/>
+          <w:b/>
+          <w:color w:val="000000" w:themeColor="text1"/>
+          <w:sz w:val="22"/>
+          <w:szCs w:val="22"/>
+          <w:lang w:val="en-GB"/>
+        </w:rPr>
+        <w:t xml:space="preserve">    private int </w:t>
+      </w:r>
+      <w:proofErr w:type="spellStart"/>
+      <w:proofErr w:type="gramStart"/>
+      <w:r>
+        <w:rPr>
+          <w:rFonts w:ascii="Verdana" w:eastAsia="Verdana" w:hAnsi="Verdana" w:cs="Verdana"/>
+          <w:b/>
+          <w:color w:val="000000" w:themeColor="text1"/>
+          <w:sz w:val="22"/>
+          <w:szCs w:val="22"/>
+          <w:lang w:val="en-GB"/>
+        </w:rPr>
+        <w:t>edad</w:t>
+      </w:r>
+      <w:proofErr w:type="spellEnd"/>
+      <w:r>
+        <w:rPr>
+          <w:rFonts w:ascii="Verdana" w:eastAsia="Verdana" w:hAnsi="Verdana" w:cs="Verdana"/>
+          <w:b/>
+          <w:color w:val="000000" w:themeColor="text1"/>
+          <w:sz w:val="22"/>
+          <w:szCs w:val="22"/>
+          <w:lang w:val="en-GB"/>
+        </w:rPr>
+        <w:t>;</w:t>
+      </w:r>
+      <w:proofErr w:type="gramEnd"/>
+    </w:p>
+    <w:p>
+      <w:pPr>
+        <w:shd w:val="clear" w:color="auto" w:fill="FFFFFF" w:themeFill="background1"/>
+        <w:spacing w:after="0"/>
+        <w:rPr>
+          <w:rFonts w:ascii="Verdana" w:eastAsia="Verdana" w:hAnsi="Verdana" w:cs="Verdana"/>
+          <w:b/>
+          <w:color w:val="000000" w:themeColor="text1"/>
+          <w:sz w:val="22"/>
+          <w:szCs w:val="22"/>
+          <w:lang w:val="en-GB"/>
+        </w:rPr>
+      </w:pPr>
+    </w:p>
+    <w:p>
+      <w:pPr>
+        <w:shd w:val="clear" w:color="auto" w:fill="FFFFFF" w:themeFill="background1"/>
+        <w:spacing w:after="0"/>
+        <w:rPr>
+          <w:rFonts w:ascii="Verdana" w:eastAsia="Verdana" w:hAnsi="Verdana" w:cs="Verdana"/>
+          <w:b/>
+          <w:color w:val="000000" w:themeColor="text1"/>
+          <w:sz w:val="22"/>
+          <w:szCs w:val="22"/>
+          <w:lang w:val="en-GB"/>
+        </w:rPr>
+      </w:pPr>
+      <w:r>
+        <w:rPr>
+          <w:rFonts w:ascii="Verdana" w:eastAsia="Verdana" w:hAnsi="Verdana" w:cs="Verdana"/>
+          <w:b/>
+          <w:color w:val="000000" w:themeColor="text1"/>
+          <w:sz w:val="22"/>
+          <w:szCs w:val="22"/>
+          <w:lang w:val="en-GB"/>
+        </w:rPr>
+        <w:t xml:space="preserve">    public int </w:t>
+      </w:r>
+      <w:proofErr w:type="spellStart"/>
+      <w:proofErr w:type="gramStart"/>
+      <w:r>
+        <w:rPr>
+          <w:rFonts w:ascii="Verdana" w:eastAsia="Verdana" w:hAnsi="Verdana" w:cs="Verdana"/>
+          <w:b/>
+          <w:color w:val="000000" w:themeColor="text1"/>
+          <w:sz w:val="22"/>
+          <w:szCs w:val="22"/>
+          <w:lang w:val="en-GB"/>
+        </w:rPr>
+        <w:t>getEdad</w:t>
+      </w:r>
+      <w:proofErr w:type="spellEnd"/>
+      <w:r>
+        <w:rPr>
+          <w:rFonts w:ascii="Verdana" w:eastAsia="Verdana" w:hAnsi="Verdana" w:cs="Verdana"/>
+          <w:b/>
+          <w:color w:val="000000" w:themeColor="text1"/>
+          <w:sz w:val="22"/>
+          <w:szCs w:val="22"/>
+          <w:lang w:val="en-GB"/>
+        </w:rPr>
+        <w:t>(</w:t>
+      </w:r>
+      <w:proofErr w:type="gramEnd"/>
+      <w:r>
+        <w:rPr>
+          <w:rFonts w:ascii="Verdana" w:eastAsia="Verdana" w:hAnsi="Verdana" w:cs="Verdana"/>
+          <w:b/>
+          <w:color w:val="000000" w:themeColor="text1"/>
+          <w:sz w:val="22"/>
+          <w:szCs w:val="22"/>
+          <w:lang w:val="en-GB"/>
+        </w:rPr>
+        <w:t>) {</w:t>
+      </w:r>
+    </w:p>
+    <w:p>
+      <w:pPr>
+        <w:shd w:val="clear" w:color="auto" w:fill="FFFFFF" w:themeFill="background1"/>
+        <w:spacing w:after="0"/>
+        <w:rPr>
+          <w:rFonts w:ascii="Verdana" w:eastAsia="Verdana" w:hAnsi="Verdana" w:cs="Verdana"/>
+          <w:b/>
+          <w:color w:val="000000" w:themeColor="text1"/>
+          <w:sz w:val="22"/>
+          <w:szCs w:val="22"/>
+          <w:lang w:val="en-GB"/>
+        </w:rPr>
+      </w:pPr>
+      <w:r>
+        <w:rPr>
+          <w:rFonts w:ascii="Verdana" w:eastAsia="Verdana" w:hAnsi="Verdana" w:cs="Verdana"/>
+          <w:b/>
+          <w:color w:val="000000" w:themeColor="text1"/>
+          <w:sz w:val="22"/>
+          <w:szCs w:val="22"/>
+          <w:lang w:val="en-GB"/>
+        </w:rPr>
+        <w:t xml:space="preserve">        return </w:t>
+      </w:r>
+      <w:proofErr w:type="spellStart"/>
+      <w:proofErr w:type="gramStart"/>
+      <w:r>
+        <w:rPr>
+          <w:rFonts w:ascii="Verdana" w:eastAsia="Verdana" w:hAnsi="Verdana" w:cs="Verdana"/>
+          <w:b/>
+          <w:color w:val="000000" w:themeColor="text1"/>
+          <w:sz w:val="22"/>
+          <w:szCs w:val="22"/>
+          <w:lang w:val="en-GB"/>
+        </w:rPr>
+        <w:t>edad</w:t>
+      </w:r>
+      <w:proofErr w:type="spellEnd"/>
+      <w:r>
+        <w:rPr>
+          <w:rFonts w:ascii="Verdana" w:eastAsia="Verdana" w:hAnsi="Verdana" w:cs="Verdana"/>
+          <w:b/>
+          <w:color w:val="000000" w:themeColor="text1"/>
+          <w:sz w:val="22"/>
+          <w:szCs w:val="22"/>
+          <w:lang w:val="en-GB"/>
+        </w:rPr>
+        <w:t>;</w:t>
+      </w:r>
+      <w:proofErr w:type="gramEnd"/>
+    </w:p>
+    <w:p>
+      <w:pPr>
+        <w:shd w:val="clear" w:color="auto" w:fill="FFFFFF" w:themeFill="background1"/>
+        <w:spacing w:after="0"/>
+        <w:rPr>
+          <w:rFonts w:ascii="Verdana" w:eastAsia="Verdana" w:hAnsi="Verdana" w:cs="Verdana"/>
+          <w:b/>
+          <w:color w:val="000000" w:themeColor="text1"/>
+          <w:sz w:val="22"/>
+          <w:szCs w:val="22"/>
+          <w:lang w:val="en-GB"/>
+        </w:rPr>
+      </w:pPr>
+      <w:r>
+        <w:rPr>
+          <w:rFonts w:ascii="Verdana" w:eastAsia="Verdana" w:hAnsi="Verdana" w:cs="Verdana"/>
+          <w:b/>
+          <w:color w:val="000000" w:themeColor="text1"/>
+          <w:sz w:val="22"/>
+          <w:szCs w:val="22"/>
+          <w:lang w:val="en-GB"/>
+        </w:rPr>
+        <w:t xml:space="preserve">    }</w:t>
+      </w:r>
+    </w:p>
+    <w:p>
+      <w:pPr>
+        <w:shd w:val="clear" w:color="auto" w:fill="FFFFFF" w:themeFill="background1"/>
+        <w:spacing w:after="0"/>
+        <w:rPr>
+          <w:rFonts w:ascii="Verdana" w:eastAsia="Verdana" w:hAnsi="Verdana" w:cs="Verdana"/>
+          <w:b/>
+          <w:color w:val="000000" w:themeColor="text1"/>
+          <w:sz w:val="22"/>
+          <w:szCs w:val="22"/>
+          <w:lang w:val="en-GB"/>
+        </w:rPr>
+      </w:pPr>
+    </w:p>
+    <w:p>
+      <w:pPr>
+        <w:shd w:val="clear" w:color="auto" w:fill="FFFFFF" w:themeFill="background1"/>
+        <w:spacing w:after="0"/>
+        <w:rPr>
+          <w:rFonts w:ascii="Verdana" w:eastAsia="Verdana" w:hAnsi="Verdana" w:cs="Verdana"/>
+          <w:b/>
+          <w:color w:val="000000" w:themeColor="text1"/>
+          <w:sz w:val="22"/>
+          <w:szCs w:val="22"/>
+          <w:lang w:val="en-GB"/>
+        </w:rPr>
+      </w:pPr>
+      <w:r>
+        <w:rPr>
+          <w:rFonts w:ascii="Verdana" w:eastAsia="Verdana" w:hAnsi="Verdana" w:cs="Verdana"/>
+          <w:b/>
+          <w:color w:val="000000" w:themeColor="text1"/>
+          <w:sz w:val="22"/>
+          <w:szCs w:val="22"/>
+          <w:lang w:val="en-GB"/>
+        </w:rPr>
+        <w:t xml:space="preserve">    public void </w:t>
+      </w:r>
+      <w:proofErr w:type="spellStart"/>
+      <w:proofErr w:type="gramStart"/>
+      <w:r>
+        <w:rPr>
+          <w:rFonts w:ascii="Verdana" w:eastAsia="Verdana" w:hAnsi="Verdana" w:cs="Verdana"/>
+          <w:b/>
+          <w:color w:val="000000" w:themeColor="text1"/>
+          <w:sz w:val="22"/>
+          <w:szCs w:val="22"/>
+          <w:lang w:val="en-GB"/>
+        </w:rPr>
+        <w:t>setEdad</w:t>
+      </w:r>
+      <w:proofErr w:type="spellEnd"/>
+      <w:r>
+        <w:rPr>
+          <w:rFonts w:ascii="Verdana" w:eastAsia="Verdana" w:hAnsi="Verdana" w:cs="Verdana"/>
+          <w:b/>
+          <w:color w:val="000000" w:themeColor="text1"/>
+          <w:sz w:val="22"/>
+          <w:szCs w:val="22"/>
+          <w:lang w:val="en-GB"/>
+        </w:rPr>
+        <w:t>(</w:t>
+      </w:r>
+      <w:proofErr w:type="gramEnd"/>
+      <w:r>
+        <w:rPr>
+          <w:rFonts w:ascii="Verdana" w:eastAsia="Verdana" w:hAnsi="Verdana" w:cs="Verdana"/>
+          <w:b/>
+          <w:color w:val="000000" w:themeColor="text1"/>
+          <w:sz w:val="22"/>
+          <w:szCs w:val="22"/>
+          <w:lang w:val="en-GB"/>
+        </w:rPr>
+        <w:t xml:space="preserve">int </w:t>
+      </w:r>
+      <w:proofErr w:type="spellStart"/>
+      <w:r>
+        <w:rPr>
+          <w:rFonts w:ascii="Verdana" w:eastAsia="Verdana" w:hAnsi="Verdana" w:cs="Verdana"/>
+          <w:b/>
+          <w:color w:val="000000" w:themeColor="text1"/>
+          <w:sz w:val="22"/>
+          <w:szCs w:val="22"/>
+          <w:lang w:val="en-GB"/>
+        </w:rPr>
+        <w:t>edad</w:t>
+      </w:r>
+      <w:proofErr w:type="spellEnd"/>
+      <w:r>
+        <w:rPr>
+          <w:rFonts w:ascii="Verdana" w:eastAsia="Verdana" w:hAnsi="Verdana" w:cs="Verdana"/>
+          <w:b/>
+          <w:color w:val="000000" w:themeColor="text1"/>
+          <w:sz w:val="22"/>
+          <w:szCs w:val="22"/>
+          <w:lang w:val="en-GB"/>
+        </w:rPr>
+        <w:t>) {</w:t>
+      </w:r>
+    </w:p>
+    <w:p>
+      <w:pPr>
+        <w:shd w:val="clear" w:color="auto" w:fill="FFFFFF" w:themeFill="background1"/>
+        <w:spacing w:after="0"/>
+        <w:rPr>
+          <w:rFonts w:ascii="Verdana" w:eastAsia="Verdana" w:hAnsi="Verdana" w:cs="Verdana"/>
+          <w:b/>
+          <w:color w:val="000000" w:themeColor="text1"/>
+          <w:sz w:val="22"/>
+          <w:szCs w:val="22"/>
+        </w:rPr>
+      </w:pPr>
+      <w:r>
+        <w:rPr>
+          <w:rFonts w:ascii="Verdana" w:eastAsia="Verdana" w:hAnsi="Verdana" w:cs="Verdana"/>
+          <w:b/>
+          <w:color w:val="000000" w:themeColor="text1"/>
+          <w:sz w:val="22"/>
+          <w:szCs w:val="22"/>
+          <w:lang w:val="en-GB"/>
+        </w:rPr>
+        <w:t xml:space="preserve">        </w:t>
+      </w:r>
+      <w:proofErr w:type="spellStart"/>
+      <w:proofErr w:type="gramStart"/>
+      <w:r>
+        <w:rPr>
+          <w:rFonts w:ascii="Verdana" w:eastAsia="Verdana" w:hAnsi="Verdana" w:cs="Verdana"/>
+          <w:b/>
+          <w:color w:val="000000" w:themeColor="text1"/>
+          <w:sz w:val="22"/>
+          <w:szCs w:val="22"/>
+        </w:rPr>
+        <w:t>this.edad</w:t>
+      </w:r>
+      <w:proofErr w:type="spellEnd"/>
+      <w:proofErr w:type="gramEnd"/>
+      <w:r>
+        <w:rPr>
+          <w:rFonts w:ascii="Verdana" w:eastAsia="Verdana" w:hAnsi="Verdana" w:cs="Verdana"/>
+          <w:b/>
+          <w:color w:val="000000" w:themeColor="text1"/>
+          <w:sz w:val="22"/>
+          <w:szCs w:val="22"/>
+        </w:rPr>
+        <w:t xml:space="preserve"> = edad;</w:t>
+      </w:r>
+    </w:p>
+    <w:p>
+      <w:pPr>
+        <w:shd w:val="clear" w:color="auto" w:fill="FFFFFF" w:themeFill="background1"/>
+        <w:spacing w:after="0"/>
+        <w:rPr>
+          <w:rFonts w:ascii="Verdana" w:eastAsia="Verdana" w:hAnsi="Verdana" w:cs="Verdana"/>
+          <w:b/>
+          <w:color w:val="000000" w:themeColor="text1"/>
+          <w:sz w:val="22"/>
+          <w:szCs w:val="22"/>
+        </w:rPr>
+      </w:pPr>
+      <w:r>
+        <w:rPr>
+          <w:rFonts w:ascii="Verdana" w:eastAsia="Verdana" w:hAnsi="Verdana" w:cs="Verdana"/>
+          <w:b/>
+          <w:color w:val="000000" w:themeColor="text1"/>
+          <w:sz w:val="22"/>
+          <w:szCs w:val="22"/>
+        </w:rPr>
+        <w:t xml:space="preserve">    }</w:t>
+      </w:r>
+    </w:p>
+    <w:p>
+      <w:pPr>
+        <w:shd w:val="clear" w:color="auto" w:fill="FFFFFF" w:themeFill="background1"/>
+        <w:spacing w:after="0"/>
+        <w:rPr>
+          <w:rFonts w:ascii="Verdana" w:eastAsia="Verdana" w:hAnsi="Verdana" w:cs="Verdana"/>
+          <w:b/>
+          <w:color w:val="000000" w:themeColor="text1"/>
+          <w:sz w:val="22"/>
+          <w:szCs w:val="22"/>
+        </w:rPr>
+      </w:pPr>
+    </w:p>
+    <w:p>
+      <w:pPr>
+        <w:shd w:val="clear" w:color="auto" w:fill="FFFFFF" w:themeFill="background1"/>
+        <w:spacing w:after="0"/>
+        <w:rPr>
+          <w:rFonts w:ascii="Verdana" w:eastAsia="Verdana" w:hAnsi="Verdana" w:cs="Verdana"/>
+          <w:b/>
+          <w:color w:val="000000" w:themeColor="text1"/>
+          <w:sz w:val="22"/>
+          <w:szCs w:val="22"/>
+        </w:rPr>
+      </w:pPr>
+      <w:r>
+        <w:rPr>
+          <w:rFonts w:ascii="Verdana" w:eastAsia="Verdana" w:hAnsi="Verdana" w:cs="Verdana"/>
+          <w:b/>
+          <w:color w:val="000000" w:themeColor="text1"/>
+          <w:sz w:val="22"/>
+          <w:szCs w:val="22"/>
+        </w:rPr>
+        <w:t xml:space="preserve">    </w:t>
+      </w:r>
+      <w:proofErr w:type="spellStart"/>
+      <w:r>
+        <w:rPr>
+          <w:rFonts w:ascii="Verdana" w:eastAsia="Verdana" w:hAnsi="Verdana" w:cs="Verdana"/>
+          <w:b/>
+          <w:color w:val="000000" w:themeColor="text1"/>
+          <w:sz w:val="22"/>
+          <w:szCs w:val="22"/>
+        </w:rPr>
+        <w:t>public</w:t>
+      </w:r>
+      <w:proofErr w:type="spellEnd"/>
+      <w:r>
+        <w:rPr>
+          <w:rFonts w:ascii="Verdana" w:eastAsia="Verdana" w:hAnsi="Verdana" w:cs="Verdana"/>
+          <w:b/>
+          <w:color w:val="000000" w:themeColor="text1"/>
+          <w:sz w:val="22"/>
+          <w:szCs w:val="22"/>
+        </w:rPr>
+        <w:t xml:space="preserve"> </w:t>
+      </w:r>
+      <w:proofErr w:type="spellStart"/>
+      <w:r>
+        <w:rPr>
+          <w:rFonts w:ascii="Verdana" w:eastAsia="Verdana" w:hAnsi="Verdana" w:cs="Verdana"/>
+          <w:b/>
+          <w:color w:val="000000" w:themeColor="text1"/>
+          <w:sz w:val="22"/>
+          <w:szCs w:val="22"/>
+        </w:rPr>
+        <w:t>int</w:t>
+      </w:r>
+      <w:proofErr w:type="spellEnd"/>
+      <w:r>
+        <w:rPr>
+          <w:rFonts w:ascii="Verdana" w:eastAsia="Verdana" w:hAnsi="Verdana" w:cs="Verdana"/>
+          <w:b/>
+          <w:color w:val="000000" w:themeColor="text1"/>
+          <w:sz w:val="22"/>
+          <w:szCs w:val="22"/>
+        </w:rPr>
+        <w:t xml:space="preserve"> </w:t>
+      </w:r>
+      <w:proofErr w:type="spellStart"/>
+      <w:proofErr w:type="gramStart"/>
+      <w:r>
+        <w:rPr>
+          <w:rFonts w:ascii="Verdana" w:eastAsia="Verdana" w:hAnsi="Verdana" w:cs="Verdana"/>
+          <w:b/>
+          <w:color w:val="000000" w:themeColor="text1"/>
+          <w:sz w:val="22"/>
+          <w:szCs w:val="22"/>
+        </w:rPr>
+        <w:t>obtenerEdad</w:t>
+      </w:r>
+      <w:proofErr w:type="spellEnd"/>
+      <w:r>
+        <w:rPr>
+          <w:rFonts w:ascii="Verdana" w:eastAsia="Verdana" w:hAnsi="Verdana" w:cs="Verdana"/>
+          <w:b/>
+          <w:color w:val="000000" w:themeColor="text1"/>
+          <w:sz w:val="22"/>
+          <w:szCs w:val="22"/>
+        </w:rPr>
+        <w:t>(</w:t>
+      </w:r>
+      <w:proofErr w:type="spellStart"/>
+      <w:proofErr w:type="gramEnd"/>
+      <w:r>
+        <w:rPr>
+          <w:rFonts w:ascii="Verdana" w:eastAsia="Verdana" w:hAnsi="Verdana" w:cs="Verdana"/>
+          <w:b/>
+          <w:color w:val="000000" w:themeColor="text1"/>
+          <w:sz w:val="22"/>
+          <w:szCs w:val="22"/>
+        </w:rPr>
+        <w:t>int</w:t>
+      </w:r>
+      <w:proofErr w:type="spellEnd"/>
+      <w:r>
+        <w:rPr>
+          <w:rFonts w:ascii="Verdana" w:eastAsia="Verdana" w:hAnsi="Verdana" w:cs="Verdana"/>
+          <w:b/>
+          <w:color w:val="000000" w:themeColor="text1"/>
+          <w:sz w:val="22"/>
+          <w:szCs w:val="22"/>
+        </w:rPr>
+        <w:t xml:space="preserve"> edad) {</w:t>
+      </w:r>
+    </w:p>
+    <w:p>
+      <w:pPr>
+        <w:shd w:val="clear" w:color="auto" w:fill="FFFFFF" w:themeFill="background1"/>
+        <w:spacing w:after="0"/>
+        <w:rPr>
+          <w:rFonts w:ascii="Verdana" w:eastAsia="Verdana" w:hAnsi="Verdana" w:cs="Verdana"/>
+          <w:b/>
+          <w:color w:val="000000" w:themeColor="text1"/>
+          <w:sz w:val="22"/>
+          <w:szCs w:val="22"/>
+        </w:rPr>
+      </w:pPr>
+      <w:r>
+        <w:rPr>
+          <w:rFonts w:ascii="Verdana" w:eastAsia="Verdana" w:hAnsi="Verdana" w:cs="Verdana"/>
+          <w:b/>
+          <w:color w:val="000000" w:themeColor="text1"/>
+          <w:sz w:val="22"/>
+          <w:szCs w:val="22"/>
+        </w:rPr>
+        <w:t xml:space="preserve">        </w:t>
+      </w:r>
+      <w:proofErr w:type="spellStart"/>
+      <w:r>
+        <w:rPr>
+          <w:rFonts w:ascii="Verdana" w:eastAsia="Verdana" w:hAnsi="Verdana" w:cs="Verdana"/>
+          <w:b/>
+          <w:color w:val="000000" w:themeColor="text1"/>
+          <w:sz w:val="22"/>
+          <w:szCs w:val="22"/>
+        </w:rPr>
+        <w:t>setEdad</w:t>
+      </w:r>
+      <w:proofErr w:type="spellEnd"/>
+      <w:r>
+        <w:rPr>
+          <w:rFonts w:ascii="Verdana" w:eastAsia="Verdana" w:hAnsi="Verdana" w:cs="Verdana"/>
+          <w:b/>
+          <w:color w:val="000000" w:themeColor="text1"/>
+          <w:sz w:val="22"/>
+          <w:szCs w:val="22"/>
+        </w:rPr>
+        <w:t>(edad);</w:t>
+      </w:r>
+    </w:p>
+    <w:p>
+      <w:pPr>
+        <w:shd w:val="clear" w:color="auto" w:fill="FFFFFF" w:themeFill="background1"/>
+        <w:spacing w:after="0"/>
+        <w:rPr>
+          <w:rFonts w:ascii="Verdana" w:eastAsia="Verdana" w:hAnsi="Verdana" w:cs="Verdana"/>
+          <w:b/>
+          <w:color w:val="000000" w:themeColor="text1"/>
+          <w:sz w:val="22"/>
+          <w:szCs w:val="22"/>
+        </w:rPr>
+      </w:pPr>
+      <w:r>
+        <w:rPr>
+          <w:rFonts w:ascii="Verdana" w:eastAsia="Verdana" w:hAnsi="Verdana" w:cs="Verdana"/>
+          <w:b/>
+          <w:color w:val="000000" w:themeColor="text1"/>
+          <w:sz w:val="22"/>
+          <w:szCs w:val="22"/>
+        </w:rPr>
+        <w:t xml:space="preserve">        </w:t>
+      </w:r>
+      <w:proofErr w:type="spellStart"/>
+      <w:r>
+        <w:rPr>
+          <w:rFonts w:ascii="Verdana" w:eastAsia="Verdana" w:hAnsi="Verdana" w:cs="Verdana"/>
+          <w:b/>
+          <w:color w:val="000000" w:themeColor="text1"/>
+          <w:sz w:val="22"/>
+          <w:szCs w:val="22"/>
+        </w:rPr>
+        <w:t>return</w:t>
+      </w:r>
+      <w:proofErr w:type="spellEnd"/>
+      <w:r>
+        <w:rPr>
+          <w:rFonts w:ascii="Verdana" w:eastAsia="Verdana" w:hAnsi="Verdana" w:cs="Verdana"/>
+          <w:b/>
+          <w:color w:val="000000" w:themeColor="text1"/>
+          <w:sz w:val="22"/>
+          <w:szCs w:val="22"/>
+        </w:rPr>
+        <w:t xml:space="preserve"> </w:t>
+      </w:r>
+      <w:proofErr w:type="spellStart"/>
+      <w:proofErr w:type="gramStart"/>
+      <w:r>
+        <w:rPr>
+          <w:rFonts w:ascii="Verdana" w:eastAsia="Verdana" w:hAnsi="Verdana" w:cs="Verdana"/>
+          <w:b/>
+          <w:color w:val="000000" w:themeColor="text1"/>
+          <w:sz w:val="22"/>
+          <w:szCs w:val="22"/>
+        </w:rPr>
+        <w:t>getEdad</w:t>
+      </w:r>
+      <w:proofErr w:type="spellEnd"/>
+      <w:r>
+        <w:rPr>
+          <w:rFonts w:ascii="Verdana" w:eastAsia="Verdana" w:hAnsi="Verdana" w:cs="Verdana"/>
+          <w:b/>
+          <w:color w:val="000000" w:themeColor="text1"/>
+          <w:sz w:val="22"/>
+          <w:szCs w:val="22"/>
+        </w:rPr>
+        <w:t>(</w:t>
+      </w:r>
+      <w:proofErr w:type="gramEnd"/>
+      <w:r>
+        <w:rPr>
+          <w:rFonts w:ascii="Verdana" w:eastAsia="Verdana" w:hAnsi="Verdana" w:cs="Verdana"/>
+          <w:b/>
+          <w:color w:val="000000" w:themeColor="text1"/>
+          <w:sz w:val="22"/>
+          <w:szCs w:val="22"/>
+        </w:rPr>
+        <w:t>);</w:t>
+      </w:r>
+    </w:p>
+    <w:p>
+      <w:pPr>
+        <w:shd w:val="clear" w:color="auto" w:fill="FFFFFF" w:themeFill="background1"/>
+        <w:spacing w:after="0"/>
+        <w:rPr>
+          <w:rFonts w:ascii="Verdana" w:eastAsia="Verdana" w:hAnsi="Verdana" w:cs="Verdana"/>
+          <w:b/>
+          <w:color w:val="000000" w:themeColor="text1"/>
+          <w:sz w:val="22"/>
+          <w:szCs w:val="22"/>
+        </w:rPr>
+      </w:pPr>
+      <w:r>
+        <w:rPr>
+          <w:rFonts w:ascii="Verdana" w:eastAsia="Verdana" w:hAnsi="Verdana" w:cs="Verdana"/>
+          <w:b/>
+          <w:color w:val="000000" w:themeColor="text1"/>
+          <w:sz w:val="22"/>
+          <w:szCs w:val="22"/>
+        </w:rPr>
+        <w:t xml:space="preserve">    }</w:t>
+      </w:r>
+    </w:p>
+    <w:p>
+      <w:pPr>
+        <w:shd w:val="clear" w:color="auto" w:fill="FFFFFF" w:themeFill="background1"/>
+        <w:spacing w:after="0"/>
+        <w:rPr>
+          <w:rFonts w:ascii="Verdana" w:eastAsia="Verdana" w:hAnsi="Verdana" w:cs="Verdana"/>
+          <w:b/>
+          <w:color w:val="000000" w:themeColor="text1"/>
+          <w:sz w:val="22"/>
+          <w:szCs w:val="22"/>
+        </w:rPr>
+      </w:pPr>
+    </w:p>
+    <w:p>
+      <w:pPr>
+        <w:shd w:val="clear" w:color="auto" w:fill="FFFFFF" w:themeFill="background1"/>
+        <w:spacing w:after="0"/>
+        <w:rPr>
+          <w:rFonts w:ascii="Verdana" w:eastAsia="Verdana" w:hAnsi="Verdana" w:cs="Verdana"/>
+          <w:b/>
+          <w:color w:val="000000" w:themeColor="text1"/>
+          <w:sz w:val="22"/>
+          <w:szCs w:val="22"/>
+        </w:rPr>
+      </w:pPr>
+      <w:r>
+        <w:rPr>
+          <w:rFonts w:ascii="Verdana" w:eastAsia="Verdana" w:hAnsi="Verdana" w:cs="Verdana"/>
+          <w:b/>
+          <w:color w:val="000000" w:themeColor="text1"/>
+          <w:sz w:val="22"/>
+          <w:szCs w:val="22"/>
+        </w:rPr>
+        <w:t>}</w:t>
+      </w:r>
+    </w:p>
+    <w:p>
+      <w:pPr>
+        <w:shd w:val="clear" w:color="auto" w:fill="FFFFFF" w:themeFill="background1"/>
+        <w:spacing w:after="0"/>
+        <w:rPr>
+          <w:rFonts w:ascii="Verdana" w:eastAsia="Verdana" w:hAnsi="Verdana" w:cs="Verdana"/>
+          <w:b/>
+          <w:color w:val="000000" w:themeColor="text1"/>
+          <w:sz w:val="22"/>
+          <w:szCs w:val="22"/>
+        </w:rPr>
+      </w:pPr>
+    </w:p>
+    <w:p>
+      <w:pPr>
+        <w:shd w:val="clear" w:color="auto" w:fill="FFFFFF" w:themeFill="background1"/>
+        <w:spacing w:after="0"/>
+        <w:rPr>
+          <w:rFonts w:ascii="Verdana" w:eastAsia="Verdana" w:hAnsi="Verdana" w:cs="Verdana"/>
+          <w:b/>
+          <w:color w:val="000000" w:themeColor="text1"/>
+          <w:sz w:val="22"/>
+          <w:szCs w:val="22"/>
+        </w:rPr>
+      </w:pPr>
+      <w:r>
+        <w:rPr>
+          <w:rFonts w:ascii="Verdana" w:eastAsia="Verdana" w:hAnsi="Verdana" w:cs="Verdana"/>
+          <w:b/>
+          <w:color w:val="000000" w:themeColor="text1"/>
+          <w:sz w:val="22"/>
+          <w:szCs w:val="22"/>
+        </w:rPr>
+        <w:t xml:space="preserve">Aquí tenemos </w:t>
+      </w:r>
+      <w:proofErr w:type="gramStart"/>
+      <w:r>
+        <w:rPr>
+          <w:rFonts w:ascii="Verdana" w:eastAsia="Verdana" w:hAnsi="Verdana" w:cs="Verdana"/>
+          <w:b/>
+          <w:color w:val="000000" w:themeColor="text1"/>
+          <w:sz w:val="22"/>
+          <w:szCs w:val="22"/>
+        </w:rPr>
+        <w:t>el test</w:t>
+      </w:r>
+      <w:proofErr w:type="gramEnd"/>
+    </w:p>
+    <w:p>
+      <w:pPr>
+        <w:shd w:val="clear" w:color="auto" w:fill="FFFFFF" w:themeFill="background1"/>
+        <w:spacing w:after="0"/>
+        <w:rPr>
+          <w:rFonts w:ascii="Verdana" w:eastAsia="Verdana" w:hAnsi="Verdana" w:cs="Verdana"/>
+          <w:b/>
+          <w:color w:val="000000" w:themeColor="text1"/>
+          <w:sz w:val="22"/>
+          <w:szCs w:val="22"/>
+        </w:rPr>
+      </w:pPr>
+    </w:p>
+    <w:p>
+      <w:pPr>
+        <w:shd w:val="clear" w:color="auto" w:fill="FFFFFF" w:themeFill="background1"/>
+        <w:spacing w:after="0"/>
+        <w:rPr>
+          <w:rFonts w:ascii="Verdana" w:eastAsia="Verdana" w:hAnsi="Verdana" w:cs="Verdana"/>
+          <w:b/>
+          <w:color w:val="000000" w:themeColor="text1"/>
+          <w:sz w:val="22"/>
+          <w:szCs w:val="22"/>
+          <w:lang w:val="en-GB"/>
+        </w:rPr>
+      </w:pPr>
+      <w:r>
+        <w:rPr>
+          <w:rFonts w:ascii="Verdana" w:eastAsia="Verdana" w:hAnsi="Verdana" w:cs="Verdana"/>
+          <w:b/>
+          <w:color w:val="000000" w:themeColor="text1"/>
+          <w:sz w:val="22"/>
+          <w:szCs w:val="22"/>
+          <w:lang w:val="en-GB"/>
+        </w:rPr>
+        <w:t xml:space="preserve">package </w:t>
+      </w:r>
+      <w:proofErr w:type="spellStart"/>
+      <w:proofErr w:type="gramStart"/>
+      <w:r>
+        <w:rPr>
+          <w:rFonts w:ascii="Verdana" w:eastAsia="Verdana" w:hAnsi="Verdana" w:cs="Verdana"/>
+          <w:b/>
+          <w:color w:val="000000" w:themeColor="text1"/>
+          <w:sz w:val="22"/>
+          <w:szCs w:val="22"/>
+          <w:lang w:val="en-GB"/>
+        </w:rPr>
+        <w:t>testjunit</w:t>
+      </w:r>
+      <w:proofErr w:type="spellEnd"/>
+      <w:r>
+        <w:rPr>
+          <w:rFonts w:ascii="Verdana" w:eastAsia="Verdana" w:hAnsi="Verdana" w:cs="Verdana"/>
+          <w:b/>
+          <w:color w:val="000000" w:themeColor="text1"/>
+          <w:sz w:val="22"/>
+          <w:szCs w:val="22"/>
+          <w:lang w:val="en-GB"/>
+        </w:rPr>
+        <w:t>;</w:t>
+      </w:r>
+      <w:proofErr w:type="gramEnd"/>
+    </w:p>
+    <w:p>
+      <w:pPr>
+        <w:shd w:val="clear" w:color="auto" w:fill="FFFFFF" w:themeFill="background1"/>
+        <w:spacing w:after="0"/>
+        <w:rPr>
+          <w:rFonts w:ascii="Verdana" w:eastAsia="Verdana" w:hAnsi="Verdana" w:cs="Verdana"/>
+          <w:b/>
+          <w:color w:val="000000" w:themeColor="text1"/>
+          <w:sz w:val="22"/>
+          <w:szCs w:val="22"/>
+          <w:lang w:val="en-GB"/>
+        </w:rPr>
+      </w:pPr>
+    </w:p>
+    <w:p>
+      <w:pPr>
+        <w:shd w:val="clear" w:color="auto" w:fill="FFFFFF" w:themeFill="background1"/>
+        <w:spacing w:after="0"/>
+        <w:rPr>
+          <w:rFonts w:ascii="Verdana" w:eastAsia="Verdana" w:hAnsi="Verdana" w:cs="Verdana"/>
+          <w:b/>
+          <w:color w:val="000000" w:themeColor="text1"/>
+          <w:sz w:val="22"/>
+          <w:szCs w:val="22"/>
+          <w:lang w:val="en-GB"/>
+        </w:rPr>
+      </w:pPr>
+      <w:r>
+        <w:rPr>
+          <w:rFonts w:ascii="Verdana" w:eastAsia="Verdana" w:hAnsi="Verdana" w:cs="Verdana"/>
+          <w:b/>
+          <w:color w:val="000000" w:themeColor="text1"/>
+          <w:sz w:val="22"/>
+          <w:szCs w:val="22"/>
+          <w:lang w:val="en-GB"/>
+        </w:rPr>
+        <w:t xml:space="preserve">import static </w:t>
+      </w:r>
+      <w:proofErr w:type="spellStart"/>
+      <w:proofErr w:type="gramStart"/>
+      <w:r>
+        <w:rPr>
+          <w:rFonts w:ascii="Verdana" w:eastAsia="Verdana" w:hAnsi="Verdana" w:cs="Verdana"/>
+          <w:b/>
+          <w:color w:val="000000" w:themeColor="text1"/>
+          <w:sz w:val="22"/>
+          <w:szCs w:val="22"/>
+          <w:lang w:val="en-GB"/>
+        </w:rPr>
+        <w:t>org.junit.jupiter.api.Assertions</w:t>
+      </w:r>
+      <w:proofErr w:type="spellEnd"/>
+      <w:proofErr w:type="gramEnd"/>
+      <w:r>
+        <w:rPr>
+          <w:rFonts w:ascii="Verdana" w:eastAsia="Verdana" w:hAnsi="Verdana" w:cs="Verdana"/>
+          <w:b/>
+          <w:color w:val="000000" w:themeColor="text1"/>
+          <w:sz w:val="22"/>
+          <w:szCs w:val="22"/>
+          <w:lang w:val="en-GB"/>
+        </w:rPr>
+        <w:t>.</w:t>
+      </w:r>
+      <w:proofErr w:type="gramStart"/>
+      <w:r>
+        <w:rPr>
+          <w:rFonts w:ascii="Verdana" w:eastAsia="Verdana" w:hAnsi="Verdana" w:cs="Verdana"/>
+          <w:b/>
+          <w:color w:val="000000" w:themeColor="text1"/>
+          <w:sz w:val="22"/>
+          <w:szCs w:val="22"/>
+          <w:lang w:val="en-GB"/>
+        </w:rPr>
+        <w:t>*;</w:t>
+      </w:r>
+      <w:proofErr w:type="gramEnd"/>
+    </w:p>
+    <w:p>
+      <w:pPr>
+        <w:shd w:val="clear" w:color="auto" w:fill="FFFFFF" w:themeFill="background1"/>
+        <w:spacing w:after="0"/>
+        <w:rPr>
+          <w:rFonts w:ascii="Verdana" w:eastAsia="Verdana" w:hAnsi="Verdana" w:cs="Verdana"/>
+          <w:b/>
+          <w:color w:val="000000" w:themeColor="text1"/>
+          <w:sz w:val="22"/>
+          <w:szCs w:val="22"/>
+          <w:lang w:val="en-GB"/>
+        </w:rPr>
+      </w:pPr>
+    </w:p>
+    <w:p>
+      <w:pPr>
+        <w:shd w:val="clear" w:color="auto" w:fill="FFFFFF" w:themeFill="background1"/>
+        <w:spacing w:after="0"/>
+        <w:rPr>
+          <w:rFonts w:ascii="Verdana" w:eastAsia="Verdana" w:hAnsi="Verdana" w:cs="Verdana"/>
+          <w:b/>
+          <w:color w:val="000000" w:themeColor="text1"/>
+          <w:sz w:val="22"/>
+          <w:szCs w:val="22"/>
+          <w:lang w:val="en-GB"/>
+        </w:rPr>
+      </w:pPr>
+      <w:r>
+        <w:rPr>
+          <w:rFonts w:ascii="Verdana" w:eastAsia="Verdana" w:hAnsi="Verdana" w:cs="Verdana"/>
+          <w:b/>
+          <w:color w:val="000000" w:themeColor="text1"/>
+          <w:sz w:val="22"/>
+          <w:szCs w:val="22"/>
+          <w:lang w:val="en-GB"/>
+        </w:rPr>
+        <w:t xml:space="preserve">import </w:t>
+      </w:r>
+      <w:proofErr w:type="spellStart"/>
+      <w:proofErr w:type="gramStart"/>
+      <w:r>
+        <w:rPr>
+          <w:rFonts w:ascii="Verdana" w:eastAsia="Verdana" w:hAnsi="Verdana" w:cs="Verdana"/>
+          <w:b/>
+          <w:color w:val="000000" w:themeColor="text1"/>
+          <w:sz w:val="22"/>
+          <w:szCs w:val="22"/>
+          <w:lang w:val="en-GB"/>
+        </w:rPr>
+        <w:t>org.junit.jupiter.api.Test</w:t>
+      </w:r>
+      <w:proofErr w:type="spellEnd"/>
+      <w:proofErr w:type="gramEnd"/>
+      <w:r>
+        <w:rPr>
+          <w:rFonts w:ascii="Verdana" w:eastAsia="Verdana" w:hAnsi="Verdana" w:cs="Verdana"/>
+          <w:b/>
+          <w:color w:val="000000" w:themeColor="text1"/>
+          <w:sz w:val="22"/>
+          <w:szCs w:val="22"/>
+          <w:lang w:val="en-GB"/>
+        </w:rPr>
+        <w:t>;</w:t>
+      </w:r>
+    </w:p>
+    <w:p>
+      <w:pPr>
+        <w:shd w:val="clear" w:color="auto" w:fill="FFFFFF" w:themeFill="background1"/>
+        <w:spacing w:after="0"/>
+        <w:rPr>
+          <w:rFonts w:ascii="Verdana" w:eastAsia="Verdana" w:hAnsi="Verdana" w:cs="Verdana"/>
+          <w:b/>
+          <w:color w:val="000000" w:themeColor="text1"/>
+          <w:sz w:val="22"/>
+          <w:szCs w:val="22"/>
+          <w:lang w:val="en-GB"/>
+        </w:rPr>
+      </w:pPr>
+    </w:p>
+    <w:p>
+      <w:pPr>
+        <w:shd w:val="clear" w:color="auto" w:fill="FFFFFF" w:themeFill="background1"/>
+        <w:spacing w:after="0"/>
+        <w:rPr>
+          <w:rFonts w:ascii="Verdana" w:eastAsia="Verdana" w:hAnsi="Verdana" w:cs="Verdana"/>
+          <w:b/>
+          <w:color w:val="000000" w:themeColor="text1"/>
+          <w:sz w:val="22"/>
+          <w:szCs w:val="22"/>
+          <w:lang w:val="en-GB"/>
+        </w:rPr>
+      </w:pPr>
+      <w:r>
+        <w:rPr>
+          <w:rFonts w:ascii="Verdana" w:eastAsia="Verdana" w:hAnsi="Verdana" w:cs="Verdana"/>
+          <w:b/>
+          <w:color w:val="000000" w:themeColor="text1"/>
+          <w:sz w:val="22"/>
+          <w:szCs w:val="22"/>
+          <w:lang w:val="en-GB"/>
+        </w:rPr>
+        <w:t xml:space="preserve">class </w:t>
+      </w:r>
+      <w:proofErr w:type="spellStart"/>
+      <w:r>
+        <w:rPr>
+          <w:rFonts w:ascii="Verdana" w:eastAsia="Verdana" w:hAnsi="Verdana" w:cs="Verdana"/>
+          <w:b/>
+          <w:color w:val="000000" w:themeColor="text1"/>
+          <w:sz w:val="22"/>
+          <w:szCs w:val="22"/>
+          <w:lang w:val="en-GB"/>
+        </w:rPr>
+        <w:t>JunitAssertTrue</w:t>
+      </w:r>
+      <w:proofErr w:type="spellEnd"/>
+      <w:r>
+        <w:rPr>
+          <w:rFonts w:ascii="Verdana" w:eastAsia="Verdana" w:hAnsi="Verdana" w:cs="Verdana"/>
+          <w:b/>
+          <w:color w:val="000000" w:themeColor="text1"/>
+          <w:sz w:val="22"/>
+          <w:szCs w:val="22"/>
+          <w:lang w:val="en-GB"/>
+        </w:rPr>
+        <w:t xml:space="preserve"> {</w:t>
+      </w:r>
+    </w:p>
+    <w:p>
+      <w:pPr>
+        <w:shd w:val="clear" w:color="auto" w:fill="FFFFFF" w:themeFill="background1"/>
+        <w:spacing w:after="0"/>
+        <w:rPr>
+          <w:rFonts w:ascii="Verdana" w:eastAsia="Verdana" w:hAnsi="Verdana" w:cs="Verdana"/>
+          <w:b/>
+          <w:color w:val="000000" w:themeColor="text1"/>
+          <w:sz w:val="22"/>
+          <w:szCs w:val="22"/>
+          <w:lang w:val="en-GB"/>
+        </w:rPr>
+      </w:pPr>
+    </w:p>
+    <w:p>
+      <w:pPr>
+        <w:shd w:val="clear" w:color="auto" w:fill="FFFFFF" w:themeFill="background1"/>
+        <w:spacing w:after="0"/>
+        <w:rPr>
+          <w:rFonts w:ascii="Verdana" w:eastAsia="Verdana" w:hAnsi="Verdana" w:cs="Verdana"/>
+          <w:b/>
+          <w:color w:val="000000" w:themeColor="text1"/>
+          <w:sz w:val="22"/>
+          <w:szCs w:val="22"/>
+          <w:lang w:val="en-GB"/>
+        </w:rPr>
+      </w:pPr>
+      <w:r>
+        <w:rPr>
+          <w:rFonts w:ascii="Verdana" w:eastAsia="Verdana" w:hAnsi="Verdana" w:cs="Verdana"/>
+          <w:b/>
+          <w:color w:val="000000" w:themeColor="text1"/>
+          <w:sz w:val="22"/>
+          <w:szCs w:val="22"/>
+          <w:lang w:val="en-GB"/>
+        </w:rPr>
+        <w:t xml:space="preserve">    @Test</w:t>
+      </w:r>
+    </w:p>
+    <w:p>
+      <w:pPr>
+        <w:shd w:val="clear" w:color="auto" w:fill="FFFFFF" w:themeFill="background1"/>
+        <w:spacing w:after="0"/>
+        <w:rPr>
+          <w:rFonts w:ascii="Verdana" w:eastAsia="Verdana" w:hAnsi="Verdana" w:cs="Verdana"/>
+          <w:b/>
+          <w:color w:val="000000" w:themeColor="text1"/>
+          <w:sz w:val="22"/>
+          <w:szCs w:val="22"/>
+          <w:lang w:val="en-GB"/>
+        </w:rPr>
+      </w:pPr>
+      <w:r>
+        <w:rPr>
+          <w:rFonts w:ascii="Verdana" w:eastAsia="Verdana" w:hAnsi="Verdana" w:cs="Verdana"/>
+          <w:b/>
+          <w:color w:val="000000" w:themeColor="text1"/>
+          <w:sz w:val="22"/>
+          <w:szCs w:val="22"/>
+          <w:lang w:val="en-GB"/>
+        </w:rPr>
+        <w:t xml:space="preserve">    void </w:t>
+      </w:r>
+      <w:proofErr w:type="spellStart"/>
+      <w:proofErr w:type="gramStart"/>
+      <w:r>
+        <w:rPr>
+          <w:rFonts w:ascii="Verdana" w:eastAsia="Verdana" w:hAnsi="Verdana" w:cs="Verdana"/>
+          <w:b/>
+          <w:color w:val="000000" w:themeColor="text1"/>
+          <w:sz w:val="22"/>
+          <w:szCs w:val="22"/>
+          <w:lang w:val="en-GB"/>
+        </w:rPr>
+        <w:t>testMayorEdad</w:t>
+      </w:r>
+      <w:proofErr w:type="spellEnd"/>
+      <w:r>
+        <w:rPr>
+          <w:rFonts w:ascii="Verdana" w:eastAsia="Verdana" w:hAnsi="Verdana" w:cs="Verdana"/>
+          <w:b/>
+          <w:color w:val="000000" w:themeColor="text1"/>
+          <w:sz w:val="22"/>
+          <w:szCs w:val="22"/>
+          <w:lang w:val="en-GB"/>
+        </w:rPr>
+        <w:t>(</w:t>
+      </w:r>
+      <w:proofErr w:type="gramEnd"/>
+      <w:r>
+        <w:rPr>
+          <w:rFonts w:ascii="Verdana" w:eastAsia="Verdana" w:hAnsi="Verdana" w:cs="Verdana"/>
+          <w:b/>
+          <w:color w:val="000000" w:themeColor="text1"/>
+          <w:sz w:val="22"/>
+          <w:szCs w:val="22"/>
+          <w:lang w:val="en-GB"/>
+        </w:rPr>
+        <w:t>) {</w:t>
+      </w:r>
+    </w:p>
+    <w:p>
+      <w:pPr>
+        <w:shd w:val="clear" w:color="auto" w:fill="FFFFFF" w:themeFill="background1"/>
+        <w:spacing w:after="0"/>
+        <w:rPr>
+          <w:rFonts w:ascii="Verdana" w:eastAsia="Verdana" w:hAnsi="Verdana" w:cs="Verdana"/>
+          <w:b/>
+          <w:color w:val="000000" w:themeColor="text1"/>
+          <w:sz w:val="22"/>
+          <w:szCs w:val="22"/>
+          <w:lang w:val="en-GB"/>
+        </w:rPr>
+      </w:pPr>
+    </w:p>
+    <w:p>
+      <w:pPr>
+        <w:shd w:val="clear" w:color="auto" w:fill="FFFFFF" w:themeFill="background1"/>
+        <w:spacing w:after="0"/>
+        <w:rPr>
+          <w:rFonts w:ascii="Verdana" w:eastAsia="Verdana" w:hAnsi="Verdana" w:cs="Verdana"/>
+          <w:b/>
+          <w:color w:val="000000" w:themeColor="text1"/>
+          <w:sz w:val="22"/>
+          <w:szCs w:val="22"/>
+        </w:rPr>
+      </w:pPr>
+      <w:r>
+        <w:rPr>
+          <w:rFonts w:ascii="Verdana" w:eastAsia="Verdana" w:hAnsi="Verdana" w:cs="Verdana"/>
+          <w:b/>
+          <w:color w:val="000000" w:themeColor="text1"/>
+          <w:sz w:val="22"/>
+          <w:szCs w:val="22"/>
+          <w:lang w:val="en-GB"/>
+        </w:rPr>
+        <w:t xml:space="preserve">        </w:t>
+      </w:r>
+      <w:r>
+        <w:rPr>
+          <w:rFonts w:ascii="Verdana" w:eastAsia="Verdana" w:hAnsi="Verdana" w:cs="Verdana"/>
+          <w:b/>
+          <w:color w:val="000000" w:themeColor="text1"/>
+          <w:sz w:val="22"/>
+          <w:szCs w:val="22"/>
+        </w:rPr>
+        <w:t xml:space="preserve">Persona </w:t>
+      </w:r>
+      <w:proofErr w:type="spellStart"/>
+      <w:r>
+        <w:rPr>
+          <w:rFonts w:ascii="Verdana" w:eastAsia="Verdana" w:hAnsi="Verdana" w:cs="Verdana"/>
+          <w:b/>
+          <w:color w:val="000000" w:themeColor="text1"/>
+          <w:sz w:val="22"/>
+          <w:szCs w:val="22"/>
+        </w:rPr>
+        <w:t>persona</w:t>
+      </w:r>
+      <w:proofErr w:type="spellEnd"/>
+      <w:r>
+        <w:rPr>
+          <w:rFonts w:ascii="Verdana" w:eastAsia="Verdana" w:hAnsi="Verdana" w:cs="Verdana"/>
+          <w:b/>
+          <w:color w:val="000000" w:themeColor="text1"/>
+          <w:sz w:val="22"/>
+          <w:szCs w:val="22"/>
+        </w:rPr>
+        <w:t xml:space="preserve"> = new </w:t>
+      </w:r>
+      <w:proofErr w:type="gramStart"/>
+      <w:r>
+        <w:rPr>
+          <w:rFonts w:ascii="Verdana" w:eastAsia="Verdana" w:hAnsi="Verdana" w:cs="Verdana"/>
+          <w:b/>
+          <w:color w:val="000000" w:themeColor="text1"/>
+          <w:sz w:val="22"/>
+          <w:szCs w:val="22"/>
+        </w:rPr>
+        <w:t>Persona(</w:t>
+      </w:r>
+      <w:proofErr w:type="gramEnd"/>
+      <w:r>
+        <w:rPr>
+          <w:rFonts w:ascii="Verdana" w:eastAsia="Verdana" w:hAnsi="Verdana" w:cs="Verdana"/>
+          <w:b/>
+          <w:color w:val="000000" w:themeColor="text1"/>
+          <w:sz w:val="22"/>
+          <w:szCs w:val="22"/>
+        </w:rPr>
+        <w:t>);</w:t>
+      </w:r>
+    </w:p>
+    <w:p>
+      <w:pPr>
+        <w:shd w:val="clear" w:color="auto" w:fill="FFFFFF" w:themeFill="background1"/>
+        <w:spacing w:after="0"/>
+        <w:rPr>
+          <w:rFonts w:ascii="Verdana" w:eastAsia="Verdana" w:hAnsi="Verdana" w:cs="Verdana"/>
+          <w:b/>
+          <w:color w:val="000000" w:themeColor="text1"/>
+          <w:sz w:val="22"/>
+          <w:szCs w:val="22"/>
+        </w:rPr>
+      </w:pPr>
+    </w:p>
+    <w:p>
+      <w:pPr>
+        <w:shd w:val="clear" w:color="auto" w:fill="FFFFFF" w:themeFill="background1"/>
+        <w:spacing w:after="0"/>
+        <w:rPr>
+          <w:rFonts w:ascii="Verdana" w:eastAsia="Verdana" w:hAnsi="Verdana" w:cs="Verdana"/>
+          <w:b/>
+          <w:color w:val="000000" w:themeColor="text1"/>
+          <w:sz w:val="22"/>
+          <w:szCs w:val="22"/>
+        </w:rPr>
+      </w:pPr>
+      <w:r>
+        <w:rPr>
+          <w:rFonts w:ascii="Verdana" w:eastAsia="Verdana" w:hAnsi="Verdana" w:cs="Verdana"/>
+          <w:b/>
+          <w:color w:val="000000" w:themeColor="text1"/>
+          <w:sz w:val="22"/>
+          <w:szCs w:val="22"/>
+        </w:rPr>
+        <w:t xml:space="preserve">        </w:t>
+      </w:r>
+      <w:proofErr w:type="spellStart"/>
+      <w:proofErr w:type="gramStart"/>
+      <w:r>
+        <w:rPr>
+          <w:rFonts w:ascii="Verdana" w:eastAsia="Verdana" w:hAnsi="Verdana" w:cs="Verdana"/>
+          <w:b/>
+          <w:color w:val="000000" w:themeColor="text1"/>
+          <w:sz w:val="22"/>
+          <w:szCs w:val="22"/>
+        </w:rPr>
+        <w:t>persona.setEdad</w:t>
+      </w:r>
+      <w:proofErr w:type="spellEnd"/>
+      <w:proofErr w:type="gramEnd"/>
+      <w:r>
+        <w:rPr>
+          <w:rFonts w:ascii="Verdana" w:eastAsia="Verdana" w:hAnsi="Verdana" w:cs="Verdana"/>
+          <w:b/>
+          <w:color w:val="000000" w:themeColor="text1"/>
+          <w:sz w:val="22"/>
+          <w:szCs w:val="22"/>
+        </w:rPr>
+        <w:t>(20);</w:t>
+      </w:r>
+    </w:p>
+    <w:p>
+      <w:pPr>
+        <w:shd w:val="clear" w:color="auto" w:fill="FFFFFF" w:themeFill="background1"/>
+        <w:spacing w:after="0"/>
+        <w:rPr>
+          <w:rFonts w:ascii="Verdana" w:eastAsia="Verdana" w:hAnsi="Verdana" w:cs="Verdana"/>
+          <w:b/>
+          <w:color w:val="000000" w:themeColor="text1"/>
+          <w:sz w:val="22"/>
+          <w:szCs w:val="22"/>
+        </w:rPr>
+      </w:pPr>
+    </w:p>
+    <w:p>
+      <w:pPr>
+        <w:shd w:val="clear" w:color="auto" w:fill="FFFFFF" w:themeFill="background1"/>
+        <w:spacing w:after="0"/>
+        <w:rPr>
+          <w:rFonts w:ascii="Verdana" w:eastAsia="Verdana" w:hAnsi="Verdana" w:cs="Verdana"/>
+          <w:b/>
+          <w:color w:val="000000" w:themeColor="text1"/>
+          <w:sz w:val="22"/>
+          <w:szCs w:val="22"/>
+        </w:rPr>
+      </w:pPr>
+      <w:r>
+        <w:rPr>
+          <w:rFonts w:ascii="Verdana" w:eastAsia="Verdana" w:hAnsi="Verdana" w:cs="Verdana"/>
+          <w:b/>
+          <w:color w:val="000000" w:themeColor="text1"/>
+          <w:sz w:val="22"/>
+          <w:szCs w:val="22"/>
+        </w:rPr>
+        <w:t xml:space="preserve">        </w:t>
+      </w:r>
+      <w:proofErr w:type="spellStart"/>
+      <w:r>
+        <w:rPr>
+          <w:rFonts w:ascii="Verdana" w:eastAsia="Verdana" w:hAnsi="Verdana" w:cs="Verdana"/>
+          <w:b/>
+          <w:color w:val="000000" w:themeColor="text1"/>
+          <w:sz w:val="22"/>
+          <w:szCs w:val="22"/>
+        </w:rPr>
+        <w:t>assertTrue</w:t>
+      </w:r>
+      <w:proofErr w:type="spellEnd"/>
+      <w:r>
+        <w:rPr>
+          <w:rFonts w:ascii="Verdana" w:eastAsia="Verdana" w:hAnsi="Verdana" w:cs="Verdana"/>
+          <w:b/>
+          <w:color w:val="000000" w:themeColor="text1"/>
+          <w:sz w:val="22"/>
+          <w:szCs w:val="22"/>
+        </w:rPr>
+        <w:t>(</w:t>
+      </w:r>
+      <w:proofErr w:type="spellStart"/>
+      <w:proofErr w:type="gramStart"/>
+      <w:r>
+        <w:rPr>
+          <w:rFonts w:ascii="Verdana" w:eastAsia="Verdana" w:hAnsi="Verdana" w:cs="Verdana"/>
+          <w:b/>
+          <w:color w:val="000000" w:themeColor="text1"/>
+          <w:sz w:val="22"/>
+          <w:szCs w:val="22"/>
+        </w:rPr>
+        <w:t>persona.getEdad</w:t>
+      </w:r>
+      <w:proofErr w:type="spellEnd"/>
+      <w:proofErr w:type="gramEnd"/>
+      <w:r>
+        <w:rPr>
+          <w:rFonts w:ascii="Verdana" w:eastAsia="Verdana" w:hAnsi="Verdana" w:cs="Verdana"/>
+          <w:b/>
+          <w:color w:val="000000" w:themeColor="text1"/>
+          <w:sz w:val="22"/>
+          <w:szCs w:val="22"/>
+        </w:rPr>
+        <w:t>() &gt;= 18);</w:t>
+      </w:r>
+    </w:p>
+    <w:p>
+      <w:pPr>
+        <w:shd w:val="clear" w:color="auto" w:fill="FFFFFF" w:themeFill="background1"/>
+        <w:spacing w:after="0"/>
+        <w:rPr>
+          <w:rFonts w:ascii="Verdana" w:eastAsia="Verdana" w:hAnsi="Verdana" w:cs="Verdana"/>
+          <w:b/>
+          <w:color w:val="000000" w:themeColor="text1"/>
+          <w:sz w:val="22"/>
+          <w:szCs w:val="22"/>
+        </w:rPr>
+      </w:pPr>
+    </w:p>
+    <w:p>
+      <w:pPr>
+        <w:shd w:val="clear" w:color="auto" w:fill="FFFFFF" w:themeFill="background1"/>
+        <w:spacing w:after="0"/>
+        <w:rPr>
+          <w:rFonts w:ascii="Verdana" w:eastAsia="Verdana" w:hAnsi="Verdana" w:cs="Verdana"/>
+          <w:b/>
+          <w:color w:val="000000" w:themeColor="text1"/>
+          <w:sz w:val="22"/>
+          <w:szCs w:val="22"/>
+        </w:rPr>
+      </w:pPr>
+      <w:r>
+        <w:rPr>
+          <w:rFonts w:ascii="Verdana" w:eastAsia="Verdana" w:hAnsi="Verdana" w:cs="Verdana"/>
+          <w:b/>
+          <w:color w:val="000000" w:themeColor="text1"/>
+          <w:sz w:val="22"/>
+          <w:szCs w:val="22"/>
+        </w:rPr>
+        <w:t xml:space="preserve">    }</w:t>
+      </w:r>
+    </w:p>
+    <w:p>
+      <w:pPr>
+        <w:shd w:val="clear" w:color="auto" w:fill="FFFFFF" w:themeFill="background1"/>
+        <w:spacing w:after="0"/>
+        <w:rPr>
+          <w:rFonts w:ascii="Verdana" w:eastAsia="Verdana" w:hAnsi="Verdana" w:cs="Verdana"/>
+          <w:b/>
+          <w:color w:val="000000" w:themeColor="text1"/>
+          <w:sz w:val="22"/>
+          <w:szCs w:val="22"/>
+        </w:rPr>
+      </w:pPr>
+    </w:p>
+    <w:p>
+      <w:pPr>
+        <w:shd w:val="clear" w:color="auto" w:fill="FFFFFF" w:themeFill="background1"/>
+        <w:spacing w:after="0"/>
+        <w:rPr>
+          <w:rFonts w:ascii="Verdana" w:eastAsia="Verdana" w:hAnsi="Verdana" w:cs="Verdana"/>
+          <w:b/>
+          <w:color w:val="000000" w:themeColor="text1"/>
+          <w:sz w:val="22"/>
+          <w:szCs w:val="22"/>
+        </w:rPr>
+      </w:pPr>
+      <w:r>
+        <w:rPr>
+          <w:rFonts w:ascii="Verdana" w:eastAsia="Verdana" w:hAnsi="Verdana" w:cs="Verdana"/>
+          <w:b/>
+          <w:color w:val="000000" w:themeColor="text1"/>
+          <w:sz w:val="22"/>
+          <w:szCs w:val="22"/>
+        </w:rPr>
+        <w:t>}</w:t>
+      </w:r>
+    </w:p>
+    <w:p>
+      <w:pPr>
+        <w:shd w:val="clear" w:color="auto" w:fill="FFFFFF" w:themeFill="background1"/>
+        <w:spacing w:after="0"/>
+        <w:rPr>
+          <w:rFonts w:ascii="Verdana" w:eastAsia="Verdana" w:hAnsi="Verdana" w:cs="Verdana"/>
+          <w:b/>
+          <w:color w:val="000000" w:themeColor="text1"/>
+          <w:sz w:val="22"/>
+          <w:szCs w:val="22"/>
+        </w:rPr>
+      </w:pPr>
+    </w:p>
+    <w:p>
+      <w:pPr>
+        <w:shd w:val="clear" w:color="auto" w:fill="FFFFFF" w:themeFill="background1"/>
+        <w:spacing w:after="0"/>
+        <w:rPr>
+          <w:rFonts w:ascii="Verdana" w:eastAsia="Verdana" w:hAnsi="Verdana" w:cs="Verdana"/>
+          <w:b/>
+          <w:color w:val="000000" w:themeColor="text1"/>
+          <w:sz w:val="22"/>
+          <w:szCs w:val="22"/>
+        </w:rPr>
+      </w:pPr>
+    </w:p>
+    <w:p>
+      <w:pPr>
+        <w:shd w:val="clear" w:color="auto" w:fill="FFFFFF" w:themeFill="background1"/>
+        <w:spacing w:after="0"/>
+        <w:rPr>
+          <w:rFonts w:ascii="Verdana" w:eastAsia="Verdana" w:hAnsi="Verdana" w:cs="Verdana"/>
+          <w:b/>
+          <w:color w:val="000000" w:themeColor="text1"/>
+          <w:sz w:val="22"/>
+          <w:szCs w:val="22"/>
+        </w:rPr>
+      </w:pPr>
+    </w:p>
+    <w:p>
+      <w:pPr>
+        <w:shd w:val="clear" w:color="auto" w:fill="FFFFFF" w:themeFill="background1"/>
+        <w:spacing w:after="0"/>
+        <w:rPr>
+          <w:rFonts w:ascii="Verdana" w:eastAsia="Verdana" w:hAnsi="Verdana" w:cs="Verdana"/>
+          <w:b/>
+          <w:color w:val="000000" w:themeColor="text1"/>
+          <w:sz w:val="22"/>
+          <w:szCs w:val="22"/>
+        </w:rPr>
+      </w:pPr>
+    </w:p>
+    <w:p>
+      <w:pPr>
         <w:shd w:val="clear" w:color="auto" w:fill="DEEAF6" w:themeFill="accent5" w:themeFillTint="33"/>
         <w:spacing w:after="0"/>
         <w:rPr>
@@ -5822,6 +7573,7 @@
         <w:t xml:space="preserve">) y </w:t>
       </w:r>
       <w:proofErr w:type="spellStart"/>
+      <w:proofErr w:type="gramStart"/>
       <w:r>
         <w:rPr>
           <w:rFonts w:ascii="Verdana" w:hAnsi="Verdana" w:cs="Arial"/>
@@ -5839,28 +7591,37 @@
           <w:sz w:val="22"/>
           <w:szCs w:val="22"/>
         </w:rPr>
-        <w:t>()</w:t>
-      </w:r>
-    </w:p>
-    <w:p>
-      <w:pPr>
-        <w:shd w:val="clear" w:color="auto" w:fill="FFFFFF"/>
-        <w:spacing w:after="0"/>
+        <w:t>(</w:t>
+      </w:r>
+      <w:proofErr w:type="gramEnd"/>
+      <w:r>
         <w:rPr>
           <w:rFonts w:ascii="Verdana" w:hAnsi="Verdana" w:cs="Arial"/>
           <w:color w:val="000000"/>
           <w:sz w:val="22"/>
           <w:szCs w:val="22"/>
         </w:rPr>
-      </w:pPr>
-      <w:r>
+        <w:t>)</w:t>
+      </w:r>
+    </w:p>
+    <w:p>
+      <w:pPr>
+        <w:shd w:val="clear" w:color="auto" w:fill="FFFFFF"/>
+        <w:spacing w:after="0"/>
         <w:rPr>
           <w:rFonts w:ascii="Verdana" w:hAnsi="Verdana" w:cs="Arial"/>
           <w:color w:val="000000"/>
           <w:sz w:val="22"/>
           <w:szCs w:val="22"/>
         </w:rPr>
-        <w:lastRenderedPageBreak/>
+      </w:pPr>
+      <w:r>
+        <w:rPr>
+          <w:rFonts w:ascii="Verdana" w:hAnsi="Verdana" w:cs="Arial"/>
+          <w:color w:val="000000"/>
+          <w:sz w:val="22"/>
+          <w:szCs w:val="22"/>
+        </w:rPr>
         <w:t>Los métodos </w:t>
       </w:r>
       <w:proofErr w:type="spellStart"/>
@@ -5921,6 +7682,7 @@
         <w:t> </w:t>
       </w:r>
       <w:proofErr w:type="spellStart"/>
+      <w:proofErr w:type="gramStart"/>
       <w:r>
         <w:rPr>
           <w:rFonts w:ascii="Verdana" w:hAnsi="Verdana" w:cs="Arial"/>
@@ -5942,7 +7704,19 @@
           <w:sz w:val="22"/>
           <w:szCs w:val="22"/>
         </w:rPr>
-        <w:t>()</w:t>
+        <w:t>(</w:t>
+      </w:r>
+      <w:proofErr w:type="gramEnd"/>
+      <w:r>
+        <w:rPr>
+          <w:rFonts w:ascii="Verdana" w:hAnsi="Verdana" w:cs="Arial"/>
+          <w:b/>
+          <w:bCs/>
+          <w:color w:val="000000"/>
+          <w:sz w:val="22"/>
+          <w:szCs w:val="22"/>
+        </w:rPr>
+        <w:t>)</w:t>
       </w:r>
       <w:r>
         <w:rPr>
@@ -6079,8 +7853,19 @@
           <w:szCs w:val="22"/>
           <w:lang w:val="en-GB"/>
         </w:rPr>
-        <w:t>.*;</w:t>
-      </w:r>
+        <w:t>.</w:t>
+      </w:r>
+      <w:proofErr w:type="gramStart"/>
+      <w:r>
+        <w:rPr>
+          <w:rFonts w:ascii="Consolas" w:eastAsia="Verdana" w:hAnsi="Consolas" w:cs="Verdana"/>
+          <w:sz w:val="22"/>
+          <w:szCs w:val="22"/>
+          <w:lang w:val="en-GB"/>
+        </w:rPr>
+        <w:t>*;</w:t>
+      </w:r>
+      <w:proofErr w:type="gramEnd"/>
     </w:p>
     <w:p>
       <w:pPr>
@@ -6339,7 +8124,29 @@
           <w:szCs w:val="22"/>
           <w:lang w:val="en-GB"/>
         </w:rPr>
-        <w:t>assertNull</w:t>
+        <w:t>assert</w:t>
+      </w:r>
+      <w:r>
+        <w:rPr>
+          <w:rFonts w:ascii="Consolas" w:eastAsia="Verdana" w:hAnsi="Consolas" w:cs="Verdana"/>
+          <w:i/>
+          <w:iCs/>
+          <w:sz w:val="22"/>
+          <w:szCs w:val="22"/>
+          <w:lang w:val="en-GB"/>
+        </w:rPr>
+        <w:t>Not</w:t>
+      </w:r>
+      <w:r>
+        <w:rPr>
+          <w:rFonts w:ascii="Consolas" w:eastAsia="Verdana" w:hAnsi="Consolas" w:cs="Verdana"/>
+          <w:i/>
+          <w:iCs/>
+          <w:sz w:val="22"/>
+          <w:szCs w:val="22"/>
+          <w:lang w:val="en-GB"/>
+        </w:rPr>
+        <w:t>Null</w:t>
       </w:r>
       <w:proofErr w:type="spellEnd"/>
       <w:r>
@@ -6436,347 +8243,269 @@
         </w:rPr>
       </w:pPr>
     </w:p>
-    <w:p/>
-    <w:p>
-      <w:pPr>
-        <w:shd w:val="clear" w:color="auto" w:fill="538135" w:themeFill="accent6" w:themeFillShade="BF"/>
-        <w:spacing w:after="0"/>
-        <w:rPr>
-          <w:rFonts w:ascii="Verdana" w:eastAsia="Verdana" w:hAnsi="Verdana" w:cs="Verdana"/>
-          <w:b/>
-          <w:color w:val="FFFFFF"/>
-          <w:sz w:val="22"/>
-          <w:szCs w:val="22"/>
-        </w:rPr>
-      </w:pPr>
-      <w:r>
-        <w:rPr>
-          <w:rFonts w:ascii="Verdana" w:eastAsia="Verdana" w:hAnsi="Verdana" w:cs="Verdana"/>
-          <w:b/>
-          <w:color w:val="FFFFFF"/>
-          <w:sz w:val="22"/>
-          <w:szCs w:val="22"/>
-        </w:rPr>
-        <w:t>RETO (2 puntos)</w:t>
-      </w:r>
-    </w:p>
-    <w:p>
-      <w:r>
-        <w:t>Invéntate</w:t>
-      </w:r>
-      <w:r>
-        <w:t xml:space="preserve"> un ejercicio en donde pongas en prácticas diferentes </w:t>
-      </w:r>
-      <w:proofErr w:type="spellStart"/>
-      <w:r>
-        <w:t>assert</w:t>
-      </w:r>
-      <w:proofErr w:type="spellEnd"/>
-      <w:r>
-        <w:t>:</w:t>
-      </w:r>
-    </w:p>
-    <w:p>
-      <w:pPr>
-        <w:shd w:val="clear" w:color="auto" w:fill="BDD6EE" w:themeFill="accent5" w:themeFillTint="66"/>
-        <w:spacing w:after="0"/>
-        <w:rPr>
-          <w:rFonts w:ascii="Verdana" w:eastAsia="Verdana" w:hAnsi="Verdana" w:cs="Verdana"/>
-          <w:b/>
-          <w:color w:val="000000" w:themeColor="text1"/>
-          <w:sz w:val="22"/>
-          <w:szCs w:val="22"/>
-        </w:rPr>
-      </w:pPr>
-      <w:r>
-        <w:rPr>
-          <w:rFonts w:ascii="Verdana" w:eastAsia="Verdana" w:hAnsi="Verdana" w:cs="Verdana"/>
-          <w:b/>
-          <w:color w:val="000000" w:themeColor="text1"/>
-          <w:sz w:val="22"/>
-          <w:szCs w:val="22"/>
-        </w:rPr>
-        <w:t xml:space="preserve">Ejercicio </w:t>
-      </w:r>
-      <w:r>
-        <w:rPr>
-          <w:rFonts w:ascii="Verdana" w:eastAsia="Verdana" w:hAnsi="Verdana" w:cs="Verdana"/>
-          <w:b/>
-          <w:color w:val="000000" w:themeColor="text1"/>
-          <w:sz w:val="22"/>
-          <w:szCs w:val="22"/>
-        </w:rPr>
-        <w:t>1</w:t>
-      </w:r>
-      <w:r>
-        <w:rPr>
-          <w:rFonts w:ascii="Verdana" w:eastAsia="Verdana" w:hAnsi="Verdana" w:cs="Verdana"/>
-          <w:b/>
-          <w:color w:val="000000" w:themeColor="text1"/>
-          <w:sz w:val="22"/>
-          <w:szCs w:val="22"/>
-        </w:rPr>
-        <w:t>3</w:t>
-      </w:r>
-      <w:r>
-        <w:rPr>
-          <w:rFonts w:ascii="Verdana" w:eastAsia="Verdana" w:hAnsi="Verdana" w:cs="Verdana"/>
-          <w:b/>
-          <w:color w:val="000000" w:themeColor="text1"/>
-          <w:sz w:val="22"/>
-          <w:szCs w:val="22"/>
-        </w:rPr>
-        <w:t xml:space="preserve"> (</w:t>
-      </w:r>
-      <w:r>
-        <w:rPr>
-          <w:rFonts w:ascii="Verdana" w:eastAsia="Verdana" w:hAnsi="Verdana" w:cs="Verdana"/>
-          <w:b/>
-          <w:color w:val="000000" w:themeColor="text1"/>
-          <w:sz w:val="22"/>
-          <w:szCs w:val="22"/>
-        </w:rPr>
-        <w:t>0.25</w:t>
-      </w:r>
-      <w:r>
-        <w:rPr>
-          <w:rFonts w:ascii="Verdana" w:eastAsia="Verdana" w:hAnsi="Verdana" w:cs="Verdana"/>
-          <w:b/>
-          <w:color w:val="000000" w:themeColor="text1"/>
-          <w:sz w:val="22"/>
-          <w:szCs w:val="22"/>
-        </w:rPr>
-        <w:t xml:space="preserve"> puntos)</w:t>
-      </w:r>
-    </w:p>
-    <w:p>
-      <w:r>
-        <w:t xml:space="preserve">Vamos a trabajar con suite </w:t>
+    <w:p>
+      <w:pPr>
+        <w:shd w:val="clear" w:color="auto" w:fill="FFFFFF"/>
+        <w:spacing w:after="0"/>
+        <w:rPr>
+          <w:rFonts w:ascii="Verdana" w:hAnsi="Verdana" w:cs="Arial"/>
+          <w:color w:val="000000"/>
+          <w:sz w:val="22"/>
+          <w:szCs w:val="22"/>
+        </w:rPr>
+      </w:pPr>
+    </w:p>
+    <w:p>
+      <w:pPr>
+        <w:shd w:val="clear" w:color="auto" w:fill="FFFFFF"/>
+        <w:spacing w:after="0"/>
+        <w:rPr>
+          <w:rFonts w:ascii="Verdana" w:hAnsi="Verdana" w:cs="Arial"/>
+          <w:color w:val="000000"/>
+          <w:sz w:val="22"/>
+          <w:szCs w:val="22"/>
+        </w:rPr>
+      </w:pPr>
+      <w:r>
+        <w:rPr>
+          <w:rFonts w:ascii="Verdana" w:hAnsi="Verdana" w:cs="Arial"/>
+          <w:color w:val="000000"/>
+          <w:sz w:val="22"/>
+          <w:szCs w:val="22"/>
+        </w:rPr>
+        <w:t>Ejemplo</w:t>
+      </w:r>
+    </w:p>
+    <w:p>
+      <w:pPr>
+        <w:shd w:val="clear" w:color="auto" w:fill="FFFFFF"/>
+        <w:spacing w:after="0"/>
+        <w:rPr>
+          <w:rFonts w:ascii="Verdana" w:hAnsi="Verdana" w:cs="Arial"/>
+          <w:color w:val="000000"/>
+          <w:sz w:val="22"/>
+          <w:szCs w:val="22"/>
+        </w:rPr>
+      </w:pPr>
+    </w:p>
+    <w:p>
+      <w:pPr>
+        <w:shd w:val="clear" w:color="auto" w:fill="FFFFFF"/>
+        <w:spacing w:after="0"/>
+        <w:rPr>
+          <w:rFonts w:ascii="Verdana" w:hAnsi="Verdana" w:cs="Arial"/>
+          <w:color w:val="000000"/>
+          <w:sz w:val="22"/>
+          <w:szCs w:val="22"/>
+          <w:lang w:val="en-GB"/>
+        </w:rPr>
+      </w:pPr>
+      <w:r>
+        <w:rPr>
+          <w:rFonts w:ascii="Verdana" w:hAnsi="Verdana" w:cs="Arial"/>
+          <w:color w:val="000000"/>
+          <w:sz w:val="22"/>
+          <w:szCs w:val="22"/>
+          <w:lang w:val="en-GB"/>
+        </w:rPr>
+        <w:t xml:space="preserve">package </w:t>
       </w:r>
       <w:proofErr w:type="gramStart"/>
       <w:r>
-        <w:t>de test</w:t>
+        <w:rPr>
+          <w:rFonts w:ascii="Verdana" w:hAnsi="Verdana" w:cs="Arial"/>
+          <w:color w:val="000000"/>
+          <w:sz w:val="22"/>
+          <w:szCs w:val="22"/>
+          <w:lang w:val="en-GB"/>
+        </w:rPr>
+        <w:t>testjunit2;</w:t>
       </w:r>
       <w:proofErr w:type="gramEnd"/>
     </w:p>
     <w:p>
-      <w:r>
-        <w:t xml:space="preserve">Primero creamos </w:t>
-      </w:r>
+      <w:pPr>
+        <w:shd w:val="clear" w:color="auto" w:fill="FFFFFF"/>
+        <w:spacing w:after="0"/>
+        <w:rPr>
+          <w:rFonts w:ascii="Verdana" w:hAnsi="Verdana" w:cs="Arial"/>
+          <w:color w:val="000000"/>
+          <w:sz w:val="22"/>
+          <w:szCs w:val="22"/>
+          <w:lang w:val="en-GB"/>
+        </w:rPr>
+      </w:pPr>
+    </w:p>
+    <w:p>
+      <w:pPr>
+        <w:shd w:val="clear" w:color="auto" w:fill="FFFFFF"/>
+        <w:spacing w:after="0"/>
+        <w:rPr>
+          <w:rFonts w:ascii="Verdana" w:hAnsi="Verdana" w:cs="Arial"/>
+          <w:color w:val="000000"/>
+          <w:sz w:val="22"/>
+          <w:szCs w:val="22"/>
+          <w:lang w:val="en-GB"/>
+        </w:rPr>
+      </w:pPr>
+      <w:r>
+        <w:rPr>
+          <w:rFonts w:ascii="Verdana" w:hAnsi="Verdana" w:cs="Arial"/>
+          <w:color w:val="000000"/>
+          <w:sz w:val="22"/>
+          <w:szCs w:val="22"/>
+          <w:lang w:val="en-GB"/>
+        </w:rPr>
+        <w:t xml:space="preserve">import static </w:t>
+      </w:r>
+      <w:proofErr w:type="spellStart"/>
       <w:proofErr w:type="gramStart"/>
       <w:r>
-        <w:t>un suite</w:t>
-      </w:r>
+        <w:rPr>
+          <w:rFonts w:ascii="Verdana" w:hAnsi="Verdana" w:cs="Arial"/>
+          <w:color w:val="000000"/>
+          <w:sz w:val="22"/>
+          <w:szCs w:val="22"/>
+          <w:lang w:val="en-GB"/>
+        </w:rPr>
+        <w:t>org.junit.jupiter.api.Assertions</w:t>
+      </w:r>
+      <w:proofErr w:type="spellEnd"/>
       <w:proofErr w:type="gramEnd"/>
       <w:r>
-        <w:t xml:space="preserve"> de test</w:t>
-      </w:r>
-    </w:p>
-    <w:p>
-      <w:pPr>
-        <w:shd w:val="clear" w:color="auto" w:fill="E2EFD9" w:themeFill="accent6" w:themeFillTint="33"/>
-        <w:spacing w:after="0"/>
-        <w:rPr>
-          <w:rFonts w:ascii="Consolas" w:eastAsia="Verdana" w:hAnsi="Consolas" w:cs="Verdana"/>
-          <w:sz w:val="22"/>
-          <w:szCs w:val="22"/>
-          <w:lang w:val="en-GB"/>
-        </w:rPr>
-      </w:pPr>
-      <w:r>
-        <w:rPr>
-          <w:rFonts w:ascii="Consolas" w:eastAsia="Verdana" w:hAnsi="Consolas" w:cs="Verdana"/>
-          <w:sz w:val="22"/>
-          <w:szCs w:val="22"/>
-          <w:lang w:val="en-GB"/>
-        </w:rPr>
-        <w:t xml:space="preserve">package </w:t>
-      </w:r>
-      <w:proofErr w:type="spellStart"/>
+        <w:rPr>
+          <w:rFonts w:ascii="Verdana" w:hAnsi="Verdana" w:cs="Arial"/>
+          <w:color w:val="000000"/>
+          <w:sz w:val="22"/>
+          <w:szCs w:val="22"/>
+          <w:lang w:val="en-GB"/>
+        </w:rPr>
+        <w:t>.</w:t>
+      </w:r>
       <w:proofErr w:type="gramStart"/>
       <w:r>
         <w:rPr>
-          <w:rFonts w:ascii="Consolas" w:eastAsia="Verdana" w:hAnsi="Consolas" w:cs="Verdana"/>
-          <w:sz w:val="22"/>
-          <w:szCs w:val="22"/>
-          <w:lang w:val="en-GB"/>
-        </w:rPr>
-        <w:t>testjunit</w:t>
-      </w:r>
-      <w:proofErr w:type="spellEnd"/>
-      <w:r>
-        <w:rPr>
-          <w:rFonts w:ascii="Consolas" w:eastAsia="Verdana" w:hAnsi="Consolas" w:cs="Verdana"/>
+          <w:rFonts w:ascii="Verdana" w:hAnsi="Verdana" w:cs="Arial"/>
+          <w:color w:val="000000"/>
+          <w:sz w:val="22"/>
+          <w:szCs w:val="22"/>
+          <w:lang w:val="en-GB"/>
+        </w:rPr>
+        <w:t>*;</w:t>
+      </w:r>
+      <w:proofErr w:type="gramEnd"/>
+    </w:p>
+    <w:p>
+      <w:pPr>
+        <w:shd w:val="clear" w:color="auto" w:fill="FFFFFF"/>
+        <w:spacing w:after="0"/>
+        <w:rPr>
+          <w:rFonts w:ascii="Verdana" w:hAnsi="Verdana" w:cs="Arial"/>
+          <w:color w:val="000000"/>
+          <w:sz w:val="22"/>
+          <w:szCs w:val="22"/>
+          <w:lang w:val="en-GB"/>
+        </w:rPr>
+      </w:pPr>
+    </w:p>
+    <w:p>
+      <w:pPr>
+        <w:shd w:val="clear" w:color="auto" w:fill="FFFFFF"/>
+        <w:spacing w:after="0"/>
+        <w:rPr>
+          <w:rFonts w:ascii="Verdana" w:hAnsi="Verdana" w:cs="Arial"/>
+          <w:color w:val="000000"/>
+          <w:sz w:val="22"/>
+          <w:szCs w:val="22"/>
+          <w:lang w:val="en-GB"/>
+        </w:rPr>
+      </w:pPr>
+      <w:r>
+        <w:rPr>
+          <w:rFonts w:ascii="Verdana" w:hAnsi="Verdana" w:cs="Arial"/>
+          <w:color w:val="000000"/>
+          <w:sz w:val="22"/>
+          <w:szCs w:val="22"/>
+          <w:lang w:val="en-GB"/>
+        </w:rPr>
+        <w:t xml:space="preserve">import </w:t>
+      </w:r>
+      <w:proofErr w:type="spellStart"/>
+      <w:proofErr w:type="gramStart"/>
+      <w:r>
+        <w:rPr>
+          <w:rFonts w:ascii="Verdana" w:hAnsi="Verdana" w:cs="Arial"/>
+          <w:color w:val="000000"/>
+          <w:sz w:val="22"/>
+          <w:szCs w:val="22"/>
+          <w:lang w:val="en-GB"/>
+        </w:rPr>
+        <w:t>org.junit.jupiter.api.Test</w:t>
+      </w:r>
+      <w:proofErr w:type="spellEnd"/>
+      <w:proofErr w:type="gramEnd"/>
+      <w:r>
+        <w:rPr>
+          <w:rFonts w:ascii="Verdana" w:hAnsi="Verdana" w:cs="Arial"/>
+          <w:color w:val="000000"/>
           <w:sz w:val="22"/>
           <w:szCs w:val="22"/>
           <w:lang w:val="en-GB"/>
         </w:rPr>
         <w:t>;</w:t>
       </w:r>
-      <w:proofErr w:type="gramEnd"/>
-    </w:p>
-    <w:p>
-      <w:pPr>
-        <w:shd w:val="clear" w:color="auto" w:fill="E2EFD9" w:themeFill="accent6" w:themeFillTint="33"/>
-        <w:spacing w:after="0"/>
-        <w:rPr>
-          <w:rFonts w:ascii="Consolas" w:eastAsia="Verdana" w:hAnsi="Consolas" w:cs="Verdana"/>
-          <w:sz w:val="22"/>
-          <w:szCs w:val="22"/>
-          <w:lang w:val="en-GB"/>
-        </w:rPr>
-      </w:pPr>
-    </w:p>
-    <w:p>
-      <w:pPr>
-        <w:shd w:val="clear" w:color="auto" w:fill="E2EFD9" w:themeFill="accent6" w:themeFillTint="33"/>
-        <w:spacing w:after="0"/>
-        <w:rPr>
-          <w:rFonts w:ascii="Consolas" w:eastAsia="Verdana" w:hAnsi="Consolas" w:cs="Verdana"/>
-          <w:sz w:val="22"/>
-          <w:szCs w:val="22"/>
-          <w:lang w:val="en-GB"/>
-        </w:rPr>
-      </w:pPr>
-      <w:r>
-        <w:rPr>
-          <w:rFonts w:ascii="Consolas" w:eastAsia="Verdana" w:hAnsi="Consolas" w:cs="Verdana"/>
-          <w:sz w:val="22"/>
-          <w:szCs w:val="22"/>
-          <w:lang w:val="en-GB"/>
-        </w:rPr>
-        <w:t xml:space="preserve">import </w:t>
-      </w:r>
-      <w:proofErr w:type="spellStart"/>
-      <w:proofErr w:type="gramStart"/>
-      <w:r>
-        <w:rPr>
-          <w:rFonts w:ascii="Consolas" w:eastAsia="Verdana" w:hAnsi="Consolas" w:cs="Verdana"/>
-          <w:sz w:val="22"/>
-          <w:szCs w:val="22"/>
-          <w:lang w:val="en-GB"/>
-        </w:rPr>
-        <w:t>junit.framework</w:t>
-      </w:r>
-      <w:proofErr w:type="gramEnd"/>
-      <w:r>
-        <w:rPr>
-          <w:rFonts w:ascii="Consolas" w:eastAsia="Verdana" w:hAnsi="Consolas" w:cs="Verdana"/>
-          <w:sz w:val="22"/>
-          <w:szCs w:val="22"/>
-          <w:lang w:val="en-GB"/>
-        </w:rPr>
-        <w:t>.Test</w:t>
-      </w:r>
-      <w:proofErr w:type="spellEnd"/>
-      <w:r>
-        <w:rPr>
-          <w:rFonts w:ascii="Consolas" w:eastAsia="Verdana" w:hAnsi="Consolas" w:cs="Verdana"/>
-          <w:sz w:val="22"/>
-          <w:szCs w:val="22"/>
-          <w:lang w:val="en-GB"/>
-        </w:rPr>
-        <w:t>;</w:t>
-      </w:r>
-    </w:p>
-    <w:p>
-      <w:pPr>
-        <w:shd w:val="clear" w:color="auto" w:fill="E2EFD9" w:themeFill="accent6" w:themeFillTint="33"/>
-        <w:spacing w:after="0"/>
-        <w:rPr>
-          <w:rFonts w:ascii="Consolas" w:eastAsia="Verdana" w:hAnsi="Consolas" w:cs="Verdana"/>
-          <w:sz w:val="22"/>
-          <w:szCs w:val="22"/>
-          <w:lang w:val="en-GB"/>
-        </w:rPr>
-      </w:pPr>
-      <w:r>
-        <w:rPr>
-          <w:rFonts w:ascii="Consolas" w:eastAsia="Verdana" w:hAnsi="Consolas" w:cs="Verdana"/>
-          <w:sz w:val="22"/>
-          <w:szCs w:val="22"/>
-          <w:lang w:val="en-GB"/>
-        </w:rPr>
-        <w:t xml:space="preserve">import </w:t>
-      </w:r>
-      <w:proofErr w:type="spellStart"/>
-      <w:proofErr w:type="gramStart"/>
-      <w:r>
-        <w:rPr>
-          <w:rFonts w:ascii="Consolas" w:eastAsia="Verdana" w:hAnsi="Consolas" w:cs="Verdana"/>
-          <w:sz w:val="22"/>
-          <w:szCs w:val="22"/>
-          <w:lang w:val="en-GB"/>
-        </w:rPr>
-        <w:t>junit.framework</w:t>
-      </w:r>
-      <w:proofErr w:type="gramEnd"/>
-      <w:r>
-        <w:rPr>
-          <w:rFonts w:ascii="Consolas" w:eastAsia="Verdana" w:hAnsi="Consolas" w:cs="Verdana"/>
-          <w:sz w:val="22"/>
-          <w:szCs w:val="22"/>
-          <w:lang w:val="en-GB"/>
-        </w:rPr>
-        <w:t>.TestSuite</w:t>
-      </w:r>
-      <w:proofErr w:type="spellEnd"/>
-      <w:r>
-        <w:rPr>
-          <w:rFonts w:ascii="Consolas" w:eastAsia="Verdana" w:hAnsi="Consolas" w:cs="Verdana"/>
-          <w:sz w:val="22"/>
-          <w:szCs w:val="22"/>
-          <w:lang w:val="en-GB"/>
-        </w:rPr>
-        <w:t>;</w:t>
-      </w:r>
-    </w:p>
-    <w:p>
-      <w:pPr>
-        <w:shd w:val="clear" w:color="auto" w:fill="E2EFD9" w:themeFill="accent6" w:themeFillTint="33"/>
-        <w:spacing w:after="0"/>
-        <w:rPr>
-          <w:rFonts w:ascii="Consolas" w:eastAsia="Verdana" w:hAnsi="Consolas" w:cs="Verdana"/>
-          <w:sz w:val="22"/>
-          <w:szCs w:val="22"/>
-          <w:lang w:val="en-GB"/>
-        </w:rPr>
-      </w:pPr>
-    </w:p>
-    <w:p>
-      <w:pPr>
-        <w:shd w:val="clear" w:color="auto" w:fill="E2EFD9" w:themeFill="accent6" w:themeFillTint="33"/>
-        <w:spacing w:after="0"/>
-        <w:rPr>
-          <w:rFonts w:ascii="Consolas" w:eastAsia="Verdana" w:hAnsi="Consolas" w:cs="Verdana"/>
-          <w:sz w:val="22"/>
-          <w:szCs w:val="22"/>
-          <w:lang w:val="en-GB"/>
-        </w:rPr>
-      </w:pPr>
-      <w:r>
-        <w:rPr>
-          <w:rFonts w:ascii="Consolas" w:eastAsia="Verdana" w:hAnsi="Consolas" w:cs="Verdana"/>
-          <w:sz w:val="22"/>
-          <w:szCs w:val="22"/>
-          <w:lang w:val="en-GB"/>
-        </w:rPr>
-        <w:t xml:space="preserve">public class </w:t>
-      </w:r>
-      <w:proofErr w:type="spellStart"/>
-      <w:r>
-        <w:rPr>
-          <w:rFonts w:ascii="Consolas" w:eastAsia="Verdana" w:hAnsi="Consolas" w:cs="Verdana"/>
-          <w:sz w:val="22"/>
-          <w:szCs w:val="22"/>
-          <w:lang w:val="en-GB"/>
-        </w:rPr>
-        <w:t>SuiteTest</w:t>
-      </w:r>
-      <w:proofErr w:type="spellEnd"/>
-      <w:r>
-        <w:rPr>
-          <w:rFonts w:ascii="Consolas" w:eastAsia="Verdana" w:hAnsi="Consolas" w:cs="Verdana"/>
+    </w:p>
+    <w:p>
+      <w:pPr>
+        <w:shd w:val="clear" w:color="auto" w:fill="FFFFFF"/>
+        <w:spacing w:after="0"/>
+        <w:rPr>
+          <w:rFonts w:ascii="Verdana" w:hAnsi="Verdana" w:cs="Arial"/>
+          <w:color w:val="000000"/>
+          <w:sz w:val="22"/>
+          <w:szCs w:val="22"/>
+          <w:lang w:val="en-GB"/>
+        </w:rPr>
+      </w:pPr>
+    </w:p>
+    <w:p>
+      <w:pPr>
+        <w:shd w:val="clear" w:color="auto" w:fill="FFFFFF"/>
+        <w:spacing w:after="0"/>
+        <w:rPr>
+          <w:rFonts w:ascii="Verdana" w:hAnsi="Verdana" w:cs="Arial"/>
+          <w:color w:val="000000"/>
+          <w:sz w:val="22"/>
+          <w:szCs w:val="22"/>
+          <w:lang w:val="en-GB"/>
+        </w:rPr>
+      </w:pPr>
+      <w:r>
+        <w:rPr>
+          <w:rFonts w:ascii="Verdana" w:hAnsi="Verdana" w:cs="Arial"/>
+          <w:color w:val="000000"/>
+          <w:sz w:val="22"/>
+          <w:szCs w:val="22"/>
+          <w:lang w:val="en-GB"/>
+        </w:rPr>
+        <w:t xml:space="preserve">class </w:t>
+      </w:r>
+      <w:proofErr w:type="spellStart"/>
+      <w:r>
+        <w:rPr>
+          <w:rFonts w:ascii="Verdana" w:hAnsi="Verdana" w:cs="Arial"/>
+          <w:color w:val="000000"/>
+          <w:sz w:val="22"/>
+          <w:szCs w:val="22"/>
+          <w:lang w:val="en-GB"/>
+        </w:rPr>
+        <w:t>PruebaEdad</w:t>
+      </w:r>
+      <w:proofErr w:type="spellEnd"/>
+      <w:r>
+        <w:rPr>
+          <w:rFonts w:ascii="Verdana" w:hAnsi="Verdana" w:cs="Arial"/>
+          <w:color w:val="000000"/>
           <w:sz w:val="22"/>
           <w:szCs w:val="22"/>
           <w:lang w:val="en-GB"/>
@@ -6786,1167 +8515,33 @@
     </w:p>
     <w:p>
       <w:pPr>
-        <w:shd w:val="clear" w:color="auto" w:fill="E2EFD9" w:themeFill="accent6" w:themeFillTint="33"/>
-        <w:spacing w:after="0"/>
-        <w:rPr>
-          <w:rFonts w:ascii="Consolas" w:eastAsia="Verdana" w:hAnsi="Consolas" w:cs="Verdana"/>
-          <w:sz w:val="22"/>
-          <w:szCs w:val="22"/>
-          <w:lang w:val="en-GB"/>
-        </w:rPr>
-      </w:pPr>
-    </w:p>
-    <w:p>
-      <w:pPr>
-        <w:shd w:val="clear" w:color="auto" w:fill="E2EFD9" w:themeFill="accent6" w:themeFillTint="33"/>
-        <w:spacing w:after="0"/>
-        <w:rPr>
-          <w:rFonts w:ascii="Consolas" w:eastAsia="Verdana" w:hAnsi="Consolas" w:cs="Verdana"/>
-          <w:sz w:val="22"/>
-          <w:szCs w:val="22"/>
-          <w:lang w:val="en-GB"/>
-        </w:rPr>
-      </w:pPr>
-      <w:r>
-        <w:rPr>
-          <w:rFonts w:ascii="Consolas" w:eastAsia="Verdana" w:hAnsi="Consolas" w:cs="Verdana"/>
-          <w:sz w:val="22"/>
-          <w:szCs w:val="22"/>
-          <w:lang w:val="en-GB"/>
-        </w:rPr>
-        <w:t xml:space="preserve">    public static Test </w:t>
-      </w:r>
-      <w:proofErr w:type="gramStart"/>
-      <w:r>
-        <w:rPr>
-          <w:rFonts w:ascii="Consolas" w:eastAsia="Verdana" w:hAnsi="Consolas" w:cs="Verdana"/>
-          <w:sz w:val="22"/>
-          <w:szCs w:val="22"/>
-          <w:lang w:val="en-GB"/>
-        </w:rPr>
-        <w:t>suite(</w:t>
-      </w:r>
-      <w:proofErr w:type="gramEnd"/>
-      <w:r>
-        <w:rPr>
-          <w:rFonts w:ascii="Consolas" w:eastAsia="Verdana" w:hAnsi="Consolas" w:cs="Verdana"/>
-          <w:sz w:val="22"/>
-          <w:szCs w:val="22"/>
-          <w:lang w:val="en-GB"/>
-        </w:rPr>
-        <w:t>) {</w:t>
-      </w:r>
-    </w:p>
-    <w:p>
-      <w:pPr>
-        <w:shd w:val="clear" w:color="auto" w:fill="E2EFD9" w:themeFill="accent6" w:themeFillTint="33"/>
-        <w:spacing w:after="0"/>
-        <w:rPr>
-          <w:rFonts w:ascii="Consolas" w:eastAsia="Verdana" w:hAnsi="Consolas" w:cs="Verdana"/>
-          <w:sz w:val="22"/>
-          <w:szCs w:val="22"/>
-          <w:lang w:val="en-GB"/>
-        </w:rPr>
-      </w:pPr>
-      <w:r>
-        <w:rPr>
-          <w:rFonts w:ascii="Consolas" w:eastAsia="Verdana" w:hAnsi="Consolas" w:cs="Verdana"/>
-          <w:sz w:val="22"/>
-          <w:szCs w:val="22"/>
-          <w:lang w:val="en-GB"/>
-        </w:rPr>
-        <w:t xml:space="preserve">        </w:t>
-      </w:r>
-      <w:proofErr w:type="spellStart"/>
-      <w:r>
-        <w:rPr>
-          <w:rFonts w:ascii="Consolas" w:eastAsia="Verdana" w:hAnsi="Consolas" w:cs="Verdana"/>
-          <w:sz w:val="22"/>
-          <w:szCs w:val="22"/>
-          <w:lang w:val="en-GB"/>
-        </w:rPr>
-        <w:t>TestSuite</w:t>
-      </w:r>
-      <w:proofErr w:type="spellEnd"/>
-      <w:r>
-        <w:rPr>
-          <w:rFonts w:ascii="Consolas" w:eastAsia="Verdana" w:hAnsi="Consolas" w:cs="Verdana"/>
-          <w:sz w:val="22"/>
-          <w:szCs w:val="22"/>
-          <w:lang w:val="en-GB"/>
-        </w:rPr>
-        <w:t xml:space="preserve"> suite = new </w:t>
-      </w:r>
-      <w:proofErr w:type="spellStart"/>
-      <w:proofErr w:type="gramStart"/>
-      <w:r>
-        <w:rPr>
-          <w:rFonts w:ascii="Consolas" w:eastAsia="Verdana" w:hAnsi="Consolas" w:cs="Verdana"/>
-          <w:sz w:val="22"/>
-          <w:szCs w:val="22"/>
-          <w:lang w:val="en-GB"/>
-        </w:rPr>
-        <w:t>TestSuite</w:t>
-      </w:r>
-      <w:proofErr w:type="spellEnd"/>
-      <w:r>
-        <w:rPr>
-          <w:rFonts w:ascii="Consolas" w:eastAsia="Verdana" w:hAnsi="Consolas" w:cs="Verdana"/>
-          <w:sz w:val="22"/>
-          <w:szCs w:val="22"/>
-          <w:lang w:val="en-GB"/>
-        </w:rPr>
-        <w:t>(</w:t>
-      </w:r>
-      <w:proofErr w:type="gramEnd"/>
-      <w:r>
-        <w:rPr>
-          <w:rFonts w:ascii="Consolas" w:eastAsia="Verdana" w:hAnsi="Consolas" w:cs="Verdana"/>
-          <w:sz w:val="22"/>
-          <w:szCs w:val="22"/>
-          <w:lang w:val="en-GB"/>
-        </w:rPr>
-        <w:t>);</w:t>
-      </w:r>
-    </w:p>
-    <w:p>
-      <w:pPr>
-        <w:shd w:val="clear" w:color="auto" w:fill="E2EFD9" w:themeFill="accent6" w:themeFillTint="33"/>
-        <w:spacing w:after="0"/>
-        <w:rPr>
-          <w:rFonts w:ascii="Consolas" w:eastAsia="Verdana" w:hAnsi="Consolas" w:cs="Verdana"/>
-          <w:sz w:val="22"/>
-          <w:szCs w:val="22"/>
-          <w:lang w:val="en-GB"/>
-        </w:rPr>
-      </w:pPr>
-      <w:r>
-        <w:rPr>
-          <w:rFonts w:ascii="Consolas" w:eastAsia="Verdana" w:hAnsi="Consolas" w:cs="Verdana"/>
-          <w:sz w:val="22"/>
-          <w:szCs w:val="22"/>
-          <w:lang w:val="en-GB"/>
-        </w:rPr>
-        <w:t xml:space="preserve">        </w:t>
-      </w:r>
-      <w:proofErr w:type="spellStart"/>
-      <w:proofErr w:type="gramStart"/>
-      <w:r>
-        <w:rPr>
-          <w:rFonts w:ascii="Consolas" w:eastAsia="Verdana" w:hAnsi="Consolas" w:cs="Verdana"/>
-          <w:sz w:val="22"/>
-          <w:szCs w:val="22"/>
-          <w:lang w:val="en-GB"/>
-        </w:rPr>
-        <w:t>suite.addTest</w:t>
-      </w:r>
-      <w:proofErr w:type="spellEnd"/>
-      <w:proofErr w:type="gramEnd"/>
-      <w:r>
-        <w:rPr>
-          <w:rFonts w:ascii="Consolas" w:eastAsia="Verdana" w:hAnsi="Consolas" w:cs="Verdana"/>
-          <w:sz w:val="22"/>
-          <w:szCs w:val="22"/>
-          <w:lang w:val="en-GB"/>
-        </w:rPr>
-        <w:t xml:space="preserve">(new </w:t>
-      </w:r>
-      <w:proofErr w:type="spellStart"/>
-      <w:r>
-        <w:rPr>
-          <w:rFonts w:ascii="Consolas" w:eastAsia="Verdana" w:hAnsi="Consolas" w:cs="Verdana"/>
-          <w:sz w:val="22"/>
-          <w:szCs w:val="22"/>
-          <w:lang w:val="en-GB"/>
-        </w:rPr>
-        <w:t>TestSuite</w:t>
-      </w:r>
-      <w:proofErr w:type="spellEnd"/>
-      <w:r>
-        <w:rPr>
-          <w:rFonts w:ascii="Consolas" w:eastAsia="Verdana" w:hAnsi="Consolas" w:cs="Verdana"/>
-          <w:sz w:val="22"/>
-          <w:szCs w:val="22"/>
-          <w:lang w:val="en-GB"/>
-        </w:rPr>
-        <w:t>(</w:t>
-      </w:r>
-      <w:proofErr w:type="spellStart"/>
-      <w:r>
-        <w:rPr>
-          <w:rFonts w:ascii="Consolas" w:eastAsia="Verdana" w:hAnsi="Consolas" w:cs="Verdana"/>
-          <w:sz w:val="22"/>
-          <w:szCs w:val="22"/>
-          <w:lang w:val="en-GB"/>
-        </w:rPr>
-        <w:t>testCalculadora.class</w:t>
-      </w:r>
-      <w:proofErr w:type="spellEnd"/>
-      <w:r>
-        <w:rPr>
-          <w:rFonts w:ascii="Consolas" w:eastAsia="Verdana" w:hAnsi="Consolas" w:cs="Verdana"/>
-          <w:sz w:val="22"/>
-          <w:szCs w:val="22"/>
-          <w:lang w:val="en-GB"/>
-        </w:rPr>
-        <w:t xml:space="preserve">)); // </w:t>
-      </w:r>
-      <w:proofErr w:type="spellStart"/>
-      <w:r>
-        <w:rPr>
-          <w:rFonts w:ascii="Consolas" w:eastAsia="Verdana" w:hAnsi="Consolas" w:cs="Verdana"/>
-          <w:sz w:val="22"/>
-          <w:szCs w:val="22"/>
-          <w:lang w:val="en-GB"/>
-        </w:rPr>
-        <w:t>Agrega</w:t>
-      </w:r>
-      <w:proofErr w:type="spellEnd"/>
-      <w:r>
-        <w:rPr>
-          <w:rFonts w:ascii="Consolas" w:eastAsia="Verdana" w:hAnsi="Consolas" w:cs="Verdana"/>
-          <w:sz w:val="22"/>
-          <w:szCs w:val="22"/>
-          <w:lang w:val="en-GB"/>
-        </w:rPr>
-        <w:t xml:space="preserve"> </w:t>
-      </w:r>
-      <w:proofErr w:type="spellStart"/>
-      <w:r>
-        <w:rPr>
-          <w:rFonts w:ascii="Consolas" w:eastAsia="Verdana" w:hAnsi="Consolas" w:cs="Verdana"/>
-          <w:sz w:val="22"/>
-          <w:szCs w:val="22"/>
-          <w:lang w:val="en-GB"/>
-        </w:rPr>
-        <w:t>el</w:t>
-      </w:r>
-      <w:proofErr w:type="spellEnd"/>
-      <w:r>
-        <w:rPr>
-          <w:rFonts w:ascii="Consolas" w:eastAsia="Verdana" w:hAnsi="Consolas" w:cs="Verdana"/>
-          <w:sz w:val="22"/>
-          <w:szCs w:val="22"/>
-          <w:lang w:val="en-GB"/>
-        </w:rPr>
-        <w:t xml:space="preserve"> </w:t>
-      </w:r>
-      <w:proofErr w:type="spellStart"/>
-      <w:r>
-        <w:rPr>
-          <w:rFonts w:ascii="Consolas" w:eastAsia="Verdana" w:hAnsi="Consolas" w:cs="Verdana"/>
-          <w:sz w:val="22"/>
-          <w:szCs w:val="22"/>
-          <w:lang w:val="en-GB"/>
-        </w:rPr>
-        <w:t>TestCase</w:t>
-      </w:r>
-      <w:proofErr w:type="spellEnd"/>
-    </w:p>
-    <w:p>
-      <w:pPr>
-        <w:shd w:val="clear" w:color="auto" w:fill="E2EFD9" w:themeFill="accent6" w:themeFillTint="33"/>
-        <w:spacing w:after="0"/>
-        <w:rPr>
-          <w:rFonts w:ascii="Consolas" w:eastAsia="Verdana" w:hAnsi="Consolas" w:cs="Verdana"/>
-          <w:sz w:val="22"/>
-          <w:szCs w:val="22"/>
-          <w:lang w:val="en-GB"/>
-        </w:rPr>
-      </w:pPr>
-      <w:r>
-        <w:rPr>
-          <w:rFonts w:ascii="Consolas" w:eastAsia="Verdana" w:hAnsi="Consolas" w:cs="Verdana"/>
-          <w:sz w:val="22"/>
-          <w:szCs w:val="22"/>
-          <w:lang w:val="en-GB"/>
-        </w:rPr>
-        <w:t xml:space="preserve">        </w:t>
-      </w:r>
-      <w:proofErr w:type="spellStart"/>
-      <w:proofErr w:type="gramStart"/>
-      <w:r>
-        <w:rPr>
-          <w:rFonts w:ascii="Consolas" w:eastAsia="Verdana" w:hAnsi="Consolas" w:cs="Verdana"/>
-          <w:sz w:val="22"/>
-          <w:szCs w:val="22"/>
-          <w:lang w:val="en-GB"/>
-        </w:rPr>
-        <w:t>suite.addTest</w:t>
-      </w:r>
-      <w:proofErr w:type="spellEnd"/>
-      <w:proofErr w:type="gramEnd"/>
-      <w:r>
-        <w:rPr>
-          <w:rFonts w:ascii="Consolas" w:eastAsia="Verdana" w:hAnsi="Consolas" w:cs="Verdana"/>
-          <w:sz w:val="22"/>
-          <w:szCs w:val="22"/>
-          <w:lang w:val="en-GB"/>
-        </w:rPr>
-        <w:t xml:space="preserve">(new </w:t>
-      </w:r>
-      <w:proofErr w:type="spellStart"/>
-      <w:r>
-        <w:rPr>
-          <w:rFonts w:ascii="Consolas" w:eastAsia="Verdana" w:hAnsi="Consolas" w:cs="Verdana"/>
-          <w:sz w:val="22"/>
-          <w:szCs w:val="22"/>
-          <w:lang w:val="en-GB"/>
-        </w:rPr>
-        <w:t>TestSuite</w:t>
-      </w:r>
-      <w:proofErr w:type="spellEnd"/>
-      <w:r>
-        <w:rPr>
-          <w:rFonts w:ascii="Consolas" w:eastAsia="Verdana" w:hAnsi="Consolas" w:cs="Verdana"/>
-          <w:sz w:val="22"/>
-          <w:szCs w:val="22"/>
-          <w:lang w:val="en-GB"/>
-        </w:rPr>
-        <w:t xml:space="preserve">(testCalculadora1.class)); // </w:t>
-      </w:r>
-      <w:proofErr w:type="spellStart"/>
-      <w:r>
-        <w:rPr>
-          <w:rFonts w:ascii="Consolas" w:eastAsia="Verdana" w:hAnsi="Consolas" w:cs="Verdana"/>
-          <w:sz w:val="22"/>
-          <w:szCs w:val="22"/>
-          <w:lang w:val="en-GB"/>
-        </w:rPr>
-        <w:t>Agrega</w:t>
-      </w:r>
-      <w:proofErr w:type="spellEnd"/>
-      <w:r>
-        <w:rPr>
-          <w:rFonts w:ascii="Consolas" w:eastAsia="Verdana" w:hAnsi="Consolas" w:cs="Verdana"/>
-          <w:sz w:val="22"/>
-          <w:szCs w:val="22"/>
-          <w:lang w:val="en-GB"/>
-        </w:rPr>
-        <w:t xml:space="preserve"> </w:t>
-      </w:r>
-      <w:proofErr w:type="spellStart"/>
-      <w:r>
-        <w:rPr>
-          <w:rFonts w:ascii="Consolas" w:eastAsia="Verdana" w:hAnsi="Consolas" w:cs="Verdana"/>
-          <w:sz w:val="22"/>
-          <w:szCs w:val="22"/>
-          <w:lang w:val="en-GB"/>
-        </w:rPr>
-        <w:t>el</w:t>
-      </w:r>
-      <w:proofErr w:type="spellEnd"/>
-      <w:r>
-        <w:rPr>
-          <w:rFonts w:ascii="Consolas" w:eastAsia="Verdana" w:hAnsi="Consolas" w:cs="Verdana"/>
-          <w:sz w:val="22"/>
-          <w:szCs w:val="22"/>
-          <w:lang w:val="en-GB"/>
-        </w:rPr>
-        <w:t xml:space="preserve"> </w:t>
-      </w:r>
-      <w:proofErr w:type="spellStart"/>
-      <w:r>
-        <w:rPr>
-          <w:rFonts w:ascii="Consolas" w:eastAsia="Verdana" w:hAnsi="Consolas" w:cs="Verdana"/>
-          <w:sz w:val="22"/>
-          <w:szCs w:val="22"/>
-          <w:lang w:val="en-GB"/>
-        </w:rPr>
-        <w:t>TestCase</w:t>
-      </w:r>
-      <w:proofErr w:type="spellEnd"/>
-    </w:p>
-    <w:p>
-      <w:pPr>
-        <w:shd w:val="clear" w:color="auto" w:fill="E2EFD9" w:themeFill="accent6" w:themeFillTint="33"/>
-        <w:spacing w:after="0"/>
-        <w:rPr>
-          <w:rFonts w:ascii="Consolas" w:eastAsia="Verdana" w:hAnsi="Consolas" w:cs="Verdana"/>
-          <w:sz w:val="22"/>
-          <w:szCs w:val="22"/>
-          <w:lang w:val="en-GB"/>
-        </w:rPr>
-      </w:pPr>
-      <w:r>
-        <w:rPr>
-          <w:rFonts w:ascii="Consolas" w:eastAsia="Verdana" w:hAnsi="Consolas" w:cs="Verdana"/>
-          <w:sz w:val="22"/>
-          <w:szCs w:val="22"/>
-          <w:lang w:val="en-GB"/>
-        </w:rPr>
-        <w:t xml:space="preserve">        return </w:t>
-      </w:r>
-      <w:proofErr w:type="gramStart"/>
-      <w:r>
-        <w:rPr>
-          <w:rFonts w:ascii="Consolas" w:eastAsia="Verdana" w:hAnsi="Consolas" w:cs="Verdana"/>
-          <w:sz w:val="22"/>
-          <w:szCs w:val="22"/>
-          <w:lang w:val="en-GB"/>
-        </w:rPr>
-        <w:t>suite;</w:t>
-      </w:r>
-      <w:proofErr w:type="gramEnd"/>
-    </w:p>
-    <w:p>
-      <w:pPr>
-        <w:shd w:val="clear" w:color="auto" w:fill="E2EFD9" w:themeFill="accent6" w:themeFillTint="33"/>
-        <w:spacing w:after="0"/>
-        <w:rPr>
-          <w:rFonts w:ascii="Consolas" w:eastAsia="Verdana" w:hAnsi="Consolas" w:cs="Verdana"/>
-          <w:sz w:val="22"/>
-          <w:szCs w:val="22"/>
-        </w:rPr>
-      </w:pPr>
-      <w:r>
-        <w:rPr>
-          <w:rFonts w:ascii="Consolas" w:eastAsia="Verdana" w:hAnsi="Consolas" w:cs="Verdana"/>
-          <w:sz w:val="22"/>
-          <w:szCs w:val="22"/>
-          <w:lang w:val="en-GB"/>
-        </w:rPr>
-        <w:t xml:space="preserve">    </w:t>
-      </w:r>
-      <w:r>
-        <w:rPr>
-          <w:rFonts w:ascii="Consolas" w:eastAsia="Verdana" w:hAnsi="Consolas" w:cs="Verdana"/>
-          <w:sz w:val="22"/>
-          <w:szCs w:val="22"/>
-        </w:rPr>
-        <w:t>}</w:t>
-      </w:r>
-    </w:p>
-    <w:p>
-      <w:pPr>
-        <w:shd w:val="clear" w:color="auto" w:fill="E2EFD9" w:themeFill="accent6" w:themeFillTint="33"/>
-        <w:spacing w:after="0"/>
-        <w:rPr>
-          <w:rFonts w:ascii="Consolas" w:eastAsia="Verdana" w:hAnsi="Consolas" w:cs="Verdana"/>
-          <w:sz w:val="22"/>
-          <w:szCs w:val="22"/>
-        </w:rPr>
-      </w:pPr>
-      <w:r>
-        <w:rPr>
-          <w:rFonts w:ascii="Consolas" w:eastAsia="Verdana" w:hAnsi="Consolas" w:cs="Verdana"/>
-          <w:sz w:val="22"/>
-          <w:szCs w:val="22"/>
-        </w:rPr>
-        <w:t>}</w:t>
-      </w:r>
-    </w:p>
-    <w:p/>
-    <w:p>
-      <w:r>
-        <w:t xml:space="preserve">Creamos </w:t>
-      </w:r>
-      <w:proofErr w:type="gramStart"/>
-      <w:r>
-        <w:t>dos test</w:t>
-      </w:r>
-      <w:proofErr w:type="gramEnd"/>
-      <w:r>
-        <w:t xml:space="preserve"> llamados </w:t>
-      </w:r>
-      <w:proofErr w:type="spellStart"/>
-      <w:r>
-        <w:t>testcalculadora</w:t>
-      </w:r>
-      <w:proofErr w:type="spellEnd"/>
-      <w:r>
-        <w:t xml:space="preserve"> y testcalculadora1</w:t>
-      </w:r>
-    </w:p>
-    <w:p>
-      <w:pPr>
-        <w:rPr>
-          <w:b/>
-          <w:bCs/>
-          <w:lang w:val="en-GB"/>
-        </w:rPr>
-      </w:pPr>
-      <w:proofErr w:type="spellStart"/>
-      <w:r>
-        <w:rPr>
-          <w:b/>
-          <w:bCs/>
-          <w:lang w:val="en-GB"/>
-        </w:rPr>
-        <w:t>TestCalculadora</w:t>
-      </w:r>
-      <w:proofErr w:type="spellEnd"/>
-    </w:p>
-    <w:p>
-      <w:pPr>
-        <w:rPr>
-          <w:lang w:val="en-GB"/>
-        </w:rPr>
-      </w:pPr>
-    </w:p>
-    <w:p>
-      <w:pPr>
-        <w:shd w:val="clear" w:color="auto" w:fill="E2EFD9" w:themeFill="accent6" w:themeFillTint="33"/>
-        <w:spacing w:after="0"/>
-        <w:rPr>
-          <w:rFonts w:ascii="Consolas" w:eastAsia="Verdana" w:hAnsi="Consolas" w:cs="Verdana"/>
-          <w:sz w:val="22"/>
-          <w:szCs w:val="22"/>
-          <w:lang w:val="en-GB"/>
-        </w:rPr>
-      </w:pPr>
-      <w:r>
-        <w:rPr>
-          <w:rFonts w:ascii="Consolas" w:eastAsia="Verdana" w:hAnsi="Consolas" w:cs="Verdana"/>
-          <w:sz w:val="22"/>
-          <w:szCs w:val="22"/>
-          <w:lang w:val="en-GB"/>
-        </w:rPr>
-        <w:t xml:space="preserve">package </w:t>
-      </w:r>
-      <w:proofErr w:type="spellStart"/>
-      <w:proofErr w:type="gramStart"/>
-      <w:r>
-        <w:rPr>
-          <w:rFonts w:ascii="Consolas" w:eastAsia="Verdana" w:hAnsi="Consolas" w:cs="Verdana"/>
-          <w:sz w:val="22"/>
-          <w:szCs w:val="22"/>
-          <w:lang w:val="en-GB"/>
-        </w:rPr>
-        <w:t>testjunit</w:t>
-      </w:r>
-      <w:proofErr w:type="spellEnd"/>
-      <w:r>
-        <w:rPr>
-          <w:rFonts w:ascii="Consolas" w:eastAsia="Verdana" w:hAnsi="Consolas" w:cs="Verdana"/>
-          <w:sz w:val="22"/>
-          <w:szCs w:val="22"/>
-          <w:lang w:val="en-GB"/>
-        </w:rPr>
-        <w:t>;</w:t>
-      </w:r>
-      <w:proofErr w:type="gramEnd"/>
-    </w:p>
-    <w:p>
-      <w:pPr>
-        <w:shd w:val="clear" w:color="auto" w:fill="E2EFD9" w:themeFill="accent6" w:themeFillTint="33"/>
-        <w:spacing w:after="0"/>
-        <w:rPr>
-          <w:rFonts w:ascii="Consolas" w:eastAsia="Verdana" w:hAnsi="Consolas" w:cs="Verdana"/>
-          <w:sz w:val="22"/>
-          <w:szCs w:val="22"/>
-          <w:lang w:val="en-GB"/>
-        </w:rPr>
-      </w:pPr>
-    </w:p>
-    <w:p>
-      <w:pPr>
-        <w:shd w:val="clear" w:color="auto" w:fill="E2EFD9" w:themeFill="accent6" w:themeFillTint="33"/>
-        <w:spacing w:after="0"/>
-        <w:rPr>
-          <w:rFonts w:ascii="Consolas" w:eastAsia="Verdana" w:hAnsi="Consolas" w:cs="Verdana"/>
-          <w:sz w:val="22"/>
-          <w:szCs w:val="22"/>
-          <w:lang w:val="en-GB"/>
-        </w:rPr>
-      </w:pPr>
-    </w:p>
-    <w:p>
-      <w:pPr>
-        <w:shd w:val="clear" w:color="auto" w:fill="E2EFD9" w:themeFill="accent6" w:themeFillTint="33"/>
-        <w:spacing w:after="0"/>
-        <w:rPr>
-          <w:rFonts w:ascii="Consolas" w:eastAsia="Verdana" w:hAnsi="Consolas" w:cs="Verdana"/>
-          <w:sz w:val="22"/>
-          <w:szCs w:val="22"/>
-          <w:lang w:val="en-GB"/>
-        </w:rPr>
-      </w:pPr>
-      <w:r>
-        <w:rPr>
-          <w:rFonts w:ascii="Consolas" w:eastAsia="Verdana" w:hAnsi="Consolas" w:cs="Verdana"/>
-          <w:sz w:val="22"/>
-          <w:szCs w:val="22"/>
-          <w:lang w:val="en-GB"/>
-        </w:rPr>
-        <w:t xml:space="preserve">import static </w:t>
-      </w:r>
-      <w:proofErr w:type="spellStart"/>
-      <w:proofErr w:type="gramStart"/>
-      <w:r>
-        <w:rPr>
-          <w:rFonts w:ascii="Consolas" w:eastAsia="Verdana" w:hAnsi="Consolas" w:cs="Verdana"/>
-          <w:sz w:val="22"/>
-          <w:szCs w:val="22"/>
-          <w:lang w:val="en-GB"/>
-        </w:rPr>
-        <w:t>org.junit.jupiter.api.Assertions.assertNotNull</w:t>
-      </w:r>
-      <w:proofErr w:type="spellEnd"/>
-      <w:proofErr w:type="gramEnd"/>
-      <w:r>
-        <w:rPr>
-          <w:rFonts w:ascii="Consolas" w:eastAsia="Verdana" w:hAnsi="Consolas" w:cs="Verdana"/>
-          <w:sz w:val="22"/>
-          <w:szCs w:val="22"/>
-          <w:lang w:val="en-GB"/>
-        </w:rPr>
-        <w:t>;</w:t>
-      </w:r>
-    </w:p>
-    <w:p>
-      <w:pPr>
-        <w:shd w:val="clear" w:color="auto" w:fill="E2EFD9" w:themeFill="accent6" w:themeFillTint="33"/>
-        <w:spacing w:after="0"/>
-        <w:rPr>
-          <w:rFonts w:ascii="Consolas" w:eastAsia="Verdana" w:hAnsi="Consolas" w:cs="Verdana"/>
-          <w:sz w:val="22"/>
-          <w:szCs w:val="22"/>
-          <w:lang w:val="en-GB"/>
-        </w:rPr>
-      </w:pPr>
-    </w:p>
-    <w:p>
-      <w:pPr>
-        <w:shd w:val="clear" w:color="auto" w:fill="E2EFD9" w:themeFill="accent6" w:themeFillTint="33"/>
-        <w:spacing w:after="0"/>
-        <w:rPr>
-          <w:rFonts w:ascii="Consolas" w:eastAsia="Verdana" w:hAnsi="Consolas" w:cs="Verdana"/>
-          <w:sz w:val="22"/>
-          <w:szCs w:val="22"/>
-          <w:lang w:val="en-GB"/>
-        </w:rPr>
-      </w:pPr>
-      <w:r>
-        <w:rPr>
-          <w:rFonts w:ascii="Consolas" w:eastAsia="Verdana" w:hAnsi="Consolas" w:cs="Verdana"/>
-          <w:sz w:val="22"/>
-          <w:szCs w:val="22"/>
-          <w:lang w:val="en-GB"/>
-        </w:rPr>
-        <w:t xml:space="preserve">import </w:t>
-      </w:r>
-      <w:proofErr w:type="spellStart"/>
-      <w:proofErr w:type="gramStart"/>
-      <w:r>
-        <w:rPr>
-          <w:rFonts w:ascii="Consolas" w:eastAsia="Verdana" w:hAnsi="Consolas" w:cs="Verdana"/>
-          <w:sz w:val="22"/>
-          <w:szCs w:val="22"/>
-          <w:lang w:val="en-GB"/>
-        </w:rPr>
-        <w:t>org.junit.jupiter.api.Test</w:t>
-      </w:r>
-      <w:proofErr w:type="spellEnd"/>
-      <w:proofErr w:type="gramEnd"/>
-      <w:r>
-        <w:rPr>
-          <w:rFonts w:ascii="Consolas" w:eastAsia="Verdana" w:hAnsi="Consolas" w:cs="Verdana"/>
-          <w:sz w:val="22"/>
-          <w:szCs w:val="22"/>
-          <w:lang w:val="en-GB"/>
-        </w:rPr>
-        <w:t>;</w:t>
-      </w:r>
-    </w:p>
-    <w:p>
-      <w:pPr>
-        <w:shd w:val="clear" w:color="auto" w:fill="E2EFD9" w:themeFill="accent6" w:themeFillTint="33"/>
-        <w:spacing w:after="0"/>
-        <w:rPr>
-          <w:rFonts w:ascii="Consolas" w:eastAsia="Verdana" w:hAnsi="Consolas" w:cs="Verdana"/>
-          <w:sz w:val="22"/>
-          <w:szCs w:val="22"/>
-          <w:lang w:val="en-GB"/>
-        </w:rPr>
-      </w:pPr>
-    </w:p>
-    <w:p>
-      <w:pPr>
-        <w:shd w:val="clear" w:color="auto" w:fill="E2EFD9" w:themeFill="accent6" w:themeFillTint="33"/>
-        <w:spacing w:after="0"/>
-        <w:rPr>
-          <w:rFonts w:ascii="Consolas" w:eastAsia="Verdana" w:hAnsi="Consolas" w:cs="Verdana"/>
-          <w:sz w:val="22"/>
-          <w:szCs w:val="22"/>
-          <w:lang w:val="en-GB"/>
-        </w:rPr>
-      </w:pPr>
-      <w:r>
-        <w:rPr>
-          <w:rFonts w:ascii="Consolas" w:eastAsia="Verdana" w:hAnsi="Consolas" w:cs="Verdana"/>
-          <w:sz w:val="22"/>
-          <w:szCs w:val="22"/>
-          <w:lang w:val="en-GB"/>
-        </w:rPr>
-        <w:t xml:space="preserve">import </w:t>
-      </w:r>
-      <w:proofErr w:type="spellStart"/>
-      <w:proofErr w:type="gramStart"/>
-      <w:r>
-        <w:rPr>
-          <w:rFonts w:ascii="Consolas" w:eastAsia="Verdana" w:hAnsi="Consolas" w:cs="Verdana"/>
-          <w:sz w:val="22"/>
-          <w:szCs w:val="22"/>
-          <w:lang w:val="en-GB"/>
-        </w:rPr>
-        <w:t>junit.framework</w:t>
-      </w:r>
-      <w:proofErr w:type="gramEnd"/>
-      <w:r>
-        <w:rPr>
-          <w:rFonts w:ascii="Consolas" w:eastAsia="Verdana" w:hAnsi="Consolas" w:cs="Verdana"/>
-          <w:sz w:val="22"/>
-          <w:szCs w:val="22"/>
-          <w:lang w:val="en-GB"/>
-        </w:rPr>
-        <w:t>.TestCase</w:t>
-      </w:r>
-      <w:proofErr w:type="spellEnd"/>
-      <w:r>
-        <w:rPr>
-          <w:rFonts w:ascii="Consolas" w:eastAsia="Verdana" w:hAnsi="Consolas" w:cs="Verdana"/>
-          <w:sz w:val="22"/>
-          <w:szCs w:val="22"/>
-          <w:lang w:val="en-GB"/>
-        </w:rPr>
-        <w:t>;</w:t>
-      </w:r>
-    </w:p>
-    <w:p>
-      <w:pPr>
-        <w:shd w:val="clear" w:color="auto" w:fill="E2EFD9" w:themeFill="accent6" w:themeFillTint="33"/>
-        <w:spacing w:after="0"/>
-        <w:rPr>
-          <w:rFonts w:ascii="Consolas" w:eastAsia="Verdana" w:hAnsi="Consolas" w:cs="Verdana"/>
-          <w:sz w:val="22"/>
-          <w:szCs w:val="22"/>
-          <w:lang w:val="en-GB"/>
-        </w:rPr>
-      </w:pPr>
-    </w:p>
-    <w:p>
-      <w:pPr>
-        <w:shd w:val="clear" w:color="auto" w:fill="E2EFD9" w:themeFill="accent6" w:themeFillTint="33"/>
-        <w:spacing w:after="0"/>
-        <w:rPr>
-          <w:rFonts w:ascii="Consolas" w:eastAsia="Verdana" w:hAnsi="Consolas" w:cs="Verdana"/>
-          <w:sz w:val="22"/>
-          <w:szCs w:val="22"/>
-          <w:lang w:val="en-GB"/>
-        </w:rPr>
-      </w:pPr>
-      <w:r>
-        <w:rPr>
-          <w:rFonts w:ascii="Consolas" w:eastAsia="Verdana" w:hAnsi="Consolas" w:cs="Verdana"/>
-          <w:sz w:val="22"/>
-          <w:szCs w:val="22"/>
-          <w:lang w:val="en-GB"/>
-        </w:rPr>
-        <w:t xml:space="preserve">import static </w:t>
-      </w:r>
-      <w:proofErr w:type="spellStart"/>
-      <w:proofErr w:type="gramStart"/>
-      <w:r>
-        <w:rPr>
-          <w:rFonts w:ascii="Consolas" w:eastAsia="Verdana" w:hAnsi="Consolas" w:cs="Verdana"/>
-          <w:sz w:val="22"/>
-          <w:szCs w:val="22"/>
-          <w:lang w:val="en-GB"/>
-        </w:rPr>
-        <w:t>org.junit</w:t>
-      </w:r>
-      <w:proofErr w:type="gramEnd"/>
-      <w:r>
-        <w:rPr>
-          <w:rFonts w:ascii="Consolas" w:eastAsia="Verdana" w:hAnsi="Consolas" w:cs="Verdana"/>
-          <w:sz w:val="22"/>
-          <w:szCs w:val="22"/>
-          <w:lang w:val="en-GB"/>
-        </w:rPr>
-        <w:t>.Assert</w:t>
-      </w:r>
-      <w:proofErr w:type="spellEnd"/>
-      <w:r>
-        <w:rPr>
-          <w:rFonts w:ascii="Consolas" w:eastAsia="Verdana" w:hAnsi="Consolas" w:cs="Verdana"/>
-          <w:sz w:val="22"/>
-          <w:szCs w:val="22"/>
-          <w:lang w:val="en-GB"/>
-        </w:rPr>
-        <w:t>.*;</w:t>
-      </w:r>
-    </w:p>
-    <w:p>
-      <w:pPr>
-        <w:shd w:val="clear" w:color="auto" w:fill="E2EFD9" w:themeFill="accent6" w:themeFillTint="33"/>
-        <w:spacing w:after="0"/>
-        <w:rPr>
-          <w:rFonts w:ascii="Consolas" w:eastAsia="Verdana" w:hAnsi="Consolas" w:cs="Verdana"/>
-          <w:sz w:val="22"/>
-          <w:szCs w:val="22"/>
-          <w:lang w:val="en-GB"/>
-        </w:rPr>
-      </w:pPr>
-    </w:p>
-    <w:p>
-      <w:pPr>
-        <w:shd w:val="clear" w:color="auto" w:fill="E2EFD9" w:themeFill="accent6" w:themeFillTint="33"/>
-        <w:spacing w:after="0"/>
-        <w:rPr>
-          <w:rFonts w:ascii="Consolas" w:eastAsia="Verdana" w:hAnsi="Consolas" w:cs="Verdana"/>
-          <w:sz w:val="22"/>
-          <w:szCs w:val="22"/>
-        </w:rPr>
-      </w:pPr>
-      <w:r>
-        <w:rPr>
-          <w:rFonts w:ascii="Consolas" w:eastAsia="Verdana" w:hAnsi="Consolas" w:cs="Verdana"/>
-          <w:sz w:val="22"/>
-          <w:szCs w:val="22"/>
-        </w:rPr>
-        <w:t xml:space="preserve">// </w:t>
-      </w:r>
-      <w:proofErr w:type="spellStart"/>
-      <w:r>
-        <w:rPr>
-          <w:rFonts w:ascii="Consolas" w:eastAsia="Verdana" w:hAnsi="Consolas" w:cs="Verdana"/>
-          <w:sz w:val="22"/>
-          <w:szCs w:val="22"/>
-        </w:rPr>
-        <w:t>extens</w:t>
-      </w:r>
-      <w:proofErr w:type="spellEnd"/>
-      <w:r>
-        <w:rPr>
-          <w:rFonts w:ascii="Consolas" w:eastAsia="Verdana" w:hAnsi="Consolas" w:cs="Verdana"/>
-          <w:sz w:val="22"/>
-          <w:szCs w:val="22"/>
-        </w:rPr>
-        <w:t xml:space="preserve"> </w:t>
-      </w:r>
-      <w:proofErr w:type="spellStart"/>
-      <w:r>
-        <w:rPr>
-          <w:rFonts w:ascii="Consolas" w:eastAsia="Verdana" w:hAnsi="Consolas" w:cs="Verdana"/>
-          <w:sz w:val="22"/>
-          <w:szCs w:val="22"/>
-        </w:rPr>
-        <w:t>testCase</w:t>
-      </w:r>
-      <w:proofErr w:type="spellEnd"/>
-      <w:r>
-        <w:rPr>
-          <w:rFonts w:ascii="Consolas" w:eastAsia="Verdana" w:hAnsi="Consolas" w:cs="Verdana"/>
-          <w:sz w:val="22"/>
-          <w:szCs w:val="22"/>
-        </w:rPr>
-        <w:t xml:space="preserve"> y poner </w:t>
-      </w:r>
-      <w:proofErr w:type="spellStart"/>
-      <w:r>
-        <w:rPr>
-          <w:rFonts w:ascii="Consolas" w:eastAsia="Verdana" w:hAnsi="Consolas" w:cs="Verdana"/>
-          <w:sz w:val="22"/>
-          <w:szCs w:val="22"/>
-        </w:rPr>
-        <w:t>public</w:t>
-      </w:r>
-      <w:proofErr w:type="spellEnd"/>
-      <w:r>
-        <w:rPr>
-          <w:rFonts w:ascii="Consolas" w:eastAsia="Verdana" w:hAnsi="Consolas" w:cs="Verdana"/>
-          <w:sz w:val="22"/>
-          <w:szCs w:val="22"/>
-        </w:rPr>
-        <w:t xml:space="preserve"> y añadir un constructor</w:t>
-      </w:r>
-    </w:p>
-    <w:p>
-      <w:pPr>
-        <w:shd w:val="clear" w:color="auto" w:fill="E2EFD9" w:themeFill="accent6" w:themeFillTint="33"/>
-        <w:spacing w:after="0"/>
-        <w:rPr>
-          <w:rFonts w:ascii="Consolas" w:eastAsia="Verdana" w:hAnsi="Consolas" w:cs="Verdana"/>
-          <w:sz w:val="22"/>
-          <w:szCs w:val="22"/>
-        </w:rPr>
-      </w:pPr>
-      <w:r>
-        <w:rPr>
-          <w:rFonts w:ascii="Consolas" w:eastAsia="Verdana" w:hAnsi="Consolas" w:cs="Verdana"/>
-          <w:sz w:val="22"/>
-          <w:szCs w:val="22"/>
-        </w:rPr>
-        <w:t xml:space="preserve">// es para poder usar </w:t>
-      </w:r>
-      <w:proofErr w:type="spellStart"/>
-      <w:r>
-        <w:rPr>
-          <w:rFonts w:ascii="Consolas" w:eastAsia="Verdana" w:hAnsi="Consolas" w:cs="Verdana"/>
-          <w:sz w:val="22"/>
-          <w:szCs w:val="22"/>
-        </w:rPr>
-        <w:t>suitetest</w:t>
-      </w:r>
-      <w:proofErr w:type="spellEnd"/>
-      <w:r>
-        <w:rPr>
-          <w:rFonts w:ascii="Consolas" w:eastAsia="Verdana" w:hAnsi="Consolas" w:cs="Verdana"/>
-          <w:sz w:val="22"/>
-          <w:szCs w:val="22"/>
-        </w:rPr>
-        <w:t xml:space="preserve"> de </w:t>
-      </w:r>
-      <w:proofErr w:type="spellStart"/>
-      <w:r>
-        <w:rPr>
-          <w:rFonts w:ascii="Consolas" w:eastAsia="Verdana" w:hAnsi="Consolas" w:cs="Verdana"/>
-          <w:sz w:val="22"/>
-          <w:szCs w:val="22"/>
-        </w:rPr>
-        <w:t>junit</w:t>
-      </w:r>
-      <w:proofErr w:type="spellEnd"/>
-    </w:p>
-    <w:p>
-      <w:pPr>
-        <w:shd w:val="clear" w:color="auto" w:fill="E2EFD9" w:themeFill="accent6" w:themeFillTint="33"/>
-        <w:spacing w:after="0"/>
-        <w:rPr>
-          <w:rFonts w:ascii="Consolas" w:eastAsia="Verdana" w:hAnsi="Consolas" w:cs="Verdana"/>
-          <w:sz w:val="22"/>
-          <w:szCs w:val="22"/>
-        </w:rPr>
-      </w:pPr>
-      <w:proofErr w:type="spellStart"/>
-      <w:r>
-        <w:rPr>
-          <w:rFonts w:ascii="Consolas" w:eastAsia="Verdana" w:hAnsi="Consolas" w:cs="Verdana"/>
-          <w:sz w:val="22"/>
-          <w:szCs w:val="22"/>
-        </w:rPr>
-        <w:t>public</w:t>
-      </w:r>
-      <w:proofErr w:type="spellEnd"/>
-      <w:r>
-        <w:rPr>
-          <w:rFonts w:ascii="Consolas" w:eastAsia="Verdana" w:hAnsi="Consolas" w:cs="Verdana"/>
-          <w:sz w:val="22"/>
-          <w:szCs w:val="22"/>
-        </w:rPr>
-        <w:t xml:space="preserve"> </w:t>
-      </w:r>
-      <w:proofErr w:type="spellStart"/>
-      <w:r>
-        <w:rPr>
-          <w:rFonts w:ascii="Consolas" w:eastAsia="Verdana" w:hAnsi="Consolas" w:cs="Verdana"/>
-          <w:sz w:val="22"/>
-          <w:szCs w:val="22"/>
-        </w:rPr>
-        <w:t>class</w:t>
-      </w:r>
-      <w:proofErr w:type="spellEnd"/>
-      <w:r>
-        <w:rPr>
-          <w:rFonts w:ascii="Consolas" w:eastAsia="Verdana" w:hAnsi="Consolas" w:cs="Verdana"/>
-          <w:sz w:val="22"/>
-          <w:szCs w:val="22"/>
-        </w:rPr>
-        <w:t xml:space="preserve"> </w:t>
-      </w:r>
-      <w:proofErr w:type="spellStart"/>
-      <w:r>
-        <w:rPr>
-          <w:rFonts w:ascii="Consolas" w:eastAsia="Verdana" w:hAnsi="Consolas" w:cs="Verdana"/>
-          <w:sz w:val="22"/>
-          <w:szCs w:val="22"/>
-        </w:rPr>
-        <w:t>testCalculadora</w:t>
-      </w:r>
-      <w:proofErr w:type="spellEnd"/>
-      <w:r>
-        <w:rPr>
-          <w:rFonts w:ascii="Consolas" w:eastAsia="Verdana" w:hAnsi="Consolas" w:cs="Verdana"/>
-          <w:sz w:val="22"/>
-          <w:szCs w:val="22"/>
-        </w:rPr>
-        <w:t xml:space="preserve"> </w:t>
-      </w:r>
-      <w:proofErr w:type="spellStart"/>
-      <w:r>
-        <w:rPr>
-          <w:rFonts w:ascii="Consolas" w:eastAsia="Verdana" w:hAnsi="Consolas" w:cs="Verdana"/>
-          <w:sz w:val="22"/>
-          <w:szCs w:val="22"/>
-        </w:rPr>
-        <w:t>extends</w:t>
-      </w:r>
-      <w:proofErr w:type="spellEnd"/>
-      <w:r>
-        <w:rPr>
-          <w:rFonts w:ascii="Consolas" w:eastAsia="Verdana" w:hAnsi="Consolas" w:cs="Verdana"/>
-          <w:sz w:val="22"/>
-          <w:szCs w:val="22"/>
-        </w:rPr>
-        <w:t xml:space="preserve"> </w:t>
-      </w:r>
-      <w:proofErr w:type="spellStart"/>
-      <w:proofErr w:type="gramStart"/>
-      <w:r>
-        <w:rPr>
-          <w:rFonts w:ascii="Consolas" w:eastAsia="Verdana" w:hAnsi="Consolas" w:cs="Verdana"/>
-          <w:sz w:val="22"/>
-          <w:szCs w:val="22"/>
-        </w:rPr>
-        <w:t>TestCase</w:t>
-      </w:r>
-      <w:proofErr w:type="spellEnd"/>
-      <w:r>
-        <w:rPr>
-          <w:rFonts w:ascii="Consolas" w:eastAsia="Verdana" w:hAnsi="Consolas" w:cs="Verdana"/>
-          <w:sz w:val="22"/>
-          <w:szCs w:val="22"/>
-        </w:rPr>
-        <w:t>{</w:t>
-      </w:r>
-      <w:proofErr w:type="gramEnd"/>
-    </w:p>
-    <w:p>
-      <w:pPr>
-        <w:shd w:val="clear" w:color="auto" w:fill="E2EFD9" w:themeFill="accent6" w:themeFillTint="33"/>
-        <w:spacing w:after="0"/>
-        <w:rPr>
-          <w:rFonts w:ascii="Consolas" w:eastAsia="Verdana" w:hAnsi="Consolas" w:cs="Verdana"/>
-          <w:sz w:val="22"/>
-          <w:szCs w:val="22"/>
-        </w:rPr>
-      </w:pPr>
-      <w:r>
-        <w:rPr>
-          <w:rFonts w:ascii="Consolas" w:eastAsia="Verdana" w:hAnsi="Consolas" w:cs="Verdana"/>
-          <w:sz w:val="22"/>
-          <w:szCs w:val="22"/>
-        </w:rPr>
-        <w:tab/>
-      </w:r>
-      <w:proofErr w:type="spellStart"/>
-      <w:r>
-        <w:rPr>
-          <w:rFonts w:ascii="Consolas" w:eastAsia="Verdana" w:hAnsi="Consolas" w:cs="Verdana"/>
-          <w:sz w:val="22"/>
-          <w:szCs w:val="22"/>
-        </w:rPr>
-        <w:t>public</w:t>
-      </w:r>
-      <w:proofErr w:type="spellEnd"/>
-      <w:r>
-        <w:rPr>
-          <w:rFonts w:ascii="Consolas" w:eastAsia="Verdana" w:hAnsi="Consolas" w:cs="Verdana"/>
-          <w:sz w:val="22"/>
-          <w:szCs w:val="22"/>
-        </w:rPr>
-        <w:t xml:space="preserve"> </w:t>
-      </w:r>
-      <w:proofErr w:type="spellStart"/>
-      <w:proofErr w:type="gramStart"/>
-      <w:r>
-        <w:rPr>
-          <w:rFonts w:ascii="Consolas" w:eastAsia="Verdana" w:hAnsi="Consolas" w:cs="Verdana"/>
-          <w:sz w:val="22"/>
-          <w:szCs w:val="22"/>
-        </w:rPr>
-        <w:t>testCalculadora</w:t>
-      </w:r>
-      <w:proofErr w:type="spellEnd"/>
-      <w:r>
-        <w:rPr>
-          <w:rFonts w:ascii="Consolas" w:eastAsia="Verdana" w:hAnsi="Consolas" w:cs="Verdana"/>
-          <w:sz w:val="22"/>
-          <w:szCs w:val="22"/>
-        </w:rPr>
-        <w:t>(</w:t>
-      </w:r>
-      <w:proofErr w:type="gramEnd"/>
-      <w:r>
-        <w:rPr>
-          <w:rFonts w:ascii="Consolas" w:eastAsia="Verdana" w:hAnsi="Consolas" w:cs="Verdana"/>
-          <w:sz w:val="22"/>
-          <w:szCs w:val="22"/>
-        </w:rPr>
-        <w:t>) {</w:t>
-      </w:r>
-    </w:p>
-    <w:p>
-      <w:pPr>
-        <w:shd w:val="clear" w:color="auto" w:fill="E2EFD9" w:themeFill="accent6" w:themeFillTint="33"/>
-        <w:spacing w:after="0"/>
-        <w:rPr>
-          <w:rFonts w:ascii="Consolas" w:eastAsia="Verdana" w:hAnsi="Consolas" w:cs="Verdana"/>
-          <w:sz w:val="22"/>
-          <w:szCs w:val="22"/>
-        </w:rPr>
-      </w:pPr>
-      <w:r>
-        <w:rPr>
-          <w:rFonts w:ascii="Consolas" w:eastAsia="Verdana" w:hAnsi="Consolas" w:cs="Verdana"/>
-          <w:sz w:val="22"/>
-          <w:szCs w:val="22"/>
-        </w:rPr>
-        <w:tab/>
-      </w:r>
-      <w:r>
-        <w:rPr>
-          <w:rFonts w:ascii="Consolas" w:eastAsia="Verdana" w:hAnsi="Consolas" w:cs="Verdana"/>
-          <w:sz w:val="22"/>
-          <w:szCs w:val="22"/>
-        </w:rPr>
-        <w:tab/>
-      </w:r>
-    </w:p>
-    <w:p>
-      <w:pPr>
-        <w:shd w:val="clear" w:color="auto" w:fill="E2EFD9" w:themeFill="accent6" w:themeFillTint="33"/>
-        <w:spacing w:after="0"/>
-        <w:rPr>
-          <w:rFonts w:ascii="Consolas" w:eastAsia="Verdana" w:hAnsi="Consolas" w:cs="Verdana"/>
-          <w:sz w:val="22"/>
-          <w:szCs w:val="22"/>
-          <w:lang w:val="en-GB"/>
-        </w:rPr>
-      </w:pPr>
-      <w:r>
-        <w:rPr>
-          <w:rFonts w:ascii="Consolas" w:eastAsia="Verdana" w:hAnsi="Consolas" w:cs="Verdana"/>
-          <w:sz w:val="22"/>
-          <w:szCs w:val="22"/>
-        </w:rPr>
-        <w:tab/>
-      </w:r>
-      <w:r>
-        <w:rPr>
-          <w:rFonts w:ascii="Consolas" w:eastAsia="Verdana" w:hAnsi="Consolas" w:cs="Verdana"/>
-          <w:sz w:val="22"/>
-          <w:szCs w:val="22"/>
-          <w:lang w:val="en-GB"/>
-        </w:rPr>
-        <w:t>}</w:t>
-      </w:r>
-    </w:p>
-    <w:p>
-      <w:pPr>
-        <w:shd w:val="clear" w:color="auto" w:fill="E2EFD9" w:themeFill="accent6" w:themeFillTint="33"/>
-        <w:spacing w:after="0"/>
-        <w:rPr>
-          <w:rFonts w:ascii="Consolas" w:eastAsia="Verdana" w:hAnsi="Consolas" w:cs="Verdana"/>
-          <w:sz w:val="22"/>
-          <w:szCs w:val="22"/>
-          <w:lang w:val="en-GB"/>
-        </w:rPr>
-      </w:pPr>
-      <w:r>
-        <w:rPr>
-          <w:rFonts w:ascii="Consolas" w:eastAsia="Verdana" w:hAnsi="Consolas" w:cs="Verdana"/>
+        <w:shd w:val="clear" w:color="auto" w:fill="FFFFFF"/>
+        <w:spacing w:after="0"/>
+        <w:rPr>
+          <w:rFonts w:ascii="Verdana" w:hAnsi="Verdana" w:cs="Arial"/>
+          <w:color w:val="000000"/>
+          <w:sz w:val="22"/>
+          <w:szCs w:val="22"/>
+          <w:lang w:val="en-GB"/>
+        </w:rPr>
+      </w:pPr>
+    </w:p>
+    <w:p>
+      <w:pPr>
+        <w:shd w:val="clear" w:color="auto" w:fill="FFFFFF"/>
+        <w:spacing w:after="0"/>
+        <w:rPr>
+          <w:rFonts w:ascii="Verdana" w:hAnsi="Verdana" w:cs="Arial"/>
+          <w:color w:val="000000"/>
+          <w:sz w:val="22"/>
+          <w:szCs w:val="22"/>
+          <w:lang w:val="en-GB"/>
+        </w:rPr>
+      </w:pPr>
+      <w:r>
+        <w:rPr>
+          <w:rFonts w:ascii="Verdana" w:hAnsi="Verdana" w:cs="Arial"/>
+          <w:color w:val="000000"/>
           <w:sz w:val="22"/>
           <w:szCs w:val="22"/>
           <w:lang w:val="en-GB"/>
@@ -7957,39 +8552,43 @@
     </w:p>
     <w:p>
       <w:pPr>
-        <w:shd w:val="clear" w:color="auto" w:fill="E2EFD9" w:themeFill="accent6" w:themeFillTint="33"/>
-        <w:spacing w:after="0"/>
-        <w:rPr>
-          <w:rFonts w:ascii="Consolas" w:eastAsia="Verdana" w:hAnsi="Consolas" w:cs="Verdana"/>
-          <w:sz w:val="22"/>
-          <w:szCs w:val="22"/>
-          <w:lang w:val="en-GB"/>
-        </w:rPr>
-      </w:pPr>
-      <w:r>
-        <w:rPr>
-          <w:rFonts w:ascii="Consolas" w:eastAsia="Verdana" w:hAnsi="Consolas" w:cs="Verdana"/>
-          <w:sz w:val="22"/>
-          <w:szCs w:val="22"/>
-          <w:lang w:val="en-GB"/>
-        </w:rPr>
-        <w:t xml:space="preserve">    public void </w:t>
+        <w:shd w:val="clear" w:color="auto" w:fill="FFFFFF"/>
+        <w:spacing w:after="0"/>
+        <w:rPr>
+          <w:rFonts w:ascii="Verdana" w:hAnsi="Verdana" w:cs="Arial"/>
+          <w:color w:val="000000"/>
+          <w:sz w:val="22"/>
+          <w:szCs w:val="22"/>
+          <w:lang w:val="en-GB"/>
+        </w:rPr>
+      </w:pPr>
+      <w:r>
+        <w:rPr>
+          <w:rFonts w:ascii="Verdana" w:hAnsi="Verdana" w:cs="Arial"/>
+          <w:color w:val="000000"/>
+          <w:sz w:val="22"/>
+          <w:szCs w:val="22"/>
+          <w:lang w:val="en-GB"/>
+        </w:rPr>
+        <w:t xml:space="preserve">    void </w:t>
       </w:r>
       <w:proofErr w:type="spellStart"/>
       <w:proofErr w:type="gramStart"/>
       <w:r>
         <w:rPr>
-          <w:rFonts w:ascii="Consolas" w:eastAsia="Verdana" w:hAnsi="Consolas" w:cs="Verdana"/>
-          <w:sz w:val="22"/>
-          <w:szCs w:val="22"/>
-          <w:lang w:val="en-GB"/>
-        </w:rPr>
-        <w:t>testsuma</w:t>
-      </w:r>
-      <w:proofErr w:type="spellEnd"/>
-      <w:r>
-        <w:rPr>
-          <w:rFonts w:ascii="Consolas" w:eastAsia="Verdana" w:hAnsi="Consolas" w:cs="Verdana"/>
+          <w:rFonts w:ascii="Verdana" w:hAnsi="Verdana" w:cs="Arial"/>
+          <w:color w:val="000000"/>
+          <w:sz w:val="22"/>
+          <w:szCs w:val="22"/>
+          <w:lang w:val="en-GB"/>
+        </w:rPr>
+        <w:t>testNombreEsNull</w:t>
+      </w:r>
+      <w:proofErr w:type="spellEnd"/>
+      <w:r>
+        <w:rPr>
+          <w:rFonts w:ascii="Verdana" w:hAnsi="Verdana" w:cs="Arial"/>
+          <w:color w:val="000000"/>
           <w:sz w:val="22"/>
           <w:szCs w:val="22"/>
           <w:lang w:val="en-GB"/>
@@ -7999,7 +8598,8 @@
       <w:proofErr w:type="gramEnd"/>
       <w:r>
         <w:rPr>
-          <w:rFonts w:ascii="Consolas" w:eastAsia="Verdana" w:hAnsi="Consolas" w:cs="Verdana"/>
+          <w:rFonts w:ascii="Verdana" w:hAnsi="Verdana" w:cs="Arial"/>
+          <w:color w:val="000000"/>
           <w:sz w:val="22"/>
           <w:szCs w:val="22"/>
           <w:lang w:val="en-GB"/>
@@ -8009,796 +8609,1826 @@
     </w:p>
     <w:p>
       <w:pPr>
-        <w:shd w:val="clear" w:color="auto" w:fill="E2EFD9" w:themeFill="accent6" w:themeFillTint="33"/>
-        <w:spacing w:after="0"/>
-        <w:rPr>
-          <w:rFonts w:ascii="Consolas" w:eastAsia="Verdana" w:hAnsi="Consolas" w:cs="Verdana"/>
-          <w:sz w:val="22"/>
-          <w:szCs w:val="22"/>
-          <w:lang w:val="en-GB"/>
-        </w:rPr>
-      </w:pPr>
-      <w:r>
-        <w:rPr>
-          <w:rFonts w:ascii="Consolas" w:eastAsia="Verdana" w:hAnsi="Consolas" w:cs="Verdana"/>
-          <w:sz w:val="22"/>
-          <w:szCs w:val="22"/>
-          <w:lang w:val="en-GB"/>
+        <w:shd w:val="clear" w:color="auto" w:fill="FFFFFF"/>
+        <w:spacing w:after="0"/>
+        <w:rPr>
+          <w:rFonts w:ascii="Verdana" w:hAnsi="Verdana" w:cs="Arial"/>
+          <w:color w:val="000000"/>
+          <w:sz w:val="22"/>
+          <w:szCs w:val="22"/>
+          <w:lang w:val="en-GB"/>
+        </w:rPr>
+      </w:pPr>
+    </w:p>
+    <w:p>
+      <w:pPr>
+        <w:shd w:val="clear" w:color="auto" w:fill="FFFFFF"/>
+        <w:spacing w:after="0"/>
+        <w:rPr>
+          <w:rFonts w:ascii="Verdana" w:hAnsi="Verdana" w:cs="Arial"/>
+          <w:color w:val="000000"/>
+          <w:sz w:val="22"/>
+          <w:szCs w:val="22"/>
+          <w:lang w:val="en-GB"/>
+        </w:rPr>
+      </w:pPr>
+      <w:r>
+        <w:rPr>
+          <w:rFonts w:ascii="Verdana" w:hAnsi="Verdana" w:cs="Arial"/>
+          <w:color w:val="000000"/>
+          <w:sz w:val="22"/>
+          <w:szCs w:val="22"/>
+          <w:lang w:val="en-GB"/>
+        </w:rPr>
+        <w:t xml:space="preserve">        Persona p = new </w:t>
+      </w:r>
+      <w:proofErr w:type="gramStart"/>
+      <w:r>
+        <w:rPr>
+          <w:rFonts w:ascii="Verdana" w:hAnsi="Verdana" w:cs="Arial"/>
+          <w:color w:val="000000"/>
+          <w:sz w:val="22"/>
+          <w:szCs w:val="22"/>
+          <w:lang w:val="en-GB"/>
+        </w:rPr>
+        <w:t>Persona();</w:t>
+      </w:r>
+      <w:proofErr w:type="gramEnd"/>
+    </w:p>
+    <w:p>
+      <w:pPr>
+        <w:shd w:val="clear" w:color="auto" w:fill="FFFFFF"/>
+        <w:spacing w:after="0"/>
+        <w:rPr>
+          <w:rFonts w:ascii="Verdana" w:hAnsi="Verdana" w:cs="Arial"/>
+          <w:color w:val="000000"/>
+          <w:sz w:val="22"/>
+          <w:szCs w:val="22"/>
+          <w:lang w:val="en-GB"/>
+        </w:rPr>
+      </w:pPr>
+      <w:r>
+        <w:rPr>
+          <w:rFonts w:ascii="Verdana" w:hAnsi="Verdana" w:cs="Arial"/>
+          <w:color w:val="000000"/>
+          <w:sz w:val="22"/>
+          <w:szCs w:val="22"/>
+          <w:lang w:val="en-GB"/>
+        </w:rPr>
+        <w:t xml:space="preserve">        </w:t>
+      </w:r>
+    </w:p>
+    <w:p>
+      <w:pPr>
+        <w:shd w:val="clear" w:color="auto" w:fill="FFFFFF"/>
+        <w:spacing w:after="0"/>
+        <w:rPr>
+          <w:rFonts w:ascii="Verdana" w:hAnsi="Verdana" w:cs="Arial"/>
+          <w:color w:val="000000"/>
+          <w:sz w:val="22"/>
+          <w:szCs w:val="22"/>
+          <w:lang w:val="en-GB"/>
+        </w:rPr>
+      </w:pPr>
+      <w:r>
+        <w:rPr>
+          <w:rFonts w:ascii="Verdana" w:hAnsi="Verdana" w:cs="Arial"/>
+          <w:color w:val="000000"/>
+          <w:sz w:val="22"/>
+          <w:szCs w:val="22"/>
+          <w:lang w:val="en-GB"/>
+        </w:rPr>
+        <w:t xml:space="preserve">        </w:t>
+      </w:r>
+      <w:proofErr w:type="spellStart"/>
+      <w:proofErr w:type="gramStart"/>
+      <w:r>
+        <w:rPr>
+          <w:rFonts w:ascii="Verdana" w:hAnsi="Verdana" w:cs="Arial"/>
+          <w:color w:val="000000"/>
+          <w:sz w:val="22"/>
+          <w:szCs w:val="22"/>
+          <w:lang w:val="en-GB"/>
+        </w:rPr>
+        <w:t>p.setEdad</w:t>
+      </w:r>
+      <w:proofErr w:type="spellEnd"/>
+      <w:proofErr w:type="gramEnd"/>
+      <w:r>
+        <w:rPr>
+          <w:rFonts w:ascii="Verdana" w:hAnsi="Verdana" w:cs="Arial"/>
+          <w:color w:val="000000"/>
+          <w:sz w:val="22"/>
+          <w:szCs w:val="22"/>
+          <w:lang w:val="en-GB"/>
+        </w:rPr>
+        <w:t>(12</w:t>
+      </w:r>
+      <w:proofErr w:type="gramStart"/>
+      <w:r>
+        <w:rPr>
+          <w:rFonts w:ascii="Verdana" w:hAnsi="Verdana" w:cs="Arial"/>
+          <w:color w:val="000000"/>
+          <w:sz w:val="22"/>
+          <w:szCs w:val="22"/>
+          <w:lang w:val="en-GB"/>
+        </w:rPr>
+        <w:t>);</w:t>
+      </w:r>
+      <w:proofErr w:type="gramEnd"/>
+    </w:p>
+    <w:p>
+      <w:pPr>
+        <w:shd w:val="clear" w:color="auto" w:fill="FFFFFF"/>
+        <w:spacing w:after="0"/>
+        <w:rPr>
+          <w:rFonts w:ascii="Verdana" w:hAnsi="Verdana" w:cs="Arial"/>
+          <w:color w:val="000000"/>
+          <w:sz w:val="22"/>
+          <w:szCs w:val="22"/>
+          <w:lang w:val="en-GB"/>
+        </w:rPr>
+      </w:pPr>
+    </w:p>
+    <w:p>
+      <w:pPr>
+        <w:shd w:val="clear" w:color="auto" w:fill="FFFFFF"/>
+        <w:spacing w:after="0"/>
+        <w:rPr>
+          <w:rFonts w:ascii="Verdana" w:hAnsi="Verdana" w:cs="Arial"/>
+          <w:color w:val="000000"/>
+          <w:sz w:val="22"/>
+          <w:szCs w:val="22"/>
+          <w:lang w:val="en-GB"/>
+        </w:rPr>
+      </w:pPr>
+      <w:r>
+        <w:rPr>
+          <w:rFonts w:ascii="Verdana" w:hAnsi="Verdana" w:cs="Arial"/>
+          <w:color w:val="000000"/>
+          <w:sz w:val="22"/>
+          <w:szCs w:val="22"/>
+          <w:lang w:val="en-GB"/>
+        </w:rPr>
+        <w:t xml:space="preserve">        </w:t>
+      </w:r>
+      <w:proofErr w:type="spellStart"/>
+      <w:r>
+        <w:rPr>
+          <w:rFonts w:ascii="Verdana" w:hAnsi="Verdana" w:cs="Arial"/>
+          <w:color w:val="000000"/>
+          <w:sz w:val="22"/>
+          <w:szCs w:val="22"/>
+          <w:lang w:val="en-GB"/>
+        </w:rPr>
+        <w:t>assertNotNull</w:t>
+      </w:r>
+      <w:proofErr w:type="spellEnd"/>
+      <w:r>
+        <w:rPr>
+          <w:rFonts w:ascii="Verdana" w:hAnsi="Verdana" w:cs="Arial"/>
+          <w:color w:val="000000"/>
+          <w:sz w:val="22"/>
+          <w:szCs w:val="22"/>
+          <w:lang w:val="en-GB"/>
+        </w:rPr>
+        <w:t>(</w:t>
+      </w:r>
+      <w:proofErr w:type="spellStart"/>
+      <w:proofErr w:type="gramStart"/>
+      <w:r>
+        <w:rPr>
+          <w:rFonts w:ascii="Verdana" w:hAnsi="Verdana" w:cs="Arial"/>
+          <w:color w:val="000000"/>
+          <w:sz w:val="22"/>
+          <w:szCs w:val="22"/>
+          <w:lang w:val="en-GB"/>
+        </w:rPr>
+        <w:t>p.getEdad</w:t>
+      </w:r>
+      <w:proofErr w:type="spellEnd"/>
+      <w:proofErr w:type="gramEnd"/>
+      <w:r>
+        <w:rPr>
+          <w:rFonts w:ascii="Verdana" w:hAnsi="Verdana" w:cs="Arial"/>
+          <w:color w:val="000000"/>
+          <w:sz w:val="22"/>
+          <w:szCs w:val="22"/>
+          <w:lang w:val="en-GB"/>
+        </w:rPr>
+        <w:t>()</w:t>
+      </w:r>
+      <w:proofErr w:type="gramStart"/>
+      <w:r>
+        <w:rPr>
+          <w:rFonts w:ascii="Verdana" w:hAnsi="Verdana" w:cs="Arial"/>
+          <w:color w:val="000000"/>
+          <w:sz w:val="22"/>
+          <w:szCs w:val="22"/>
+          <w:lang w:val="en-GB"/>
+        </w:rPr>
+        <w:t>);</w:t>
+      </w:r>
+      <w:proofErr w:type="gramEnd"/>
+    </w:p>
+    <w:p>
+      <w:pPr>
+        <w:shd w:val="clear" w:color="auto" w:fill="FFFFFF"/>
+        <w:spacing w:after="0"/>
+        <w:rPr>
+          <w:rFonts w:ascii="Verdana" w:hAnsi="Verdana" w:cs="Arial"/>
+          <w:color w:val="000000"/>
+          <w:sz w:val="22"/>
+          <w:szCs w:val="22"/>
+          <w:lang w:val="en-GB"/>
+        </w:rPr>
+      </w:pPr>
+    </w:p>
+    <w:p>
+      <w:pPr>
+        <w:shd w:val="clear" w:color="auto" w:fill="FFFFFF"/>
+        <w:spacing w:after="0"/>
+        <w:rPr>
+          <w:rFonts w:ascii="Verdana" w:hAnsi="Verdana" w:cs="Arial"/>
+          <w:color w:val="000000"/>
+          <w:sz w:val="22"/>
+          <w:szCs w:val="22"/>
+        </w:rPr>
+      </w:pPr>
+      <w:r>
+        <w:rPr>
+          <w:rFonts w:ascii="Verdana" w:hAnsi="Verdana" w:cs="Arial"/>
+          <w:color w:val="000000"/>
+          <w:sz w:val="22"/>
+          <w:szCs w:val="22"/>
+          <w:lang w:val="en-GB"/>
+        </w:rPr>
+        <w:t xml:space="preserve">    </w:t>
+      </w:r>
+      <w:r>
+        <w:rPr>
+          <w:rFonts w:ascii="Verdana" w:hAnsi="Verdana" w:cs="Arial"/>
+          <w:color w:val="000000"/>
+          <w:sz w:val="22"/>
+          <w:szCs w:val="22"/>
+        </w:rPr>
+        <w:t>}</w:t>
+      </w:r>
+    </w:p>
+    <w:p>
+      <w:pPr>
+        <w:shd w:val="clear" w:color="auto" w:fill="FFFFFF"/>
+        <w:spacing w:after="0"/>
+        <w:rPr>
+          <w:rFonts w:ascii="Verdana" w:hAnsi="Verdana" w:cs="Arial"/>
+          <w:color w:val="000000"/>
+          <w:sz w:val="22"/>
+          <w:szCs w:val="22"/>
+        </w:rPr>
+      </w:pPr>
+    </w:p>
+    <w:p>
+      <w:pPr>
+        <w:shd w:val="clear" w:color="auto" w:fill="FFFFFF"/>
+        <w:spacing w:after="0"/>
+        <w:rPr>
+          <w:rFonts w:ascii="Verdana" w:hAnsi="Verdana" w:cs="Arial"/>
+          <w:color w:val="000000"/>
+          <w:sz w:val="22"/>
+          <w:szCs w:val="22"/>
+        </w:rPr>
+      </w:pPr>
+      <w:r>
+        <w:rPr>
+          <w:rFonts w:ascii="Verdana" w:hAnsi="Verdana" w:cs="Arial"/>
+          <w:color w:val="000000"/>
+          <w:sz w:val="22"/>
+          <w:szCs w:val="22"/>
+        </w:rPr>
+        <w:t>}</w:t>
+      </w:r>
+    </w:p>
+    <w:p/>
+    <w:p>
+      <w:pPr>
+        <w:shd w:val="clear" w:color="auto" w:fill="538135" w:themeFill="accent6" w:themeFillShade="BF"/>
+        <w:spacing w:after="0"/>
+        <w:rPr>
+          <w:rFonts w:ascii="Verdana" w:eastAsia="Verdana" w:hAnsi="Verdana" w:cs="Verdana"/>
+          <w:b/>
+          <w:color w:val="FFFFFF"/>
+          <w:sz w:val="22"/>
+          <w:szCs w:val="22"/>
+        </w:rPr>
+      </w:pPr>
+      <w:r>
+        <w:rPr>
+          <w:rFonts w:ascii="Verdana" w:eastAsia="Verdana" w:hAnsi="Verdana" w:cs="Verdana"/>
+          <w:b/>
+          <w:color w:val="FFFFFF"/>
+          <w:sz w:val="22"/>
+          <w:szCs w:val="22"/>
+        </w:rPr>
+        <w:t>RETO (2 puntos)</w:t>
+      </w:r>
+    </w:p>
+    <w:p>
+      <w:r>
+        <w:t>Invéntate</w:t>
+      </w:r>
+      <w:r>
+        <w:t xml:space="preserve"> un ejercicio en donde pongas en prácticas diferentes </w:t>
+      </w:r>
+      <w:proofErr w:type="spellStart"/>
+      <w:r>
+        <w:t>assert</w:t>
+      </w:r>
+      <w:proofErr w:type="spellEnd"/>
+      <w:r>
+        <w:t>:</w:t>
+      </w:r>
+    </w:p>
+    <w:p>
+      <w:pPr>
+        <w:shd w:val="clear" w:color="auto" w:fill="BDD6EE" w:themeFill="accent5" w:themeFillTint="66"/>
+        <w:spacing w:after="0"/>
+        <w:rPr>
+          <w:rFonts w:ascii="Verdana" w:eastAsia="Verdana" w:hAnsi="Verdana" w:cs="Verdana"/>
+          <w:b/>
+          <w:color w:val="000000" w:themeColor="text1"/>
+          <w:sz w:val="22"/>
+          <w:szCs w:val="22"/>
+        </w:rPr>
+      </w:pPr>
+      <w:r>
+        <w:rPr>
+          <w:rFonts w:ascii="Verdana" w:eastAsia="Verdana" w:hAnsi="Verdana" w:cs="Verdana"/>
+          <w:b/>
+          <w:color w:val="000000" w:themeColor="text1"/>
+          <w:sz w:val="22"/>
+          <w:szCs w:val="22"/>
+        </w:rPr>
+        <w:t xml:space="preserve">Ejercicio </w:t>
+      </w:r>
+      <w:r>
+        <w:rPr>
+          <w:rFonts w:ascii="Verdana" w:eastAsia="Verdana" w:hAnsi="Verdana" w:cs="Verdana"/>
+          <w:b/>
+          <w:color w:val="000000" w:themeColor="text1"/>
+          <w:sz w:val="22"/>
+          <w:szCs w:val="22"/>
+        </w:rPr>
+        <w:t>1</w:t>
+      </w:r>
+      <w:r>
+        <w:rPr>
+          <w:rFonts w:ascii="Verdana" w:eastAsia="Verdana" w:hAnsi="Verdana" w:cs="Verdana"/>
+          <w:b/>
+          <w:color w:val="000000" w:themeColor="text1"/>
+          <w:sz w:val="22"/>
+          <w:szCs w:val="22"/>
+        </w:rPr>
+        <w:t>3</w:t>
+      </w:r>
+      <w:r>
+        <w:rPr>
+          <w:rFonts w:ascii="Verdana" w:eastAsia="Verdana" w:hAnsi="Verdana" w:cs="Verdana"/>
+          <w:b/>
+          <w:color w:val="000000" w:themeColor="text1"/>
+          <w:sz w:val="22"/>
+          <w:szCs w:val="22"/>
+        </w:rPr>
+        <w:t xml:space="preserve"> (</w:t>
+      </w:r>
+      <w:r>
+        <w:rPr>
+          <w:rFonts w:ascii="Verdana" w:eastAsia="Verdana" w:hAnsi="Verdana" w:cs="Verdana"/>
+          <w:b/>
+          <w:color w:val="000000" w:themeColor="text1"/>
+          <w:sz w:val="22"/>
+          <w:szCs w:val="22"/>
+        </w:rPr>
+        <w:t>0.25</w:t>
+      </w:r>
+      <w:r>
+        <w:rPr>
+          <w:rFonts w:ascii="Verdana" w:eastAsia="Verdana" w:hAnsi="Verdana" w:cs="Verdana"/>
+          <w:b/>
+          <w:color w:val="000000" w:themeColor="text1"/>
+          <w:sz w:val="22"/>
+          <w:szCs w:val="22"/>
+        </w:rPr>
+        <w:t xml:space="preserve"> puntos)</w:t>
+      </w:r>
+    </w:p>
+    <w:p>
+      <w:r>
+        <w:t xml:space="preserve">Vamos a trabajar con suite </w:t>
+      </w:r>
+      <w:proofErr w:type="gramStart"/>
+      <w:r>
+        <w:t>de test</w:t>
+      </w:r>
+      <w:proofErr w:type="gramEnd"/>
+    </w:p>
+    <w:p>
+      <w:r>
+        <w:t xml:space="preserve">Primero creamos </w:t>
+      </w:r>
+      <w:proofErr w:type="gramStart"/>
+      <w:r>
+        <w:t>un suite</w:t>
+      </w:r>
+      <w:proofErr w:type="gramEnd"/>
+      <w:r>
+        <w:t xml:space="preserve"> </w:t>
+      </w:r>
+      <w:proofErr w:type="gramStart"/>
+      <w:r>
+        <w:t>de test</w:t>
+      </w:r>
+      <w:proofErr w:type="gramEnd"/>
+    </w:p>
+    <w:p>
+      <w:pPr>
+        <w:shd w:val="clear" w:color="auto" w:fill="E2EFD9" w:themeFill="accent6" w:themeFillTint="33"/>
+        <w:spacing w:after="0"/>
+        <w:rPr>
+          <w:rFonts w:ascii="Consolas" w:eastAsia="Verdana" w:hAnsi="Consolas" w:cs="Verdana"/>
+          <w:sz w:val="22"/>
+          <w:szCs w:val="22"/>
+          <w:lang w:val="en-GB"/>
+        </w:rPr>
+      </w:pPr>
+      <w:r>
+        <w:rPr>
+          <w:rFonts w:ascii="Consolas" w:eastAsia="Verdana" w:hAnsi="Consolas" w:cs="Verdana"/>
+          <w:sz w:val="22"/>
+          <w:szCs w:val="22"/>
+          <w:lang w:val="en-GB"/>
+        </w:rPr>
+        <w:t xml:space="preserve">package </w:t>
+      </w:r>
+      <w:proofErr w:type="spellStart"/>
+      <w:proofErr w:type="gramStart"/>
+      <w:r>
+        <w:rPr>
+          <w:rFonts w:ascii="Consolas" w:eastAsia="Verdana" w:hAnsi="Consolas" w:cs="Verdana"/>
+          <w:sz w:val="22"/>
+          <w:szCs w:val="22"/>
+          <w:lang w:val="en-GB"/>
+        </w:rPr>
+        <w:t>testjunit</w:t>
+      </w:r>
+      <w:proofErr w:type="spellEnd"/>
+      <w:r>
+        <w:rPr>
+          <w:rFonts w:ascii="Consolas" w:eastAsia="Verdana" w:hAnsi="Consolas" w:cs="Verdana"/>
+          <w:sz w:val="22"/>
+          <w:szCs w:val="22"/>
+          <w:lang w:val="en-GB"/>
+        </w:rPr>
+        <w:t>;</w:t>
+      </w:r>
+      <w:proofErr w:type="gramEnd"/>
+    </w:p>
+    <w:p>
+      <w:pPr>
+        <w:shd w:val="clear" w:color="auto" w:fill="E2EFD9" w:themeFill="accent6" w:themeFillTint="33"/>
+        <w:spacing w:after="0"/>
+        <w:rPr>
+          <w:rFonts w:ascii="Consolas" w:eastAsia="Verdana" w:hAnsi="Consolas" w:cs="Verdana"/>
+          <w:sz w:val="22"/>
+          <w:szCs w:val="22"/>
+          <w:lang w:val="en-GB"/>
+        </w:rPr>
+      </w:pPr>
+    </w:p>
+    <w:p>
+      <w:pPr>
+        <w:shd w:val="clear" w:color="auto" w:fill="E2EFD9" w:themeFill="accent6" w:themeFillTint="33"/>
+        <w:spacing w:after="0"/>
+        <w:rPr>
+          <w:rFonts w:ascii="Consolas" w:eastAsia="Verdana" w:hAnsi="Consolas" w:cs="Verdana"/>
+          <w:sz w:val="22"/>
+          <w:szCs w:val="22"/>
+          <w:lang w:val="en-GB"/>
+        </w:rPr>
+      </w:pPr>
+      <w:r>
+        <w:rPr>
+          <w:rFonts w:ascii="Consolas" w:eastAsia="Verdana" w:hAnsi="Consolas" w:cs="Verdana"/>
+          <w:sz w:val="22"/>
+          <w:szCs w:val="22"/>
+          <w:lang w:val="en-GB"/>
+        </w:rPr>
+        <w:t xml:space="preserve">import </w:t>
+      </w:r>
+      <w:proofErr w:type="spellStart"/>
+      <w:proofErr w:type="gramStart"/>
+      <w:r>
+        <w:rPr>
+          <w:rFonts w:ascii="Consolas" w:eastAsia="Verdana" w:hAnsi="Consolas" w:cs="Verdana"/>
+          <w:sz w:val="22"/>
+          <w:szCs w:val="22"/>
+          <w:lang w:val="en-GB"/>
+        </w:rPr>
+        <w:t>junit.framework</w:t>
+      </w:r>
+      <w:proofErr w:type="gramEnd"/>
+      <w:r>
+        <w:rPr>
+          <w:rFonts w:ascii="Consolas" w:eastAsia="Verdana" w:hAnsi="Consolas" w:cs="Verdana"/>
+          <w:sz w:val="22"/>
+          <w:szCs w:val="22"/>
+          <w:lang w:val="en-GB"/>
+        </w:rPr>
+        <w:t>.</w:t>
+      </w:r>
+      <w:proofErr w:type="gramStart"/>
+      <w:r>
+        <w:rPr>
+          <w:rFonts w:ascii="Consolas" w:eastAsia="Verdana" w:hAnsi="Consolas" w:cs="Verdana"/>
+          <w:sz w:val="22"/>
+          <w:szCs w:val="22"/>
+          <w:lang w:val="en-GB"/>
+        </w:rPr>
+        <w:t>Test</w:t>
+      </w:r>
+      <w:proofErr w:type="spellEnd"/>
+      <w:r>
+        <w:rPr>
+          <w:rFonts w:ascii="Consolas" w:eastAsia="Verdana" w:hAnsi="Consolas" w:cs="Verdana"/>
+          <w:sz w:val="22"/>
+          <w:szCs w:val="22"/>
+          <w:lang w:val="en-GB"/>
+        </w:rPr>
+        <w:t>;</w:t>
+      </w:r>
+      <w:proofErr w:type="gramEnd"/>
+    </w:p>
+    <w:p>
+      <w:pPr>
+        <w:shd w:val="clear" w:color="auto" w:fill="E2EFD9" w:themeFill="accent6" w:themeFillTint="33"/>
+        <w:spacing w:after="0"/>
+        <w:rPr>
+          <w:rFonts w:ascii="Consolas" w:eastAsia="Verdana" w:hAnsi="Consolas" w:cs="Verdana"/>
+          <w:sz w:val="22"/>
+          <w:szCs w:val="22"/>
+          <w:lang w:val="en-GB"/>
+        </w:rPr>
+      </w:pPr>
+      <w:r>
+        <w:rPr>
+          <w:rFonts w:ascii="Consolas" w:eastAsia="Verdana" w:hAnsi="Consolas" w:cs="Verdana"/>
+          <w:sz w:val="22"/>
+          <w:szCs w:val="22"/>
+          <w:lang w:val="en-GB"/>
+        </w:rPr>
+        <w:t xml:space="preserve">import </w:t>
+      </w:r>
+      <w:proofErr w:type="spellStart"/>
+      <w:proofErr w:type="gramStart"/>
+      <w:r>
+        <w:rPr>
+          <w:rFonts w:ascii="Consolas" w:eastAsia="Verdana" w:hAnsi="Consolas" w:cs="Verdana"/>
+          <w:sz w:val="22"/>
+          <w:szCs w:val="22"/>
+          <w:lang w:val="en-GB"/>
+        </w:rPr>
+        <w:t>junit.framework</w:t>
+      </w:r>
+      <w:proofErr w:type="gramEnd"/>
+      <w:r>
+        <w:rPr>
+          <w:rFonts w:ascii="Consolas" w:eastAsia="Verdana" w:hAnsi="Consolas" w:cs="Verdana"/>
+          <w:sz w:val="22"/>
+          <w:szCs w:val="22"/>
+          <w:lang w:val="en-GB"/>
+        </w:rPr>
+        <w:t>.</w:t>
+      </w:r>
+      <w:proofErr w:type="gramStart"/>
+      <w:r>
+        <w:rPr>
+          <w:rFonts w:ascii="Consolas" w:eastAsia="Verdana" w:hAnsi="Consolas" w:cs="Verdana"/>
+          <w:sz w:val="22"/>
+          <w:szCs w:val="22"/>
+          <w:lang w:val="en-GB"/>
+        </w:rPr>
+        <w:t>TestSuite</w:t>
+      </w:r>
+      <w:proofErr w:type="spellEnd"/>
+      <w:r>
+        <w:rPr>
+          <w:rFonts w:ascii="Consolas" w:eastAsia="Verdana" w:hAnsi="Consolas" w:cs="Verdana"/>
+          <w:sz w:val="22"/>
+          <w:szCs w:val="22"/>
+          <w:lang w:val="en-GB"/>
+        </w:rPr>
+        <w:t>;</w:t>
+      </w:r>
+      <w:proofErr w:type="gramEnd"/>
+    </w:p>
+    <w:p>
+      <w:pPr>
+        <w:shd w:val="clear" w:color="auto" w:fill="E2EFD9" w:themeFill="accent6" w:themeFillTint="33"/>
+        <w:spacing w:after="0"/>
+        <w:rPr>
+          <w:rFonts w:ascii="Consolas" w:eastAsia="Verdana" w:hAnsi="Consolas" w:cs="Verdana"/>
+          <w:sz w:val="22"/>
+          <w:szCs w:val="22"/>
+          <w:lang w:val="en-GB"/>
+        </w:rPr>
+      </w:pPr>
+    </w:p>
+    <w:p>
+      <w:pPr>
+        <w:shd w:val="clear" w:color="auto" w:fill="E2EFD9" w:themeFill="accent6" w:themeFillTint="33"/>
+        <w:spacing w:after="0"/>
+        <w:rPr>
+          <w:rFonts w:ascii="Consolas" w:eastAsia="Verdana" w:hAnsi="Consolas" w:cs="Verdana"/>
+          <w:sz w:val="22"/>
+          <w:szCs w:val="22"/>
+          <w:lang w:val="en-GB"/>
+        </w:rPr>
+      </w:pPr>
+      <w:r>
+        <w:rPr>
+          <w:rFonts w:ascii="Consolas" w:eastAsia="Verdana" w:hAnsi="Consolas" w:cs="Verdana"/>
+          <w:sz w:val="22"/>
+          <w:szCs w:val="22"/>
+          <w:lang w:val="en-GB"/>
+        </w:rPr>
+        <w:t xml:space="preserve">public class </w:t>
+      </w:r>
+      <w:proofErr w:type="spellStart"/>
+      <w:r>
+        <w:rPr>
+          <w:rFonts w:ascii="Consolas" w:eastAsia="Verdana" w:hAnsi="Consolas" w:cs="Verdana"/>
+          <w:sz w:val="22"/>
+          <w:szCs w:val="22"/>
+          <w:lang w:val="en-GB"/>
+        </w:rPr>
+        <w:t>SuiteTest</w:t>
+      </w:r>
+      <w:proofErr w:type="spellEnd"/>
+      <w:r>
+        <w:rPr>
+          <w:rFonts w:ascii="Consolas" w:eastAsia="Verdana" w:hAnsi="Consolas" w:cs="Verdana"/>
+          <w:sz w:val="22"/>
+          <w:szCs w:val="22"/>
+          <w:lang w:val="en-GB"/>
+        </w:rPr>
+        <w:t xml:space="preserve"> {</w:t>
+      </w:r>
+    </w:p>
+    <w:p>
+      <w:pPr>
+        <w:shd w:val="clear" w:color="auto" w:fill="E2EFD9" w:themeFill="accent6" w:themeFillTint="33"/>
+        <w:spacing w:after="0"/>
+        <w:rPr>
+          <w:rFonts w:ascii="Consolas" w:eastAsia="Verdana" w:hAnsi="Consolas" w:cs="Verdana"/>
+          <w:sz w:val="22"/>
+          <w:szCs w:val="22"/>
+          <w:lang w:val="en-GB"/>
+        </w:rPr>
+      </w:pPr>
+    </w:p>
+    <w:p>
+      <w:pPr>
+        <w:shd w:val="clear" w:color="auto" w:fill="E2EFD9" w:themeFill="accent6" w:themeFillTint="33"/>
+        <w:spacing w:after="0"/>
+        <w:rPr>
+          <w:rFonts w:ascii="Consolas" w:eastAsia="Verdana" w:hAnsi="Consolas" w:cs="Verdana"/>
+          <w:sz w:val="22"/>
+          <w:szCs w:val="22"/>
+          <w:lang w:val="en-GB"/>
+        </w:rPr>
+      </w:pPr>
+      <w:r>
+        <w:rPr>
+          <w:rFonts w:ascii="Consolas" w:eastAsia="Verdana" w:hAnsi="Consolas" w:cs="Verdana"/>
+          <w:sz w:val="22"/>
+          <w:szCs w:val="22"/>
+          <w:lang w:val="en-GB"/>
+        </w:rPr>
+        <w:t xml:space="preserve">    public static Test </w:t>
+      </w:r>
+      <w:proofErr w:type="gramStart"/>
+      <w:r>
+        <w:rPr>
+          <w:rFonts w:ascii="Consolas" w:eastAsia="Verdana" w:hAnsi="Consolas" w:cs="Verdana"/>
+          <w:sz w:val="22"/>
+          <w:szCs w:val="22"/>
+          <w:lang w:val="en-GB"/>
+        </w:rPr>
+        <w:t>suite(</w:t>
+      </w:r>
+      <w:proofErr w:type="gramEnd"/>
+      <w:r>
+        <w:rPr>
+          <w:rFonts w:ascii="Consolas" w:eastAsia="Verdana" w:hAnsi="Consolas" w:cs="Verdana"/>
+          <w:sz w:val="22"/>
+          <w:szCs w:val="22"/>
+          <w:lang w:val="en-GB"/>
+        </w:rPr>
+        <w:t>) {</w:t>
+      </w:r>
+    </w:p>
+    <w:p>
+      <w:pPr>
+        <w:shd w:val="clear" w:color="auto" w:fill="E2EFD9" w:themeFill="accent6" w:themeFillTint="33"/>
+        <w:spacing w:after="0"/>
+        <w:rPr>
+          <w:rFonts w:ascii="Consolas" w:eastAsia="Verdana" w:hAnsi="Consolas" w:cs="Verdana"/>
+          <w:sz w:val="22"/>
+          <w:szCs w:val="22"/>
+          <w:lang w:val="en-GB"/>
+        </w:rPr>
+      </w:pPr>
+      <w:r>
+        <w:rPr>
+          <w:rFonts w:ascii="Consolas" w:eastAsia="Verdana" w:hAnsi="Consolas" w:cs="Verdana"/>
+          <w:sz w:val="22"/>
+          <w:szCs w:val="22"/>
+          <w:lang w:val="en-GB"/>
+        </w:rPr>
+        <w:t xml:space="preserve">        </w:t>
+      </w:r>
+      <w:proofErr w:type="spellStart"/>
+      <w:r>
+        <w:rPr>
+          <w:rFonts w:ascii="Consolas" w:eastAsia="Verdana" w:hAnsi="Consolas" w:cs="Verdana"/>
+          <w:sz w:val="22"/>
+          <w:szCs w:val="22"/>
+          <w:lang w:val="en-GB"/>
+        </w:rPr>
+        <w:t>TestSuite</w:t>
+      </w:r>
+      <w:proofErr w:type="spellEnd"/>
+      <w:r>
+        <w:rPr>
+          <w:rFonts w:ascii="Consolas" w:eastAsia="Verdana" w:hAnsi="Consolas" w:cs="Verdana"/>
+          <w:sz w:val="22"/>
+          <w:szCs w:val="22"/>
+          <w:lang w:val="en-GB"/>
+        </w:rPr>
+        <w:t xml:space="preserve"> suite = new </w:t>
+      </w:r>
+      <w:proofErr w:type="spellStart"/>
+      <w:proofErr w:type="gramStart"/>
+      <w:r>
+        <w:rPr>
+          <w:rFonts w:ascii="Consolas" w:eastAsia="Verdana" w:hAnsi="Consolas" w:cs="Verdana"/>
+          <w:sz w:val="22"/>
+          <w:szCs w:val="22"/>
+          <w:lang w:val="en-GB"/>
+        </w:rPr>
+        <w:t>TestSuite</w:t>
+      </w:r>
+      <w:proofErr w:type="spellEnd"/>
+      <w:r>
+        <w:rPr>
+          <w:rFonts w:ascii="Consolas" w:eastAsia="Verdana" w:hAnsi="Consolas" w:cs="Verdana"/>
+          <w:sz w:val="22"/>
+          <w:szCs w:val="22"/>
+          <w:lang w:val="en-GB"/>
+        </w:rPr>
+        <w:t>();</w:t>
+      </w:r>
+      <w:proofErr w:type="gramEnd"/>
+    </w:p>
+    <w:p>
+      <w:pPr>
+        <w:shd w:val="clear" w:color="auto" w:fill="E2EFD9" w:themeFill="accent6" w:themeFillTint="33"/>
+        <w:spacing w:after="0"/>
+        <w:rPr>
+          <w:rFonts w:ascii="Consolas" w:eastAsia="Verdana" w:hAnsi="Consolas" w:cs="Verdana"/>
+          <w:sz w:val="22"/>
+          <w:szCs w:val="22"/>
+          <w:lang w:val="en-GB"/>
+        </w:rPr>
+      </w:pPr>
+      <w:r>
+        <w:rPr>
+          <w:rFonts w:ascii="Consolas" w:eastAsia="Verdana" w:hAnsi="Consolas" w:cs="Verdana"/>
+          <w:sz w:val="22"/>
+          <w:szCs w:val="22"/>
+          <w:lang w:val="en-GB"/>
+        </w:rPr>
+        <w:t xml:space="preserve">        </w:t>
+      </w:r>
+      <w:proofErr w:type="spellStart"/>
+      <w:proofErr w:type="gramStart"/>
+      <w:r>
+        <w:rPr>
+          <w:rFonts w:ascii="Consolas" w:eastAsia="Verdana" w:hAnsi="Consolas" w:cs="Verdana"/>
+          <w:sz w:val="22"/>
+          <w:szCs w:val="22"/>
+          <w:lang w:val="en-GB"/>
+        </w:rPr>
+        <w:t>suite.addTest</w:t>
+      </w:r>
+      <w:proofErr w:type="spellEnd"/>
+      <w:proofErr w:type="gramEnd"/>
+      <w:r>
+        <w:rPr>
+          <w:rFonts w:ascii="Consolas" w:eastAsia="Verdana" w:hAnsi="Consolas" w:cs="Verdana"/>
+          <w:sz w:val="22"/>
+          <w:szCs w:val="22"/>
+          <w:lang w:val="en-GB"/>
+        </w:rPr>
+        <w:t xml:space="preserve">(new </w:t>
+      </w:r>
+      <w:proofErr w:type="spellStart"/>
+      <w:proofErr w:type="gramStart"/>
+      <w:r>
+        <w:rPr>
+          <w:rFonts w:ascii="Consolas" w:eastAsia="Verdana" w:hAnsi="Consolas" w:cs="Verdana"/>
+          <w:sz w:val="22"/>
+          <w:szCs w:val="22"/>
+          <w:lang w:val="en-GB"/>
+        </w:rPr>
+        <w:t>TestSuite</w:t>
+      </w:r>
+      <w:proofErr w:type="spellEnd"/>
+      <w:r>
+        <w:rPr>
+          <w:rFonts w:ascii="Consolas" w:eastAsia="Verdana" w:hAnsi="Consolas" w:cs="Verdana"/>
+          <w:sz w:val="22"/>
+          <w:szCs w:val="22"/>
+          <w:lang w:val="en-GB"/>
+        </w:rPr>
+        <w:t>(</w:t>
+      </w:r>
+      <w:proofErr w:type="spellStart"/>
+      <w:proofErr w:type="gramEnd"/>
+      <w:r>
+        <w:rPr>
+          <w:rFonts w:ascii="Consolas" w:eastAsia="Verdana" w:hAnsi="Consolas" w:cs="Verdana"/>
+          <w:sz w:val="22"/>
+          <w:szCs w:val="22"/>
+          <w:lang w:val="en-GB"/>
+        </w:rPr>
+        <w:t>testCalculadora.class</w:t>
+      </w:r>
+      <w:proofErr w:type="spellEnd"/>
+      <w:r>
+        <w:rPr>
+          <w:rFonts w:ascii="Consolas" w:eastAsia="Verdana" w:hAnsi="Consolas" w:cs="Verdana"/>
+          <w:sz w:val="22"/>
+          <w:szCs w:val="22"/>
+          <w:lang w:val="en-GB"/>
+        </w:rPr>
+        <w:t xml:space="preserve">)); // </w:t>
+      </w:r>
+      <w:proofErr w:type="spellStart"/>
+      <w:r>
+        <w:rPr>
+          <w:rFonts w:ascii="Consolas" w:eastAsia="Verdana" w:hAnsi="Consolas" w:cs="Verdana"/>
+          <w:sz w:val="22"/>
+          <w:szCs w:val="22"/>
+          <w:lang w:val="en-GB"/>
+        </w:rPr>
+        <w:t>Agrega</w:t>
+      </w:r>
+      <w:proofErr w:type="spellEnd"/>
+      <w:r>
+        <w:rPr>
+          <w:rFonts w:ascii="Consolas" w:eastAsia="Verdana" w:hAnsi="Consolas" w:cs="Verdana"/>
+          <w:sz w:val="22"/>
+          <w:szCs w:val="22"/>
+          <w:lang w:val="en-GB"/>
+        </w:rPr>
+        <w:t xml:space="preserve"> </w:t>
+      </w:r>
+      <w:proofErr w:type="spellStart"/>
+      <w:r>
+        <w:rPr>
+          <w:rFonts w:ascii="Consolas" w:eastAsia="Verdana" w:hAnsi="Consolas" w:cs="Verdana"/>
+          <w:sz w:val="22"/>
+          <w:szCs w:val="22"/>
+          <w:lang w:val="en-GB"/>
+        </w:rPr>
+        <w:t>el</w:t>
+      </w:r>
+      <w:proofErr w:type="spellEnd"/>
+      <w:r>
+        <w:rPr>
+          <w:rFonts w:ascii="Consolas" w:eastAsia="Verdana" w:hAnsi="Consolas" w:cs="Verdana"/>
+          <w:sz w:val="22"/>
+          <w:szCs w:val="22"/>
+          <w:lang w:val="en-GB"/>
+        </w:rPr>
+        <w:t xml:space="preserve"> </w:t>
+      </w:r>
+      <w:proofErr w:type="spellStart"/>
+      <w:r>
+        <w:rPr>
+          <w:rFonts w:ascii="Consolas" w:eastAsia="Verdana" w:hAnsi="Consolas" w:cs="Verdana"/>
+          <w:sz w:val="22"/>
+          <w:szCs w:val="22"/>
+          <w:lang w:val="en-GB"/>
+        </w:rPr>
+        <w:t>TestCase</w:t>
+      </w:r>
+      <w:proofErr w:type="spellEnd"/>
+    </w:p>
+    <w:p>
+      <w:pPr>
+        <w:shd w:val="clear" w:color="auto" w:fill="E2EFD9" w:themeFill="accent6" w:themeFillTint="33"/>
+        <w:spacing w:after="0"/>
+        <w:rPr>
+          <w:rFonts w:ascii="Consolas" w:eastAsia="Verdana" w:hAnsi="Consolas" w:cs="Verdana"/>
+          <w:sz w:val="22"/>
+          <w:szCs w:val="22"/>
+          <w:lang w:val="en-GB"/>
+        </w:rPr>
+      </w:pPr>
+      <w:r>
+        <w:rPr>
+          <w:rFonts w:ascii="Consolas" w:eastAsia="Verdana" w:hAnsi="Consolas" w:cs="Verdana"/>
+          <w:sz w:val="22"/>
+          <w:szCs w:val="22"/>
+          <w:lang w:val="en-GB"/>
+        </w:rPr>
+        <w:t xml:space="preserve">        </w:t>
+      </w:r>
+      <w:proofErr w:type="spellStart"/>
+      <w:proofErr w:type="gramStart"/>
+      <w:r>
+        <w:rPr>
+          <w:rFonts w:ascii="Consolas" w:eastAsia="Verdana" w:hAnsi="Consolas" w:cs="Verdana"/>
+          <w:sz w:val="22"/>
+          <w:szCs w:val="22"/>
+          <w:lang w:val="en-GB"/>
+        </w:rPr>
+        <w:t>suite.addTest</w:t>
+      </w:r>
+      <w:proofErr w:type="spellEnd"/>
+      <w:proofErr w:type="gramEnd"/>
+      <w:r>
+        <w:rPr>
+          <w:rFonts w:ascii="Consolas" w:eastAsia="Verdana" w:hAnsi="Consolas" w:cs="Verdana"/>
+          <w:sz w:val="22"/>
+          <w:szCs w:val="22"/>
+          <w:lang w:val="en-GB"/>
+        </w:rPr>
+        <w:t xml:space="preserve">(new </w:t>
+      </w:r>
+      <w:proofErr w:type="spellStart"/>
+      <w:proofErr w:type="gramStart"/>
+      <w:r>
+        <w:rPr>
+          <w:rFonts w:ascii="Consolas" w:eastAsia="Verdana" w:hAnsi="Consolas" w:cs="Verdana"/>
+          <w:sz w:val="22"/>
+          <w:szCs w:val="22"/>
+          <w:lang w:val="en-GB"/>
+        </w:rPr>
+        <w:t>TestSuite</w:t>
+      </w:r>
+      <w:proofErr w:type="spellEnd"/>
+      <w:r>
+        <w:rPr>
+          <w:rFonts w:ascii="Consolas" w:eastAsia="Verdana" w:hAnsi="Consolas" w:cs="Verdana"/>
+          <w:sz w:val="22"/>
+          <w:szCs w:val="22"/>
+          <w:lang w:val="en-GB"/>
+        </w:rPr>
+        <w:t>(</w:t>
+      </w:r>
+      <w:proofErr w:type="gramEnd"/>
+      <w:r>
+        <w:rPr>
+          <w:rFonts w:ascii="Consolas" w:eastAsia="Verdana" w:hAnsi="Consolas" w:cs="Verdana"/>
+          <w:sz w:val="22"/>
+          <w:szCs w:val="22"/>
+          <w:lang w:val="en-GB"/>
+        </w:rPr>
+        <w:t xml:space="preserve">testCalculadora1.class)); // </w:t>
+      </w:r>
+      <w:proofErr w:type="spellStart"/>
+      <w:r>
+        <w:rPr>
+          <w:rFonts w:ascii="Consolas" w:eastAsia="Verdana" w:hAnsi="Consolas" w:cs="Verdana"/>
+          <w:sz w:val="22"/>
+          <w:szCs w:val="22"/>
+          <w:lang w:val="en-GB"/>
+        </w:rPr>
+        <w:t>Agrega</w:t>
+      </w:r>
+      <w:proofErr w:type="spellEnd"/>
+      <w:r>
+        <w:rPr>
+          <w:rFonts w:ascii="Consolas" w:eastAsia="Verdana" w:hAnsi="Consolas" w:cs="Verdana"/>
+          <w:sz w:val="22"/>
+          <w:szCs w:val="22"/>
+          <w:lang w:val="en-GB"/>
+        </w:rPr>
+        <w:t xml:space="preserve"> </w:t>
+      </w:r>
+      <w:proofErr w:type="spellStart"/>
+      <w:r>
+        <w:rPr>
+          <w:rFonts w:ascii="Consolas" w:eastAsia="Verdana" w:hAnsi="Consolas" w:cs="Verdana"/>
+          <w:sz w:val="22"/>
+          <w:szCs w:val="22"/>
+          <w:lang w:val="en-GB"/>
+        </w:rPr>
+        <w:t>el</w:t>
+      </w:r>
+      <w:proofErr w:type="spellEnd"/>
+      <w:r>
+        <w:rPr>
+          <w:rFonts w:ascii="Consolas" w:eastAsia="Verdana" w:hAnsi="Consolas" w:cs="Verdana"/>
+          <w:sz w:val="22"/>
+          <w:szCs w:val="22"/>
+          <w:lang w:val="en-GB"/>
+        </w:rPr>
+        <w:t xml:space="preserve"> </w:t>
+      </w:r>
+      <w:proofErr w:type="spellStart"/>
+      <w:r>
+        <w:rPr>
+          <w:rFonts w:ascii="Consolas" w:eastAsia="Verdana" w:hAnsi="Consolas" w:cs="Verdana"/>
+          <w:sz w:val="22"/>
+          <w:szCs w:val="22"/>
+          <w:lang w:val="en-GB"/>
+        </w:rPr>
+        <w:t>TestCase</w:t>
+      </w:r>
+      <w:proofErr w:type="spellEnd"/>
+    </w:p>
+    <w:p>
+      <w:pPr>
+        <w:shd w:val="clear" w:color="auto" w:fill="E2EFD9" w:themeFill="accent6" w:themeFillTint="33"/>
+        <w:spacing w:after="0"/>
+        <w:rPr>
+          <w:rFonts w:ascii="Consolas" w:eastAsia="Verdana" w:hAnsi="Consolas" w:cs="Verdana"/>
+          <w:sz w:val="22"/>
+          <w:szCs w:val="22"/>
+          <w:lang w:val="en-GB"/>
+        </w:rPr>
+      </w:pPr>
+      <w:r>
+        <w:rPr>
+          <w:rFonts w:ascii="Consolas" w:eastAsia="Verdana" w:hAnsi="Consolas" w:cs="Verdana"/>
+          <w:sz w:val="22"/>
+          <w:szCs w:val="22"/>
+          <w:lang w:val="en-GB"/>
+        </w:rPr>
+        <w:t xml:space="preserve">        return </w:t>
+      </w:r>
+      <w:proofErr w:type="gramStart"/>
+      <w:r>
+        <w:rPr>
+          <w:rFonts w:ascii="Consolas" w:eastAsia="Verdana" w:hAnsi="Consolas" w:cs="Verdana"/>
+          <w:sz w:val="22"/>
+          <w:szCs w:val="22"/>
+          <w:lang w:val="en-GB"/>
+        </w:rPr>
+        <w:t>suite;</w:t>
+      </w:r>
+      <w:proofErr w:type="gramEnd"/>
+    </w:p>
+    <w:p>
+      <w:pPr>
+        <w:shd w:val="clear" w:color="auto" w:fill="E2EFD9" w:themeFill="accent6" w:themeFillTint="33"/>
+        <w:spacing w:after="0"/>
+        <w:rPr>
+          <w:rFonts w:ascii="Consolas" w:eastAsia="Verdana" w:hAnsi="Consolas" w:cs="Verdana"/>
+          <w:sz w:val="22"/>
+          <w:szCs w:val="22"/>
+        </w:rPr>
+      </w:pPr>
+      <w:r>
+        <w:rPr>
+          <w:rFonts w:ascii="Consolas" w:eastAsia="Verdana" w:hAnsi="Consolas" w:cs="Verdana"/>
+          <w:sz w:val="22"/>
+          <w:szCs w:val="22"/>
+          <w:lang w:val="en-GB"/>
+        </w:rPr>
+        <w:t xml:space="preserve">    </w:t>
+      </w:r>
+      <w:r>
+        <w:rPr>
+          <w:rFonts w:ascii="Consolas" w:eastAsia="Verdana" w:hAnsi="Consolas" w:cs="Verdana"/>
+          <w:sz w:val="22"/>
+          <w:szCs w:val="22"/>
+        </w:rPr>
+        <w:t>}</w:t>
+      </w:r>
+    </w:p>
+    <w:p>
+      <w:pPr>
+        <w:shd w:val="clear" w:color="auto" w:fill="E2EFD9" w:themeFill="accent6" w:themeFillTint="33"/>
+        <w:spacing w:after="0"/>
+        <w:rPr>
+          <w:rFonts w:ascii="Consolas" w:eastAsia="Verdana" w:hAnsi="Consolas" w:cs="Verdana"/>
+          <w:sz w:val="22"/>
+          <w:szCs w:val="22"/>
+        </w:rPr>
+      </w:pPr>
+      <w:r>
+        <w:rPr>
+          <w:rFonts w:ascii="Consolas" w:eastAsia="Verdana" w:hAnsi="Consolas" w:cs="Verdana"/>
+          <w:sz w:val="22"/>
+          <w:szCs w:val="22"/>
+        </w:rPr>
+        <w:t>}</w:t>
+      </w:r>
+    </w:p>
+    <w:p/>
+    <w:p>
+      <w:r>
+        <w:t xml:space="preserve">Creamos </w:t>
+      </w:r>
+      <w:proofErr w:type="gramStart"/>
+      <w:r>
+        <w:t>dos test</w:t>
+      </w:r>
+      <w:proofErr w:type="gramEnd"/>
+      <w:r>
+        <w:t xml:space="preserve"> llamados </w:t>
+      </w:r>
+      <w:proofErr w:type="spellStart"/>
+      <w:r>
+        <w:t>testcalculadora</w:t>
+      </w:r>
+      <w:proofErr w:type="spellEnd"/>
+      <w:r>
+        <w:t xml:space="preserve"> y testcalculadora1</w:t>
+      </w:r>
+    </w:p>
+    <w:p>
+      <w:pPr>
+        <w:rPr>
+          <w:b/>
+          <w:bCs/>
+          <w:lang w:val="en-GB"/>
+        </w:rPr>
+      </w:pPr>
+      <w:proofErr w:type="spellStart"/>
+      <w:r>
+        <w:rPr>
+          <w:b/>
+          <w:bCs/>
+          <w:lang w:val="en-GB"/>
+        </w:rPr>
+        <w:t>TestCalculadora</w:t>
+      </w:r>
+      <w:proofErr w:type="spellEnd"/>
+    </w:p>
+    <w:p>
+      <w:pPr>
+        <w:rPr>
+          <w:lang w:val="en-GB"/>
+        </w:rPr>
+      </w:pPr>
+    </w:p>
+    <w:p>
+      <w:pPr>
+        <w:shd w:val="clear" w:color="auto" w:fill="E2EFD9" w:themeFill="accent6" w:themeFillTint="33"/>
+        <w:spacing w:after="0"/>
+        <w:rPr>
+          <w:rFonts w:ascii="Consolas" w:eastAsia="Verdana" w:hAnsi="Consolas" w:cs="Verdana"/>
+          <w:sz w:val="22"/>
+          <w:szCs w:val="22"/>
+          <w:lang w:val="en-GB"/>
+        </w:rPr>
+      </w:pPr>
+      <w:r>
+        <w:rPr>
+          <w:rFonts w:ascii="Consolas" w:eastAsia="Verdana" w:hAnsi="Consolas" w:cs="Verdana"/>
+          <w:sz w:val="22"/>
+          <w:szCs w:val="22"/>
+          <w:lang w:val="en-GB"/>
+        </w:rPr>
+        <w:t xml:space="preserve">package </w:t>
+      </w:r>
+      <w:proofErr w:type="spellStart"/>
+      <w:proofErr w:type="gramStart"/>
+      <w:r>
+        <w:rPr>
+          <w:rFonts w:ascii="Consolas" w:eastAsia="Verdana" w:hAnsi="Consolas" w:cs="Verdana"/>
+          <w:sz w:val="22"/>
+          <w:szCs w:val="22"/>
+          <w:lang w:val="en-GB"/>
+        </w:rPr>
+        <w:t>testjunit</w:t>
+      </w:r>
+      <w:proofErr w:type="spellEnd"/>
+      <w:r>
+        <w:rPr>
+          <w:rFonts w:ascii="Consolas" w:eastAsia="Verdana" w:hAnsi="Consolas" w:cs="Verdana"/>
+          <w:sz w:val="22"/>
+          <w:szCs w:val="22"/>
+          <w:lang w:val="en-GB"/>
+        </w:rPr>
+        <w:t>;</w:t>
+      </w:r>
+      <w:proofErr w:type="gramEnd"/>
+    </w:p>
+    <w:p>
+      <w:pPr>
+        <w:shd w:val="clear" w:color="auto" w:fill="E2EFD9" w:themeFill="accent6" w:themeFillTint="33"/>
+        <w:spacing w:after="0"/>
+        <w:rPr>
+          <w:rFonts w:ascii="Consolas" w:eastAsia="Verdana" w:hAnsi="Consolas" w:cs="Verdana"/>
+          <w:sz w:val="22"/>
+          <w:szCs w:val="22"/>
+          <w:lang w:val="en-GB"/>
+        </w:rPr>
+      </w:pPr>
+    </w:p>
+    <w:p>
+      <w:pPr>
+        <w:shd w:val="clear" w:color="auto" w:fill="E2EFD9" w:themeFill="accent6" w:themeFillTint="33"/>
+        <w:spacing w:after="0"/>
+        <w:rPr>
+          <w:rFonts w:ascii="Consolas" w:eastAsia="Verdana" w:hAnsi="Consolas" w:cs="Verdana"/>
+          <w:sz w:val="22"/>
+          <w:szCs w:val="22"/>
+          <w:lang w:val="en-GB"/>
+        </w:rPr>
+      </w:pPr>
+    </w:p>
+    <w:p>
+      <w:pPr>
+        <w:shd w:val="clear" w:color="auto" w:fill="E2EFD9" w:themeFill="accent6" w:themeFillTint="33"/>
+        <w:spacing w:after="0"/>
+        <w:rPr>
+          <w:rFonts w:ascii="Consolas" w:eastAsia="Verdana" w:hAnsi="Consolas" w:cs="Verdana"/>
+          <w:sz w:val="22"/>
+          <w:szCs w:val="22"/>
+          <w:lang w:val="en-GB"/>
+        </w:rPr>
+      </w:pPr>
+      <w:r>
+        <w:rPr>
+          <w:rFonts w:ascii="Consolas" w:eastAsia="Verdana" w:hAnsi="Consolas" w:cs="Verdana"/>
+          <w:sz w:val="22"/>
+          <w:szCs w:val="22"/>
+          <w:lang w:val="en-GB"/>
+        </w:rPr>
+        <w:t xml:space="preserve">import static </w:t>
+      </w:r>
+      <w:proofErr w:type="spellStart"/>
+      <w:proofErr w:type="gramStart"/>
+      <w:r>
+        <w:rPr>
+          <w:rFonts w:ascii="Consolas" w:eastAsia="Verdana" w:hAnsi="Consolas" w:cs="Verdana"/>
+          <w:sz w:val="22"/>
+          <w:szCs w:val="22"/>
+          <w:lang w:val="en-GB"/>
+        </w:rPr>
+        <w:t>org.junit.jupiter.api.Assertions.assertNotNull</w:t>
+      </w:r>
+      <w:proofErr w:type="spellEnd"/>
+      <w:proofErr w:type="gramEnd"/>
+      <w:r>
+        <w:rPr>
+          <w:rFonts w:ascii="Consolas" w:eastAsia="Verdana" w:hAnsi="Consolas" w:cs="Verdana"/>
+          <w:sz w:val="22"/>
+          <w:szCs w:val="22"/>
+          <w:lang w:val="en-GB"/>
+        </w:rPr>
+        <w:t>;</w:t>
+      </w:r>
+    </w:p>
+    <w:p>
+      <w:pPr>
+        <w:shd w:val="clear" w:color="auto" w:fill="E2EFD9" w:themeFill="accent6" w:themeFillTint="33"/>
+        <w:spacing w:after="0"/>
+        <w:rPr>
+          <w:rFonts w:ascii="Consolas" w:eastAsia="Verdana" w:hAnsi="Consolas" w:cs="Verdana"/>
+          <w:sz w:val="22"/>
+          <w:szCs w:val="22"/>
+          <w:lang w:val="en-GB"/>
+        </w:rPr>
+      </w:pPr>
+    </w:p>
+    <w:p>
+      <w:pPr>
+        <w:shd w:val="clear" w:color="auto" w:fill="E2EFD9" w:themeFill="accent6" w:themeFillTint="33"/>
+        <w:spacing w:after="0"/>
+        <w:rPr>
+          <w:rFonts w:ascii="Consolas" w:eastAsia="Verdana" w:hAnsi="Consolas" w:cs="Verdana"/>
+          <w:sz w:val="22"/>
+          <w:szCs w:val="22"/>
+          <w:lang w:val="en-GB"/>
+        </w:rPr>
+      </w:pPr>
+      <w:r>
+        <w:rPr>
+          <w:rFonts w:ascii="Consolas" w:eastAsia="Verdana" w:hAnsi="Consolas" w:cs="Verdana"/>
+          <w:sz w:val="22"/>
+          <w:szCs w:val="22"/>
+          <w:lang w:val="en-GB"/>
+        </w:rPr>
+        <w:t xml:space="preserve">import </w:t>
+      </w:r>
+      <w:proofErr w:type="spellStart"/>
+      <w:proofErr w:type="gramStart"/>
+      <w:r>
+        <w:rPr>
+          <w:rFonts w:ascii="Consolas" w:eastAsia="Verdana" w:hAnsi="Consolas" w:cs="Verdana"/>
+          <w:sz w:val="22"/>
+          <w:szCs w:val="22"/>
+          <w:lang w:val="en-GB"/>
+        </w:rPr>
+        <w:t>org.junit.jupiter.api.Test</w:t>
+      </w:r>
+      <w:proofErr w:type="spellEnd"/>
+      <w:proofErr w:type="gramEnd"/>
+      <w:r>
+        <w:rPr>
+          <w:rFonts w:ascii="Consolas" w:eastAsia="Verdana" w:hAnsi="Consolas" w:cs="Verdana"/>
+          <w:sz w:val="22"/>
+          <w:szCs w:val="22"/>
+          <w:lang w:val="en-GB"/>
+        </w:rPr>
+        <w:t>;</w:t>
+      </w:r>
+    </w:p>
+    <w:p>
+      <w:pPr>
+        <w:shd w:val="clear" w:color="auto" w:fill="E2EFD9" w:themeFill="accent6" w:themeFillTint="33"/>
+        <w:spacing w:after="0"/>
+        <w:rPr>
+          <w:rFonts w:ascii="Consolas" w:eastAsia="Verdana" w:hAnsi="Consolas" w:cs="Verdana"/>
+          <w:sz w:val="22"/>
+          <w:szCs w:val="22"/>
+          <w:lang w:val="en-GB"/>
+        </w:rPr>
+      </w:pPr>
+    </w:p>
+    <w:p>
+      <w:pPr>
+        <w:shd w:val="clear" w:color="auto" w:fill="E2EFD9" w:themeFill="accent6" w:themeFillTint="33"/>
+        <w:spacing w:after="0"/>
+        <w:rPr>
+          <w:rFonts w:ascii="Consolas" w:eastAsia="Verdana" w:hAnsi="Consolas" w:cs="Verdana"/>
+          <w:sz w:val="22"/>
+          <w:szCs w:val="22"/>
+          <w:lang w:val="en-GB"/>
+        </w:rPr>
+      </w:pPr>
+      <w:r>
+        <w:rPr>
+          <w:rFonts w:ascii="Consolas" w:eastAsia="Verdana" w:hAnsi="Consolas" w:cs="Verdana"/>
+          <w:sz w:val="22"/>
+          <w:szCs w:val="22"/>
+          <w:lang w:val="en-GB"/>
+        </w:rPr>
+        <w:t xml:space="preserve">import </w:t>
+      </w:r>
+      <w:proofErr w:type="spellStart"/>
+      <w:proofErr w:type="gramStart"/>
+      <w:r>
+        <w:rPr>
+          <w:rFonts w:ascii="Consolas" w:eastAsia="Verdana" w:hAnsi="Consolas" w:cs="Verdana"/>
+          <w:sz w:val="22"/>
+          <w:szCs w:val="22"/>
+          <w:lang w:val="en-GB"/>
+        </w:rPr>
+        <w:t>junit.framework</w:t>
+      </w:r>
+      <w:proofErr w:type="gramEnd"/>
+      <w:r>
+        <w:rPr>
+          <w:rFonts w:ascii="Consolas" w:eastAsia="Verdana" w:hAnsi="Consolas" w:cs="Verdana"/>
+          <w:sz w:val="22"/>
+          <w:szCs w:val="22"/>
+          <w:lang w:val="en-GB"/>
+        </w:rPr>
+        <w:t>.</w:t>
+      </w:r>
+      <w:proofErr w:type="gramStart"/>
+      <w:r>
+        <w:rPr>
+          <w:rFonts w:ascii="Consolas" w:eastAsia="Verdana" w:hAnsi="Consolas" w:cs="Verdana"/>
+          <w:sz w:val="22"/>
+          <w:szCs w:val="22"/>
+          <w:lang w:val="en-GB"/>
+        </w:rPr>
+        <w:t>TestCase</w:t>
+      </w:r>
+      <w:proofErr w:type="spellEnd"/>
+      <w:r>
+        <w:rPr>
+          <w:rFonts w:ascii="Consolas" w:eastAsia="Verdana" w:hAnsi="Consolas" w:cs="Verdana"/>
+          <w:sz w:val="22"/>
+          <w:szCs w:val="22"/>
+          <w:lang w:val="en-GB"/>
+        </w:rPr>
+        <w:t>;</w:t>
+      </w:r>
+      <w:proofErr w:type="gramEnd"/>
+    </w:p>
+    <w:p>
+      <w:pPr>
+        <w:shd w:val="clear" w:color="auto" w:fill="E2EFD9" w:themeFill="accent6" w:themeFillTint="33"/>
+        <w:spacing w:after="0"/>
+        <w:rPr>
+          <w:rFonts w:ascii="Consolas" w:eastAsia="Verdana" w:hAnsi="Consolas" w:cs="Verdana"/>
+          <w:sz w:val="22"/>
+          <w:szCs w:val="22"/>
+          <w:lang w:val="en-GB"/>
+        </w:rPr>
+      </w:pPr>
+    </w:p>
+    <w:p>
+      <w:pPr>
+        <w:shd w:val="clear" w:color="auto" w:fill="E2EFD9" w:themeFill="accent6" w:themeFillTint="33"/>
+        <w:spacing w:after="0"/>
+        <w:rPr>
+          <w:rFonts w:ascii="Consolas" w:eastAsia="Verdana" w:hAnsi="Consolas" w:cs="Verdana"/>
+          <w:sz w:val="22"/>
+          <w:szCs w:val="22"/>
+          <w:lang w:val="en-GB"/>
+        </w:rPr>
+      </w:pPr>
+      <w:r>
+        <w:rPr>
+          <w:rFonts w:ascii="Consolas" w:eastAsia="Verdana" w:hAnsi="Consolas" w:cs="Verdana"/>
+          <w:sz w:val="22"/>
+          <w:szCs w:val="22"/>
+          <w:lang w:val="en-GB"/>
+        </w:rPr>
+        <w:t xml:space="preserve">import static </w:t>
+      </w:r>
+      <w:proofErr w:type="spellStart"/>
+      <w:proofErr w:type="gramStart"/>
+      <w:r>
+        <w:rPr>
+          <w:rFonts w:ascii="Consolas" w:eastAsia="Verdana" w:hAnsi="Consolas" w:cs="Verdana"/>
+          <w:sz w:val="22"/>
+          <w:szCs w:val="22"/>
+          <w:lang w:val="en-GB"/>
+        </w:rPr>
+        <w:t>org.junit</w:t>
+      </w:r>
+      <w:proofErr w:type="gramEnd"/>
+      <w:r>
+        <w:rPr>
+          <w:rFonts w:ascii="Consolas" w:eastAsia="Verdana" w:hAnsi="Consolas" w:cs="Verdana"/>
+          <w:sz w:val="22"/>
+          <w:szCs w:val="22"/>
+          <w:lang w:val="en-GB"/>
+        </w:rPr>
+        <w:t>.</w:t>
+      </w:r>
+      <w:proofErr w:type="gramStart"/>
+      <w:r>
+        <w:rPr>
+          <w:rFonts w:ascii="Consolas" w:eastAsia="Verdana" w:hAnsi="Consolas" w:cs="Verdana"/>
+          <w:sz w:val="22"/>
+          <w:szCs w:val="22"/>
+          <w:lang w:val="en-GB"/>
+        </w:rPr>
+        <w:t>Assert</w:t>
+      </w:r>
+      <w:proofErr w:type="spellEnd"/>
+      <w:r>
+        <w:rPr>
+          <w:rFonts w:ascii="Consolas" w:eastAsia="Verdana" w:hAnsi="Consolas" w:cs="Verdana"/>
+          <w:sz w:val="22"/>
+          <w:szCs w:val="22"/>
+          <w:lang w:val="en-GB"/>
+        </w:rPr>
+        <w:t>.*</w:t>
+      </w:r>
+      <w:proofErr w:type="gramEnd"/>
+      <w:r>
+        <w:rPr>
+          <w:rFonts w:ascii="Consolas" w:eastAsia="Verdana" w:hAnsi="Consolas" w:cs="Verdana"/>
+          <w:sz w:val="22"/>
+          <w:szCs w:val="22"/>
+          <w:lang w:val="en-GB"/>
+        </w:rPr>
+        <w:t>;</w:t>
+      </w:r>
+    </w:p>
+    <w:p>
+      <w:pPr>
+        <w:shd w:val="clear" w:color="auto" w:fill="E2EFD9" w:themeFill="accent6" w:themeFillTint="33"/>
+        <w:spacing w:after="0"/>
+        <w:rPr>
+          <w:rFonts w:ascii="Consolas" w:eastAsia="Verdana" w:hAnsi="Consolas" w:cs="Verdana"/>
+          <w:sz w:val="22"/>
+          <w:szCs w:val="22"/>
+          <w:lang w:val="en-GB"/>
+        </w:rPr>
+      </w:pPr>
+    </w:p>
+    <w:p>
+      <w:pPr>
+        <w:shd w:val="clear" w:color="auto" w:fill="E2EFD9" w:themeFill="accent6" w:themeFillTint="33"/>
+        <w:spacing w:after="0"/>
+        <w:rPr>
+          <w:rFonts w:ascii="Consolas" w:eastAsia="Verdana" w:hAnsi="Consolas" w:cs="Verdana"/>
+          <w:sz w:val="22"/>
+          <w:szCs w:val="22"/>
+        </w:rPr>
+      </w:pPr>
+      <w:r>
+        <w:rPr>
+          <w:rFonts w:ascii="Consolas" w:eastAsia="Verdana" w:hAnsi="Consolas" w:cs="Verdana"/>
+          <w:sz w:val="22"/>
+          <w:szCs w:val="22"/>
+        </w:rPr>
+        <w:t xml:space="preserve">// </w:t>
+      </w:r>
+      <w:proofErr w:type="spellStart"/>
+      <w:r>
+        <w:rPr>
+          <w:rFonts w:ascii="Consolas" w:eastAsia="Verdana" w:hAnsi="Consolas" w:cs="Verdana"/>
+          <w:sz w:val="22"/>
+          <w:szCs w:val="22"/>
+        </w:rPr>
+        <w:t>extens</w:t>
+      </w:r>
+      <w:proofErr w:type="spellEnd"/>
+      <w:r>
+        <w:rPr>
+          <w:rFonts w:ascii="Consolas" w:eastAsia="Verdana" w:hAnsi="Consolas" w:cs="Verdana"/>
+          <w:sz w:val="22"/>
+          <w:szCs w:val="22"/>
+        </w:rPr>
+        <w:t xml:space="preserve"> </w:t>
+      </w:r>
+      <w:proofErr w:type="spellStart"/>
+      <w:r>
+        <w:rPr>
+          <w:rFonts w:ascii="Consolas" w:eastAsia="Verdana" w:hAnsi="Consolas" w:cs="Verdana"/>
+          <w:sz w:val="22"/>
+          <w:szCs w:val="22"/>
+        </w:rPr>
+        <w:t>testCase</w:t>
+      </w:r>
+      <w:proofErr w:type="spellEnd"/>
+      <w:r>
+        <w:rPr>
+          <w:rFonts w:ascii="Consolas" w:eastAsia="Verdana" w:hAnsi="Consolas" w:cs="Verdana"/>
+          <w:sz w:val="22"/>
+          <w:szCs w:val="22"/>
+        </w:rPr>
+        <w:t xml:space="preserve"> y poner </w:t>
+      </w:r>
+      <w:proofErr w:type="spellStart"/>
+      <w:r>
+        <w:rPr>
+          <w:rFonts w:ascii="Consolas" w:eastAsia="Verdana" w:hAnsi="Consolas" w:cs="Verdana"/>
+          <w:sz w:val="22"/>
+          <w:szCs w:val="22"/>
+        </w:rPr>
+        <w:t>public</w:t>
+      </w:r>
+      <w:proofErr w:type="spellEnd"/>
+      <w:r>
+        <w:rPr>
+          <w:rFonts w:ascii="Consolas" w:eastAsia="Verdana" w:hAnsi="Consolas" w:cs="Verdana"/>
+          <w:sz w:val="22"/>
+          <w:szCs w:val="22"/>
+        </w:rPr>
+        <w:t xml:space="preserve"> y añadir un constructor</w:t>
+      </w:r>
+    </w:p>
+    <w:p>
+      <w:pPr>
+        <w:shd w:val="clear" w:color="auto" w:fill="E2EFD9" w:themeFill="accent6" w:themeFillTint="33"/>
+        <w:spacing w:after="0"/>
+        <w:rPr>
+          <w:rFonts w:ascii="Consolas" w:eastAsia="Verdana" w:hAnsi="Consolas" w:cs="Verdana"/>
+          <w:sz w:val="22"/>
+          <w:szCs w:val="22"/>
+        </w:rPr>
+      </w:pPr>
+      <w:r>
+        <w:rPr>
+          <w:rFonts w:ascii="Consolas" w:eastAsia="Verdana" w:hAnsi="Consolas" w:cs="Verdana"/>
+          <w:sz w:val="22"/>
+          <w:szCs w:val="22"/>
+        </w:rPr>
+        <w:t xml:space="preserve">// es para poder usar </w:t>
+      </w:r>
+      <w:proofErr w:type="spellStart"/>
+      <w:r>
+        <w:rPr>
+          <w:rFonts w:ascii="Consolas" w:eastAsia="Verdana" w:hAnsi="Consolas" w:cs="Verdana"/>
+          <w:sz w:val="22"/>
+          <w:szCs w:val="22"/>
+        </w:rPr>
+        <w:t>suitetest</w:t>
+      </w:r>
+      <w:proofErr w:type="spellEnd"/>
+      <w:r>
+        <w:rPr>
+          <w:rFonts w:ascii="Consolas" w:eastAsia="Verdana" w:hAnsi="Consolas" w:cs="Verdana"/>
+          <w:sz w:val="22"/>
+          <w:szCs w:val="22"/>
+        </w:rPr>
+        <w:t xml:space="preserve"> de </w:t>
+      </w:r>
+      <w:proofErr w:type="spellStart"/>
+      <w:r>
+        <w:rPr>
+          <w:rFonts w:ascii="Consolas" w:eastAsia="Verdana" w:hAnsi="Consolas" w:cs="Verdana"/>
+          <w:sz w:val="22"/>
+          <w:szCs w:val="22"/>
+        </w:rPr>
+        <w:t>junit</w:t>
+      </w:r>
+      <w:proofErr w:type="spellEnd"/>
+    </w:p>
+    <w:p>
+      <w:pPr>
+        <w:shd w:val="clear" w:color="auto" w:fill="E2EFD9" w:themeFill="accent6" w:themeFillTint="33"/>
+        <w:spacing w:after="0"/>
+        <w:rPr>
+          <w:rFonts w:ascii="Consolas" w:eastAsia="Verdana" w:hAnsi="Consolas" w:cs="Verdana"/>
+          <w:sz w:val="22"/>
+          <w:szCs w:val="22"/>
+        </w:rPr>
+      </w:pPr>
+      <w:proofErr w:type="spellStart"/>
+      <w:r>
+        <w:rPr>
+          <w:rFonts w:ascii="Consolas" w:eastAsia="Verdana" w:hAnsi="Consolas" w:cs="Verdana"/>
+          <w:sz w:val="22"/>
+          <w:szCs w:val="22"/>
+        </w:rPr>
+        <w:t>public</w:t>
+      </w:r>
+      <w:proofErr w:type="spellEnd"/>
+      <w:r>
+        <w:rPr>
+          <w:rFonts w:ascii="Consolas" w:eastAsia="Verdana" w:hAnsi="Consolas" w:cs="Verdana"/>
+          <w:sz w:val="22"/>
+          <w:szCs w:val="22"/>
+        </w:rPr>
+        <w:t xml:space="preserve"> </w:t>
+      </w:r>
+      <w:proofErr w:type="spellStart"/>
+      <w:r>
+        <w:rPr>
+          <w:rFonts w:ascii="Consolas" w:eastAsia="Verdana" w:hAnsi="Consolas" w:cs="Verdana"/>
+          <w:sz w:val="22"/>
+          <w:szCs w:val="22"/>
+        </w:rPr>
+        <w:t>class</w:t>
+      </w:r>
+      <w:proofErr w:type="spellEnd"/>
+      <w:r>
+        <w:rPr>
+          <w:rFonts w:ascii="Consolas" w:eastAsia="Verdana" w:hAnsi="Consolas" w:cs="Verdana"/>
+          <w:sz w:val="22"/>
+          <w:szCs w:val="22"/>
+        </w:rPr>
+        <w:t xml:space="preserve"> </w:t>
+      </w:r>
+      <w:proofErr w:type="spellStart"/>
+      <w:r>
+        <w:rPr>
+          <w:rFonts w:ascii="Consolas" w:eastAsia="Verdana" w:hAnsi="Consolas" w:cs="Verdana"/>
+          <w:sz w:val="22"/>
+          <w:szCs w:val="22"/>
+        </w:rPr>
+        <w:t>testCalculadora</w:t>
+      </w:r>
+      <w:proofErr w:type="spellEnd"/>
+      <w:r>
+        <w:rPr>
+          <w:rFonts w:ascii="Consolas" w:eastAsia="Verdana" w:hAnsi="Consolas" w:cs="Verdana"/>
+          <w:sz w:val="22"/>
+          <w:szCs w:val="22"/>
+        </w:rPr>
+        <w:t xml:space="preserve"> </w:t>
+      </w:r>
+      <w:proofErr w:type="spellStart"/>
+      <w:r>
+        <w:rPr>
+          <w:rFonts w:ascii="Consolas" w:eastAsia="Verdana" w:hAnsi="Consolas" w:cs="Verdana"/>
+          <w:sz w:val="22"/>
+          <w:szCs w:val="22"/>
+        </w:rPr>
+        <w:t>extends</w:t>
+      </w:r>
+      <w:proofErr w:type="spellEnd"/>
+      <w:r>
+        <w:rPr>
+          <w:rFonts w:ascii="Consolas" w:eastAsia="Verdana" w:hAnsi="Consolas" w:cs="Verdana"/>
+          <w:sz w:val="22"/>
+          <w:szCs w:val="22"/>
+        </w:rPr>
+        <w:t xml:space="preserve"> </w:t>
+      </w:r>
+      <w:proofErr w:type="spellStart"/>
+      <w:proofErr w:type="gramStart"/>
+      <w:r>
+        <w:rPr>
+          <w:rFonts w:ascii="Consolas" w:eastAsia="Verdana" w:hAnsi="Consolas" w:cs="Verdana"/>
+          <w:sz w:val="22"/>
+          <w:szCs w:val="22"/>
+        </w:rPr>
+        <w:t>TestCase</w:t>
+      </w:r>
+      <w:proofErr w:type="spellEnd"/>
+      <w:r>
+        <w:rPr>
+          <w:rFonts w:ascii="Consolas" w:eastAsia="Verdana" w:hAnsi="Consolas" w:cs="Verdana"/>
+          <w:sz w:val="22"/>
+          <w:szCs w:val="22"/>
+        </w:rPr>
+        <w:t>{</w:t>
+      </w:r>
+      <w:proofErr w:type="gramEnd"/>
+    </w:p>
+    <w:p>
+      <w:pPr>
+        <w:shd w:val="clear" w:color="auto" w:fill="E2EFD9" w:themeFill="accent6" w:themeFillTint="33"/>
+        <w:spacing w:after="0"/>
+        <w:rPr>
+          <w:rFonts w:ascii="Consolas" w:eastAsia="Verdana" w:hAnsi="Consolas" w:cs="Verdana"/>
+          <w:sz w:val="22"/>
+          <w:szCs w:val="22"/>
+        </w:rPr>
+      </w:pPr>
+      <w:r>
+        <w:rPr>
+          <w:rFonts w:ascii="Consolas" w:eastAsia="Verdana" w:hAnsi="Consolas" w:cs="Verdana"/>
+          <w:sz w:val="22"/>
+          <w:szCs w:val="22"/>
         </w:rPr>
         <w:tab/>
       </w:r>
-      <w:r>
-        <w:rPr>
-          <w:rFonts w:ascii="Consolas" w:eastAsia="Verdana" w:hAnsi="Consolas" w:cs="Verdana"/>
-          <w:sz w:val="22"/>
-          <w:szCs w:val="22"/>
-          <w:lang w:val="en-GB"/>
+      <w:proofErr w:type="spellStart"/>
+      <w:r>
+        <w:rPr>
+          <w:rFonts w:ascii="Consolas" w:eastAsia="Verdana" w:hAnsi="Consolas" w:cs="Verdana"/>
+          <w:sz w:val="22"/>
+          <w:szCs w:val="22"/>
+        </w:rPr>
+        <w:t>public</w:t>
+      </w:r>
+      <w:proofErr w:type="spellEnd"/>
+      <w:r>
+        <w:rPr>
+          <w:rFonts w:ascii="Consolas" w:eastAsia="Verdana" w:hAnsi="Consolas" w:cs="Verdana"/>
+          <w:sz w:val="22"/>
+          <w:szCs w:val="22"/>
+        </w:rPr>
+        <w:t xml:space="preserve"> </w:t>
+      </w:r>
+      <w:proofErr w:type="spellStart"/>
+      <w:proofErr w:type="gramStart"/>
+      <w:r>
+        <w:rPr>
+          <w:rFonts w:ascii="Consolas" w:eastAsia="Verdana" w:hAnsi="Consolas" w:cs="Verdana"/>
+          <w:sz w:val="22"/>
+          <w:szCs w:val="22"/>
+        </w:rPr>
+        <w:t>testCalculadora</w:t>
+      </w:r>
+      <w:proofErr w:type="spellEnd"/>
+      <w:r>
+        <w:rPr>
+          <w:rFonts w:ascii="Consolas" w:eastAsia="Verdana" w:hAnsi="Consolas" w:cs="Verdana"/>
+          <w:sz w:val="22"/>
+          <w:szCs w:val="22"/>
+        </w:rPr>
+        <w:t>(</w:t>
+      </w:r>
+      <w:proofErr w:type="gramEnd"/>
+      <w:r>
+        <w:rPr>
+          <w:rFonts w:ascii="Consolas" w:eastAsia="Verdana" w:hAnsi="Consolas" w:cs="Verdana"/>
+          <w:sz w:val="22"/>
+          <w:szCs w:val="22"/>
+        </w:rPr>
+        <w:t>) {</w:t>
+      </w:r>
+    </w:p>
+    <w:p>
+      <w:pPr>
+        <w:shd w:val="clear" w:color="auto" w:fill="E2EFD9" w:themeFill="accent6" w:themeFillTint="33"/>
+        <w:spacing w:after="0"/>
+        <w:rPr>
+          <w:rFonts w:ascii="Consolas" w:eastAsia="Verdana" w:hAnsi="Consolas" w:cs="Verdana"/>
+          <w:sz w:val="22"/>
+          <w:szCs w:val="22"/>
+        </w:rPr>
+      </w:pPr>
+      <w:r>
+        <w:rPr>
+          <w:rFonts w:ascii="Consolas" w:eastAsia="Verdana" w:hAnsi="Consolas" w:cs="Verdana"/>
+          <w:sz w:val="22"/>
+          <w:szCs w:val="22"/>
         </w:rPr>
         <w:tab/>
       </w:r>
-    </w:p>
-    <w:p>
-      <w:pPr>
-        <w:shd w:val="clear" w:color="auto" w:fill="E2EFD9" w:themeFill="accent6" w:themeFillTint="33"/>
-        <w:spacing w:after="0"/>
-        <w:rPr>
-          <w:rFonts w:ascii="Consolas" w:eastAsia="Verdana" w:hAnsi="Consolas" w:cs="Verdana"/>
-          <w:sz w:val="22"/>
-          <w:szCs w:val="22"/>
-          <w:lang w:val="en-GB"/>
-        </w:rPr>
-      </w:pPr>
-      <w:r>
-        <w:rPr>
-          <w:rFonts w:ascii="Consolas" w:eastAsia="Verdana" w:hAnsi="Consolas" w:cs="Verdana"/>
-          <w:sz w:val="22"/>
-          <w:szCs w:val="22"/>
-          <w:lang w:val="en-GB"/>
-        </w:rPr>
-        <w:t xml:space="preserve">        </w:t>
-      </w:r>
-      <w:proofErr w:type="spellStart"/>
-      <w:proofErr w:type="gramStart"/>
-      <w:r>
-        <w:rPr>
-          <w:rFonts w:ascii="Consolas" w:eastAsia="Verdana" w:hAnsi="Consolas" w:cs="Verdana"/>
-          <w:sz w:val="22"/>
-          <w:szCs w:val="22"/>
-          <w:lang w:val="en-GB"/>
-        </w:rPr>
-        <w:t>assertEquals</w:t>
-      </w:r>
-      <w:proofErr w:type="spellEnd"/>
-      <w:r>
-        <w:rPr>
-          <w:rFonts w:ascii="Consolas" w:eastAsia="Verdana" w:hAnsi="Consolas" w:cs="Verdana"/>
-          <w:sz w:val="22"/>
-          <w:szCs w:val="22"/>
-          <w:lang w:val="en-GB"/>
-        </w:rPr>
-        <w:t>(</w:t>
-      </w:r>
-      <w:proofErr w:type="gramEnd"/>
-      <w:r>
-        <w:rPr>
-          <w:rFonts w:ascii="Consolas" w:eastAsia="Verdana" w:hAnsi="Consolas" w:cs="Verdana"/>
-          <w:sz w:val="22"/>
-          <w:szCs w:val="22"/>
-          <w:lang w:val="en-GB"/>
-        </w:rPr>
-        <w:t xml:space="preserve">5, </w:t>
-      </w:r>
-      <w:proofErr w:type="spellStart"/>
-      <w:r>
-        <w:rPr>
-          <w:rFonts w:ascii="Consolas" w:eastAsia="Verdana" w:hAnsi="Consolas" w:cs="Verdana"/>
-          <w:sz w:val="22"/>
-          <w:szCs w:val="22"/>
-          <w:lang w:val="en-GB"/>
-        </w:rPr>
-        <w:t>Calculadora.suma</w:t>
-      </w:r>
-      <w:proofErr w:type="spellEnd"/>
-      <w:r>
-        <w:rPr>
-          <w:rFonts w:ascii="Consolas" w:eastAsia="Verdana" w:hAnsi="Consolas" w:cs="Verdana"/>
-          <w:sz w:val="22"/>
-          <w:szCs w:val="22"/>
-          <w:lang w:val="en-GB"/>
-        </w:rPr>
-        <w:t>(2, 3));</w:t>
-      </w:r>
-    </w:p>
-    <w:p>
-      <w:pPr>
-        <w:shd w:val="clear" w:color="auto" w:fill="E2EFD9" w:themeFill="accent6" w:themeFillTint="33"/>
-        <w:spacing w:after="0"/>
-        <w:rPr>
-          <w:rFonts w:ascii="Consolas" w:eastAsia="Verdana" w:hAnsi="Consolas" w:cs="Verdana"/>
-          <w:sz w:val="22"/>
-          <w:szCs w:val="22"/>
-          <w:lang w:val="en-GB"/>
-        </w:rPr>
-      </w:pPr>
-      <w:r>
-        <w:rPr>
-          <w:rFonts w:ascii="Consolas" w:eastAsia="Verdana" w:hAnsi="Consolas" w:cs="Verdana"/>
-          <w:sz w:val="22"/>
-          <w:szCs w:val="22"/>
-          <w:lang w:val="en-GB"/>
-        </w:rPr>
-        <w:t xml:space="preserve">        double result=</w:t>
-      </w:r>
-      <w:proofErr w:type="spellStart"/>
-      <w:r>
-        <w:rPr>
-          <w:rFonts w:ascii="Consolas" w:eastAsia="Verdana" w:hAnsi="Consolas" w:cs="Verdana"/>
-          <w:sz w:val="22"/>
-          <w:szCs w:val="22"/>
-          <w:lang w:val="en-GB"/>
-        </w:rPr>
-        <w:t>Calculadora.division</w:t>
-      </w:r>
-      <w:proofErr w:type="spellEnd"/>
-      <w:r>
-        <w:rPr>
-          <w:rFonts w:ascii="Consolas" w:eastAsia="Verdana" w:hAnsi="Consolas" w:cs="Verdana"/>
-          <w:sz w:val="22"/>
-          <w:szCs w:val="22"/>
-          <w:lang w:val="en-GB"/>
-        </w:rPr>
-        <w:t>(0, 2</w:t>
-      </w:r>
-      <w:proofErr w:type="gramStart"/>
-      <w:r>
-        <w:rPr>
-          <w:rFonts w:ascii="Consolas" w:eastAsia="Verdana" w:hAnsi="Consolas" w:cs="Verdana"/>
-          <w:sz w:val="22"/>
-          <w:szCs w:val="22"/>
-          <w:lang w:val="en-GB"/>
-        </w:rPr>
-        <w:t>);</w:t>
-      </w:r>
-      <w:proofErr w:type="gramEnd"/>
-    </w:p>
-    <w:p>
-      <w:pPr>
-        <w:shd w:val="clear" w:color="auto" w:fill="E2EFD9" w:themeFill="accent6" w:themeFillTint="33"/>
-        <w:spacing w:after="0"/>
-        <w:rPr>
-          <w:rFonts w:ascii="Consolas" w:eastAsia="Verdana" w:hAnsi="Consolas" w:cs="Verdana"/>
-          <w:sz w:val="22"/>
-          <w:szCs w:val="22"/>
-          <w:lang w:val="en-GB"/>
-        </w:rPr>
-      </w:pPr>
-      <w:r>
-        <w:rPr>
-          <w:rFonts w:ascii="Consolas" w:eastAsia="Verdana" w:hAnsi="Consolas" w:cs="Verdana"/>
-          <w:sz w:val="22"/>
-          <w:szCs w:val="22"/>
-          <w:lang w:val="en-GB"/>
-        </w:rPr>
-        <w:t xml:space="preserve">        </w:t>
-      </w:r>
-      <w:proofErr w:type="spellStart"/>
-      <w:r>
-        <w:rPr>
-          <w:rFonts w:ascii="Consolas" w:eastAsia="Verdana" w:hAnsi="Consolas" w:cs="Verdana"/>
-          <w:sz w:val="22"/>
-          <w:szCs w:val="22"/>
-          <w:lang w:val="en-GB"/>
-        </w:rPr>
-        <w:t>assertNotNull</w:t>
-      </w:r>
-      <w:proofErr w:type="spellEnd"/>
-      <w:r>
-        <w:rPr>
-          <w:rFonts w:ascii="Consolas" w:eastAsia="Verdana" w:hAnsi="Consolas" w:cs="Verdana"/>
-          <w:sz w:val="22"/>
-          <w:szCs w:val="22"/>
-          <w:lang w:val="en-GB"/>
-        </w:rPr>
-        <w:t>(result</w:t>
-      </w:r>
-      <w:proofErr w:type="gramStart"/>
-      <w:r>
-        <w:rPr>
-          <w:rFonts w:ascii="Consolas" w:eastAsia="Verdana" w:hAnsi="Consolas" w:cs="Verdana"/>
-          <w:sz w:val="22"/>
-          <w:szCs w:val="22"/>
-          <w:lang w:val="en-GB"/>
-        </w:rPr>
-        <w:t>);</w:t>
-      </w:r>
-      <w:proofErr w:type="gramEnd"/>
-    </w:p>
-    <w:p>
-      <w:pPr>
-        <w:shd w:val="clear" w:color="auto" w:fill="E2EFD9" w:themeFill="accent6" w:themeFillTint="33"/>
-        <w:spacing w:after="0"/>
-        <w:rPr>
-          <w:rFonts w:ascii="Consolas" w:eastAsia="Verdana" w:hAnsi="Consolas" w:cs="Verdana"/>
-          <w:sz w:val="22"/>
-          <w:szCs w:val="22"/>
-          <w:lang w:val="en-GB"/>
-        </w:rPr>
-      </w:pPr>
-      <w:r>
-        <w:rPr>
-          <w:rFonts w:ascii="Consolas" w:eastAsia="Verdana" w:hAnsi="Consolas" w:cs="Verdana"/>
-          <w:sz w:val="22"/>
-          <w:szCs w:val="22"/>
-          <w:lang w:val="en-GB"/>
-        </w:rPr>
-        <w:t xml:space="preserve">    }</w:t>
-      </w:r>
-    </w:p>
-    <w:p>
-      <w:pPr>
-        <w:shd w:val="clear" w:color="auto" w:fill="E2EFD9" w:themeFill="accent6" w:themeFillTint="33"/>
-        <w:spacing w:after="0"/>
-        <w:rPr>
-          <w:rFonts w:ascii="Consolas" w:eastAsia="Verdana" w:hAnsi="Consolas" w:cs="Verdana"/>
-          <w:sz w:val="22"/>
-          <w:szCs w:val="22"/>
-          <w:lang w:val="en-GB"/>
-        </w:rPr>
-      </w:pPr>
-      <w:r>
-        <w:rPr>
-          <w:rFonts w:ascii="Consolas" w:eastAsia="Verdana" w:hAnsi="Consolas" w:cs="Verdana"/>
-          <w:sz w:val="22"/>
-          <w:szCs w:val="22"/>
-          <w:lang w:val="en-GB"/>
-        </w:rPr>
-        <w:t>}</w:t>
-      </w:r>
-    </w:p>
-    <w:p>
-      <w:pPr>
-        <w:rPr>
-          <w:lang w:val="en-GB"/>
-        </w:rPr>
-      </w:pPr>
-    </w:p>
-    <w:p>
-      <w:pPr>
-        <w:rPr>
-          <w:b/>
-          <w:bCs/>
-          <w:lang w:val="en-GB"/>
-        </w:rPr>
-      </w:pPr>
-      <w:r>
-        <w:rPr>
-          <w:b/>
-          <w:bCs/>
-          <w:lang w:val="en-GB"/>
-        </w:rPr>
-        <w:t>TestCalculadora1</w:t>
-      </w:r>
-    </w:p>
-    <w:p>
-      <w:pPr>
-        <w:shd w:val="clear" w:color="auto" w:fill="E2EFD9" w:themeFill="accent6" w:themeFillTint="33"/>
-        <w:spacing w:after="0"/>
-        <w:rPr>
-          <w:rFonts w:ascii="Consolas" w:eastAsia="Verdana" w:hAnsi="Consolas" w:cs="Verdana"/>
-          <w:sz w:val="22"/>
-          <w:szCs w:val="22"/>
-          <w:lang w:val="en-GB"/>
-        </w:rPr>
-      </w:pPr>
-      <w:r>
-        <w:rPr>
-          <w:rFonts w:ascii="Consolas" w:eastAsia="Verdana" w:hAnsi="Consolas" w:cs="Verdana"/>
-          <w:sz w:val="22"/>
-          <w:szCs w:val="22"/>
-          <w:lang w:val="en-GB"/>
-        </w:rPr>
-        <w:t xml:space="preserve">package </w:t>
-      </w:r>
-      <w:proofErr w:type="spellStart"/>
-      <w:proofErr w:type="gramStart"/>
-      <w:r>
-        <w:rPr>
-          <w:rFonts w:ascii="Consolas" w:eastAsia="Verdana" w:hAnsi="Consolas" w:cs="Verdana"/>
-          <w:sz w:val="22"/>
-          <w:szCs w:val="22"/>
-          <w:lang w:val="en-GB"/>
-        </w:rPr>
-        <w:t>testjunit</w:t>
-      </w:r>
-      <w:proofErr w:type="spellEnd"/>
-      <w:r>
-        <w:rPr>
-          <w:rFonts w:ascii="Consolas" w:eastAsia="Verdana" w:hAnsi="Consolas" w:cs="Verdana"/>
-          <w:sz w:val="22"/>
-          <w:szCs w:val="22"/>
-          <w:lang w:val="en-GB"/>
-        </w:rPr>
-        <w:t>;</w:t>
-      </w:r>
-      <w:proofErr w:type="gramEnd"/>
-    </w:p>
-    <w:p>
-      <w:pPr>
-        <w:shd w:val="clear" w:color="auto" w:fill="E2EFD9" w:themeFill="accent6" w:themeFillTint="33"/>
-        <w:spacing w:after="0"/>
-        <w:rPr>
-          <w:rFonts w:ascii="Consolas" w:eastAsia="Verdana" w:hAnsi="Consolas" w:cs="Verdana"/>
-          <w:sz w:val="22"/>
-          <w:szCs w:val="22"/>
-          <w:lang w:val="en-GB"/>
-        </w:rPr>
-      </w:pPr>
-    </w:p>
-    <w:p>
-      <w:pPr>
-        <w:shd w:val="clear" w:color="auto" w:fill="E2EFD9" w:themeFill="accent6" w:themeFillTint="33"/>
-        <w:spacing w:after="0"/>
-        <w:rPr>
-          <w:rFonts w:ascii="Consolas" w:eastAsia="Verdana" w:hAnsi="Consolas" w:cs="Verdana"/>
-          <w:sz w:val="22"/>
-          <w:szCs w:val="22"/>
-          <w:lang w:val="en-GB"/>
-        </w:rPr>
-      </w:pPr>
-    </w:p>
-    <w:p>
-      <w:pPr>
-        <w:shd w:val="clear" w:color="auto" w:fill="E2EFD9" w:themeFill="accent6" w:themeFillTint="33"/>
-        <w:spacing w:after="0"/>
-        <w:rPr>
-          <w:rFonts w:ascii="Consolas" w:eastAsia="Verdana" w:hAnsi="Consolas" w:cs="Verdana"/>
-          <w:sz w:val="22"/>
-          <w:szCs w:val="22"/>
-          <w:lang w:val="en-GB"/>
-        </w:rPr>
-      </w:pPr>
-      <w:r>
-        <w:rPr>
-          <w:rFonts w:ascii="Consolas" w:eastAsia="Verdana" w:hAnsi="Consolas" w:cs="Verdana"/>
-          <w:sz w:val="22"/>
-          <w:szCs w:val="22"/>
-          <w:lang w:val="en-GB"/>
-        </w:rPr>
-        <w:t xml:space="preserve">import static </w:t>
-      </w:r>
-      <w:proofErr w:type="spellStart"/>
-      <w:proofErr w:type="gramStart"/>
-      <w:r>
-        <w:rPr>
-          <w:rFonts w:ascii="Consolas" w:eastAsia="Verdana" w:hAnsi="Consolas" w:cs="Verdana"/>
-          <w:sz w:val="22"/>
-          <w:szCs w:val="22"/>
-          <w:lang w:val="en-GB"/>
-        </w:rPr>
-        <w:t>org.junit.jupiter.api.Assertions.assertNotNull</w:t>
-      </w:r>
-      <w:proofErr w:type="spellEnd"/>
-      <w:proofErr w:type="gramEnd"/>
-      <w:r>
-        <w:rPr>
-          <w:rFonts w:ascii="Consolas" w:eastAsia="Verdana" w:hAnsi="Consolas" w:cs="Verdana"/>
-          <w:sz w:val="22"/>
-          <w:szCs w:val="22"/>
-          <w:lang w:val="en-GB"/>
-        </w:rPr>
-        <w:t>;</w:t>
-      </w:r>
-    </w:p>
-    <w:p>
-      <w:pPr>
-        <w:shd w:val="clear" w:color="auto" w:fill="E2EFD9" w:themeFill="accent6" w:themeFillTint="33"/>
-        <w:spacing w:after="0"/>
-        <w:rPr>
-          <w:rFonts w:ascii="Consolas" w:eastAsia="Verdana" w:hAnsi="Consolas" w:cs="Verdana"/>
-          <w:sz w:val="22"/>
-          <w:szCs w:val="22"/>
-          <w:lang w:val="en-GB"/>
-        </w:rPr>
-      </w:pPr>
-    </w:p>
-    <w:p>
-      <w:pPr>
-        <w:shd w:val="clear" w:color="auto" w:fill="E2EFD9" w:themeFill="accent6" w:themeFillTint="33"/>
-        <w:spacing w:after="0"/>
-        <w:rPr>
-          <w:rFonts w:ascii="Consolas" w:eastAsia="Verdana" w:hAnsi="Consolas" w:cs="Verdana"/>
-          <w:sz w:val="22"/>
-          <w:szCs w:val="22"/>
-          <w:lang w:val="en-GB"/>
-        </w:rPr>
-      </w:pPr>
-      <w:r>
-        <w:rPr>
-          <w:rFonts w:ascii="Consolas" w:eastAsia="Verdana" w:hAnsi="Consolas" w:cs="Verdana"/>
-          <w:sz w:val="22"/>
-          <w:szCs w:val="22"/>
-          <w:lang w:val="en-GB"/>
-        </w:rPr>
-        <w:t xml:space="preserve">import </w:t>
-      </w:r>
-      <w:proofErr w:type="spellStart"/>
-      <w:proofErr w:type="gramStart"/>
-      <w:r>
-        <w:rPr>
-          <w:rFonts w:ascii="Consolas" w:eastAsia="Verdana" w:hAnsi="Consolas" w:cs="Verdana"/>
-          <w:sz w:val="22"/>
-          <w:szCs w:val="22"/>
-          <w:lang w:val="en-GB"/>
-        </w:rPr>
-        <w:t>org.junit.jupiter.api.Test</w:t>
-      </w:r>
-      <w:proofErr w:type="spellEnd"/>
-      <w:proofErr w:type="gramEnd"/>
-      <w:r>
-        <w:rPr>
-          <w:rFonts w:ascii="Consolas" w:eastAsia="Verdana" w:hAnsi="Consolas" w:cs="Verdana"/>
-          <w:sz w:val="22"/>
-          <w:szCs w:val="22"/>
-          <w:lang w:val="en-GB"/>
-        </w:rPr>
-        <w:t>;</w:t>
-      </w:r>
-    </w:p>
-    <w:p>
-      <w:pPr>
-        <w:shd w:val="clear" w:color="auto" w:fill="E2EFD9" w:themeFill="accent6" w:themeFillTint="33"/>
-        <w:spacing w:after="0"/>
-        <w:rPr>
-          <w:rFonts w:ascii="Consolas" w:eastAsia="Verdana" w:hAnsi="Consolas" w:cs="Verdana"/>
-          <w:sz w:val="22"/>
-          <w:szCs w:val="22"/>
-          <w:lang w:val="en-GB"/>
-        </w:rPr>
-      </w:pPr>
-    </w:p>
-    <w:p>
-      <w:pPr>
-        <w:shd w:val="clear" w:color="auto" w:fill="E2EFD9" w:themeFill="accent6" w:themeFillTint="33"/>
-        <w:spacing w:after="0"/>
-        <w:rPr>
-          <w:rFonts w:ascii="Consolas" w:eastAsia="Verdana" w:hAnsi="Consolas" w:cs="Verdana"/>
-          <w:sz w:val="22"/>
-          <w:szCs w:val="22"/>
-          <w:lang w:val="en-GB"/>
-        </w:rPr>
-      </w:pPr>
-      <w:r>
-        <w:rPr>
-          <w:rFonts w:ascii="Consolas" w:eastAsia="Verdana" w:hAnsi="Consolas" w:cs="Verdana"/>
-          <w:sz w:val="22"/>
-          <w:szCs w:val="22"/>
-          <w:lang w:val="en-GB"/>
-        </w:rPr>
-        <w:t xml:space="preserve">import </w:t>
-      </w:r>
-      <w:proofErr w:type="spellStart"/>
-      <w:proofErr w:type="gramStart"/>
-      <w:r>
-        <w:rPr>
-          <w:rFonts w:ascii="Consolas" w:eastAsia="Verdana" w:hAnsi="Consolas" w:cs="Verdana"/>
-          <w:sz w:val="22"/>
-          <w:szCs w:val="22"/>
-          <w:lang w:val="en-GB"/>
-        </w:rPr>
-        <w:t>junit.framework</w:t>
-      </w:r>
-      <w:proofErr w:type="gramEnd"/>
-      <w:r>
-        <w:rPr>
-          <w:rFonts w:ascii="Consolas" w:eastAsia="Verdana" w:hAnsi="Consolas" w:cs="Verdana"/>
-          <w:sz w:val="22"/>
-          <w:szCs w:val="22"/>
-          <w:lang w:val="en-GB"/>
-        </w:rPr>
-        <w:t>.TestCase</w:t>
-      </w:r>
-      <w:proofErr w:type="spellEnd"/>
-      <w:r>
-        <w:rPr>
-          <w:rFonts w:ascii="Consolas" w:eastAsia="Verdana" w:hAnsi="Consolas" w:cs="Verdana"/>
-          <w:sz w:val="22"/>
-          <w:szCs w:val="22"/>
-          <w:lang w:val="en-GB"/>
-        </w:rPr>
-        <w:t>;</w:t>
-      </w:r>
-    </w:p>
-    <w:p>
-      <w:pPr>
-        <w:shd w:val="clear" w:color="auto" w:fill="E2EFD9" w:themeFill="accent6" w:themeFillTint="33"/>
-        <w:spacing w:after="0"/>
-        <w:rPr>
-          <w:rFonts w:ascii="Consolas" w:eastAsia="Verdana" w:hAnsi="Consolas" w:cs="Verdana"/>
-          <w:sz w:val="22"/>
-          <w:szCs w:val="22"/>
-          <w:lang w:val="en-GB"/>
-        </w:rPr>
-      </w:pPr>
-    </w:p>
-    <w:p>
-      <w:pPr>
-        <w:shd w:val="clear" w:color="auto" w:fill="E2EFD9" w:themeFill="accent6" w:themeFillTint="33"/>
-        <w:spacing w:after="0"/>
-        <w:rPr>
-          <w:rFonts w:ascii="Consolas" w:eastAsia="Verdana" w:hAnsi="Consolas" w:cs="Verdana"/>
-          <w:sz w:val="22"/>
-          <w:szCs w:val="22"/>
-          <w:lang w:val="en-GB"/>
-        </w:rPr>
-      </w:pPr>
-      <w:r>
-        <w:rPr>
-          <w:rFonts w:ascii="Consolas" w:eastAsia="Verdana" w:hAnsi="Consolas" w:cs="Verdana"/>
-          <w:sz w:val="22"/>
-          <w:szCs w:val="22"/>
-          <w:lang w:val="en-GB"/>
-        </w:rPr>
-        <w:t xml:space="preserve">import static </w:t>
-      </w:r>
-      <w:proofErr w:type="spellStart"/>
-      <w:proofErr w:type="gramStart"/>
-      <w:r>
-        <w:rPr>
-          <w:rFonts w:ascii="Consolas" w:eastAsia="Verdana" w:hAnsi="Consolas" w:cs="Verdana"/>
-          <w:sz w:val="22"/>
-          <w:szCs w:val="22"/>
-          <w:lang w:val="en-GB"/>
-        </w:rPr>
-        <w:t>org.junit</w:t>
-      </w:r>
-      <w:proofErr w:type="gramEnd"/>
-      <w:r>
-        <w:rPr>
-          <w:rFonts w:ascii="Consolas" w:eastAsia="Verdana" w:hAnsi="Consolas" w:cs="Verdana"/>
-          <w:sz w:val="22"/>
-          <w:szCs w:val="22"/>
-          <w:lang w:val="en-GB"/>
-        </w:rPr>
-        <w:t>.Assert</w:t>
-      </w:r>
-      <w:proofErr w:type="spellEnd"/>
-      <w:r>
-        <w:rPr>
-          <w:rFonts w:ascii="Consolas" w:eastAsia="Verdana" w:hAnsi="Consolas" w:cs="Verdana"/>
-          <w:sz w:val="22"/>
-          <w:szCs w:val="22"/>
-          <w:lang w:val="en-GB"/>
-        </w:rPr>
-        <w:t>.*;</w:t>
-      </w:r>
-    </w:p>
-    <w:p>
-      <w:pPr>
-        <w:shd w:val="clear" w:color="auto" w:fill="E2EFD9" w:themeFill="accent6" w:themeFillTint="33"/>
-        <w:spacing w:after="0"/>
-        <w:rPr>
-          <w:rFonts w:ascii="Consolas" w:eastAsia="Verdana" w:hAnsi="Consolas" w:cs="Verdana"/>
-          <w:sz w:val="22"/>
-          <w:szCs w:val="22"/>
-          <w:lang w:val="en-GB"/>
-        </w:rPr>
-      </w:pPr>
-    </w:p>
-    <w:p>
-      <w:pPr>
-        <w:shd w:val="clear" w:color="auto" w:fill="E2EFD9" w:themeFill="accent6" w:themeFillTint="33"/>
-        <w:spacing w:after="0"/>
-        <w:rPr>
-          <w:rFonts w:ascii="Consolas" w:eastAsia="Verdana" w:hAnsi="Consolas" w:cs="Verdana"/>
-          <w:sz w:val="22"/>
-          <w:szCs w:val="22"/>
-        </w:rPr>
-      </w:pPr>
-      <w:r>
-        <w:rPr>
-          <w:rFonts w:ascii="Consolas" w:eastAsia="Verdana" w:hAnsi="Consolas" w:cs="Verdana"/>
-          <w:sz w:val="22"/>
-          <w:szCs w:val="22"/>
-        </w:rPr>
-        <w:t xml:space="preserve">// </w:t>
-      </w:r>
-      <w:proofErr w:type="spellStart"/>
-      <w:r>
-        <w:rPr>
-          <w:rFonts w:ascii="Consolas" w:eastAsia="Verdana" w:hAnsi="Consolas" w:cs="Verdana"/>
-          <w:sz w:val="22"/>
-          <w:szCs w:val="22"/>
-        </w:rPr>
-        <w:t>extens</w:t>
-      </w:r>
-      <w:proofErr w:type="spellEnd"/>
-      <w:r>
-        <w:rPr>
-          <w:rFonts w:ascii="Consolas" w:eastAsia="Verdana" w:hAnsi="Consolas" w:cs="Verdana"/>
-          <w:sz w:val="22"/>
-          <w:szCs w:val="22"/>
-        </w:rPr>
-        <w:t xml:space="preserve"> </w:t>
-      </w:r>
-      <w:proofErr w:type="spellStart"/>
-      <w:r>
-        <w:rPr>
-          <w:rFonts w:ascii="Consolas" w:eastAsia="Verdana" w:hAnsi="Consolas" w:cs="Verdana"/>
-          <w:sz w:val="22"/>
-          <w:szCs w:val="22"/>
-        </w:rPr>
-        <w:t>testCase</w:t>
-      </w:r>
-      <w:proofErr w:type="spellEnd"/>
-      <w:r>
-        <w:rPr>
-          <w:rFonts w:ascii="Consolas" w:eastAsia="Verdana" w:hAnsi="Consolas" w:cs="Verdana"/>
-          <w:sz w:val="22"/>
-          <w:szCs w:val="22"/>
-        </w:rPr>
-        <w:t xml:space="preserve"> y poner </w:t>
-      </w:r>
-      <w:proofErr w:type="spellStart"/>
-      <w:r>
-        <w:rPr>
-          <w:rFonts w:ascii="Consolas" w:eastAsia="Verdana" w:hAnsi="Consolas" w:cs="Verdana"/>
-          <w:sz w:val="22"/>
-          <w:szCs w:val="22"/>
-        </w:rPr>
-        <w:t>public</w:t>
-      </w:r>
-      <w:proofErr w:type="spellEnd"/>
-      <w:r>
-        <w:rPr>
-          <w:rFonts w:ascii="Consolas" w:eastAsia="Verdana" w:hAnsi="Consolas" w:cs="Verdana"/>
-          <w:sz w:val="22"/>
-          <w:szCs w:val="22"/>
-        </w:rPr>
-        <w:t xml:space="preserve"> y añadir un constructor</w:t>
-      </w:r>
-    </w:p>
-    <w:p>
-      <w:pPr>
-        <w:shd w:val="clear" w:color="auto" w:fill="E2EFD9" w:themeFill="accent6" w:themeFillTint="33"/>
-        <w:spacing w:after="0"/>
-        <w:rPr>
-          <w:rFonts w:ascii="Consolas" w:eastAsia="Verdana" w:hAnsi="Consolas" w:cs="Verdana"/>
-          <w:sz w:val="22"/>
-          <w:szCs w:val="22"/>
-        </w:rPr>
-      </w:pPr>
-      <w:r>
-        <w:rPr>
-          <w:rFonts w:ascii="Consolas" w:eastAsia="Verdana" w:hAnsi="Consolas" w:cs="Verdana"/>
-          <w:sz w:val="22"/>
-          <w:szCs w:val="22"/>
-        </w:rPr>
-        <w:t xml:space="preserve">// es para poder usar </w:t>
-      </w:r>
-      <w:proofErr w:type="spellStart"/>
-      <w:r>
-        <w:rPr>
-          <w:rFonts w:ascii="Consolas" w:eastAsia="Verdana" w:hAnsi="Consolas" w:cs="Verdana"/>
-          <w:sz w:val="22"/>
-          <w:szCs w:val="22"/>
-        </w:rPr>
-        <w:t>suitetest</w:t>
-      </w:r>
-      <w:proofErr w:type="spellEnd"/>
-      <w:r>
-        <w:rPr>
-          <w:rFonts w:ascii="Consolas" w:eastAsia="Verdana" w:hAnsi="Consolas" w:cs="Verdana"/>
-          <w:sz w:val="22"/>
-          <w:szCs w:val="22"/>
-        </w:rPr>
-        <w:t xml:space="preserve"> de </w:t>
-      </w:r>
-      <w:proofErr w:type="spellStart"/>
-      <w:r>
-        <w:rPr>
-          <w:rFonts w:ascii="Consolas" w:eastAsia="Verdana" w:hAnsi="Consolas" w:cs="Verdana"/>
-          <w:sz w:val="22"/>
-          <w:szCs w:val="22"/>
-        </w:rPr>
-        <w:t>junit</w:t>
-      </w:r>
-      <w:proofErr w:type="spellEnd"/>
-    </w:p>
-    <w:p>
-      <w:pPr>
-        <w:shd w:val="clear" w:color="auto" w:fill="E2EFD9" w:themeFill="accent6" w:themeFillTint="33"/>
-        <w:spacing w:after="0"/>
-        <w:rPr>
-          <w:rFonts w:ascii="Consolas" w:eastAsia="Verdana" w:hAnsi="Consolas" w:cs="Verdana"/>
-          <w:sz w:val="22"/>
-          <w:szCs w:val="22"/>
-        </w:rPr>
-      </w:pPr>
-      <w:proofErr w:type="spellStart"/>
-      <w:r>
-        <w:rPr>
-          <w:rFonts w:ascii="Consolas" w:eastAsia="Verdana" w:hAnsi="Consolas" w:cs="Verdana"/>
-          <w:sz w:val="22"/>
-          <w:szCs w:val="22"/>
-        </w:rPr>
-        <w:t>public</w:t>
-      </w:r>
-      <w:proofErr w:type="spellEnd"/>
-      <w:r>
-        <w:rPr>
-          <w:rFonts w:ascii="Consolas" w:eastAsia="Verdana" w:hAnsi="Consolas" w:cs="Verdana"/>
-          <w:sz w:val="22"/>
-          <w:szCs w:val="22"/>
-        </w:rPr>
-        <w:t xml:space="preserve"> </w:t>
-      </w:r>
-      <w:proofErr w:type="spellStart"/>
-      <w:r>
-        <w:rPr>
-          <w:rFonts w:ascii="Consolas" w:eastAsia="Verdana" w:hAnsi="Consolas" w:cs="Verdana"/>
-          <w:sz w:val="22"/>
-          <w:szCs w:val="22"/>
-        </w:rPr>
-        <w:t>class</w:t>
-      </w:r>
-      <w:proofErr w:type="spellEnd"/>
-      <w:r>
-        <w:rPr>
-          <w:rFonts w:ascii="Consolas" w:eastAsia="Verdana" w:hAnsi="Consolas" w:cs="Verdana"/>
-          <w:sz w:val="22"/>
-          <w:szCs w:val="22"/>
-        </w:rPr>
-        <w:t xml:space="preserve"> testCalculadora1 </w:t>
-      </w:r>
-      <w:proofErr w:type="spellStart"/>
-      <w:r>
-        <w:rPr>
-          <w:rFonts w:ascii="Consolas" w:eastAsia="Verdana" w:hAnsi="Consolas" w:cs="Verdana"/>
-          <w:sz w:val="22"/>
-          <w:szCs w:val="22"/>
-        </w:rPr>
-        <w:t>extends</w:t>
-      </w:r>
-      <w:proofErr w:type="spellEnd"/>
-      <w:r>
-        <w:rPr>
-          <w:rFonts w:ascii="Consolas" w:eastAsia="Verdana" w:hAnsi="Consolas" w:cs="Verdana"/>
-          <w:sz w:val="22"/>
-          <w:szCs w:val="22"/>
-        </w:rPr>
-        <w:t xml:space="preserve"> </w:t>
-      </w:r>
-      <w:proofErr w:type="spellStart"/>
-      <w:proofErr w:type="gramStart"/>
-      <w:r>
-        <w:rPr>
-          <w:rFonts w:ascii="Consolas" w:eastAsia="Verdana" w:hAnsi="Consolas" w:cs="Verdana"/>
-          <w:sz w:val="22"/>
-          <w:szCs w:val="22"/>
-        </w:rPr>
-        <w:t>TestCase</w:t>
-      </w:r>
-      <w:proofErr w:type="spellEnd"/>
-      <w:r>
-        <w:rPr>
-          <w:rFonts w:ascii="Consolas" w:eastAsia="Verdana" w:hAnsi="Consolas" w:cs="Verdana"/>
-          <w:sz w:val="22"/>
-          <w:szCs w:val="22"/>
-        </w:rPr>
-        <w:t>{</w:t>
-      </w:r>
-      <w:proofErr w:type="gramEnd"/>
-    </w:p>
-    <w:p>
-      <w:pPr>
-        <w:shd w:val="clear" w:color="auto" w:fill="E2EFD9" w:themeFill="accent6" w:themeFillTint="33"/>
-        <w:spacing w:after="0"/>
-        <w:rPr>
-          <w:rFonts w:ascii="Consolas" w:eastAsia="Verdana" w:hAnsi="Consolas" w:cs="Verdana"/>
-          <w:sz w:val="22"/>
-          <w:szCs w:val="22"/>
-        </w:rPr>
-      </w:pPr>
       <w:r>
         <w:rPr>
           <w:rFonts w:ascii="Consolas" w:eastAsia="Verdana" w:hAnsi="Consolas" w:cs="Verdana"/>
@@ -8807,69 +10437,25 @@
         </w:rPr>
         <w:tab/>
       </w:r>
-      <w:proofErr w:type="spellStart"/>
-      <w:r>
-        <w:rPr>
-          <w:rFonts w:ascii="Consolas" w:eastAsia="Verdana" w:hAnsi="Consolas" w:cs="Verdana"/>
-          <w:sz w:val="22"/>
-          <w:szCs w:val="22"/>
-        </w:rPr>
-        <w:t>public</w:t>
-      </w:r>
-      <w:proofErr w:type="spellEnd"/>
-      <w:r>
-        <w:rPr>
-          <w:rFonts w:ascii="Consolas" w:eastAsia="Verdana" w:hAnsi="Consolas" w:cs="Verdana"/>
-          <w:sz w:val="22"/>
-          <w:szCs w:val="22"/>
-        </w:rPr>
-        <w:t xml:space="preserve"> testCalculadora1() {</w:t>
-      </w:r>
-    </w:p>
-    <w:p>
-      <w:pPr>
-        <w:shd w:val="clear" w:color="auto" w:fill="E2EFD9" w:themeFill="accent6" w:themeFillTint="33"/>
-        <w:spacing w:after="0"/>
-        <w:rPr>
-          <w:rFonts w:ascii="Consolas" w:eastAsia="Verdana" w:hAnsi="Consolas" w:cs="Verdana"/>
-          <w:sz w:val="22"/>
-          <w:szCs w:val="22"/>
-        </w:rPr>
-      </w:pPr>
-      <w:r>
-        <w:rPr>
-          <w:rFonts w:ascii="Consolas" w:eastAsia="Verdana" w:hAnsi="Consolas" w:cs="Verdana"/>
-          <w:sz w:val="22"/>
-          <w:szCs w:val="22"/>
-        </w:rPr>
-        <w:tab/>
-      </w:r>
-      <w:r>
-        <w:rPr>
-          <w:rFonts w:ascii="Consolas" w:eastAsia="Verdana" w:hAnsi="Consolas" w:cs="Verdana"/>
-          <w:sz w:val="22"/>
-          <w:szCs w:val="22"/>
-        </w:rPr>
-        <w:tab/>
-      </w:r>
-    </w:p>
-    <w:p>
-      <w:pPr>
-        <w:shd w:val="clear" w:color="auto" w:fill="E2EFD9" w:themeFill="accent6" w:themeFillTint="33"/>
-        <w:spacing w:after="0"/>
-        <w:rPr>
-          <w:rFonts w:ascii="Consolas" w:eastAsia="Verdana" w:hAnsi="Consolas" w:cs="Verdana"/>
-          <w:sz w:val="22"/>
-          <w:szCs w:val="22"/>
-          <w:lang w:val="en-GB"/>
-        </w:rPr>
-      </w:pPr>
-      <w:r>
-        <w:rPr>
-          <w:rFonts w:ascii="Consolas" w:eastAsia="Verdana" w:hAnsi="Consolas" w:cs="Verdana"/>
-          <w:sz w:val="22"/>
-          <w:szCs w:val="22"/>
-        </w:rPr>
+    </w:p>
+    <w:p>
+      <w:pPr>
+        <w:shd w:val="clear" w:color="auto" w:fill="E2EFD9" w:themeFill="accent6" w:themeFillTint="33"/>
+        <w:spacing w:after="0"/>
+        <w:rPr>
+          <w:rFonts w:ascii="Consolas" w:eastAsia="Verdana" w:hAnsi="Consolas" w:cs="Verdana"/>
+          <w:sz w:val="22"/>
+          <w:szCs w:val="22"/>
+          <w:lang w:val="en-GB"/>
+        </w:rPr>
+      </w:pPr>
+      <w:r>
+        <w:rPr>
+          <w:rFonts w:ascii="Consolas" w:eastAsia="Verdana" w:hAnsi="Consolas" w:cs="Verdana"/>
+          <w:sz w:val="22"/>
+          <w:szCs w:val="22"/>
+        </w:rPr>
+        <w:lastRenderedPageBreak/>
         <w:tab/>
       </w:r>
       <w:r>
@@ -9035,6 +10621,997 @@
           <w:szCs w:val="22"/>
           <w:lang w:val="en-GB"/>
         </w:rPr>
+        <w:t xml:space="preserve">5, </w:t>
+      </w:r>
+      <w:proofErr w:type="spellStart"/>
+      <w:r>
+        <w:rPr>
+          <w:rFonts w:ascii="Consolas" w:eastAsia="Verdana" w:hAnsi="Consolas" w:cs="Verdana"/>
+          <w:sz w:val="22"/>
+          <w:szCs w:val="22"/>
+          <w:lang w:val="en-GB"/>
+        </w:rPr>
+        <w:t>Calculadora.suma</w:t>
+      </w:r>
+      <w:proofErr w:type="spellEnd"/>
+      <w:r>
+        <w:rPr>
+          <w:rFonts w:ascii="Consolas" w:eastAsia="Verdana" w:hAnsi="Consolas" w:cs="Verdana"/>
+          <w:sz w:val="22"/>
+          <w:szCs w:val="22"/>
+          <w:lang w:val="en-GB"/>
+        </w:rPr>
+        <w:t>(2, 3)</w:t>
+      </w:r>
+      <w:proofErr w:type="gramStart"/>
+      <w:r>
+        <w:rPr>
+          <w:rFonts w:ascii="Consolas" w:eastAsia="Verdana" w:hAnsi="Consolas" w:cs="Verdana"/>
+          <w:sz w:val="22"/>
+          <w:szCs w:val="22"/>
+          <w:lang w:val="en-GB"/>
+        </w:rPr>
+        <w:t>);</w:t>
+      </w:r>
+      <w:proofErr w:type="gramEnd"/>
+    </w:p>
+    <w:p>
+      <w:pPr>
+        <w:shd w:val="clear" w:color="auto" w:fill="E2EFD9" w:themeFill="accent6" w:themeFillTint="33"/>
+        <w:spacing w:after="0"/>
+        <w:rPr>
+          <w:rFonts w:ascii="Consolas" w:eastAsia="Verdana" w:hAnsi="Consolas" w:cs="Verdana"/>
+          <w:sz w:val="22"/>
+          <w:szCs w:val="22"/>
+          <w:lang w:val="en-GB"/>
+        </w:rPr>
+      </w:pPr>
+      <w:r>
+        <w:rPr>
+          <w:rFonts w:ascii="Consolas" w:eastAsia="Verdana" w:hAnsi="Consolas" w:cs="Verdana"/>
+          <w:sz w:val="22"/>
+          <w:szCs w:val="22"/>
+          <w:lang w:val="en-GB"/>
+        </w:rPr>
+        <w:t xml:space="preserve">        double result=</w:t>
+      </w:r>
+      <w:proofErr w:type="spellStart"/>
+      <w:r>
+        <w:rPr>
+          <w:rFonts w:ascii="Consolas" w:eastAsia="Verdana" w:hAnsi="Consolas" w:cs="Verdana"/>
+          <w:sz w:val="22"/>
+          <w:szCs w:val="22"/>
+          <w:lang w:val="en-GB"/>
+        </w:rPr>
+        <w:t>Calculadora.division</w:t>
+      </w:r>
+      <w:proofErr w:type="spellEnd"/>
+      <w:r>
+        <w:rPr>
+          <w:rFonts w:ascii="Consolas" w:eastAsia="Verdana" w:hAnsi="Consolas" w:cs="Verdana"/>
+          <w:sz w:val="22"/>
+          <w:szCs w:val="22"/>
+          <w:lang w:val="en-GB"/>
+        </w:rPr>
+        <w:t>(0, 2</w:t>
+      </w:r>
+      <w:proofErr w:type="gramStart"/>
+      <w:r>
+        <w:rPr>
+          <w:rFonts w:ascii="Consolas" w:eastAsia="Verdana" w:hAnsi="Consolas" w:cs="Verdana"/>
+          <w:sz w:val="22"/>
+          <w:szCs w:val="22"/>
+          <w:lang w:val="en-GB"/>
+        </w:rPr>
+        <w:t>);</w:t>
+      </w:r>
+      <w:proofErr w:type="gramEnd"/>
+    </w:p>
+    <w:p>
+      <w:pPr>
+        <w:shd w:val="clear" w:color="auto" w:fill="E2EFD9" w:themeFill="accent6" w:themeFillTint="33"/>
+        <w:spacing w:after="0"/>
+        <w:rPr>
+          <w:rFonts w:ascii="Consolas" w:eastAsia="Verdana" w:hAnsi="Consolas" w:cs="Verdana"/>
+          <w:sz w:val="22"/>
+          <w:szCs w:val="22"/>
+          <w:lang w:val="en-GB"/>
+        </w:rPr>
+      </w:pPr>
+      <w:r>
+        <w:rPr>
+          <w:rFonts w:ascii="Consolas" w:eastAsia="Verdana" w:hAnsi="Consolas" w:cs="Verdana"/>
+          <w:sz w:val="22"/>
+          <w:szCs w:val="22"/>
+          <w:lang w:val="en-GB"/>
+        </w:rPr>
+        <w:t xml:space="preserve">        </w:t>
+      </w:r>
+      <w:proofErr w:type="spellStart"/>
+      <w:r>
+        <w:rPr>
+          <w:rFonts w:ascii="Consolas" w:eastAsia="Verdana" w:hAnsi="Consolas" w:cs="Verdana"/>
+          <w:sz w:val="22"/>
+          <w:szCs w:val="22"/>
+          <w:lang w:val="en-GB"/>
+        </w:rPr>
+        <w:t>assertNotNull</w:t>
+      </w:r>
+      <w:proofErr w:type="spellEnd"/>
+      <w:r>
+        <w:rPr>
+          <w:rFonts w:ascii="Consolas" w:eastAsia="Verdana" w:hAnsi="Consolas" w:cs="Verdana"/>
+          <w:sz w:val="22"/>
+          <w:szCs w:val="22"/>
+          <w:lang w:val="en-GB"/>
+        </w:rPr>
+        <w:t>(result</w:t>
+      </w:r>
+      <w:proofErr w:type="gramStart"/>
+      <w:r>
+        <w:rPr>
+          <w:rFonts w:ascii="Consolas" w:eastAsia="Verdana" w:hAnsi="Consolas" w:cs="Verdana"/>
+          <w:sz w:val="22"/>
+          <w:szCs w:val="22"/>
+          <w:lang w:val="en-GB"/>
+        </w:rPr>
+        <w:t>);</w:t>
+      </w:r>
+      <w:proofErr w:type="gramEnd"/>
+    </w:p>
+    <w:p>
+      <w:pPr>
+        <w:shd w:val="clear" w:color="auto" w:fill="E2EFD9" w:themeFill="accent6" w:themeFillTint="33"/>
+        <w:spacing w:after="0"/>
+        <w:rPr>
+          <w:rFonts w:ascii="Consolas" w:eastAsia="Verdana" w:hAnsi="Consolas" w:cs="Verdana"/>
+          <w:sz w:val="22"/>
+          <w:szCs w:val="22"/>
+          <w:lang w:val="en-GB"/>
+        </w:rPr>
+      </w:pPr>
+      <w:r>
+        <w:rPr>
+          <w:rFonts w:ascii="Consolas" w:eastAsia="Verdana" w:hAnsi="Consolas" w:cs="Verdana"/>
+          <w:sz w:val="22"/>
+          <w:szCs w:val="22"/>
+          <w:lang w:val="en-GB"/>
+        </w:rPr>
+        <w:t xml:space="preserve">    }</w:t>
+      </w:r>
+    </w:p>
+    <w:p>
+      <w:pPr>
+        <w:shd w:val="clear" w:color="auto" w:fill="E2EFD9" w:themeFill="accent6" w:themeFillTint="33"/>
+        <w:spacing w:after="0"/>
+        <w:rPr>
+          <w:rFonts w:ascii="Consolas" w:eastAsia="Verdana" w:hAnsi="Consolas" w:cs="Verdana"/>
+          <w:sz w:val="22"/>
+          <w:szCs w:val="22"/>
+          <w:lang w:val="en-GB"/>
+        </w:rPr>
+      </w:pPr>
+      <w:r>
+        <w:rPr>
+          <w:rFonts w:ascii="Consolas" w:eastAsia="Verdana" w:hAnsi="Consolas" w:cs="Verdana"/>
+          <w:sz w:val="22"/>
+          <w:szCs w:val="22"/>
+          <w:lang w:val="en-GB"/>
+        </w:rPr>
+        <w:t>}</w:t>
+      </w:r>
+    </w:p>
+    <w:p>
+      <w:pPr>
+        <w:rPr>
+          <w:lang w:val="en-GB"/>
+        </w:rPr>
+      </w:pPr>
+    </w:p>
+    <w:p>
+      <w:pPr>
+        <w:rPr>
+          <w:b/>
+          <w:bCs/>
+          <w:lang w:val="en-GB"/>
+        </w:rPr>
+      </w:pPr>
+      <w:r>
+        <w:rPr>
+          <w:b/>
+          <w:bCs/>
+          <w:lang w:val="en-GB"/>
+        </w:rPr>
+        <w:t>TestCalculadora1</w:t>
+      </w:r>
+    </w:p>
+    <w:p>
+      <w:pPr>
+        <w:shd w:val="clear" w:color="auto" w:fill="E2EFD9" w:themeFill="accent6" w:themeFillTint="33"/>
+        <w:spacing w:after="0"/>
+        <w:rPr>
+          <w:rFonts w:ascii="Consolas" w:eastAsia="Verdana" w:hAnsi="Consolas" w:cs="Verdana"/>
+          <w:sz w:val="22"/>
+          <w:szCs w:val="22"/>
+          <w:lang w:val="en-GB"/>
+        </w:rPr>
+      </w:pPr>
+      <w:r>
+        <w:rPr>
+          <w:rFonts w:ascii="Consolas" w:eastAsia="Verdana" w:hAnsi="Consolas" w:cs="Verdana"/>
+          <w:sz w:val="22"/>
+          <w:szCs w:val="22"/>
+          <w:lang w:val="en-GB"/>
+        </w:rPr>
+        <w:t xml:space="preserve">package </w:t>
+      </w:r>
+      <w:proofErr w:type="spellStart"/>
+      <w:proofErr w:type="gramStart"/>
+      <w:r>
+        <w:rPr>
+          <w:rFonts w:ascii="Consolas" w:eastAsia="Verdana" w:hAnsi="Consolas" w:cs="Verdana"/>
+          <w:sz w:val="22"/>
+          <w:szCs w:val="22"/>
+          <w:lang w:val="en-GB"/>
+        </w:rPr>
+        <w:t>testjunit</w:t>
+      </w:r>
+      <w:proofErr w:type="spellEnd"/>
+      <w:r>
+        <w:rPr>
+          <w:rFonts w:ascii="Consolas" w:eastAsia="Verdana" w:hAnsi="Consolas" w:cs="Verdana"/>
+          <w:sz w:val="22"/>
+          <w:szCs w:val="22"/>
+          <w:lang w:val="en-GB"/>
+        </w:rPr>
+        <w:t>;</w:t>
+      </w:r>
+      <w:proofErr w:type="gramEnd"/>
+    </w:p>
+    <w:p>
+      <w:pPr>
+        <w:shd w:val="clear" w:color="auto" w:fill="E2EFD9" w:themeFill="accent6" w:themeFillTint="33"/>
+        <w:spacing w:after="0"/>
+        <w:rPr>
+          <w:rFonts w:ascii="Consolas" w:eastAsia="Verdana" w:hAnsi="Consolas" w:cs="Verdana"/>
+          <w:sz w:val="22"/>
+          <w:szCs w:val="22"/>
+          <w:lang w:val="en-GB"/>
+        </w:rPr>
+      </w:pPr>
+    </w:p>
+    <w:p>
+      <w:pPr>
+        <w:shd w:val="clear" w:color="auto" w:fill="E2EFD9" w:themeFill="accent6" w:themeFillTint="33"/>
+        <w:spacing w:after="0"/>
+        <w:rPr>
+          <w:rFonts w:ascii="Consolas" w:eastAsia="Verdana" w:hAnsi="Consolas" w:cs="Verdana"/>
+          <w:sz w:val="22"/>
+          <w:szCs w:val="22"/>
+          <w:lang w:val="en-GB"/>
+        </w:rPr>
+      </w:pPr>
+    </w:p>
+    <w:p>
+      <w:pPr>
+        <w:shd w:val="clear" w:color="auto" w:fill="E2EFD9" w:themeFill="accent6" w:themeFillTint="33"/>
+        <w:spacing w:after="0"/>
+        <w:rPr>
+          <w:rFonts w:ascii="Consolas" w:eastAsia="Verdana" w:hAnsi="Consolas" w:cs="Verdana"/>
+          <w:sz w:val="22"/>
+          <w:szCs w:val="22"/>
+          <w:lang w:val="en-GB"/>
+        </w:rPr>
+      </w:pPr>
+      <w:r>
+        <w:rPr>
+          <w:rFonts w:ascii="Consolas" w:eastAsia="Verdana" w:hAnsi="Consolas" w:cs="Verdana"/>
+          <w:sz w:val="22"/>
+          <w:szCs w:val="22"/>
+          <w:lang w:val="en-GB"/>
+        </w:rPr>
+        <w:t xml:space="preserve">import static </w:t>
+      </w:r>
+      <w:proofErr w:type="spellStart"/>
+      <w:proofErr w:type="gramStart"/>
+      <w:r>
+        <w:rPr>
+          <w:rFonts w:ascii="Consolas" w:eastAsia="Verdana" w:hAnsi="Consolas" w:cs="Verdana"/>
+          <w:sz w:val="22"/>
+          <w:szCs w:val="22"/>
+          <w:lang w:val="en-GB"/>
+        </w:rPr>
+        <w:t>org.junit.jupiter.api.Assertions.assertNotNull</w:t>
+      </w:r>
+      <w:proofErr w:type="spellEnd"/>
+      <w:proofErr w:type="gramEnd"/>
+      <w:r>
+        <w:rPr>
+          <w:rFonts w:ascii="Consolas" w:eastAsia="Verdana" w:hAnsi="Consolas" w:cs="Verdana"/>
+          <w:sz w:val="22"/>
+          <w:szCs w:val="22"/>
+          <w:lang w:val="en-GB"/>
+        </w:rPr>
+        <w:t>;</w:t>
+      </w:r>
+    </w:p>
+    <w:p>
+      <w:pPr>
+        <w:shd w:val="clear" w:color="auto" w:fill="E2EFD9" w:themeFill="accent6" w:themeFillTint="33"/>
+        <w:spacing w:after="0"/>
+        <w:rPr>
+          <w:rFonts w:ascii="Consolas" w:eastAsia="Verdana" w:hAnsi="Consolas" w:cs="Verdana"/>
+          <w:sz w:val="22"/>
+          <w:szCs w:val="22"/>
+          <w:lang w:val="en-GB"/>
+        </w:rPr>
+      </w:pPr>
+    </w:p>
+    <w:p>
+      <w:pPr>
+        <w:shd w:val="clear" w:color="auto" w:fill="E2EFD9" w:themeFill="accent6" w:themeFillTint="33"/>
+        <w:spacing w:after="0"/>
+        <w:rPr>
+          <w:rFonts w:ascii="Consolas" w:eastAsia="Verdana" w:hAnsi="Consolas" w:cs="Verdana"/>
+          <w:sz w:val="22"/>
+          <w:szCs w:val="22"/>
+          <w:lang w:val="en-GB"/>
+        </w:rPr>
+      </w:pPr>
+      <w:r>
+        <w:rPr>
+          <w:rFonts w:ascii="Consolas" w:eastAsia="Verdana" w:hAnsi="Consolas" w:cs="Verdana"/>
+          <w:sz w:val="22"/>
+          <w:szCs w:val="22"/>
+          <w:lang w:val="en-GB"/>
+        </w:rPr>
+        <w:t xml:space="preserve">import </w:t>
+      </w:r>
+      <w:proofErr w:type="spellStart"/>
+      <w:proofErr w:type="gramStart"/>
+      <w:r>
+        <w:rPr>
+          <w:rFonts w:ascii="Consolas" w:eastAsia="Verdana" w:hAnsi="Consolas" w:cs="Verdana"/>
+          <w:sz w:val="22"/>
+          <w:szCs w:val="22"/>
+          <w:lang w:val="en-GB"/>
+        </w:rPr>
+        <w:t>org.junit.jupiter.api.Test</w:t>
+      </w:r>
+      <w:proofErr w:type="spellEnd"/>
+      <w:proofErr w:type="gramEnd"/>
+      <w:r>
+        <w:rPr>
+          <w:rFonts w:ascii="Consolas" w:eastAsia="Verdana" w:hAnsi="Consolas" w:cs="Verdana"/>
+          <w:sz w:val="22"/>
+          <w:szCs w:val="22"/>
+          <w:lang w:val="en-GB"/>
+        </w:rPr>
+        <w:t>;</w:t>
+      </w:r>
+    </w:p>
+    <w:p>
+      <w:pPr>
+        <w:shd w:val="clear" w:color="auto" w:fill="E2EFD9" w:themeFill="accent6" w:themeFillTint="33"/>
+        <w:spacing w:after="0"/>
+        <w:rPr>
+          <w:rFonts w:ascii="Consolas" w:eastAsia="Verdana" w:hAnsi="Consolas" w:cs="Verdana"/>
+          <w:sz w:val="22"/>
+          <w:szCs w:val="22"/>
+          <w:lang w:val="en-GB"/>
+        </w:rPr>
+      </w:pPr>
+    </w:p>
+    <w:p>
+      <w:pPr>
+        <w:shd w:val="clear" w:color="auto" w:fill="E2EFD9" w:themeFill="accent6" w:themeFillTint="33"/>
+        <w:spacing w:after="0"/>
+        <w:rPr>
+          <w:rFonts w:ascii="Consolas" w:eastAsia="Verdana" w:hAnsi="Consolas" w:cs="Verdana"/>
+          <w:sz w:val="22"/>
+          <w:szCs w:val="22"/>
+          <w:lang w:val="en-GB"/>
+        </w:rPr>
+      </w:pPr>
+      <w:r>
+        <w:rPr>
+          <w:rFonts w:ascii="Consolas" w:eastAsia="Verdana" w:hAnsi="Consolas" w:cs="Verdana"/>
+          <w:sz w:val="22"/>
+          <w:szCs w:val="22"/>
+          <w:lang w:val="en-GB"/>
+        </w:rPr>
+        <w:t xml:space="preserve">import </w:t>
+      </w:r>
+      <w:proofErr w:type="spellStart"/>
+      <w:proofErr w:type="gramStart"/>
+      <w:r>
+        <w:rPr>
+          <w:rFonts w:ascii="Consolas" w:eastAsia="Verdana" w:hAnsi="Consolas" w:cs="Verdana"/>
+          <w:sz w:val="22"/>
+          <w:szCs w:val="22"/>
+          <w:lang w:val="en-GB"/>
+        </w:rPr>
+        <w:t>junit.framework</w:t>
+      </w:r>
+      <w:proofErr w:type="gramEnd"/>
+      <w:r>
+        <w:rPr>
+          <w:rFonts w:ascii="Consolas" w:eastAsia="Verdana" w:hAnsi="Consolas" w:cs="Verdana"/>
+          <w:sz w:val="22"/>
+          <w:szCs w:val="22"/>
+          <w:lang w:val="en-GB"/>
+        </w:rPr>
+        <w:t>.</w:t>
+      </w:r>
+      <w:proofErr w:type="gramStart"/>
+      <w:r>
+        <w:rPr>
+          <w:rFonts w:ascii="Consolas" w:eastAsia="Verdana" w:hAnsi="Consolas" w:cs="Verdana"/>
+          <w:sz w:val="22"/>
+          <w:szCs w:val="22"/>
+          <w:lang w:val="en-GB"/>
+        </w:rPr>
+        <w:t>TestCase</w:t>
+      </w:r>
+      <w:proofErr w:type="spellEnd"/>
+      <w:r>
+        <w:rPr>
+          <w:rFonts w:ascii="Consolas" w:eastAsia="Verdana" w:hAnsi="Consolas" w:cs="Verdana"/>
+          <w:sz w:val="22"/>
+          <w:szCs w:val="22"/>
+          <w:lang w:val="en-GB"/>
+        </w:rPr>
+        <w:t>;</w:t>
+      </w:r>
+      <w:proofErr w:type="gramEnd"/>
+    </w:p>
+    <w:p>
+      <w:pPr>
+        <w:shd w:val="clear" w:color="auto" w:fill="E2EFD9" w:themeFill="accent6" w:themeFillTint="33"/>
+        <w:spacing w:after="0"/>
+        <w:rPr>
+          <w:rFonts w:ascii="Consolas" w:eastAsia="Verdana" w:hAnsi="Consolas" w:cs="Verdana"/>
+          <w:sz w:val="22"/>
+          <w:szCs w:val="22"/>
+          <w:lang w:val="en-GB"/>
+        </w:rPr>
+      </w:pPr>
+    </w:p>
+    <w:p>
+      <w:pPr>
+        <w:shd w:val="clear" w:color="auto" w:fill="E2EFD9" w:themeFill="accent6" w:themeFillTint="33"/>
+        <w:spacing w:after="0"/>
+        <w:rPr>
+          <w:rFonts w:ascii="Consolas" w:eastAsia="Verdana" w:hAnsi="Consolas" w:cs="Verdana"/>
+          <w:sz w:val="22"/>
+          <w:szCs w:val="22"/>
+          <w:lang w:val="en-GB"/>
+        </w:rPr>
+      </w:pPr>
+      <w:r>
+        <w:rPr>
+          <w:rFonts w:ascii="Consolas" w:eastAsia="Verdana" w:hAnsi="Consolas" w:cs="Verdana"/>
+          <w:sz w:val="22"/>
+          <w:szCs w:val="22"/>
+          <w:lang w:val="en-GB"/>
+        </w:rPr>
+        <w:t xml:space="preserve">import static </w:t>
+      </w:r>
+      <w:proofErr w:type="spellStart"/>
+      <w:proofErr w:type="gramStart"/>
+      <w:r>
+        <w:rPr>
+          <w:rFonts w:ascii="Consolas" w:eastAsia="Verdana" w:hAnsi="Consolas" w:cs="Verdana"/>
+          <w:sz w:val="22"/>
+          <w:szCs w:val="22"/>
+          <w:lang w:val="en-GB"/>
+        </w:rPr>
+        <w:t>org.junit</w:t>
+      </w:r>
+      <w:proofErr w:type="gramEnd"/>
+      <w:r>
+        <w:rPr>
+          <w:rFonts w:ascii="Consolas" w:eastAsia="Verdana" w:hAnsi="Consolas" w:cs="Verdana"/>
+          <w:sz w:val="22"/>
+          <w:szCs w:val="22"/>
+          <w:lang w:val="en-GB"/>
+        </w:rPr>
+        <w:t>.</w:t>
+      </w:r>
+      <w:proofErr w:type="gramStart"/>
+      <w:r>
+        <w:rPr>
+          <w:rFonts w:ascii="Consolas" w:eastAsia="Verdana" w:hAnsi="Consolas" w:cs="Verdana"/>
+          <w:sz w:val="22"/>
+          <w:szCs w:val="22"/>
+          <w:lang w:val="en-GB"/>
+        </w:rPr>
+        <w:t>Assert</w:t>
+      </w:r>
+      <w:proofErr w:type="spellEnd"/>
+      <w:r>
+        <w:rPr>
+          <w:rFonts w:ascii="Consolas" w:eastAsia="Verdana" w:hAnsi="Consolas" w:cs="Verdana"/>
+          <w:sz w:val="22"/>
+          <w:szCs w:val="22"/>
+          <w:lang w:val="en-GB"/>
+        </w:rPr>
+        <w:t>.*</w:t>
+      </w:r>
+      <w:proofErr w:type="gramEnd"/>
+      <w:r>
+        <w:rPr>
+          <w:rFonts w:ascii="Consolas" w:eastAsia="Verdana" w:hAnsi="Consolas" w:cs="Verdana"/>
+          <w:sz w:val="22"/>
+          <w:szCs w:val="22"/>
+          <w:lang w:val="en-GB"/>
+        </w:rPr>
+        <w:t>;</w:t>
+      </w:r>
+    </w:p>
+    <w:p>
+      <w:pPr>
+        <w:shd w:val="clear" w:color="auto" w:fill="E2EFD9" w:themeFill="accent6" w:themeFillTint="33"/>
+        <w:spacing w:after="0"/>
+        <w:rPr>
+          <w:rFonts w:ascii="Consolas" w:eastAsia="Verdana" w:hAnsi="Consolas" w:cs="Verdana"/>
+          <w:sz w:val="22"/>
+          <w:szCs w:val="22"/>
+          <w:lang w:val="en-GB"/>
+        </w:rPr>
+      </w:pPr>
+    </w:p>
+    <w:p>
+      <w:pPr>
+        <w:shd w:val="clear" w:color="auto" w:fill="E2EFD9" w:themeFill="accent6" w:themeFillTint="33"/>
+        <w:spacing w:after="0"/>
+        <w:rPr>
+          <w:rFonts w:ascii="Consolas" w:eastAsia="Verdana" w:hAnsi="Consolas" w:cs="Verdana"/>
+          <w:sz w:val="22"/>
+          <w:szCs w:val="22"/>
+        </w:rPr>
+      </w:pPr>
+      <w:r>
+        <w:rPr>
+          <w:rFonts w:ascii="Consolas" w:eastAsia="Verdana" w:hAnsi="Consolas" w:cs="Verdana"/>
+          <w:sz w:val="22"/>
+          <w:szCs w:val="22"/>
+        </w:rPr>
+        <w:t xml:space="preserve">// </w:t>
+      </w:r>
+      <w:proofErr w:type="spellStart"/>
+      <w:r>
+        <w:rPr>
+          <w:rFonts w:ascii="Consolas" w:eastAsia="Verdana" w:hAnsi="Consolas" w:cs="Verdana"/>
+          <w:sz w:val="22"/>
+          <w:szCs w:val="22"/>
+        </w:rPr>
+        <w:t>extens</w:t>
+      </w:r>
+      <w:proofErr w:type="spellEnd"/>
+      <w:r>
+        <w:rPr>
+          <w:rFonts w:ascii="Consolas" w:eastAsia="Verdana" w:hAnsi="Consolas" w:cs="Verdana"/>
+          <w:sz w:val="22"/>
+          <w:szCs w:val="22"/>
+        </w:rPr>
+        <w:t xml:space="preserve"> </w:t>
+      </w:r>
+      <w:proofErr w:type="spellStart"/>
+      <w:r>
+        <w:rPr>
+          <w:rFonts w:ascii="Consolas" w:eastAsia="Verdana" w:hAnsi="Consolas" w:cs="Verdana"/>
+          <w:sz w:val="22"/>
+          <w:szCs w:val="22"/>
+        </w:rPr>
+        <w:t>testCase</w:t>
+      </w:r>
+      <w:proofErr w:type="spellEnd"/>
+      <w:r>
+        <w:rPr>
+          <w:rFonts w:ascii="Consolas" w:eastAsia="Verdana" w:hAnsi="Consolas" w:cs="Verdana"/>
+          <w:sz w:val="22"/>
+          <w:szCs w:val="22"/>
+        </w:rPr>
+        <w:t xml:space="preserve"> y poner </w:t>
+      </w:r>
+      <w:proofErr w:type="spellStart"/>
+      <w:r>
+        <w:rPr>
+          <w:rFonts w:ascii="Consolas" w:eastAsia="Verdana" w:hAnsi="Consolas" w:cs="Verdana"/>
+          <w:sz w:val="22"/>
+          <w:szCs w:val="22"/>
+        </w:rPr>
+        <w:t>public</w:t>
+      </w:r>
+      <w:proofErr w:type="spellEnd"/>
+      <w:r>
+        <w:rPr>
+          <w:rFonts w:ascii="Consolas" w:eastAsia="Verdana" w:hAnsi="Consolas" w:cs="Verdana"/>
+          <w:sz w:val="22"/>
+          <w:szCs w:val="22"/>
+        </w:rPr>
+        <w:t xml:space="preserve"> y añadir un constructor</w:t>
+      </w:r>
+    </w:p>
+    <w:p>
+      <w:pPr>
+        <w:shd w:val="clear" w:color="auto" w:fill="E2EFD9" w:themeFill="accent6" w:themeFillTint="33"/>
+        <w:spacing w:after="0"/>
+        <w:rPr>
+          <w:rFonts w:ascii="Consolas" w:eastAsia="Verdana" w:hAnsi="Consolas" w:cs="Verdana"/>
+          <w:sz w:val="22"/>
+          <w:szCs w:val="22"/>
+        </w:rPr>
+      </w:pPr>
+      <w:r>
+        <w:rPr>
+          <w:rFonts w:ascii="Consolas" w:eastAsia="Verdana" w:hAnsi="Consolas" w:cs="Verdana"/>
+          <w:sz w:val="22"/>
+          <w:szCs w:val="22"/>
+        </w:rPr>
+        <w:t xml:space="preserve">// es para poder usar </w:t>
+      </w:r>
+      <w:proofErr w:type="spellStart"/>
+      <w:r>
+        <w:rPr>
+          <w:rFonts w:ascii="Consolas" w:eastAsia="Verdana" w:hAnsi="Consolas" w:cs="Verdana"/>
+          <w:sz w:val="22"/>
+          <w:szCs w:val="22"/>
+        </w:rPr>
+        <w:t>suitetest</w:t>
+      </w:r>
+      <w:proofErr w:type="spellEnd"/>
+      <w:r>
+        <w:rPr>
+          <w:rFonts w:ascii="Consolas" w:eastAsia="Verdana" w:hAnsi="Consolas" w:cs="Verdana"/>
+          <w:sz w:val="22"/>
+          <w:szCs w:val="22"/>
+        </w:rPr>
+        <w:t xml:space="preserve"> de </w:t>
+      </w:r>
+      <w:proofErr w:type="spellStart"/>
+      <w:r>
+        <w:rPr>
+          <w:rFonts w:ascii="Consolas" w:eastAsia="Verdana" w:hAnsi="Consolas" w:cs="Verdana"/>
+          <w:sz w:val="22"/>
+          <w:szCs w:val="22"/>
+        </w:rPr>
+        <w:t>junit</w:t>
+      </w:r>
+      <w:proofErr w:type="spellEnd"/>
+    </w:p>
+    <w:p>
+      <w:pPr>
+        <w:shd w:val="clear" w:color="auto" w:fill="E2EFD9" w:themeFill="accent6" w:themeFillTint="33"/>
+        <w:spacing w:after="0"/>
+        <w:rPr>
+          <w:rFonts w:ascii="Consolas" w:eastAsia="Verdana" w:hAnsi="Consolas" w:cs="Verdana"/>
+          <w:sz w:val="22"/>
+          <w:szCs w:val="22"/>
+        </w:rPr>
+      </w:pPr>
+      <w:proofErr w:type="spellStart"/>
+      <w:r>
+        <w:rPr>
+          <w:rFonts w:ascii="Consolas" w:eastAsia="Verdana" w:hAnsi="Consolas" w:cs="Verdana"/>
+          <w:sz w:val="22"/>
+          <w:szCs w:val="22"/>
+        </w:rPr>
+        <w:t>public</w:t>
+      </w:r>
+      <w:proofErr w:type="spellEnd"/>
+      <w:r>
+        <w:rPr>
+          <w:rFonts w:ascii="Consolas" w:eastAsia="Verdana" w:hAnsi="Consolas" w:cs="Verdana"/>
+          <w:sz w:val="22"/>
+          <w:szCs w:val="22"/>
+        </w:rPr>
+        <w:t xml:space="preserve"> </w:t>
+      </w:r>
+      <w:proofErr w:type="spellStart"/>
+      <w:r>
+        <w:rPr>
+          <w:rFonts w:ascii="Consolas" w:eastAsia="Verdana" w:hAnsi="Consolas" w:cs="Verdana"/>
+          <w:sz w:val="22"/>
+          <w:szCs w:val="22"/>
+        </w:rPr>
+        <w:t>class</w:t>
+      </w:r>
+      <w:proofErr w:type="spellEnd"/>
+      <w:r>
+        <w:rPr>
+          <w:rFonts w:ascii="Consolas" w:eastAsia="Verdana" w:hAnsi="Consolas" w:cs="Verdana"/>
+          <w:sz w:val="22"/>
+          <w:szCs w:val="22"/>
+        </w:rPr>
+        <w:t xml:space="preserve"> testCalculadora1 </w:t>
+      </w:r>
+      <w:proofErr w:type="spellStart"/>
+      <w:r>
+        <w:rPr>
+          <w:rFonts w:ascii="Consolas" w:eastAsia="Verdana" w:hAnsi="Consolas" w:cs="Verdana"/>
+          <w:sz w:val="22"/>
+          <w:szCs w:val="22"/>
+        </w:rPr>
+        <w:t>extends</w:t>
+      </w:r>
+      <w:proofErr w:type="spellEnd"/>
+      <w:r>
+        <w:rPr>
+          <w:rFonts w:ascii="Consolas" w:eastAsia="Verdana" w:hAnsi="Consolas" w:cs="Verdana"/>
+          <w:sz w:val="22"/>
+          <w:szCs w:val="22"/>
+        </w:rPr>
+        <w:t xml:space="preserve"> </w:t>
+      </w:r>
+      <w:proofErr w:type="spellStart"/>
+      <w:proofErr w:type="gramStart"/>
+      <w:r>
+        <w:rPr>
+          <w:rFonts w:ascii="Consolas" w:eastAsia="Verdana" w:hAnsi="Consolas" w:cs="Verdana"/>
+          <w:sz w:val="22"/>
+          <w:szCs w:val="22"/>
+        </w:rPr>
+        <w:t>TestCase</w:t>
+      </w:r>
+      <w:proofErr w:type="spellEnd"/>
+      <w:r>
+        <w:rPr>
+          <w:rFonts w:ascii="Consolas" w:eastAsia="Verdana" w:hAnsi="Consolas" w:cs="Verdana"/>
+          <w:sz w:val="22"/>
+          <w:szCs w:val="22"/>
+        </w:rPr>
+        <w:t>{</w:t>
+      </w:r>
+      <w:proofErr w:type="gramEnd"/>
+    </w:p>
+    <w:p>
+      <w:pPr>
+        <w:shd w:val="clear" w:color="auto" w:fill="E2EFD9" w:themeFill="accent6" w:themeFillTint="33"/>
+        <w:spacing w:after="0"/>
+        <w:rPr>
+          <w:rFonts w:ascii="Consolas" w:eastAsia="Verdana" w:hAnsi="Consolas" w:cs="Verdana"/>
+          <w:sz w:val="22"/>
+          <w:szCs w:val="22"/>
+        </w:rPr>
+      </w:pPr>
+      <w:r>
+        <w:rPr>
+          <w:rFonts w:ascii="Consolas" w:eastAsia="Verdana" w:hAnsi="Consolas" w:cs="Verdana"/>
+          <w:sz w:val="22"/>
+          <w:szCs w:val="22"/>
+        </w:rPr>
+        <w:tab/>
+      </w:r>
+      <w:proofErr w:type="spellStart"/>
+      <w:r>
+        <w:rPr>
+          <w:rFonts w:ascii="Consolas" w:eastAsia="Verdana" w:hAnsi="Consolas" w:cs="Verdana"/>
+          <w:sz w:val="22"/>
+          <w:szCs w:val="22"/>
+        </w:rPr>
+        <w:t>public</w:t>
+      </w:r>
+      <w:proofErr w:type="spellEnd"/>
+      <w:r>
+        <w:rPr>
+          <w:rFonts w:ascii="Consolas" w:eastAsia="Verdana" w:hAnsi="Consolas" w:cs="Verdana"/>
+          <w:sz w:val="22"/>
+          <w:szCs w:val="22"/>
+        </w:rPr>
+        <w:t xml:space="preserve"> testCalculadora1() {</w:t>
+      </w:r>
+    </w:p>
+    <w:p>
+      <w:pPr>
+        <w:shd w:val="clear" w:color="auto" w:fill="E2EFD9" w:themeFill="accent6" w:themeFillTint="33"/>
+        <w:spacing w:after="0"/>
+        <w:rPr>
+          <w:rFonts w:ascii="Consolas" w:eastAsia="Verdana" w:hAnsi="Consolas" w:cs="Verdana"/>
+          <w:sz w:val="22"/>
+          <w:szCs w:val="22"/>
+        </w:rPr>
+      </w:pPr>
+      <w:r>
+        <w:rPr>
+          <w:rFonts w:ascii="Consolas" w:eastAsia="Verdana" w:hAnsi="Consolas" w:cs="Verdana"/>
+          <w:sz w:val="22"/>
+          <w:szCs w:val="22"/>
+        </w:rPr>
+        <w:tab/>
+      </w:r>
+      <w:r>
+        <w:rPr>
+          <w:rFonts w:ascii="Consolas" w:eastAsia="Verdana" w:hAnsi="Consolas" w:cs="Verdana"/>
+          <w:sz w:val="22"/>
+          <w:szCs w:val="22"/>
+        </w:rPr>
+        <w:tab/>
+      </w:r>
+    </w:p>
+    <w:p>
+      <w:pPr>
+        <w:shd w:val="clear" w:color="auto" w:fill="E2EFD9" w:themeFill="accent6" w:themeFillTint="33"/>
+        <w:spacing w:after="0"/>
+        <w:rPr>
+          <w:rFonts w:ascii="Consolas" w:eastAsia="Verdana" w:hAnsi="Consolas" w:cs="Verdana"/>
+          <w:sz w:val="22"/>
+          <w:szCs w:val="22"/>
+          <w:lang w:val="en-GB"/>
+        </w:rPr>
+      </w:pPr>
+      <w:r>
+        <w:rPr>
+          <w:rFonts w:ascii="Consolas" w:eastAsia="Verdana" w:hAnsi="Consolas" w:cs="Verdana"/>
+          <w:sz w:val="22"/>
+          <w:szCs w:val="22"/>
+        </w:rPr>
+        <w:tab/>
+      </w:r>
+      <w:r>
+        <w:rPr>
+          <w:rFonts w:ascii="Consolas" w:eastAsia="Verdana" w:hAnsi="Consolas" w:cs="Verdana"/>
+          <w:sz w:val="22"/>
+          <w:szCs w:val="22"/>
+          <w:lang w:val="en-GB"/>
+        </w:rPr>
+        <w:t>}</w:t>
+      </w:r>
+    </w:p>
+    <w:p>
+      <w:pPr>
+        <w:shd w:val="clear" w:color="auto" w:fill="E2EFD9" w:themeFill="accent6" w:themeFillTint="33"/>
+        <w:spacing w:after="0"/>
+        <w:rPr>
+          <w:rFonts w:ascii="Consolas" w:eastAsia="Verdana" w:hAnsi="Consolas" w:cs="Verdana"/>
+          <w:sz w:val="22"/>
+          <w:szCs w:val="22"/>
+          <w:lang w:val="en-GB"/>
+        </w:rPr>
+      </w:pPr>
+      <w:r>
+        <w:rPr>
+          <w:rFonts w:ascii="Consolas" w:eastAsia="Verdana" w:hAnsi="Consolas" w:cs="Verdana"/>
+          <w:sz w:val="22"/>
+          <w:szCs w:val="22"/>
+          <w:lang w:val="en-GB"/>
+        </w:rPr>
+        <w:tab/>
+        <w:t>@Test</w:t>
+      </w:r>
+    </w:p>
+    <w:p>
+      <w:pPr>
+        <w:shd w:val="clear" w:color="auto" w:fill="E2EFD9" w:themeFill="accent6" w:themeFillTint="33"/>
+        <w:spacing w:after="0"/>
+        <w:rPr>
+          <w:rFonts w:ascii="Consolas" w:eastAsia="Verdana" w:hAnsi="Consolas" w:cs="Verdana"/>
+          <w:sz w:val="22"/>
+          <w:szCs w:val="22"/>
+          <w:lang w:val="en-GB"/>
+        </w:rPr>
+      </w:pPr>
+      <w:r>
+        <w:rPr>
+          <w:rFonts w:ascii="Consolas" w:eastAsia="Verdana" w:hAnsi="Consolas" w:cs="Verdana"/>
+          <w:sz w:val="22"/>
+          <w:szCs w:val="22"/>
+          <w:lang w:val="en-GB"/>
+        </w:rPr>
+        <w:t xml:space="preserve">    public void </w:t>
+      </w:r>
+      <w:proofErr w:type="spellStart"/>
+      <w:proofErr w:type="gramStart"/>
+      <w:r>
+        <w:rPr>
+          <w:rFonts w:ascii="Consolas" w:eastAsia="Verdana" w:hAnsi="Consolas" w:cs="Verdana"/>
+          <w:sz w:val="22"/>
+          <w:szCs w:val="22"/>
+          <w:lang w:val="en-GB"/>
+        </w:rPr>
+        <w:t>testsuma</w:t>
+      </w:r>
+      <w:proofErr w:type="spellEnd"/>
+      <w:r>
+        <w:rPr>
+          <w:rFonts w:ascii="Consolas" w:eastAsia="Verdana" w:hAnsi="Consolas" w:cs="Verdana"/>
+          <w:sz w:val="22"/>
+          <w:szCs w:val="22"/>
+          <w:lang w:val="en-GB"/>
+        </w:rPr>
+        <w:t>(</w:t>
+      </w:r>
+      <w:proofErr w:type="gramEnd"/>
+      <w:r>
+        <w:rPr>
+          <w:rFonts w:ascii="Consolas" w:eastAsia="Verdana" w:hAnsi="Consolas" w:cs="Verdana"/>
+          <w:sz w:val="22"/>
+          <w:szCs w:val="22"/>
+          <w:lang w:val="en-GB"/>
+        </w:rPr>
+        <w:t>) {</w:t>
+      </w:r>
+    </w:p>
+    <w:p>
+      <w:pPr>
+        <w:shd w:val="clear" w:color="auto" w:fill="E2EFD9" w:themeFill="accent6" w:themeFillTint="33"/>
+        <w:spacing w:after="0"/>
+        <w:rPr>
+          <w:rFonts w:ascii="Consolas" w:eastAsia="Verdana" w:hAnsi="Consolas" w:cs="Verdana"/>
+          <w:sz w:val="22"/>
+          <w:szCs w:val="22"/>
+          <w:lang w:val="en-GB"/>
+        </w:rPr>
+      </w:pPr>
+      <w:r>
+        <w:rPr>
+          <w:rFonts w:ascii="Consolas" w:eastAsia="Verdana" w:hAnsi="Consolas" w:cs="Verdana"/>
+          <w:sz w:val="22"/>
+          <w:szCs w:val="22"/>
+          <w:lang w:val="en-GB"/>
+        </w:rPr>
+        <w:tab/>
+      </w:r>
+      <w:r>
+        <w:rPr>
+          <w:rFonts w:ascii="Consolas" w:eastAsia="Verdana" w:hAnsi="Consolas" w:cs="Verdana"/>
+          <w:sz w:val="22"/>
+          <w:szCs w:val="22"/>
+          <w:lang w:val="en-GB"/>
+        </w:rPr>
+        <w:tab/>
+      </w:r>
+    </w:p>
+    <w:p>
+      <w:pPr>
+        <w:shd w:val="clear" w:color="auto" w:fill="E2EFD9" w:themeFill="accent6" w:themeFillTint="33"/>
+        <w:spacing w:after="0"/>
+        <w:rPr>
+          <w:rFonts w:ascii="Consolas" w:eastAsia="Verdana" w:hAnsi="Consolas" w:cs="Verdana"/>
+          <w:sz w:val="22"/>
+          <w:szCs w:val="22"/>
+          <w:lang w:val="en-GB"/>
+        </w:rPr>
+      </w:pPr>
+      <w:r>
+        <w:rPr>
+          <w:rFonts w:ascii="Consolas" w:eastAsia="Verdana" w:hAnsi="Consolas" w:cs="Verdana"/>
+          <w:sz w:val="22"/>
+          <w:szCs w:val="22"/>
+          <w:lang w:val="en-GB"/>
+        </w:rPr>
+        <w:t xml:space="preserve">        </w:t>
+      </w:r>
+      <w:proofErr w:type="spellStart"/>
+      <w:proofErr w:type="gramStart"/>
+      <w:r>
+        <w:rPr>
+          <w:rFonts w:ascii="Consolas" w:eastAsia="Verdana" w:hAnsi="Consolas" w:cs="Verdana"/>
+          <w:sz w:val="22"/>
+          <w:szCs w:val="22"/>
+          <w:lang w:val="en-GB"/>
+        </w:rPr>
+        <w:t>assertEquals</w:t>
+      </w:r>
+      <w:proofErr w:type="spellEnd"/>
+      <w:r>
+        <w:rPr>
+          <w:rFonts w:ascii="Consolas" w:eastAsia="Verdana" w:hAnsi="Consolas" w:cs="Verdana"/>
+          <w:sz w:val="22"/>
+          <w:szCs w:val="22"/>
+          <w:lang w:val="en-GB"/>
+        </w:rPr>
+        <w:t>(</w:t>
+      </w:r>
+      <w:proofErr w:type="gramEnd"/>
+      <w:r>
+        <w:rPr>
+          <w:rFonts w:ascii="Consolas" w:eastAsia="Verdana" w:hAnsi="Consolas" w:cs="Verdana"/>
+          <w:sz w:val="22"/>
+          <w:szCs w:val="22"/>
+          <w:lang w:val="en-GB"/>
+        </w:rPr>
         <w:t xml:space="preserve">4, </w:t>
       </w:r>
       <w:proofErr w:type="spellStart"/>
@@ -9055,27 +11632,37 @@
           <w:szCs w:val="22"/>
           <w:lang w:val="en-GB"/>
         </w:rPr>
-        <w:t>(2, 3));</w:t>
-      </w:r>
-    </w:p>
-    <w:p>
-      <w:pPr>
-        <w:shd w:val="clear" w:color="auto" w:fill="E2EFD9" w:themeFill="accent6" w:themeFillTint="33"/>
-        <w:spacing w:after="0"/>
-        <w:rPr>
-          <w:rFonts w:ascii="Consolas" w:eastAsia="Verdana" w:hAnsi="Consolas" w:cs="Verdana"/>
-          <w:sz w:val="22"/>
-          <w:szCs w:val="22"/>
-        </w:rPr>
-      </w:pPr>
-      <w:r>
-        <w:rPr>
-          <w:rFonts w:ascii="Consolas" w:eastAsia="Verdana" w:hAnsi="Consolas" w:cs="Verdana"/>
-          <w:sz w:val="22"/>
-          <w:szCs w:val="22"/>
-          <w:lang w:val="en-GB"/>
-        </w:rPr>
-        <w:lastRenderedPageBreak/>
+        <w:t>(2, 3)</w:t>
+      </w:r>
+      <w:proofErr w:type="gramStart"/>
+      <w:r>
+        <w:rPr>
+          <w:rFonts w:ascii="Consolas" w:eastAsia="Verdana" w:hAnsi="Consolas" w:cs="Verdana"/>
+          <w:sz w:val="22"/>
+          <w:szCs w:val="22"/>
+          <w:lang w:val="en-GB"/>
+        </w:rPr>
+        <w:t>);</w:t>
+      </w:r>
+      <w:proofErr w:type="gramEnd"/>
+    </w:p>
+    <w:p>
+      <w:pPr>
+        <w:shd w:val="clear" w:color="auto" w:fill="E2EFD9" w:themeFill="accent6" w:themeFillTint="33"/>
+        <w:spacing w:after="0"/>
+        <w:rPr>
+          <w:rFonts w:ascii="Consolas" w:eastAsia="Verdana" w:hAnsi="Consolas" w:cs="Verdana"/>
+          <w:sz w:val="22"/>
+          <w:szCs w:val="22"/>
+        </w:rPr>
+      </w:pPr>
+      <w:r>
+        <w:rPr>
+          <w:rFonts w:ascii="Consolas" w:eastAsia="Verdana" w:hAnsi="Consolas" w:cs="Verdana"/>
+          <w:sz w:val="22"/>
+          <w:szCs w:val="22"/>
+          <w:lang w:val="en-GB"/>
+        </w:rPr>
         <w:t xml:space="preserve">        </w:t>
       </w:r>
       <w:proofErr w:type="spellStart"/>
@@ -9352,8 +11939,13 @@
       </w:r>
       <w:proofErr w:type="gramEnd"/>
       <w:r>
-        <w:t xml:space="preserve"> de test</w:t>
-      </w:r>
+        <w:t xml:space="preserve"> </w:t>
+      </w:r>
+      <w:proofErr w:type="gramStart"/>
+      <w:r>
+        <w:t>de test</w:t>
+      </w:r>
+      <w:proofErr w:type="gramEnd"/>
       <w:r>
         <w:t xml:space="preserve"> siguiendo el ejemplo anterior:</w:t>
       </w:r>
@@ -11850,7 +14442,7 @@
       <w:rFonts w:ascii="Times New Roman" w:eastAsia="Times New Roman" w:hAnsi="Times New Roman" w:cs="Times New Roman"/>
     </w:rPr>
   </w:style>
-  <w:style w:type="character" w:styleId="Textoennegrita">
+  <w:style w:type="character" w:styleId="Fuerte">
     <w:name w:val="Strong"/>
     <w:basedOn w:val="Fuentedeprrafopredeter"/>
     <w:uiPriority w:val="22"/>

--- a/MF0964_3 Desarrollo de elementos software para gestión de/JAVA/JAVADOC Y JUNIT/Ejercicio junit.docx
+++ b/MF0964_3 Desarrollo de elementos software para gestión de/JAVA/JAVADOC Y JUNIT/Ejercicio junit.docx
@@ -5808,13 +5808,15 @@
           <w:color w:val="000000" w:themeColor="text1"/>
           <w:sz w:val="22"/>
           <w:szCs w:val="22"/>
-        </w:rPr>
-      </w:pPr>
-      <w:r>
-        <w:rPr>
-          <w:rFonts w:ascii="Consolas" w:eastAsia="Verdana" w:hAnsi="Consolas" w:cs="Verdana"/>
-          <w:sz w:val="22"/>
-          <w:szCs w:val="22"/>
+          <w:lang w:val="en-GB"/>
+        </w:rPr>
+      </w:pPr>
+      <w:r>
+        <w:rPr>
+          <w:rFonts w:ascii="Consolas" w:eastAsia="Verdana" w:hAnsi="Consolas" w:cs="Verdana"/>
+          <w:sz w:val="22"/>
+          <w:szCs w:val="22"/>
+          <w:lang w:val="en-GB"/>
         </w:rPr>
         <w:t>}</w:t>
       </w:r>
@@ -5825,6 +5827,7 @@
           <w:sz w:val="22"/>
           <w:szCs w:val="22"/>
           <w:shd w:val="clear" w:color="auto" w:fill="FFFFFF"/>
+          <w:lang w:val="en-GB"/>
         </w:rPr>
         <w:br/>
       </w:r>
@@ -5839,18 +5842,22 @@
           <w:color w:val="000000" w:themeColor="text1"/>
           <w:sz w:val="22"/>
           <w:szCs w:val="22"/>
-        </w:rPr>
-      </w:pPr>
-      <w:r>
-        <w:rPr>
-          <w:rFonts w:ascii="Verdana" w:eastAsia="Verdana" w:hAnsi="Verdana" w:cs="Verdana"/>
-          <w:b/>
-          <w:color w:val="000000" w:themeColor="text1"/>
-          <w:sz w:val="22"/>
-          <w:szCs w:val="22"/>
+          <w:lang w:val="en-GB"/>
+        </w:rPr>
+      </w:pPr>
+      <w:proofErr w:type="spellStart"/>
+      <w:r>
+        <w:rPr>
+          <w:rFonts w:ascii="Verdana" w:eastAsia="Verdana" w:hAnsi="Verdana" w:cs="Verdana"/>
+          <w:b/>
+          <w:color w:val="000000" w:themeColor="text1"/>
+          <w:sz w:val="22"/>
+          <w:szCs w:val="22"/>
+          <w:lang w:val="en-GB"/>
         </w:rPr>
         <w:t>Ejemplo</w:t>
       </w:r>
+      <w:proofErr w:type="spellEnd"/>
     </w:p>
     <w:p>
       <w:pPr>
@@ -5862,6 +5869,7 @@
           <w:color w:val="000000" w:themeColor="text1"/>
           <w:sz w:val="22"/>
           <w:szCs w:val="22"/>
+          <w:lang w:val="en-GB"/>
         </w:rPr>
       </w:pPr>
     </w:p>
@@ -6675,30 +6683,81 @@
           <w:color w:val="000000" w:themeColor="text1"/>
           <w:sz w:val="22"/>
           <w:szCs w:val="22"/>
-        </w:rPr>
-      </w:pPr>
-      <w:r>
-        <w:rPr>
-          <w:rFonts w:ascii="Verdana" w:eastAsia="Verdana" w:hAnsi="Verdana" w:cs="Verdana"/>
-          <w:b/>
-          <w:color w:val="000000" w:themeColor="text1"/>
-          <w:sz w:val="22"/>
-          <w:szCs w:val="22"/>
-        </w:rPr>
-        <w:t xml:space="preserve">Aquí tenemos </w:t>
-      </w:r>
-      <w:proofErr w:type="gramStart"/>
-      <w:r>
-        <w:rPr>
-          <w:rFonts w:ascii="Verdana" w:eastAsia="Verdana" w:hAnsi="Verdana" w:cs="Verdana"/>
-          <w:b/>
-          <w:color w:val="000000" w:themeColor="text1"/>
-          <w:sz w:val="22"/>
-          <w:szCs w:val="22"/>
-        </w:rPr>
-        <w:t>el test</w:t>
-      </w:r>
-      <w:proofErr w:type="gramEnd"/>
+          <w:lang w:val="en-GB"/>
+        </w:rPr>
+      </w:pPr>
+      <w:proofErr w:type="spellStart"/>
+      <w:r>
+        <w:rPr>
+          <w:rFonts w:ascii="Verdana" w:eastAsia="Verdana" w:hAnsi="Verdana" w:cs="Verdana"/>
+          <w:b/>
+          <w:color w:val="000000" w:themeColor="text1"/>
+          <w:sz w:val="22"/>
+          <w:szCs w:val="22"/>
+          <w:lang w:val="en-GB"/>
+        </w:rPr>
+        <w:t>Aquí</w:t>
+      </w:r>
+      <w:proofErr w:type="spellEnd"/>
+      <w:r>
+        <w:rPr>
+          <w:rFonts w:ascii="Verdana" w:eastAsia="Verdana" w:hAnsi="Verdana" w:cs="Verdana"/>
+          <w:b/>
+          <w:color w:val="000000" w:themeColor="text1"/>
+          <w:sz w:val="22"/>
+          <w:szCs w:val="22"/>
+          <w:lang w:val="en-GB"/>
+        </w:rPr>
+        <w:t xml:space="preserve"> </w:t>
+      </w:r>
+      <w:proofErr w:type="spellStart"/>
+      <w:r>
+        <w:rPr>
+          <w:rFonts w:ascii="Verdana" w:eastAsia="Verdana" w:hAnsi="Verdana" w:cs="Verdana"/>
+          <w:b/>
+          <w:color w:val="000000" w:themeColor="text1"/>
+          <w:sz w:val="22"/>
+          <w:szCs w:val="22"/>
+          <w:lang w:val="en-GB"/>
+        </w:rPr>
+        <w:t>tenemos</w:t>
+      </w:r>
+      <w:proofErr w:type="spellEnd"/>
+      <w:r>
+        <w:rPr>
+          <w:rFonts w:ascii="Verdana" w:eastAsia="Verdana" w:hAnsi="Verdana" w:cs="Verdana"/>
+          <w:b/>
+          <w:color w:val="000000" w:themeColor="text1"/>
+          <w:sz w:val="22"/>
+          <w:szCs w:val="22"/>
+          <w:lang w:val="en-GB"/>
+        </w:rPr>
+        <w:t xml:space="preserve"> </w:t>
+      </w:r>
+      <w:proofErr w:type="spellStart"/>
+      <w:r>
+        <w:rPr>
+          <w:rFonts w:ascii="Verdana" w:eastAsia="Verdana" w:hAnsi="Verdana" w:cs="Verdana"/>
+          <w:b/>
+          <w:color w:val="000000" w:themeColor="text1"/>
+          <w:sz w:val="22"/>
+          <w:szCs w:val="22"/>
+          <w:lang w:val="en-GB"/>
+        </w:rPr>
+        <w:t>el</w:t>
+      </w:r>
+      <w:proofErr w:type="spellEnd"/>
+      <w:r>
+        <w:rPr>
+          <w:rFonts w:ascii="Verdana" w:eastAsia="Verdana" w:hAnsi="Verdana" w:cs="Verdana"/>
+          <w:b/>
+          <w:color w:val="000000" w:themeColor="text1"/>
+          <w:sz w:val="22"/>
+          <w:szCs w:val="22"/>
+          <w:lang w:val="en-GB"/>
+        </w:rPr>
+        <w:t xml:space="preserve"> test</w:t>
+      </w:r>
     </w:p>
     <w:p>
       <w:pPr>
@@ -6710,6 +6769,7 @@
           <w:color w:val="000000" w:themeColor="text1"/>
           <w:sz w:val="22"/>
           <w:szCs w:val="22"/>
+          <w:lang w:val="en-GB"/>
         </w:rPr>
       </w:pPr>
     </w:p>
@@ -7019,30 +7079,50 @@
           <w:color w:val="000000" w:themeColor="text1"/>
           <w:sz w:val="22"/>
           <w:szCs w:val="22"/>
-          <w:lang w:val="en-GB"/>
-        </w:rPr>
-      </w:pPr>
-      <w:r>
-        <w:rPr>
-          <w:rFonts w:ascii="Verdana" w:eastAsia="Verdana" w:hAnsi="Verdana" w:cs="Verdana"/>
-          <w:b/>
-          <w:color w:val="000000" w:themeColor="text1"/>
-          <w:sz w:val="22"/>
-          <w:szCs w:val="22"/>
-          <w:lang w:val="en-GB"/>
-        </w:rPr>
-        <w:t xml:space="preserve">    void </w:t>
-      </w:r>
-      <w:proofErr w:type="spellStart"/>
-      <w:proofErr w:type="gramStart"/>
-      <w:r>
-        <w:rPr>
-          <w:rFonts w:ascii="Verdana" w:eastAsia="Verdana" w:hAnsi="Verdana" w:cs="Verdana"/>
-          <w:b/>
-          <w:color w:val="000000" w:themeColor="text1"/>
-          <w:sz w:val="22"/>
-          <w:szCs w:val="22"/>
-          <w:lang w:val="en-GB"/>
+        </w:rPr>
+      </w:pPr>
+      <w:r>
+        <w:rPr>
+          <w:rFonts w:ascii="Verdana" w:eastAsia="Verdana" w:hAnsi="Verdana" w:cs="Verdana"/>
+          <w:b/>
+          <w:color w:val="000000" w:themeColor="text1"/>
+          <w:sz w:val="22"/>
+          <w:szCs w:val="22"/>
+          <w:lang w:val="en-GB"/>
+        </w:rPr>
+        <w:t xml:space="preserve">    </w:t>
+      </w:r>
+      <w:proofErr w:type="spellStart"/>
+      <w:r>
+        <w:rPr>
+          <w:rFonts w:ascii="Verdana" w:eastAsia="Verdana" w:hAnsi="Verdana" w:cs="Verdana"/>
+          <w:b/>
+          <w:color w:val="000000" w:themeColor="text1"/>
+          <w:sz w:val="22"/>
+          <w:szCs w:val="22"/>
+        </w:rPr>
+        <w:t>void</w:t>
+      </w:r>
+      <w:proofErr w:type="spellEnd"/>
+      <w:r>
+        <w:rPr>
+          <w:rFonts w:ascii="Verdana" w:eastAsia="Verdana" w:hAnsi="Verdana" w:cs="Verdana"/>
+          <w:b/>
+          <w:color w:val="000000" w:themeColor="text1"/>
+          <w:sz w:val="22"/>
+          <w:szCs w:val="22"/>
+        </w:rPr>
+        <w:t xml:space="preserve"> </w:t>
+      </w:r>
+      <w:proofErr w:type="spellStart"/>
+      <w:proofErr w:type="gramStart"/>
+      <w:r>
+        <w:rPr>
+          <w:rFonts w:ascii="Verdana" w:eastAsia="Verdana" w:hAnsi="Verdana" w:cs="Verdana"/>
+          <w:b/>
+          <w:color w:val="000000" w:themeColor="text1"/>
+          <w:sz w:val="22"/>
+          <w:szCs w:val="22"/>
         </w:rPr>
         <w:t>testMayorEdad</w:t>
       </w:r>
@@ -7054,7 +7134,6 @@
           <w:color w:val="000000" w:themeColor="text1"/>
           <w:sz w:val="22"/>
           <w:szCs w:val="22"/>
-          <w:lang w:val="en-GB"/>
         </w:rPr>
         <w:t>(</w:t>
       </w:r>
@@ -7066,7 +7145,6 @@
           <w:color w:val="000000" w:themeColor="text1"/>
           <w:sz w:val="22"/>
           <w:szCs w:val="22"/>
-          <w:lang w:val="en-GB"/>
         </w:rPr>
         <w:t>) {</w:t>
       </w:r>
@@ -7081,7 +7159,6 @@
           <w:color w:val="000000" w:themeColor="text1"/>
           <w:sz w:val="22"/>
           <w:szCs w:val="22"/>
-          <w:lang w:val="en-GB"/>
         </w:rPr>
       </w:pPr>
     </w:p>
@@ -7104,7 +7181,6 @@
           <w:color w:val="000000" w:themeColor="text1"/>
           <w:sz w:val="22"/>
           <w:szCs w:val="22"/>
-          <w:lang w:val="en-GB"/>
         </w:rPr>
         <w:t xml:space="preserve">        </w:t>
       </w:r>
@@ -10659,21 +10735,134 @@
       <w:pPr>
         <w:shd w:val="clear" w:color="auto" w:fill="E2EFD9" w:themeFill="accent6" w:themeFillTint="33"/>
         <w:spacing w:after="0"/>
-        <w:rPr>
-          <w:rFonts w:ascii="Consolas" w:eastAsia="Verdana" w:hAnsi="Consolas" w:cs="Verdana"/>
-          <w:sz w:val="22"/>
-          <w:szCs w:val="22"/>
-          <w:lang w:val="en-GB"/>
-        </w:rPr>
-      </w:pPr>
-      <w:r>
-        <w:rPr>
-          <w:rFonts w:ascii="Consolas" w:eastAsia="Verdana" w:hAnsi="Consolas" w:cs="Verdana"/>
-          <w:sz w:val="22"/>
-          <w:szCs w:val="22"/>
-          <w:lang w:val="en-GB"/>
-        </w:rPr>
-        <w:t xml:space="preserve">        double result=</w:t>
+        <w:ind w:firstLine="720"/>
+        <w:rPr>
+          <w:rFonts w:ascii="Consolas" w:eastAsia="Verdana" w:hAnsi="Consolas" w:cs="Verdana"/>
+          <w:sz w:val="22"/>
+          <w:szCs w:val="22"/>
+          <w:lang w:val="en-GB"/>
+        </w:rPr>
+      </w:pPr>
+      <w:proofErr w:type="spellStart"/>
+      <w:proofErr w:type="gramStart"/>
+      <w:r>
+        <w:rPr>
+          <w:rFonts w:ascii="Consolas" w:eastAsia="Verdana" w:hAnsi="Consolas" w:cs="Verdana"/>
+          <w:sz w:val="22"/>
+          <w:szCs w:val="22"/>
+          <w:lang w:val="en-GB"/>
+        </w:rPr>
+        <w:t>assertEquals</w:t>
+      </w:r>
+      <w:proofErr w:type="spellEnd"/>
+      <w:r>
+        <w:rPr>
+          <w:rFonts w:ascii="Consolas" w:eastAsia="Verdana" w:hAnsi="Consolas" w:cs="Verdana"/>
+          <w:sz w:val="22"/>
+          <w:szCs w:val="22"/>
+          <w:lang w:val="en-GB"/>
+        </w:rPr>
+        <w:t>(</w:t>
+      </w:r>
+      <w:proofErr w:type="gramEnd"/>
+      <w:r>
+        <w:rPr>
+          <w:rFonts w:ascii="Consolas" w:eastAsia="Verdana" w:hAnsi="Consolas" w:cs="Verdana"/>
+          <w:sz w:val="22"/>
+          <w:szCs w:val="22"/>
+          <w:lang w:val="en-GB"/>
+        </w:rPr>
+        <w:t xml:space="preserve">5, </w:t>
+      </w:r>
+      <w:proofErr w:type="spellStart"/>
+      <w:r>
+        <w:rPr>
+          <w:rFonts w:ascii="Consolas" w:eastAsia="Verdana" w:hAnsi="Consolas" w:cs="Verdana"/>
+          <w:sz w:val="22"/>
+          <w:szCs w:val="22"/>
+          <w:lang w:val="en-GB"/>
+        </w:rPr>
+        <w:t>Calculadora.suma</w:t>
+      </w:r>
+      <w:proofErr w:type="spellEnd"/>
+      <w:r>
+        <w:rPr>
+          <w:rFonts w:ascii="Consolas" w:eastAsia="Verdana" w:hAnsi="Consolas" w:cs="Verdana"/>
+          <w:sz w:val="22"/>
+          <w:szCs w:val="22"/>
+          <w:lang w:val="en-GB"/>
+        </w:rPr>
+        <w:t>(2, 3)</w:t>
+      </w:r>
+      <w:proofErr w:type="gramStart"/>
+      <w:r>
+        <w:rPr>
+          <w:rFonts w:ascii="Consolas" w:eastAsia="Verdana" w:hAnsi="Consolas" w:cs="Verdana"/>
+          <w:sz w:val="22"/>
+          <w:szCs w:val="22"/>
+          <w:lang w:val="en-GB"/>
+        </w:rPr>
+        <w:t>);</w:t>
+      </w:r>
+      <w:proofErr w:type="gramEnd"/>
+    </w:p>
+    <w:p>
+      <w:pPr>
+        <w:shd w:val="clear" w:color="auto" w:fill="E2EFD9" w:themeFill="accent6" w:themeFillTint="33"/>
+        <w:spacing w:after="0"/>
+        <w:rPr>
+          <w:rFonts w:ascii="Consolas" w:eastAsia="Verdana" w:hAnsi="Consolas" w:cs="Verdana"/>
+          <w:sz w:val="22"/>
+          <w:szCs w:val="22"/>
+          <w:lang w:val="en-GB"/>
+        </w:rPr>
+      </w:pPr>
+      <w:r>
+        <w:rPr>
+          <w:rFonts w:ascii="Consolas" w:eastAsia="Verdana" w:hAnsi="Consolas" w:cs="Verdana"/>
+          <w:sz w:val="22"/>
+          <w:szCs w:val="22"/>
+          <w:lang w:val="en-GB"/>
+        </w:rPr>
+        <w:t xml:space="preserve">      </w:t>
+      </w:r>
+      <w:r>
+        <w:rPr>
+          <w:rFonts w:ascii="Consolas" w:eastAsia="Verdana" w:hAnsi="Consolas" w:cs="Verdana"/>
+          <w:sz w:val="22"/>
+          <w:szCs w:val="22"/>
+          <w:lang w:val="en-GB"/>
+        </w:rPr>
+        <w:t>/</w:t>
+      </w:r>
+      <w:proofErr w:type="gramStart"/>
+      <w:r>
+        <w:rPr>
+          <w:rFonts w:ascii="Consolas" w:eastAsia="Verdana" w:hAnsi="Consolas" w:cs="Verdana"/>
+          <w:sz w:val="22"/>
+          <w:szCs w:val="22"/>
+          <w:lang w:val="en-GB"/>
+        </w:rPr>
+        <w:t>/</w:t>
+      </w:r>
+      <w:r>
+        <w:rPr>
+          <w:rFonts w:ascii="Consolas" w:eastAsia="Verdana" w:hAnsi="Consolas" w:cs="Verdana"/>
+          <w:sz w:val="22"/>
+          <w:szCs w:val="22"/>
+          <w:lang w:val="en-GB"/>
+        </w:rPr>
+        <w:t xml:space="preserve">  double</w:t>
+      </w:r>
+      <w:proofErr w:type="gramEnd"/>
+      <w:r>
+        <w:rPr>
+          <w:rFonts w:ascii="Consolas" w:eastAsia="Verdana" w:hAnsi="Consolas" w:cs="Verdana"/>
+          <w:sz w:val="22"/>
+          <w:szCs w:val="22"/>
+          <w:lang w:val="en-GB"/>
+        </w:rPr>
+        <w:t xml:space="preserve"> result=</w:t>
       </w:r>
       <w:proofErr w:type="spellStart"/>
       <w:r>
@@ -10725,7 +10914,35 @@
           <w:szCs w:val="22"/>
           <w:lang w:val="en-GB"/>
         </w:rPr>
-        <w:t xml:space="preserve">        </w:t>
+        <w:t xml:space="preserve">      </w:t>
+      </w:r>
+      <w:r>
+        <w:rPr>
+          <w:rFonts w:ascii="Consolas" w:eastAsia="Verdana" w:hAnsi="Consolas" w:cs="Verdana"/>
+          <w:sz w:val="22"/>
+          <w:szCs w:val="22"/>
+          <w:lang w:val="en-GB"/>
+        </w:rPr>
+        <w:t>/</w:t>
+      </w:r>
+      <w:proofErr w:type="gramStart"/>
+      <w:r>
+        <w:rPr>
+          <w:rFonts w:ascii="Consolas" w:eastAsia="Verdana" w:hAnsi="Consolas" w:cs="Verdana"/>
+          <w:sz w:val="22"/>
+          <w:szCs w:val="22"/>
+          <w:lang w:val="en-GB"/>
+        </w:rPr>
+        <w:t>/</w:t>
+      </w:r>
+      <w:r>
+        <w:rPr>
+          <w:rFonts w:ascii="Consolas" w:eastAsia="Verdana" w:hAnsi="Consolas" w:cs="Verdana"/>
+          <w:sz w:val="22"/>
+          <w:szCs w:val="22"/>
+          <w:lang w:val="en-GB"/>
+        </w:rPr>
+        <w:t xml:space="preserve">  </w:t>
       </w:r>
       <w:proofErr w:type="spellStart"/>
       <w:r>
@@ -10738,6 +10955,7 @@
         <w:t>assertNotNull</w:t>
       </w:r>
       <w:proofErr w:type="spellEnd"/>
+      <w:proofErr w:type="gramEnd"/>
       <w:r>
         <w:rPr>
           <w:rFonts w:ascii="Consolas" w:eastAsia="Verdana" w:hAnsi="Consolas" w:cs="Verdana"/>
